--- a/RESEARCH_PAPER.docx
+++ b/RESEARCH_PAPER.docx
@@ -13,43 +13,45 @@
     </w:p>
     <w:p>
       <w:pPr>
-        <w:jc w:val="both"/>
+        <w:jc w:val="center"/>
       </w:pPr>
       <w:r>
         <w:rPr>
           <w:rFonts w:ascii="Times New Roman" w:hAnsi="Times New Roman"/>
           <w:b/>
+          <w:color w:val="000000"/>
         </w:rPr>
         <w:t>Supervisor:</w:t>
       </w:r>
       <w:r>
         <w:rPr>
           <w:rFonts w:ascii="Times New Roman" w:hAnsi="Times New Roman"/>
+          <w:color w:val="000000"/>
         </w:rPr>
-        <w:t xml:space="preserve"> Dr Naureen Omar </w:t>
+        <w:t xml:space="preserve"> Dr Naureen Omar</w:t>
       </w:r>
+    </w:p>
+    <w:p>
+      <w:pPr>
+        <w:jc w:val="center"/>
+      </w:pPr>
       <w:r>
         <w:rPr>
           <w:rFonts w:ascii="Times New Roman" w:hAnsi="Times New Roman"/>
           <w:b/>
+          <w:color w:val="000000"/>
         </w:rPr>
         <w:t>Investigators:</w:t>
       </w:r>
       <w:r>
         <w:rPr>
           <w:rFonts w:ascii="Times New Roman" w:hAnsi="Times New Roman"/>
+          <w:color w:val="000000"/>
         </w:rPr>
         <w:t xml:space="preserve"> Dr Ayesha Javed, Dr Fatima Sohail</w:t>
       </w:r>
     </w:p>
-    <w:p>
-      <w:pPr>
-        <w:jc w:val="center"/>
-      </w:pPr>
-      <w:r>
-        <w:t>______________________________________________________________________</w:t>
-      </w:r>
-    </w:p>
+    <w:p/>
     <w:p>
       <w:pPr>
         <w:pStyle w:val="Heading2"/>
@@ -68,11 +70,12 @@
     </w:p>
     <w:p>
       <w:pPr>
-        <w:jc w:val="both"/>
+        <w:jc w:val="left"/>
       </w:pPr>
       <w:r>
         <w:rPr>
           <w:rFonts w:ascii="Times New Roman" w:hAnsi="Times New Roman"/>
+          <w:color w:val="000000"/>
         </w:rPr>
         <w:t>Menstrual hygiene management among adolescent girls remains a public health and education challenge in low-resource settings, where social stigma, limited menstrual health literacy, and constrained access to hygiene resources can worsen outcomes. Maternal education is often considered an important determinant of adolescent health behavior, but local data from sub-urban Pakistan are limited.</w:t>
       </w:r>
@@ -87,11 +90,12 @@
     </w:p>
     <w:p>
       <w:pPr>
-        <w:jc w:val="both"/>
+        <w:jc w:val="left"/>
       </w:pPr>
       <w:r>
         <w:rPr>
           <w:rFonts w:ascii="Times New Roman" w:hAnsi="Times New Roman"/>
+          <w:color w:val="000000"/>
         </w:rPr>
         <w:t>To assess menstrual hygiene knowledge and practices among adolescent girls and determine whether scores differ by maternal education level.</w:t>
       </w:r>
@@ -106,11 +110,12 @@
     </w:p>
     <w:p>
       <w:pPr>
-        <w:jc w:val="both"/>
+        <w:jc w:val="left"/>
       </w:pPr>
       <w:r>
         <w:rPr>
           <w:rFonts w:ascii="Times New Roman" w:hAnsi="Times New Roman"/>
+          <w:color w:val="000000"/>
         </w:rPr>
         <w:t>This cross-sectional analysis used school-based survey data from a sub-urban area of Lahore, Pakistan. Raw records loaded were 160; 40 empty records (missing maternal education) were excluded per predefined pipeline logic, leaving 120 analyzable participants. Knowledge (0-9) and practice (0-7) scores were computed from questionnaire sections using predefined scoring rules. Missing questionnaire responses were scored as 0. Demographic summaries, group-wise comparisons, and correlation analyses were performed. Normality and variance assumptions were checked (Shapiro-Wilk, Levene), with Kruskal-Wallis selected for group comparisons when assumptions were not met or group sizes were insufficient. Effect size was reported as epsilon-squared for Kruskal-Wallis tests.</w:t>
       </w:r>
@@ -125,11 +130,12 @@
     </w:p>
     <w:p>
       <w:pPr>
-        <w:jc w:val="both"/>
+        <w:jc w:val="left"/>
       </w:pPr>
       <w:r>
         <w:rPr>
           <w:rFonts w:ascii="Times New Roman" w:hAnsi="Times New Roman"/>
+          <w:color w:val="000000"/>
         </w:rPr>
         <w:t>Mean age was 14.47 years (range 12-18). Mean knowledge score was 5.82/9 (SD 1.08), and mean practice score was 5.68/7 (SD 0.58). Maternal education showed a significant association with practice scores (Kruskal-Wallis H=10.1562, p=0.0379, epsilon-squared=0.0535), but not with knowledge scores (H=5.8669, p=0.2093, epsilon-squared=0.0162). Pearson analysis showed positive correlations between age and knowledge (r=0.307, p=0.0007), and between knowledge and practice (r=0.335, p=0.0002). Income was not significantly correlated with knowledge or practice. Overall data quality was 88.82%; core data quality excluding conditional/skip-logic columns was 99.85%.</w:t>
       </w:r>
@@ -144,11 +150,12 @@
     </w:p>
     <w:p>
       <w:pPr>
-        <w:jc w:val="both"/>
+        <w:jc w:val="left"/>
       </w:pPr>
       <w:r>
         <w:rPr>
           <w:rFonts w:ascii="Times New Roman" w:hAnsi="Times New Roman"/>
+          <w:color w:val="000000"/>
         </w:rPr>
         <w:t>In this sample, maternal education was associated with better menstrual hygiene practices but not significantly associated with knowledge scores. Findings support targeting behavior-focused menstrual hygiene interventions, while addressing structural and household-level constraints. Results should be interpreted as associative (not causal) due to the cross-sectional and unadjusted analytic design.</w:t>
       </w:r>
@@ -163,23 +170,17 @@
     </w:p>
     <w:p>
       <w:pPr>
-        <w:jc w:val="both"/>
+        <w:jc w:val="left"/>
       </w:pPr>
       <w:r>
         <w:rPr>
           <w:rFonts w:ascii="Times New Roman" w:hAnsi="Times New Roman"/>
+          <w:color w:val="000000"/>
         </w:rPr>
         <w:t>Menstrual hygiene, adolescent girls, maternal education, Pakistan, knowledge score, practice score, Kruskal-Wallis, school health</w:t>
       </w:r>
     </w:p>
-    <w:p>
-      <w:pPr>
-        <w:jc w:val="center"/>
-      </w:pPr>
-      <w:r>
-        <w:t>______________________________________________________________________</w:t>
-      </w:r>
-    </w:p>
+    <w:p/>
     <w:p>
       <w:pPr>
         <w:pStyle w:val="Heading2"/>
@@ -190,56 +191,53 @@
     </w:p>
     <w:p>
       <w:pPr>
-        <w:jc w:val="both"/>
+        <w:jc w:val="left"/>
       </w:pPr>
       <w:r>
         <w:rPr>
           <w:rFonts w:ascii="Times New Roman" w:hAnsi="Times New Roman"/>
+          <w:color w:val="000000"/>
         </w:rPr>
         <w:t>Adolescence is a critical developmental period in which lifelong health behaviors are established. Menstrual health literacy and hygienic practice are particularly important for adolescent girls because they affect physical comfort, infection risk, school participation, and psychosocial well-being. International guidance from WHO and UNESCO frames menstrual health as both a health and rights issue requiring access to accurate information, hygiene products, safe sanitation, and supportive social environments.</w:t>
       </w:r>
     </w:p>
     <w:p>
       <w:pPr>
-        <w:jc w:val="both"/>
+        <w:jc w:val="left"/>
       </w:pPr>
       <w:r>
         <w:rPr>
           <w:rFonts w:ascii="Times New Roman" w:hAnsi="Times New Roman"/>
+          <w:color w:val="000000"/>
         </w:rPr>
         <w:t>In many low- and middle-income settings, menstrual hygiene management is constrained by stigma, silence, and limited resources. Girls may enter menarche with incomplete understanding, rely on informal sources of information, and face practical barriers to product use, washing, and disposal. These challenges are amplified in socioeconomically constrained communities where household resources and parental literacy influence adolescent health behavior.</w:t>
       </w:r>
     </w:p>
     <w:p>
       <w:pPr>
-        <w:jc w:val="both"/>
+        <w:jc w:val="left"/>
       </w:pPr>
       <w:r>
         <w:rPr>
           <w:rFonts w:ascii="Times New Roman" w:hAnsi="Times New Roman"/>
+          <w:color w:val="000000"/>
         </w:rPr>
         <w:t>Within Pakistan, these concerns are highly relevant in sub-urban and peri-urban populations, where heterogeneous education and income profiles intersect with persistent menstrual taboos. Maternal education is frequently hypothesized to shape daughters' knowledge and behavior through communication, supervision, and hygiene norms. However, empirical evidence in local contexts remains sparse.</w:t>
       </w:r>
     </w:p>
     <w:p>
       <w:pPr>
-        <w:jc w:val="both"/>
+        <w:jc w:val="left"/>
       </w:pPr>
       <w:r>
         <w:rPr>
           <w:rFonts w:ascii="Times New Roman" w:hAnsi="Times New Roman"/>
+          <w:color w:val="000000"/>
         </w:rPr>
         <w:t>This study therefore evaluates menstrual hygiene knowledge and practices among adolescent schoolgirls and examines whether these outcomes differ across maternal education categories.</w:t>
       </w:r>
     </w:p>
-    <w:p>
-      <w:pPr>
-        <w:jc w:val="center"/>
-      </w:pPr>
-      <w:r>
-        <w:t>______________________________________________________________________</w:t>
-      </w:r>
-    </w:p>
+    <w:p/>
     <w:p>
       <w:pPr>
         <w:pStyle w:val="Heading2"/>
@@ -250,23 +248,17 @@
     </w:p>
     <w:p>
       <w:pPr>
-        <w:jc w:val="both"/>
+        <w:jc w:val="left"/>
       </w:pPr>
       <w:r>
         <w:rPr>
           <w:rFonts w:ascii="Times New Roman" w:hAnsi="Times New Roman"/>
+          <w:color w:val="000000"/>
         </w:rPr>
         <w:t>This analysis addresses an applied public health question with direct implications for school health programming: does maternal education translate into better menstrual hygiene knowledge and/or better menstrual hygiene practices among adolescent girls in a sub-urban Pakistani setting? The answer helps prioritize intervention design. If knowledge alone is not strongly differentiated but practices are, interventions may need to move beyond awareness messaging toward behavior support, practical enabling resources, and household-level engagement.</w:t>
       </w:r>
     </w:p>
-    <w:p>
-      <w:pPr>
-        <w:jc w:val="center"/>
-      </w:pPr>
-      <w:r>
-        <w:t>______________________________________________________________________</w:t>
-      </w:r>
-    </w:p>
+    <w:p/>
     <w:p>
       <w:pPr>
         <w:pStyle w:val="Heading2"/>
@@ -291,6 +283,7 @@
       <w:r>
         <w:rPr>
           <w:rFonts w:ascii="Times New Roman" w:hAnsi="Times New Roman"/>
+          <w:color w:val="000000"/>
         </w:rPr>
         <w:t>To assess the level of menstrual hygiene knowledge among adolescent girls.</w:t>
       </w:r>
@@ -303,6 +296,7 @@
       <w:r>
         <w:rPr>
           <w:rFonts w:ascii="Times New Roman" w:hAnsi="Times New Roman"/>
+          <w:color w:val="000000"/>
         </w:rPr>
         <w:t>To assess menstrual hygiene practices among adolescent girls.</w:t>
       </w:r>
@@ -315,6 +309,7 @@
       <w:r>
         <w:rPr>
           <w:rFonts w:ascii="Times New Roman" w:hAnsi="Times New Roman"/>
+          <w:color w:val="000000"/>
         </w:rPr>
         <w:t>To determine whether maternal education level is associated with knowledge and practice scores.</w:t>
       </w:r>
@@ -335,6 +330,7 @@
       <w:r>
         <w:rPr>
           <w:rFonts w:ascii="Times New Roman" w:hAnsi="Times New Roman"/>
+          <w:color w:val="000000"/>
         </w:rPr>
         <w:t>To summarize core sociodemographic characteristics of the sample.</w:t>
       </w:r>
@@ -347,6 +343,7 @@
       <w:r>
         <w:rPr>
           <w:rFonts w:ascii="Times New Roman" w:hAnsi="Times New Roman"/>
+          <w:color w:val="000000"/>
         </w:rPr>
         <w:t>To examine correlations among age, household income, family size, per-capita income, and menstrual hygiene scores.</w:t>
       </w:r>
@@ -359,18 +356,12 @@
       <w:r>
         <w:rPr>
           <w:rFonts w:ascii="Times New Roman" w:hAnsi="Times New Roman"/>
+          <w:color w:val="000000"/>
         </w:rPr>
         <w:t>To evaluate data quality and missingness patterns relevant to interpretation.</w:t>
       </w:r>
     </w:p>
-    <w:p>
-      <w:pPr>
-        <w:jc w:val="center"/>
-      </w:pPr>
-      <w:r>
-        <w:t>______________________________________________________________________</w:t>
-      </w:r>
-    </w:p>
+    <w:p/>
     <w:p>
       <w:pPr>
         <w:pStyle w:val="Heading2"/>
@@ -389,11 +380,12 @@
     </w:p>
     <w:p>
       <w:pPr>
-        <w:jc w:val="both"/>
+        <w:jc w:val="left"/>
       </w:pPr>
       <w:r>
         <w:rPr>
           <w:rFonts w:ascii="Times New Roman" w:hAnsi="Times New Roman"/>
+          <w:color w:val="000000"/>
         </w:rPr>
         <w:t>This is a cross-sectional, questionnaire-based analysis using SPSS source data collected from adolescent girls in a school-based setting in sub-urban Lahore, Pakistan.</w:t>
       </w:r>
@@ -414,6 +406,7 @@
       <w:r>
         <w:rPr>
           <w:rFonts w:ascii="Times New Roman" w:hAnsi="Times New Roman"/>
+          <w:color w:val="000000"/>
         </w:rPr>
         <w:t>Raw records loaded: 160</w:t>
       </w:r>
@@ -426,6 +419,7 @@
       <w:r>
         <w:rPr>
           <w:rFonts w:ascii="Times New Roman" w:hAnsi="Times New Roman"/>
+          <w:color w:val="000000"/>
         </w:rPr>
         <w:t>Records excluded: 40 (missing maternal education; treated as empty/non-analyzable per pipeline rule)</w:t>
       </w:r>
@@ -438,6 +432,7 @@
       <w:r>
         <w:rPr>
           <w:rFonts w:ascii="Times New Roman" w:hAnsi="Times New Roman"/>
+          <w:color w:val="000000"/>
         </w:rPr>
         <w:t>Final analyzable sample: 120</w:t>
       </w:r>
@@ -467,12 +462,14 @@
         <w:rPr>
           <w:rFonts w:ascii="Times New Roman" w:hAnsi="Times New Roman"/>
           <w:b/>
+          <w:color w:val="000000"/>
         </w:rPr>
         <w:t>Knowledge score</w:t>
       </w:r>
       <w:r>
         <w:rPr>
           <w:rFonts w:ascii="Times New Roman" w:hAnsi="Times New Roman"/>
+          <w:color w:val="000000"/>
         </w:rPr>
         <w:t>: Continuous integer score, range 0-9.</w:t>
       </w:r>
@@ -486,12 +483,14 @@
         <w:rPr>
           <w:rFonts w:ascii="Times New Roman" w:hAnsi="Times New Roman"/>
           <w:b/>
+          <w:color w:val="000000"/>
         </w:rPr>
         <w:t>Practice score</w:t>
       </w:r>
       <w:r>
         <w:rPr>
           <w:rFonts w:ascii="Times New Roman" w:hAnsi="Times New Roman"/>
+          <w:color w:val="000000"/>
         </w:rPr>
         <w:t>: Continuous integer score, range 0-7.</w:t>
       </w:r>
@@ -513,12 +512,14 @@
         <w:rPr>
           <w:rFonts w:ascii="Times New Roman" w:hAnsi="Times New Roman"/>
           <w:b/>
+          <w:color w:val="000000"/>
         </w:rPr>
         <w:t>Maternal education</w:t>
       </w:r>
       <w:r>
         <w:rPr>
           <w:rFonts w:ascii="Times New Roman" w:hAnsi="Times New Roman"/>
+          <w:color w:val="000000"/>
         </w:rPr>
         <w:t>: Ordinal categorical variable with five analysis levels:</w:t>
       </w:r>
@@ -531,6 +532,7 @@
       <w:r>
         <w:rPr>
           <w:rFonts w:ascii="Times New Roman" w:hAnsi="Times New Roman"/>
+          <w:color w:val="000000"/>
         </w:rPr>
         <w:t>Level 1: Illiterate/Primary</w:t>
       </w:r>
@@ -543,6 +545,7 @@
       <w:r>
         <w:rPr>
           <w:rFonts w:ascii="Times New Roman" w:hAnsi="Times New Roman"/>
+          <w:color w:val="000000"/>
         </w:rPr>
         <w:t>Level 2: Middle</w:t>
       </w:r>
@@ -555,6 +558,7 @@
       <w:r>
         <w:rPr>
           <w:rFonts w:ascii="Times New Roman" w:hAnsi="Times New Roman"/>
+          <w:color w:val="000000"/>
         </w:rPr>
         <w:t>Level 3: Secondary</w:t>
       </w:r>
@@ -567,6 +571,7 @@
       <w:r>
         <w:rPr>
           <w:rFonts w:ascii="Times New Roman" w:hAnsi="Times New Roman"/>
+          <w:color w:val="000000"/>
         </w:rPr>
         <w:t>Level 4: Intermediate</w:t>
       </w:r>
@@ -579,6 +584,7 @@
       <w:r>
         <w:rPr>
           <w:rFonts w:ascii="Times New Roman" w:hAnsi="Times New Roman"/>
+          <w:color w:val="000000"/>
         </w:rPr>
         <w:t>Level 5: Higher</w:t>
       </w:r>
@@ -599,6 +605,7 @@
       <w:r>
         <w:rPr>
           <w:rFonts w:ascii="Times New Roman" w:hAnsi="Times New Roman"/>
+          <w:color w:val="000000"/>
         </w:rPr>
         <w:t>Age</w:t>
       </w:r>
@@ -611,6 +618,7 @@
       <w:r>
         <w:rPr>
           <w:rFonts w:ascii="Times New Roman" w:hAnsi="Times New Roman"/>
+          <w:color w:val="000000"/>
         </w:rPr>
         <w:t>Household monthly income</w:t>
       </w:r>
@@ -623,6 +631,7 @@
       <w:r>
         <w:rPr>
           <w:rFonts w:ascii="Times New Roman" w:hAnsi="Times New Roman"/>
+          <w:color w:val="000000"/>
         </w:rPr>
         <w:t>Family size</w:t>
       </w:r>
@@ -635,6 +644,7 @@
       <w:r>
         <w:rPr>
           <w:rFonts w:ascii="Times New Roman" w:hAnsi="Times New Roman"/>
+          <w:color w:val="000000"/>
         </w:rPr>
         <w:t>Per-capita income (derived)</w:t>
       </w:r>
@@ -647,6 +657,7 @@
       <w:r>
         <w:rPr>
           <w:rFonts w:ascii="Times New Roman" w:hAnsi="Times New Roman"/>
+          <w:color w:val="000000"/>
         </w:rPr>
         <w:t>Paternal education and occupation</w:t>
       </w:r>
@@ -659,6 +670,7 @@
       <w:r>
         <w:rPr>
           <w:rFonts w:ascii="Times New Roman" w:hAnsi="Times New Roman"/>
+          <w:color w:val="000000"/>
         </w:rPr>
         <w:t>Maternal occupation</w:t>
       </w:r>
@@ -681,11 +693,12 @@
     </w:p>
     <w:p>
       <w:pPr>
-        <w:jc w:val="both"/>
+        <w:jc w:val="left"/>
       </w:pPr>
       <w:r>
         <w:rPr>
           <w:rFonts w:ascii="Times New Roman" w:hAnsi="Times New Roman"/>
+          <w:color w:val="000000"/>
         </w:rPr>
         <w:t>Derived from Section III questionnaire items using predefined correct-option scoring. Missing responses are assigned 0.</w:t>
       </w:r>
@@ -700,11 +713,12 @@
     </w:p>
     <w:p>
       <w:pPr>
-        <w:jc w:val="both"/>
+        <w:jc w:val="left"/>
       </w:pPr>
       <w:r>
         <w:rPr>
           <w:rFonts w:ascii="Times New Roman" w:hAnsi="Times New Roman"/>
+          <w:color w:val="000000"/>
         </w:rPr>
         <w:t>Derived from Section IV questionnaire items using predefined scoring. Missing responses are assigned 0.</w:t>
       </w:r>
@@ -719,22 +733,24 @@
     </w:p>
     <w:p>
       <w:pPr>
-        <w:jc w:val="both"/>
+        <w:jc w:val="left"/>
       </w:pPr>
       <w:r>
         <w:rPr>
           <w:rFonts w:ascii="Times New Roman" w:hAnsi="Times New Roman"/>
+          <w:color w:val="000000"/>
         </w:rPr>
         <w:t>Calculated as:</w:t>
       </w:r>
     </w:p>
     <w:p>
       <w:pPr>
-        <w:jc w:val="both"/>
+        <w:jc w:val="left"/>
       </w:pPr>
       <w:r>
         <w:rPr>
           <w:rFonts w:ascii="Consolas" w:hAnsi="Consolas"/>
+          <w:color w:val="000000"/>
           <w:sz w:val="20"/>
         </w:rPr>
         <w:t>Per-capita income = Monthly income / Total family members</w:t>
@@ -742,11 +758,12 @@
     </w:p>
     <w:p>
       <w:pPr>
-        <w:jc w:val="both"/>
+        <w:jc w:val="left"/>
       </w:pPr>
       <w:r>
         <w:rPr>
           <w:rFonts w:ascii="Times New Roman" w:hAnsi="Times New Roman"/>
+          <w:color w:val="000000"/>
         </w:rPr>
         <w:t>If income or family size is missing, or family size is zero, per-capita income is set to null.</w:t>
       </w:r>
@@ -761,11 +778,12 @@
     </w:p>
     <w:p>
       <w:pPr>
-        <w:jc w:val="both"/>
+        <w:jc w:val="left"/>
       </w:pPr>
       <w:r>
         <w:rPr>
           <w:rFonts w:ascii="Times New Roman" w:hAnsi="Times New Roman"/>
+          <w:color w:val="000000"/>
         </w:rPr>
         <w:t>Data quality outputs included:</w:t>
       </w:r>
@@ -778,6 +796,7 @@
       <w:r>
         <w:rPr>
           <w:rFonts w:ascii="Times New Roman" w:hAnsi="Times New Roman"/>
+          <w:color w:val="000000"/>
         </w:rPr>
         <w:t>Overall missingness and invalid value counts</w:t>
       </w:r>
@@ -790,6 +809,7 @@
       <w:r>
         <w:rPr>
           <w:rFonts w:ascii="Times New Roman" w:hAnsi="Times New Roman"/>
+          <w:color w:val="000000"/>
         </w:rPr>
         <w:t>Column-level missingness report</w:t>
       </w:r>
@@ -802,6 +822,7 @@
       <w:r>
         <w:rPr>
           <w:rFonts w:ascii="Times New Roman" w:hAnsi="Times New Roman"/>
+          <w:color w:val="000000"/>
         </w:rPr>
         <w:t>Conditional/skip-logic column identification to avoid misclassifying expected missingness as poor data quality</w:t>
       </w:r>
@@ -814,6 +835,7 @@
       <w:r>
         <w:rPr>
           <w:rFonts w:ascii="Times New Roman" w:hAnsi="Times New Roman"/>
+          <w:color w:val="000000"/>
         </w:rPr>
         <w:t>Family-size consistency checks (reported family members vs male + female members)</w:t>
       </w:r>
@@ -828,11 +850,12 @@
     </w:p>
     <w:p>
       <w:pPr>
-        <w:jc w:val="both"/>
+        <w:jc w:val="left"/>
       </w:pPr>
       <w:r>
         <w:rPr>
           <w:rFonts w:ascii="Times New Roman" w:hAnsi="Times New Roman"/>
+          <w:color w:val="000000"/>
         </w:rPr>
         <w:t>All analyses used alpha = 0.05 (two-sided).</w:t>
       </w:r>
@@ -853,6 +876,7 @@
       <w:r>
         <w:rPr>
           <w:rFonts w:ascii="Times New Roman" w:hAnsi="Times New Roman"/>
+          <w:color w:val="000000"/>
         </w:rPr>
         <w:t>Categorical variables: counts, percentages, proportions</w:t>
       </w:r>
@@ -865,6 +889,7 @@
       <w:r>
         <w:rPr>
           <w:rFonts w:ascii="Times New Roman" w:hAnsi="Times New Roman"/>
+          <w:color w:val="000000"/>
         </w:rPr>
         <w:t>Continuous variables: mean, median, standard deviation (SD), min, max, quartiles where relevant</w:t>
       </w:r>
@@ -885,6 +910,7 @@
       <w:r>
         <w:rPr>
           <w:rFonts w:ascii="Times New Roman" w:hAnsi="Times New Roman"/>
+          <w:color w:val="000000"/>
         </w:rPr>
         <w:t>Assumption checks:</w:t>
       </w:r>
@@ -897,6 +923,7 @@
       <w:r>
         <w:rPr>
           <w:rFonts w:ascii="Times New Roman" w:hAnsi="Times New Roman"/>
+          <w:color w:val="000000"/>
         </w:rPr>
         <w:t>Shapiro-Wilk normality by group (when n &gt;= 3)</w:t>
       </w:r>
@@ -909,6 +936,7 @@
       <w:r>
         <w:rPr>
           <w:rFonts w:ascii="Times New Roman" w:hAnsi="Times New Roman"/>
+          <w:color w:val="000000"/>
         </w:rPr>
         <w:t>Levene's test for variance homogeneity (when feasible)</w:t>
       </w:r>
@@ -921,6 +949,7 @@
       <w:r>
         <w:rPr>
           <w:rFonts w:ascii="Times New Roman" w:hAnsi="Times New Roman"/>
+          <w:color w:val="000000"/>
         </w:rPr>
         <w:t>Group-size adequacy screening</w:t>
       </w:r>
@@ -933,6 +962,7 @@
       <w:r>
         <w:rPr>
           <w:rFonts w:ascii="Times New Roman" w:hAnsi="Times New Roman"/>
+          <w:color w:val="000000"/>
         </w:rPr>
         <w:t>Decision rule:</w:t>
       </w:r>
@@ -945,6 +975,7 @@
       <w:r>
         <w:rPr>
           <w:rFonts w:ascii="Times New Roman" w:hAnsi="Times New Roman"/>
+          <w:color w:val="000000"/>
         </w:rPr>
         <w:t>ANOVA if assumptions met</w:t>
       </w:r>
@@ -957,6 +988,7 @@
       <w:r>
         <w:rPr>
           <w:rFonts w:ascii="Times New Roman" w:hAnsi="Times New Roman"/>
+          <w:color w:val="000000"/>
         </w:rPr>
         <w:t>Kruskal-Wallis if assumptions violated or insufficient for parametric testing</w:t>
       </w:r>
@@ -969,6 +1001,7 @@
       <w:r>
         <w:rPr>
           <w:rFonts w:ascii="Times New Roman" w:hAnsi="Times New Roman"/>
+          <w:color w:val="000000"/>
         </w:rPr>
         <w:t>Effect size:</w:t>
       </w:r>
@@ -981,6 +1014,7 @@
       <w:r>
         <w:rPr>
           <w:rFonts w:ascii="Times New Roman" w:hAnsi="Times New Roman"/>
+          <w:color w:val="000000"/>
         </w:rPr>
         <w:t>Epsilon-squared for Kruskal-Wallis</w:t>
       </w:r>
@@ -1001,6 +1035,7 @@
       <w:r>
         <w:rPr>
           <w:rFonts w:ascii="Times New Roman" w:hAnsi="Times New Roman"/>
+          <w:color w:val="000000"/>
         </w:rPr>
         <w:t>Primary method: Pearson correlation with complete-case p-values.</w:t>
       </w:r>
@@ -1013,6 +1048,7 @@
       <w:r>
         <w:rPr>
           <w:rFonts w:ascii="Times New Roman" w:hAnsi="Times New Roman"/>
+          <w:color w:val="000000"/>
         </w:rPr>
         <w:t>Reported key associations: age-knowledge, knowledge-practice, income-score relationships.</w:t>
       </w:r>
@@ -1027,11 +1063,12 @@
     </w:p>
     <w:p>
       <w:pPr>
-        <w:jc w:val="both"/>
+        <w:jc w:val="left"/>
       </w:pPr>
       <w:r>
         <w:rPr>
           <w:rFonts w:ascii="Times New Roman" w:hAnsi="Times New Roman"/>
+          <w:color w:val="000000"/>
         </w:rPr>
         <w:t>To address methodological criticism risks, two sensitivity checks were conducted:</w:t>
       </w:r>
@@ -1045,12 +1082,14 @@
         <w:rPr>
           <w:rFonts w:ascii="Times New Roman" w:hAnsi="Times New Roman"/>
           <w:b/>
+          <w:color w:val="000000"/>
         </w:rPr>
         <w:t>Group imbalance sensitivity:</w:t>
       </w:r>
       <w:r>
         <w:rPr>
           <w:rFonts w:ascii="Times New Roman" w:hAnsi="Times New Roman"/>
+          <w:color w:val="000000"/>
         </w:rPr>
         <w:t xml:space="preserve"> Kruskal-Wallis repeated after excluding maternal education level 5 (n=1).</w:t>
       </w:r>
@@ -1064,12 +1103,14 @@
         <w:rPr>
           <w:rFonts w:ascii="Times New Roman" w:hAnsi="Times New Roman"/>
           <w:b/>
+          <w:color w:val="000000"/>
         </w:rPr>
         <w:t>Skew robustness sensitivity:</w:t>
       </w:r>
       <w:r>
         <w:rPr>
           <w:rFonts w:ascii="Times New Roman" w:hAnsi="Times New Roman"/>
+          <w:color w:val="000000"/>
         </w:rPr>
         <w:t xml:space="preserve"> Spearman correlations for key variable pairs given strong income skew and outliers.</w:t>
       </w:r>
@@ -1084,23 +1125,17 @@
     </w:p>
     <w:p>
       <w:pPr>
-        <w:jc w:val="both"/>
+        <w:jc w:val="left"/>
       </w:pPr>
       <w:r>
         <w:rPr>
           <w:rFonts w:ascii="Times New Roman" w:hAnsi="Times New Roman"/>
+          <w:color w:val="000000"/>
         </w:rPr>
         <w:t>The source protocol documents parental consent, confidentiality safeguards, and school/institutional permission plans. This manuscript is based on de-identified analytic outputs and does not include personally identifying information.</w:t>
       </w:r>
     </w:p>
-    <w:p>
-      <w:pPr>
-        <w:jc w:val="center"/>
-      </w:pPr>
-      <w:r>
-        <w:t>______________________________________________________________________</w:t>
-      </w:r>
-    </w:p>
+    <w:p/>
     <w:p>
       <w:pPr>
         <w:pStyle w:val="Heading2"/>
@@ -1140,6 +1175,7 @@
               <w:rPr>
                 <w:rFonts w:ascii="Times New Roman" w:hAnsi="Times New Roman"/>
                 <w:b/>
+                <w:color w:val="000000"/>
                 <w:sz w:val="20"/>
               </w:rPr>
               <w:t>Stage</w:t>
@@ -1158,6 +1194,7 @@
               <w:rPr>
                 <w:rFonts w:ascii="Times New Roman" w:hAnsi="Times New Roman"/>
                 <w:b/>
+                <w:color w:val="000000"/>
                 <w:sz w:val="20"/>
               </w:rPr>
               <w:t>n</w:t>
@@ -1177,6 +1214,7 @@
             <w:r>
               <w:rPr>
                 <w:rFonts w:ascii="Times New Roman" w:hAnsi="Times New Roman"/>
+                <w:color w:val="000000"/>
                 <w:sz w:val="20"/>
               </w:rPr>
               <w:t>Raw records loaded</w:t>
@@ -1195,6 +1233,7 @@
             <w:r>
               <w:rPr>
                 <w:rFonts w:ascii="Times New Roman" w:hAnsi="Times New Roman"/>
+                <w:color w:val="000000"/>
                 <w:sz w:val="20"/>
               </w:rPr>
               <w:t>160</w:t>
@@ -1214,6 +1253,7 @@
             <w:r>
               <w:rPr>
                 <w:rFonts w:ascii="Times New Roman" w:hAnsi="Times New Roman"/>
+                <w:color w:val="000000"/>
                 <w:sz w:val="20"/>
               </w:rPr>
               <w:t>Excluded (missing maternal education)</w:t>
@@ -1232,6 +1272,7 @@
             <w:r>
               <w:rPr>
                 <w:rFonts w:ascii="Times New Roman" w:hAnsi="Times New Roman"/>
+                <w:color w:val="000000"/>
                 <w:sz w:val="20"/>
               </w:rPr>
               <w:t>40</w:t>
@@ -1251,6 +1292,7 @@
             <w:r>
               <w:rPr>
                 <w:rFonts w:ascii="Times New Roman" w:hAnsi="Times New Roman"/>
+                <w:color w:val="000000"/>
                 <w:sz w:val="20"/>
               </w:rPr>
               <w:t>Final records analyzed</w:t>
@@ -1269,6 +1311,7 @@
             <w:r>
               <w:rPr>
                 <w:rFonts w:ascii="Times New Roman" w:hAnsi="Times New Roman"/>
+                <w:color w:val="000000"/>
                 <w:sz w:val="20"/>
               </w:rPr>
               <w:t>120</w:t>
@@ -1288,11 +1331,12 @@
     </w:p>
     <w:p>
       <w:pPr>
-        <w:jc w:val="both"/>
+        <w:jc w:val="left"/>
       </w:pPr>
       <w:r>
         <w:rPr>
           <w:rFonts w:ascii="Times New Roman" w:hAnsi="Times New Roman"/>
+          <w:color w:val="000000"/>
         </w:rPr>
         <w:t>The mean age was 14.47 years (SD 1.40; range 12-18). Mean household monthly income was 48,833 (SD 57,440.99), with a high upper tail (max 600,000), indicating substantial right-skewness. Average family size was 6.66 (SD 2.38). Mean per-capita income was 8,648.83 (SD 10,763.62; median 6,428.57).</w:t>
       </w:r>
@@ -1329,6 +1373,7 @@
               <w:rPr>
                 <w:rFonts w:ascii="Times New Roman" w:hAnsi="Times New Roman"/>
                 <w:b/>
+                <w:color w:val="000000"/>
                 <w:sz w:val="20"/>
               </w:rPr>
               <w:t>Variable</w:t>
@@ -1347,6 +1392,7 @@
               <w:rPr>
                 <w:rFonts w:ascii="Times New Roman" w:hAnsi="Times New Roman"/>
                 <w:b/>
+                <w:color w:val="000000"/>
                 <w:sz w:val="20"/>
               </w:rPr>
               <w:t>Category/Statistic</w:t>
@@ -1365,6 +1411,7 @@
               <w:rPr>
                 <w:rFonts w:ascii="Times New Roman" w:hAnsi="Times New Roman"/>
                 <w:b/>
+                <w:color w:val="000000"/>
                 <w:sz w:val="20"/>
               </w:rPr>
               <w:t>Value</w:t>
@@ -1384,6 +1431,7 @@
             <w:r>
               <w:rPr>
                 <w:rFonts w:ascii="Times New Roman" w:hAnsi="Times New Roman"/>
+                <w:color w:val="000000"/>
                 <w:sz w:val="20"/>
               </w:rPr>
               <w:t>Age (years)</w:t>
@@ -1401,6 +1449,7 @@
             <w:r>
               <w:rPr>
                 <w:rFonts w:ascii="Times New Roman" w:hAnsi="Times New Roman"/>
+                <w:color w:val="000000"/>
                 <w:sz w:val="20"/>
               </w:rPr>
               <w:t>Mean +/- SD</w:t>
@@ -1418,6 +1467,7 @@
             <w:r>
               <w:rPr>
                 <w:rFonts w:ascii="Times New Roman" w:hAnsi="Times New Roman"/>
+                <w:color w:val="000000"/>
                 <w:sz w:val="20"/>
               </w:rPr>
               <w:t>14.47 +/- 1.40</w:t>
@@ -1437,6 +1487,7 @@
             <w:r>
               <w:rPr>
                 <w:rFonts w:ascii="Times New Roman" w:hAnsi="Times New Roman"/>
+                <w:color w:val="000000"/>
                 <w:sz w:val="20"/>
               </w:rPr>
               <w:t>Age (years)</w:t>
@@ -1454,6 +1505,7 @@
             <w:r>
               <w:rPr>
                 <w:rFonts w:ascii="Times New Roman" w:hAnsi="Times New Roman"/>
+                <w:color w:val="000000"/>
                 <w:sz w:val="20"/>
               </w:rPr>
               <w:t>Median (IQR)</w:t>
@@ -1471,6 +1523,7 @@
             <w:r>
               <w:rPr>
                 <w:rFonts w:ascii="Times New Roman" w:hAnsi="Times New Roman"/>
+                <w:color w:val="000000"/>
                 <w:sz w:val="20"/>
               </w:rPr>
               <w:t>14.0 (13.0-15.0)</w:t>
@@ -1490,6 +1543,7 @@
             <w:r>
               <w:rPr>
                 <w:rFonts w:ascii="Times New Roman" w:hAnsi="Times New Roman"/>
+                <w:color w:val="000000"/>
                 <w:sz w:val="20"/>
               </w:rPr>
               <w:t>Age (years)</w:t>
@@ -1507,6 +1561,7 @@
             <w:r>
               <w:rPr>
                 <w:rFonts w:ascii="Times New Roman" w:hAnsi="Times New Roman"/>
+                <w:color w:val="000000"/>
                 <w:sz w:val="20"/>
               </w:rPr>
               <w:t>Range</w:t>
@@ -1524,6 +1579,7 @@
             <w:r>
               <w:rPr>
                 <w:rFonts w:ascii="Times New Roman" w:hAnsi="Times New Roman"/>
+                <w:color w:val="000000"/>
                 <w:sz w:val="20"/>
               </w:rPr>
               <w:t>12-18</w:t>
@@ -1543,6 +1599,7 @@
             <w:r>
               <w:rPr>
                 <w:rFonts w:ascii="Times New Roman" w:hAnsi="Times New Roman"/>
+                <w:color w:val="000000"/>
                 <w:sz w:val="20"/>
               </w:rPr>
               <w:t>Monthly income</w:t>
@@ -1560,6 +1617,7 @@
             <w:r>
               <w:rPr>
                 <w:rFonts w:ascii="Times New Roman" w:hAnsi="Times New Roman"/>
+                <w:color w:val="000000"/>
                 <w:sz w:val="20"/>
               </w:rPr>
               <w:t>Mean +/- SD</w:t>
@@ -1577,6 +1635,7 @@
             <w:r>
               <w:rPr>
                 <w:rFonts w:ascii="Times New Roman" w:hAnsi="Times New Roman"/>
+                <w:color w:val="000000"/>
                 <w:sz w:val="20"/>
               </w:rPr>
               <w:t>48,833.33 +/- 57,440.99</w:t>
@@ -1596,6 +1655,7 @@
             <w:r>
               <w:rPr>
                 <w:rFonts w:ascii="Times New Roman" w:hAnsi="Times New Roman"/>
+                <w:color w:val="000000"/>
                 <w:sz w:val="20"/>
               </w:rPr>
               <w:t>Monthly income</w:t>
@@ -1613,6 +1673,7 @@
             <w:r>
               <w:rPr>
                 <w:rFonts w:ascii="Times New Roman" w:hAnsi="Times New Roman"/>
+                <w:color w:val="000000"/>
                 <w:sz w:val="20"/>
               </w:rPr>
               <w:t>Median (IQR)</w:t>
@@ -1630,6 +1691,7 @@
             <w:r>
               <w:rPr>
                 <w:rFonts w:ascii="Times New Roman" w:hAnsi="Times New Roman"/>
+                <w:color w:val="000000"/>
                 <w:sz w:val="20"/>
               </w:rPr>
               <w:t>45,000 (30,000-50,000)</w:t>
@@ -1649,6 +1711,7 @@
             <w:r>
               <w:rPr>
                 <w:rFonts w:ascii="Times New Roman" w:hAnsi="Times New Roman"/>
+                <w:color w:val="000000"/>
                 <w:sz w:val="20"/>
               </w:rPr>
               <w:t>Family size</w:t>
@@ -1666,6 +1729,7 @@
             <w:r>
               <w:rPr>
                 <w:rFonts w:ascii="Times New Roman" w:hAnsi="Times New Roman"/>
+                <w:color w:val="000000"/>
                 <w:sz w:val="20"/>
               </w:rPr>
               <w:t>Mean +/- SD</w:t>
@@ -1683,6 +1747,7 @@
             <w:r>
               <w:rPr>
                 <w:rFonts w:ascii="Times New Roman" w:hAnsi="Times New Roman"/>
+                <w:color w:val="000000"/>
                 <w:sz w:val="20"/>
               </w:rPr>
               <w:t>6.66 +/- 2.38</w:t>
@@ -1702,6 +1767,7 @@
             <w:r>
               <w:rPr>
                 <w:rFonts w:ascii="Times New Roman" w:hAnsi="Times New Roman"/>
+                <w:color w:val="000000"/>
                 <w:sz w:val="20"/>
               </w:rPr>
               <w:t>Family size</w:t>
@@ -1719,6 +1785,7 @@
             <w:r>
               <w:rPr>
                 <w:rFonts w:ascii="Times New Roman" w:hAnsi="Times New Roman"/>
+                <w:color w:val="000000"/>
                 <w:sz w:val="20"/>
               </w:rPr>
               <w:t>Median (IQR)</w:t>
@@ -1736,6 +1803,7 @@
             <w:r>
               <w:rPr>
                 <w:rFonts w:ascii="Times New Roman" w:hAnsi="Times New Roman"/>
+                <w:color w:val="000000"/>
                 <w:sz w:val="20"/>
               </w:rPr>
               <w:t>6 (5-8)</w:t>
@@ -1755,6 +1823,7 @@
             <w:r>
               <w:rPr>
                 <w:rFonts w:ascii="Times New Roman" w:hAnsi="Times New Roman"/>
+                <w:color w:val="000000"/>
                 <w:sz w:val="20"/>
               </w:rPr>
               <w:t>Per-capita income</w:t>
@@ -1772,6 +1841,7 @@
             <w:r>
               <w:rPr>
                 <w:rFonts w:ascii="Times New Roman" w:hAnsi="Times New Roman"/>
+                <w:color w:val="000000"/>
                 <w:sz w:val="20"/>
               </w:rPr>
               <w:t>Mean +/- SD</w:t>
@@ -1789,6 +1859,7 @@
             <w:r>
               <w:rPr>
                 <w:rFonts w:ascii="Times New Roman" w:hAnsi="Times New Roman"/>
+                <w:color w:val="000000"/>
                 <w:sz w:val="20"/>
               </w:rPr>
               <w:t>8,648.83 +/- 10,763.62</w:t>
@@ -1808,6 +1879,7 @@
             <w:r>
               <w:rPr>
                 <w:rFonts w:ascii="Times New Roman" w:hAnsi="Times New Roman"/>
+                <w:color w:val="000000"/>
                 <w:sz w:val="20"/>
               </w:rPr>
               <w:t>Per-capita income</w:t>
@@ -1825,6 +1897,7 @@
             <w:r>
               <w:rPr>
                 <w:rFonts w:ascii="Times New Roman" w:hAnsi="Times New Roman"/>
+                <w:color w:val="000000"/>
                 <w:sz w:val="20"/>
               </w:rPr>
               <w:t>Median (IQR)</w:t>
@@ -1842,6 +1915,7 @@
             <w:r>
               <w:rPr>
                 <w:rFonts w:ascii="Times New Roman" w:hAnsi="Times New Roman"/>
+                <w:color w:val="000000"/>
                 <w:sz w:val="20"/>
               </w:rPr>
               <w:t>6,428.57 (4,285.71-10,000)</w:t>
@@ -1861,6 +1935,7 @@
             <w:r>
               <w:rPr>
                 <w:rFonts w:ascii="Times New Roman" w:hAnsi="Times New Roman"/>
+                <w:color w:val="000000"/>
                 <w:sz w:val="20"/>
               </w:rPr>
               <w:t>Maternal education</w:t>
@@ -1878,6 +1953,7 @@
             <w:r>
               <w:rPr>
                 <w:rFonts w:ascii="Times New Roman" w:hAnsi="Times New Roman"/>
+                <w:color w:val="000000"/>
                 <w:sz w:val="20"/>
               </w:rPr>
               <w:t>Level 1 (Illiterate/Primary)</w:t>
@@ -1895,6 +1971,7 @@
             <w:r>
               <w:rPr>
                 <w:rFonts w:ascii="Times New Roman" w:hAnsi="Times New Roman"/>
+                <w:color w:val="000000"/>
                 <w:sz w:val="20"/>
               </w:rPr>
               <w:t>86 (71.7%)</w:t>
@@ -1914,6 +1991,7 @@
             <w:r>
               <w:rPr>
                 <w:rFonts w:ascii="Times New Roman" w:hAnsi="Times New Roman"/>
+                <w:color w:val="000000"/>
                 <w:sz w:val="20"/>
               </w:rPr>
               <w:t>Maternal education</w:t>
@@ -1931,6 +2009,7 @@
             <w:r>
               <w:rPr>
                 <w:rFonts w:ascii="Times New Roman" w:hAnsi="Times New Roman"/>
+                <w:color w:val="000000"/>
                 <w:sz w:val="20"/>
               </w:rPr>
               <w:t>Level 2 (Middle)</w:t>
@@ -1948,6 +2027,7 @@
             <w:r>
               <w:rPr>
                 <w:rFonts w:ascii="Times New Roman" w:hAnsi="Times New Roman"/>
+                <w:color w:val="000000"/>
                 <w:sz w:val="20"/>
               </w:rPr>
               <w:t>17 (14.2%)</w:t>
@@ -1967,6 +2047,7 @@
             <w:r>
               <w:rPr>
                 <w:rFonts w:ascii="Times New Roman" w:hAnsi="Times New Roman"/>
+                <w:color w:val="000000"/>
                 <w:sz w:val="20"/>
               </w:rPr>
               <w:t>Maternal education</w:t>
@@ -1984,6 +2065,7 @@
             <w:r>
               <w:rPr>
                 <w:rFonts w:ascii="Times New Roman" w:hAnsi="Times New Roman"/>
+                <w:color w:val="000000"/>
                 <w:sz w:val="20"/>
               </w:rPr>
               <w:t>Level 3 (Secondary)</w:t>
@@ -2001,6 +2083,7 @@
             <w:r>
               <w:rPr>
                 <w:rFonts w:ascii="Times New Roman" w:hAnsi="Times New Roman"/>
+                <w:color w:val="000000"/>
                 <w:sz w:val="20"/>
               </w:rPr>
               <w:t>8 (6.7%)</w:t>
@@ -2020,6 +2103,7 @@
             <w:r>
               <w:rPr>
                 <w:rFonts w:ascii="Times New Roman" w:hAnsi="Times New Roman"/>
+                <w:color w:val="000000"/>
                 <w:sz w:val="20"/>
               </w:rPr>
               <w:t>Maternal education</w:t>
@@ -2037,6 +2121,7 @@
             <w:r>
               <w:rPr>
                 <w:rFonts w:ascii="Times New Roman" w:hAnsi="Times New Roman"/>
+                <w:color w:val="000000"/>
                 <w:sz w:val="20"/>
               </w:rPr>
               <w:t>Level 4 (Intermediate)</w:t>
@@ -2054,6 +2139,7 @@
             <w:r>
               <w:rPr>
                 <w:rFonts w:ascii="Times New Roman" w:hAnsi="Times New Roman"/>
+                <w:color w:val="000000"/>
                 <w:sz w:val="20"/>
               </w:rPr>
               <w:t>8 (6.7%)</w:t>
@@ -2073,6 +2159,7 @@
             <w:r>
               <w:rPr>
                 <w:rFonts w:ascii="Times New Roman" w:hAnsi="Times New Roman"/>
+                <w:color w:val="000000"/>
                 <w:sz w:val="20"/>
               </w:rPr>
               <w:t>Maternal education</w:t>
@@ -2090,6 +2177,7 @@
             <w:r>
               <w:rPr>
                 <w:rFonts w:ascii="Times New Roman" w:hAnsi="Times New Roman"/>
+                <w:color w:val="000000"/>
                 <w:sz w:val="20"/>
               </w:rPr>
               <w:t>Level 5 (Higher)</w:t>
@@ -2107,6 +2195,7 @@
             <w:r>
               <w:rPr>
                 <w:rFonts w:ascii="Times New Roman" w:hAnsi="Times New Roman"/>
+                <w:color w:val="000000"/>
                 <w:sz w:val="20"/>
               </w:rPr>
               <w:t>1 (0.8%)</w:t>
@@ -2126,6 +2215,7 @@
             <w:r>
               <w:rPr>
                 <w:rFonts w:ascii="Times New Roman" w:hAnsi="Times New Roman"/>
+                <w:color w:val="000000"/>
                 <w:sz w:val="20"/>
               </w:rPr>
               <w:t>Maternal occupation</w:t>
@@ -2143,6 +2233,7 @@
             <w:r>
               <w:rPr>
                 <w:rFonts w:ascii="Times New Roman" w:hAnsi="Times New Roman"/>
+                <w:color w:val="000000"/>
                 <w:sz w:val="20"/>
               </w:rPr>
               <w:t>Non-working</w:t>
@@ -2160,6 +2251,7 @@
             <w:r>
               <w:rPr>
                 <w:rFonts w:ascii="Times New Roman" w:hAnsi="Times New Roman"/>
+                <w:color w:val="000000"/>
                 <w:sz w:val="20"/>
               </w:rPr>
               <w:t>103 (85.8%)</w:t>
@@ -2179,6 +2271,7 @@
             <w:r>
               <w:rPr>
                 <w:rFonts w:ascii="Times New Roman" w:hAnsi="Times New Roman"/>
+                <w:color w:val="000000"/>
                 <w:sz w:val="20"/>
               </w:rPr>
               <w:t>Maternal occupation</w:t>
@@ -2196,6 +2289,7 @@
             <w:r>
               <w:rPr>
                 <w:rFonts w:ascii="Times New Roman" w:hAnsi="Times New Roman"/>
+                <w:color w:val="000000"/>
                 <w:sz w:val="20"/>
               </w:rPr>
               <w:t>Working</w:t>
@@ -2213,6 +2307,7 @@
             <w:r>
               <w:rPr>
                 <w:rFonts w:ascii="Times New Roman" w:hAnsi="Times New Roman"/>
+                <w:color w:val="000000"/>
                 <w:sz w:val="20"/>
               </w:rPr>
               <w:t>14 (11.7%)</w:t>
@@ -2232,6 +2327,7 @@
             <w:r>
               <w:rPr>
                 <w:rFonts w:ascii="Times New Roman" w:hAnsi="Times New Roman"/>
+                <w:color w:val="000000"/>
                 <w:sz w:val="20"/>
               </w:rPr>
               <w:t>Maternal occupation</w:t>
@@ -2249,6 +2345,7 @@
             <w:r>
               <w:rPr>
                 <w:rFonts w:ascii="Times New Roman" w:hAnsi="Times New Roman"/>
+                <w:color w:val="000000"/>
                 <w:sz w:val="20"/>
               </w:rPr>
               <w:t>Other/unlabeled code</w:t>
@@ -2266,6 +2363,7 @@
             <w:r>
               <w:rPr>
                 <w:rFonts w:ascii="Times New Roman" w:hAnsi="Times New Roman"/>
+                <w:color w:val="000000"/>
                 <w:sz w:val="20"/>
               </w:rPr>
               <w:t>3 (2.5%)</w:t>
@@ -2285,6 +2383,7 @@
             <w:r>
               <w:rPr>
                 <w:rFonts w:ascii="Times New Roman" w:hAnsi="Times New Roman"/>
+                <w:color w:val="000000"/>
                 <w:sz w:val="20"/>
               </w:rPr>
               <w:t>Paternal education</w:t>
@@ -2302,6 +2401,7 @@
             <w:r>
               <w:rPr>
                 <w:rFonts w:ascii="Times New Roman" w:hAnsi="Times New Roman"/>
+                <w:color w:val="000000"/>
                 <w:sz w:val="20"/>
               </w:rPr>
               <w:t>Primary</w:t>
@@ -2319,6 +2419,7 @@
             <w:r>
               <w:rPr>
                 <w:rFonts w:ascii="Times New Roman" w:hAnsi="Times New Roman"/>
+                <w:color w:val="000000"/>
                 <w:sz w:val="20"/>
               </w:rPr>
               <w:t>35 (29.2%)</w:t>
@@ -2338,6 +2439,7 @@
             <w:r>
               <w:rPr>
                 <w:rFonts w:ascii="Times New Roman" w:hAnsi="Times New Roman"/>
+                <w:color w:val="000000"/>
                 <w:sz w:val="20"/>
               </w:rPr>
               <w:t>Paternal education</w:t>
@@ -2355,6 +2457,7 @@
             <w:r>
               <w:rPr>
                 <w:rFonts w:ascii="Times New Roman" w:hAnsi="Times New Roman"/>
+                <w:color w:val="000000"/>
                 <w:sz w:val="20"/>
               </w:rPr>
               <w:t>Middle</w:t>
@@ -2372,6 +2475,7 @@
             <w:r>
               <w:rPr>
                 <w:rFonts w:ascii="Times New Roman" w:hAnsi="Times New Roman"/>
+                <w:color w:val="000000"/>
                 <w:sz w:val="20"/>
               </w:rPr>
               <w:t>28 (23.3%)</w:t>
@@ -2391,6 +2495,7 @@
             <w:r>
               <w:rPr>
                 <w:rFonts w:ascii="Times New Roman" w:hAnsi="Times New Roman"/>
+                <w:color w:val="000000"/>
                 <w:sz w:val="20"/>
               </w:rPr>
               <w:t>Paternal education</w:t>
@@ -2408,6 +2513,7 @@
             <w:r>
               <w:rPr>
                 <w:rFonts w:ascii="Times New Roman" w:hAnsi="Times New Roman"/>
+                <w:color w:val="000000"/>
                 <w:sz w:val="20"/>
               </w:rPr>
               <w:t>Secondary</w:t>
@@ -2425,6 +2531,7 @@
             <w:r>
               <w:rPr>
                 <w:rFonts w:ascii="Times New Roman" w:hAnsi="Times New Roman"/>
+                <w:color w:val="000000"/>
                 <w:sz w:val="20"/>
               </w:rPr>
               <w:t>24 (20.0%)</w:t>
@@ -2444,6 +2551,7 @@
             <w:r>
               <w:rPr>
                 <w:rFonts w:ascii="Times New Roman" w:hAnsi="Times New Roman"/>
+                <w:color w:val="000000"/>
                 <w:sz w:val="20"/>
               </w:rPr>
               <w:t>Paternal education</w:t>
@@ -2461,6 +2569,7 @@
             <w:r>
               <w:rPr>
                 <w:rFonts w:ascii="Times New Roman" w:hAnsi="Times New Roman"/>
+                <w:color w:val="000000"/>
                 <w:sz w:val="20"/>
               </w:rPr>
               <w:t>Illiterate</w:t>
@@ -2478,6 +2587,7 @@
             <w:r>
               <w:rPr>
                 <w:rFonts w:ascii="Times New Roman" w:hAnsi="Times New Roman"/>
+                <w:color w:val="000000"/>
                 <w:sz w:val="20"/>
               </w:rPr>
               <w:t>24 (20.0%)</w:t>
@@ -2497,6 +2607,7 @@
             <w:r>
               <w:rPr>
                 <w:rFonts w:ascii="Times New Roman" w:hAnsi="Times New Roman"/>
+                <w:color w:val="000000"/>
                 <w:sz w:val="20"/>
               </w:rPr>
               <w:t>Paternal education</w:t>
@@ -2514,6 +2625,7 @@
             <w:r>
               <w:rPr>
                 <w:rFonts w:ascii="Times New Roman" w:hAnsi="Times New Roman"/>
+                <w:color w:val="000000"/>
                 <w:sz w:val="20"/>
               </w:rPr>
               <w:t>Intermediate and above</w:t>
@@ -2531,6 +2643,7 @@
             <w:r>
               <w:rPr>
                 <w:rFonts w:ascii="Times New Roman" w:hAnsi="Times New Roman"/>
+                <w:color w:val="000000"/>
                 <w:sz w:val="20"/>
               </w:rPr>
               <w:t>9 (7.5%)</w:t>
@@ -2550,11 +2663,12 @@
     </w:p>
     <w:p>
       <w:pPr>
-        <w:jc w:val="both"/>
+        <w:jc w:val="left"/>
       </w:pPr>
       <w:r>
         <w:rPr>
           <w:rFonts w:ascii="Times New Roman" w:hAnsi="Times New Roman"/>
+          <w:color w:val="000000"/>
         </w:rPr>
         <w:t>Knowledge scores ranged from 3 to 8 (mean 5.82, SD 1.08; median 6). Practice scores ranged from 4 to 7 (mean 5.68, SD 0.58; median 6).</w:t>
       </w:r>
@@ -2590,6 +2704,7 @@
               <w:rPr>
                 <w:rFonts w:ascii="Times New Roman" w:hAnsi="Times New Roman"/>
                 <w:b/>
+                <w:color w:val="000000"/>
                 <w:sz w:val="20"/>
               </w:rPr>
               <w:t>Score Domain</w:t>
@@ -2608,6 +2723,7 @@
               <w:rPr>
                 <w:rFonts w:ascii="Times New Roman" w:hAnsi="Times New Roman"/>
                 <w:b/>
+                <w:color w:val="000000"/>
                 <w:sz w:val="20"/>
               </w:rPr>
               <w:t>Summary</w:t>
@@ -2627,6 +2743,7 @@
             <w:r>
               <w:rPr>
                 <w:rFonts w:ascii="Times New Roman" w:hAnsi="Times New Roman"/>
+                <w:color w:val="000000"/>
                 <w:sz w:val="20"/>
               </w:rPr>
               <w:t>Knowledge score (0-9)</w:t>
@@ -2644,6 +2761,7 @@
             <w:r>
               <w:rPr>
                 <w:rFonts w:ascii="Times New Roman" w:hAnsi="Times New Roman"/>
+                <w:color w:val="000000"/>
                 <w:sz w:val="20"/>
               </w:rPr>
               <w:t>Mean 5.82, Median 6.00, SD 1.08, Min 3, Max 8</w:t>
@@ -2663,6 +2781,7 @@
             <w:r>
               <w:rPr>
                 <w:rFonts w:ascii="Times New Roman" w:hAnsi="Times New Roman"/>
+                <w:color w:val="000000"/>
                 <w:sz w:val="20"/>
               </w:rPr>
               <w:t>Practice score (0-7)</w:t>
@@ -2680,6 +2799,7 @@
             <w:r>
               <w:rPr>
                 <w:rFonts w:ascii="Times New Roman" w:hAnsi="Times New Roman"/>
+                <w:color w:val="000000"/>
                 <w:sz w:val="20"/>
               </w:rPr>
               <w:t>Mean 5.68, Median 6.00, SD 0.58, Min 4, Max 7</w:t>
@@ -2691,11 +2811,12 @@
     <w:p/>
     <w:p>
       <w:pPr>
-        <w:jc w:val="both"/>
+        <w:jc w:val="left"/>
       </w:pPr>
       <w:r>
         <w:rPr>
           <w:rFonts w:ascii="Times New Roman" w:hAnsi="Times New Roman"/>
+          <w:color w:val="000000"/>
         </w:rPr>
         <w:t>Knowledge score frequencies: 3 (2.5%), 4 (10.8%), 5 (19.2%), 6 (40.0%), 7 (25.0%), 8 (2.5%). Practice score frequencies: 4 (5.0%), 5 (22.5%), 6 (71.7%), 7 (0.8%).</w:t>
       </w:r>
@@ -2743,6 +2864,7 @@
               <w:rPr>
                 <w:rFonts w:ascii="Times New Roman" w:hAnsi="Times New Roman"/>
                 <w:b/>
+                <w:color w:val="000000"/>
                 <w:sz w:val="20"/>
               </w:rPr>
               <w:t>Maternal education level</w:t>
@@ -2761,6 +2883,7 @@
               <w:rPr>
                 <w:rFonts w:ascii="Times New Roman" w:hAnsi="Times New Roman"/>
                 <w:b/>
+                <w:color w:val="000000"/>
                 <w:sz w:val="20"/>
               </w:rPr>
               <w:t>n</w:t>
@@ -2779,6 +2902,7 @@
               <w:rPr>
                 <w:rFonts w:ascii="Times New Roman" w:hAnsi="Times New Roman"/>
                 <w:b/>
+                <w:color w:val="000000"/>
                 <w:sz w:val="20"/>
               </w:rPr>
               <w:t>Knowledge mean +/- SD</w:t>
@@ -2797,6 +2921,7 @@
               <w:rPr>
                 <w:rFonts w:ascii="Times New Roman" w:hAnsi="Times New Roman"/>
                 <w:b/>
+                <w:color w:val="000000"/>
                 <w:sz w:val="20"/>
               </w:rPr>
               <w:t>Knowledge median (IQR)</w:t>
@@ -2815,6 +2940,7 @@
               <w:rPr>
                 <w:rFonts w:ascii="Times New Roman" w:hAnsi="Times New Roman"/>
                 <w:b/>
+                <w:color w:val="000000"/>
                 <w:sz w:val="20"/>
               </w:rPr>
               <w:t>Practice mean +/- SD</w:t>
@@ -2833,6 +2959,7 @@
               <w:rPr>
                 <w:rFonts w:ascii="Times New Roman" w:hAnsi="Times New Roman"/>
                 <w:b/>
+                <w:color w:val="000000"/>
                 <w:sz w:val="20"/>
               </w:rPr>
               <w:t>Practice median (IQR)</w:t>
@@ -2852,6 +2979,7 @@
             <w:r>
               <w:rPr>
                 <w:rFonts w:ascii="Times New Roman" w:hAnsi="Times New Roman"/>
+                <w:color w:val="000000"/>
                 <w:sz w:val="20"/>
               </w:rPr>
               <w:t>1 (Illiterate/Primary)</w:t>
@@ -2870,6 +2998,7 @@
             <w:r>
               <w:rPr>
                 <w:rFonts w:ascii="Times New Roman" w:hAnsi="Times New Roman"/>
+                <w:color w:val="000000"/>
                 <w:sz w:val="20"/>
               </w:rPr>
               <w:t>86</w:t>
@@ -2887,6 +3016,7 @@
             <w:r>
               <w:rPr>
                 <w:rFonts w:ascii="Times New Roman" w:hAnsi="Times New Roman"/>
+                <w:color w:val="000000"/>
                 <w:sz w:val="20"/>
               </w:rPr>
               <w:t>5.73 +/- 1.16</w:t>
@@ -2904,6 +3034,7 @@
             <w:r>
               <w:rPr>
                 <w:rFonts w:ascii="Times New Roman" w:hAnsi="Times New Roman"/>
+                <w:color w:val="000000"/>
                 <w:sz w:val="20"/>
               </w:rPr>
               <w:t>6.0 (5.0-7.0)</w:t>
@@ -2921,6 +3052,7 @@
             <w:r>
               <w:rPr>
                 <w:rFonts w:ascii="Times New Roman" w:hAnsi="Times New Roman"/>
+                <w:color w:val="000000"/>
                 <w:sz w:val="20"/>
               </w:rPr>
               <w:t>5.59 +/- 0.62</w:t>
@@ -2938,6 +3070,7 @@
             <w:r>
               <w:rPr>
                 <w:rFonts w:ascii="Times New Roman" w:hAnsi="Times New Roman"/>
+                <w:color w:val="000000"/>
                 <w:sz w:val="20"/>
               </w:rPr>
               <w:t>6.0 (5.0-6.0)</w:t>
@@ -2957,6 +3090,7 @@
             <w:r>
               <w:rPr>
                 <w:rFonts w:ascii="Times New Roman" w:hAnsi="Times New Roman"/>
+                <w:color w:val="000000"/>
                 <w:sz w:val="20"/>
               </w:rPr>
               <w:t>2 (Middle)</w:t>
@@ -2975,6 +3109,7 @@
             <w:r>
               <w:rPr>
                 <w:rFonts w:ascii="Times New Roman" w:hAnsi="Times New Roman"/>
+                <w:color w:val="000000"/>
                 <w:sz w:val="20"/>
               </w:rPr>
               <w:t>17</w:t>
@@ -2992,6 +3127,7 @@
             <w:r>
               <w:rPr>
                 <w:rFonts w:ascii="Times New Roman" w:hAnsi="Times New Roman"/>
+                <w:color w:val="000000"/>
                 <w:sz w:val="20"/>
               </w:rPr>
               <w:t>5.71 +/- 0.92</w:t>
@@ -3009,6 +3145,7 @@
             <w:r>
               <w:rPr>
                 <w:rFonts w:ascii="Times New Roman" w:hAnsi="Times New Roman"/>
+                <w:color w:val="000000"/>
                 <w:sz w:val="20"/>
               </w:rPr>
               <w:t>6.0 (6.0-6.0)</w:t>
@@ -3026,6 +3163,7 @@
             <w:r>
               <w:rPr>
                 <w:rFonts w:ascii="Times New Roman" w:hAnsi="Times New Roman"/>
+                <w:color w:val="000000"/>
                 <w:sz w:val="20"/>
               </w:rPr>
               <w:t>5.76 +/- 0.44</w:t>
@@ -3043,6 +3181,7 @@
             <w:r>
               <w:rPr>
                 <w:rFonts w:ascii="Times New Roman" w:hAnsi="Times New Roman"/>
+                <w:color w:val="000000"/>
                 <w:sz w:val="20"/>
               </w:rPr>
               <w:t>6.0 (6.0-6.0)</w:t>
@@ -3062,6 +3201,7 @@
             <w:r>
               <w:rPr>
                 <w:rFonts w:ascii="Times New Roman" w:hAnsi="Times New Roman"/>
+                <w:color w:val="000000"/>
                 <w:sz w:val="20"/>
               </w:rPr>
               <w:t>3 (Secondary)</w:t>
@@ -3080,6 +3220,7 @@
             <w:r>
               <w:rPr>
                 <w:rFonts w:ascii="Times New Roman" w:hAnsi="Times New Roman"/>
+                <w:color w:val="000000"/>
                 <w:sz w:val="20"/>
               </w:rPr>
               <w:t>8</w:t>
@@ -3097,6 +3238,7 @@
             <w:r>
               <w:rPr>
                 <w:rFonts w:ascii="Times New Roman" w:hAnsi="Times New Roman"/>
+                <w:color w:val="000000"/>
                 <w:sz w:val="20"/>
               </w:rPr>
               <w:t>6.38 +/- 0.52</w:t>
@@ -3114,6 +3256,7 @@
             <w:r>
               <w:rPr>
                 <w:rFonts w:ascii="Times New Roman" w:hAnsi="Times New Roman"/>
+                <w:color w:val="000000"/>
                 <w:sz w:val="20"/>
               </w:rPr>
               <w:t>6.0 (6.0-7.0)</w:t>
@@ -3131,6 +3274,7 @@
             <w:r>
               <w:rPr>
                 <w:rFonts w:ascii="Times New Roman" w:hAnsi="Times New Roman"/>
+                <w:color w:val="000000"/>
                 <w:sz w:val="20"/>
               </w:rPr>
               <w:t>6.00 +/- 0.00</w:t>
@@ -3148,6 +3292,7 @@
             <w:r>
               <w:rPr>
                 <w:rFonts w:ascii="Times New Roman" w:hAnsi="Times New Roman"/>
+                <w:color w:val="000000"/>
                 <w:sz w:val="20"/>
               </w:rPr>
               <w:t>6.0 (6.0-6.0)</w:t>
@@ -3167,6 +3312,7 @@
             <w:r>
               <w:rPr>
                 <w:rFonts w:ascii="Times New Roman" w:hAnsi="Times New Roman"/>
+                <w:color w:val="000000"/>
                 <w:sz w:val="20"/>
               </w:rPr>
               <w:t>4 (Intermediate)</w:t>
@@ -3185,6 +3331,7 @@
             <w:r>
               <w:rPr>
                 <w:rFonts w:ascii="Times New Roman" w:hAnsi="Times New Roman"/>
+                <w:color w:val="000000"/>
                 <w:sz w:val="20"/>
               </w:rPr>
               <w:t>8</w:t>
@@ -3202,6 +3349,7 @@
             <w:r>
               <w:rPr>
                 <w:rFonts w:ascii="Times New Roman" w:hAnsi="Times New Roman"/>
+                <w:color w:val="000000"/>
                 <w:sz w:val="20"/>
               </w:rPr>
               <w:t>6.25 +/- 0.71</w:t>
@@ -3219,6 +3367,7 @@
             <w:r>
               <w:rPr>
                 <w:rFonts w:ascii="Times New Roman" w:hAnsi="Times New Roman"/>
+                <w:color w:val="000000"/>
                 <w:sz w:val="20"/>
               </w:rPr>
               <w:t>6.0 (6.0-7.0)</w:t>
@@ -3236,6 +3385,7 @@
             <w:r>
               <w:rPr>
                 <w:rFonts w:ascii="Times New Roman" w:hAnsi="Times New Roman"/>
+                <w:color w:val="000000"/>
                 <w:sz w:val="20"/>
               </w:rPr>
               <w:t>6.12 +/- 0.35</w:t>
@@ -3253,6 +3403,7 @@
             <w:r>
               <w:rPr>
                 <w:rFonts w:ascii="Times New Roman" w:hAnsi="Times New Roman"/>
+                <w:color w:val="000000"/>
                 <w:sz w:val="20"/>
               </w:rPr>
               <w:t>6.0 (6.0-6.0)</w:t>
@@ -3272,6 +3423,7 @@
             <w:r>
               <w:rPr>
                 <w:rFonts w:ascii="Times New Roman" w:hAnsi="Times New Roman"/>
+                <w:color w:val="000000"/>
                 <w:sz w:val="20"/>
               </w:rPr>
               <w:t>5 (Higher)</w:t>
@@ -3290,6 +3442,7 @@
             <w:r>
               <w:rPr>
                 <w:rFonts w:ascii="Times New Roman" w:hAnsi="Times New Roman"/>
+                <w:color w:val="000000"/>
                 <w:sz w:val="20"/>
               </w:rPr>
               <w:t>1</w:t>
@@ -3308,6 +3461,7 @@
             <w:r>
               <w:rPr>
                 <w:rFonts w:ascii="Times New Roman" w:hAnsi="Times New Roman"/>
+                <w:color w:val="000000"/>
                 <w:sz w:val="20"/>
               </w:rPr>
               <w:t>7.00</w:t>
@@ -3325,6 +3479,7 @@
             <w:r>
               <w:rPr>
                 <w:rFonts w:ascii="Times New Roman" w:hAnsi="Times New Roman"/>
+                <w:color w:val="000000"/>
                 <w:sz w:val="20"/>
               </w:rPr>
               <w:t>7.0 (7.0-7.0)</w:t>
@@ -3343,6 +3498,7 @@
             <w:r>
               <w:rPr>
                 <w:rFonts w:ascii="Times New Roman" w:hAnsi="Times New Roman"/>
+                <w:color w:val="000000"/>
                 <w:sz w:val="20"/>
               </w:rPr>
               <w:t>6.00</w:t>
@@ -3360,6 +3516,7 @@
             <w:r>
               <w:rPr>
                 <w:rFonts w:ascii="Times New Roman" w:hAnsi="Times New Roman"/>
+                <w:color w:val="000000"/>
                 <w:sz w:val="20"/>
               </w:rPr>
               <w:t>6.0 (6.0-6.0)</w:t>
@@ -3379,11 +3536,12 @@
     </w:p>
     <w:p>
       <w:pPr>
-        <w:jc w:val="both"/>
+        <w:jc w:val="left"/>
       </w:pPr>
       <w:r>
         <w:rPr>
           <w:rFonts w:ascii="Times New Roman" w:hAnsi="Times New Roman"/>
+          <w:color w:val="000000"/>
         </w:rPr>
         <w:t>Assumption checks indicated non-normal score behavior and insufficiently balanced group sizes for reliable parametric inference. Kruskal-Wallis was therefore used.</w:t>
       </w:r>
@@ -3423,6 +3581,7 @@
               <w:rPr>
                 <w:rFonts w:ascii="Times New Roman" w:hAnsi="Times New Roman"/>
                 <w:b/>
+                <w:color w:val="000000"/>
                 <w:sz w:val="20"/>
               </w:rPr>
               <w:t>Outcome</w:t>
@@ -3441,6 +3600,7 @@
               <w:rPr>
                 <w:rFonts w:ascii="Times New Roman" w:hAnsi="Times New Roman"/>
                 <w:b/>
+                <w:color w:val="000000"/>
                 <w:sz w:val="20"/>
               </w:rPr>
               <w:t>Test</w:t>
@@ -3459,6 +3619,7 @@
               <w:rPr>
                 <w:rFonts w:ascii="Times New Roman" w:hAnsi="Times New Roman"/>
                 <w:b/>
+                <w:color w:val="000000"/>
                 <w:sz w:val="20"/>
               </w:rPr>
               <w:t>Statistic</w:t>
@@ -3477,6 +3638,7 @@
               <w:rPr>
                 <w:rFonts w:ascii="Times New Roman" w:hAnsi="Times New Roman"/>
                 <w:b/>
+                <w:color w:val="000000"/>
                 <w:sz w:val="20"/>
               </w:rPr>
               <w:t>p-value</w:t>
@@ -3495,6 +3657,7 @@
               <w:rPr>
                 <w:rFonts w:ascii="Times New Roman" w:hAnsi="Times New Roman"/>
                 <w:b/>
+                <w:color w:val="000000"/>
                 <w:sz w:val="20"/>
               </w:rPr>
               <w:t>Effect size (epsilon-squared)</w:t>
@@ -3513,6 +3676,7 @@
               <w:rPr>
                 <w:rFonts w:ascii="Times New Roman" w:hAnsi="Times New Roman"/>
                 <w:b/>
+                <w:color w:val="000000"/>
                 <w:sz w:val="20"/>
               </w:rPr>
               <w:t>Interpretation</w:t>
@@ -3532,6 +3696,7 @@
             <w:r>
               <w:rPr>
                 <w:rFonts w:ascii="Times New Roman" w:hAnsi="Times New Roman"/>
+                <w:color w:val="000000"/>
                 <w:sz w:val="20"/>
               </w:rPr>
               <w:t>Knowledge score</w:t>
@@ -3549,6 +3714,7 @@
             <w:r>
               <w:rPr>
                 <w:rFonts w:ascii="Times New Roman" w:hAnsi="Times New Roman"/>
+                <w:color w:val="000000"/>
                 <w:sz w:val="20"/>
               </w:rPr>
               <w:t>Kruskal-Wallis</w:t>
@@ -3566,6 +3732,7 @@
             <w:r>
               <w:rPr>
                 <w:rFonts w:ascii="Times New Roman" w:hAnsi="Times New Roman"/>
+                <w:color w:val="000000"/>
                 <w:sz w:val="20"/>
               </w:rPr>
               <w:t>H=5.8669</w:t>
@@ -3584,6 +3751,7 @@
             <w:r>
               <w:rPr>
                 <w:rFonts w:ascii="Times New Roman" w:hAnsi="Times New Roman"/>
+                <w:color w:val="000000"/>
                 <w:sz w:val="20"/>
               </w:rPr>
               <w:t>0.2093</w:t>
@@ -3602,6 +3770,7 @@
             <w:r>
               <w:rPr>
                 <w:rFonts w:ascii="Times New Roman" w:hAnsi="Times New Roman"/>
+                <w:color w:val="000000"/>
                 <w:sz w:val="20"/>
               </w:rPr>
               <w:t>0.0162</w:t>
@@ -3619,6 +3788,7 @@
             <w:r>
               <w:rPr>
                 <w:rFonts w:ascii="Times New Roman" w:hAnsi="Times New Roman"/>
+                <w:color w:val="000000"/>
                 <w:sz w:val="20"/>
               </w:rPr>
               <w:t>Not statistically significant</w:t>
@@ -3638,6 +3808,7 @@
             <w:r>
               <w:rPr>
                 <w:rFonts w:ascii="Times New Roman" w:hAnsi="Times New Roman"/>
+                <w:color w:val="000000"/>
                 <w:sz w:val="20"/>
               </w:rPr>
               <w:t>Practice score</w:t>
@@ -3655,6 +3826,7 @@
             <w:r>
               <w:rPr>
                 <w:rFonts w:ascii="Times New Roman" w:hAnsi="Times New Roman"/>
+                <w:color w:val="000000"/>
                 <w:sz w:val="20"/>
               </w:rPr>
               <w:t>Kruskal-Wallis</w:t>
@@ -3672,6 +3844,7 @@
             <w:r>
               <w:rPr>
                 <w:rFonts w:ascii="Times New Roman" w:hAnsi="Times New Roman"/>
+                <w:color w:val="000000"/>
                 <w:sz w:val="20"/>
               </w:rPr>
               <w:t>H=10.1562</w:t>
@@ -3690,6 +3863,7 @@
             <w:r>
               <w:rPr>
                 <w:rFonts w:ascii="Times New Roman" w:hAnsi="Times New Roman"/>
+                <w:color w:val="000000"/>
                 <w:sz w:val="20"/>
               </w:rPr>
               <w:t>0.0379</w:t>
@@ -3708,6 +3882,7 @@
             <w:r>
               <w:rPr>
                 <w:rFonts w:ascii="Times New Roman" w:hAnsi="Times New Roman"/>
+                <w:color w:val="000000"/>
                 <w:sz w:val="20"/>
               </w:rPr>
               <w:t>0.0535</w:t>
@@ -3725,6 +3900,7 @@
             <w:r>
               <w:rPr>
                 <w:rFonts w:ascii="Times New Roman" w:hAnsi="Times New Roman"/>
+                <w:color w:val="000000"/>
                 <w:sz w:val="20"/>
               </w:rPr>
               <w:t>Statistically significant</w:t>
@@ -3736,11 +3912,12 @@
     <w:p/>
     <w:p>
       <w:pPr>
-        <w:jc w:val="both"/>
+        <w:jc w:val="left"/>
       </w:pPr>
       <w:r>
         <w:rPr>
           <w:rFonts w:ascii="Times New Roman" w:hAnsi="Times New Roman"/>
+          <w:color w:val="000000"/>
         </w:rPr>
         <w:t xml:space="preserve">Interpretation: Maternal education level is associated with differences in </w:t>
       </w:r>
@@ -3748,12 +3925,14 @@
         <w:rPr>
           <w:rFonts w:ascii="Times New Roman" w:hAnsi="Times New Roman"/>
           <w:b/>
+          <w:color w:val="000000"/>
         </w:rPr>
         <w:t>practice</w:t>
       </w:r>
       <w:r>
         <w:rPr>
           <w:rFonts w:ascii="Times New Roman" w:hAnsi="Times New Roman"/>
+          <w:color w:val="000000"/>
         </w:rPr>
         <w:t xml:space="preserve"> scores, but not significantly associated with </w:t>
       </w:r>
@@ -3761,12 +3940,14 @@
         <w:rPr>
           <w:rFonts w:ascii="Times New Roman" w:hAnsi="Times New Roman"/>
           <w:b/>
+          <w:color w:val="000000"/>
         </w:rPr>
         <w:t>knowledge</w:t>
       </w:r>
       <w:r>
         <w:rPr>
           <w:rFonts w:ascii="Times New Roman" w:hAnsi="Times New Roman"/>
+          <w:color w:val="000000"/>
         </w:rPr>
         <w:t xml:space="preserve"> scores in this dataset.</w:t>
       </w:r>
@@ -3781,11 +3962,12 @@
     </w:p>
     <w:p>
       <w:pPr>
-        <w:jc w:val="both"/>
+        <w:jc w:val="left"/>
       </w:pPr>
       <w:r>
         <w:rPr>
           <w:rFonts w:ascii="Times New Roman" w:hAnsi="Times New Roman"/>
+          <w:color w:val="000000"/>
         </w:rPr>
         <w:t>Pearson complete-case correlations identified positive age-knowledge and knowledge-practice relationships.</w:t>
       </w:r>
@@ -3823,6 +4005,7 @@
               <w:rPr>
                 <w:rFonts w:ascii="Times New Roman" w:hAnsi="Times New Roman"/>
                 <w:b/>
+                <w:color w:val="000000"/>
                 <w:sz w:val="20"/>
               </w:rPr>
               <w:t>Variable pair</w:t>
@@ -3841,6 +4024,7 @@
               <w:rPr>
                 <w:rFonts w:ascii="Times New Roman" w:hAnsi="Times New Roman"/>
                 <w:b/>
+                <w:color w:val="000000"/>
                 <w:sz w:val="20"/>
               </w:rPr>
               <w:t>r</w:t>
@@ -3859,6 +4043,7 @@
               <w:rPr>
                 <w:rFonts w:ascii="Times New Roman" w:hAnsi="Times New Roman"/>
                 <w:b/>
+                <w:color w:val="000000"/>
                 <w:sz w:val="20"/>
               </w:rPr>
               <w:t>p-value</w:t>
@@ -3877,6 +4062,7 @@
               <w:rPr>
                 <w:rFonts w:ascii="Times New Roman" w:hAnsi="Times New Roman"/>
                 <w:b/>
+                <w:color w:val="000000"/>
                 <w:sz w:val="20"/>
               </w:rPr>
               <w:t>Interpretation</w:t>
@@ -3896,6 +4082,7 @@
             <w:r>
               <w:rPr>
                 <w:rFonts w:ascii="Times New Roman" w:hAnsi="Times New Roman"/>
+                <w:color w:val="000000"/>
                 <w:sz w:val="20"/>
               </w:rPr>
               <w:t>Age vs Knowledge score</w:t>
@@ -3914,6 +4101,7 @@
             <w:r>
               <w:rPr>
                 <w:rFonts w:ascii="Times New Roman" w:hAnsi="Times New Roman"/>
+                <w:color w:val="000000"/>
                 <w:sz w:val="20"/>
               </w:rPr>
               <w:t>0.307</w:t>
@@ -3932,6 +4120,7 @@
             <w:r>
               <w:rPr>
                 <w:rFonts w:ascii="Times New Roman" w:hAnsi="Times New Roman"/>
+                <w:color w:val="000000"/>
                 <w:sz w:val="20"/>
               </w:rPr>
               <w:t>0.0007</w:t>
@@ -3949,6 +4138,7 @@
             <w:r>
               <w:rPr>
                 <w:rFonts w:ascii="Times New Roman" w:hAnsi="Times New Roman"/>
+                <w:color w:val="000000"/>
                 <w:sz w:val="20"/>
               </w:rPr>
               <w:t>Moderate positive association</w:t>
@@ -3968,6 +4158,7 @@
             <w:r>
               <w:rPr>
                 <w:rFonts w:ascii="Times New Roman" w:hAnsi="Times New Roman"/>
+                <w:color w:val="000000"/>
                 <w:sz w:val="20"/>
               </w:rPr>
               <w:t>Knowledge score vs Practice score</w:t>
@@ -3986,6 +4177,7 @@
             <w:r>
               <w:rPr>
                 <w:rFonts w:ascii="Times New Roman" w:hAnsi="Times New Roman"/>
+                <w:color w:val="000000"/>
                 <w:sz w:val="20"/>
               </w:rPr>
               <w:t>0.335</w:t>
@@ -4004,6 +4196,7 @@
             <w:r>
               <w:rPr>
                 <w:rFonts w:ascii="Times New Roman" w:hAnsi="Times New Roman"/>
+                <w:color w:val="000000"/>
                 <w:sz w:val="20"/>
               </w:rPr>
               <w:t>0.0002</w:t>
@@ -4021,6 +4214,7 @@
             <w:r>
               <w:rPr>
                 <w:rFonts w:ascii="Times New Roman" w:hAnsi="Times New Roman"/>
+                <w:color w:val="000000"/>
                 <w:sz w:val="20"/>
               </w:rPr>
               <w:t>Weak-to-moderate positive association</w:t>
@@ -4040,6 +4234,7 @@
             <w:r>
               <w:rPr>
                 <w:rFonts w:ascii="Times New Roman" w:hAnsi="Times New Roman"/>
+                <w:color w:val="000000"/>
                 <w:sz w:val="20"/>
               </w:rPr>
               <w:t>Income vs Knowledge score</w:t>
@@ -4058,6 +4253,7 @@
             <w:r>
               <w:rPr>
                 <w:rFonts w:ascii="Times New Roman" w:hAnsi="Times New Roman"/>
+                <w:color w:val="000000"/>
                 <w:sz w:val="20"/>
               </w:rPr>
               <w:t>-0.014</w:t>
@@ -4076,6 +4272,7 @@
             <w:r>
               <w:rPr>
                 <w:rFonts w:ascii="Times New Roman" w:hAnsi="Times New Roman"/>
+                <w:color w:val="000000"/>
                 <w:sz w:val="20"/>
               </w:rPr>
               <w:t>0.8830</w:t>
@@ -4093,6 +4290,7 @@
             <w:r>
               <w:rPr>
                 <w:rFonts w:ascii="Times New Roman" w:hAnsi="Times New Roman"/>
+                <w:color w:val="000000"/>
                 <w:sz w:val="20"/>
               </w:rPr>
               <w:t>Not significant</w:t>
@@ -4112,6 +4310,7 @@
             <w:r>
               <w:rPr>
                 <w:rFonts w:ascii="Times New Roman" w:hAnsi="Times New Roman"/>
+                <w:color w:val="000000"/>
                 <w:sz w:val="20"/>
               </w:rPr>
               <w:t>Income vs Practice score</w:t>
@@ -4130,6 +4329,7 @@
             <w:r>
               <w:rPr>
                 <w:rFonts w:ascii="Times New Roman" w:hAnsi="Times New Roman"/>
+                <w:color w:val="000000"/>
                 <w:sz w:val="20"/>
               </w:rPr>
               <w:t>-0.122</w:t>
@@ -4148,6 +4348,7 @@
             <w:r>
               <w:rPr>
                 <w:rFonts w:ascii="Times New Roman" w:hAnsi="Times New Roman"/>
+                <w:color w:val="000000"/>
                 <w:sz w:val="20"/>
               </w:rPr>
               <w:t>0.1834</w:t>
@@ -4165,6 +4366,7 @@
             <w:r>
               <w:rPr>
                 <w:rFonts w:ascii="Times New Roman" w:hAnsi="Times New Roman"/>
+                <w:color w:val="000000"/>
                 <w:sz w:val="20"/>
               </w:rPr>
               <w:t>Not significant</w:t>
@@ -4176,11 +4378,12 @@
     <w:p/>
     <w:p>
       <w:pPr>
-        <w:jc w:val="both"/>
+        <w:jc w:val="left"/>
       </w:pPr>
       <w:r>
         <w:rPr>
           <w:rFonts w:ascii="Times New Roman" w:hAnsi="Times New Roman"/>
+          <w:color w:val="000000"/>
         </w:rPr>
         <w:t>Note: Correlations with total score are mathematically inflated because total score is derived from knowledge + practice.</w:t>
       </w:r>
@@ -4201,6 +4404,7 @@
       <w:r>
         <w:rPr>
           <w:rFonts w:ascii="Times New Roman" w:hAnsi="Times New Roman"/>
+          <w:color w:val="000000"/>
         </w:rPr>
         <w:t>Total rows: 120</w:t>
       </w:r>
@@ -4213,6 +4417,7 @@
       <w:r>
         <w:rPr>
           <w:rFonts w:ascii="Times New Roman" w:hAnsi="Times New Roman"/>
+          <w:color w:val="000000"/>
         </w:rPr>
         <w:t>Total columns: 41</w:t>
       </w:r>
@@ -4225,6 +4430,7 @@
       <w:r>
         <w:rPr>
           <w:rFonts w:ascii="Times New Roman" w:hAnsi="Times New Roman"/>
+          <w:color w:val="000000"/>
         </w:rPr>
         <w:t>Total cells: 4,920</w:t>
       </w:r>
@@ -4237,6 +4443,7 @@
       <w:r>
         <w:rPr>
           <w:rFonts w:ascii="Times New Roman" w:hAnsi="Times New Roman"/>
+          <w:color w:val="000000"/>
         </w:rPr>
         <w:t>Missing values: 550</w:t>
       </w:r>
@@ -4249,6 +4456,7 @@
       <w:r>
         <w:rPr>
           <w:rFonts w:ascii="Times New Roman" w:hAnsi="Times New Roman"/>
+          <w:color w:val="000000"/>
         </w:rPr>
         <w:t>Invalid values: 0</w:t>
       </w:r>
@@ -4261,6 +4469,7 @@
       <w:r>
         <w:rPr>
           <w:rFonts w:ascii="Times New Roman" w:hAnsi="Times New Roman"/>
+          <w:color w:val="000000"/>
         </w:rPr>
         <w:t>Overall data quality: 88.82%</w:t>
       </w:r>
@@ -4273,6 +4482,7 @@
       <w:r>
         <w:rPr>
           <w:rFonts w:ascii="Times New Roman" w:hAnsi="Times New Roman"/>
+          <w:color w:val="000000"/>
         </w:rPr>
         <w:t>Core data quality (excluding conditional/skip-logic columns): 99.85%</w:t>
       </w:r>
@@ -4285,17 +4495,19 @@
       <w:r>
         <w:rPr>
           <w:rFonts w:ascii="Times New Roman" w:hAnsi="Times New Roman"/>
+          <w:color w:val="000000"/>
         </w:rPr>
         <w:t>Family-size consistency mismatches: 0</w:t>
       </w:r>
     </w:p>
     <w:p>
       <w:pPr>
-        <w:jc w:val="both"/>
+        <w:jc w:val="left"/>
       </w:pPr>
       <w:r>
         <w:rPr>
           <w:rFonts w:ascii="Times New Roman" w:hAnsi="Times New Roman"/>
+          <w:color w:val="000000"/>
         </w:rPr>
         <w:t>The majority of missingness was concentrated in expected conditional/skip-logic variables (for example, cloth-specific follow-up items and free-text "other" fields).</w:t>
       </w:r>
@@ -4341,6 +4553,7 @@
               <w:rPr>
                 <w:rFonts w:ascii="Times New Roman" w:hAnsi="Times New Roman"/>
                 <w:b/>
+                <w:color w:val="000000"/>
                 <w:sz w:val="20"/>
               </w:rPr>
               <w:t>Sensitivity analysis</w:t>
@@ -4359,6 +4572,7 @@
               <w:rPr>
                 <w:rFonts w:ascii="Times New Roman" w:hAnsi="Times New Roman"/>
                 <w:b/>
+                <w:color w:val="000000"/>
                 <w:sz w:val="20"/>
               </w:rPr>
               <w:t>Knowledge result</w:t>
@@ -4377,6 +4591,7 @@
               <w:rPr>
                 <w:rFonts w:ascii="Times New Roman" w:hAnsi="Times New Roman"/>
                 <w:b/>
+                <w:color w:val="000000"/>
                 <w:sz w:val="20"/>
               </w:rPr>
               <w:t>Practice result</w:t>
@@ -4395,6 +4610,7 @@
               <w:rPr>
                 <w:rFonts w:ascii="Times New Roman" w:hAnsi="Times New Roman"/>
                 <w:b/>
+                <w:color w:val="000000"/>
                 <w:sz w:val="20"/>
               </w:rPr>
               <w:t>Interpretation</w:t>
@@ -4414,6 +4630,7 @@
             <w:r>
               <w:rPr>
                 <w:rFonts w:ascii="Times New Roman" w:hAnsi="Times New Roman"/>
+                <w:color w:val="000000"/>
                 <w:sz w:val="20"/>
               </w:rPr>
               <w:t>Excluding maternal education level 5 (n=1)</w:t>
@@ -4431,6 +4648,7 @@
             <w:r>
               <w:rPr>
                 <w:rFonts w:ascii="Times New Roman" w:hAnsi="Times New Roman"/>
+                <w:color w:val="000000"/>
                 <w:sz w:val="20"/>
               </w:rPr>
               <w:t>H=4.3048, p=0.2304, epsilon-squared=0.0113</w:t>
@@ -4448,6 +4666,7 @@
             <w:r>
               <w:rPr>
                 <w:rFonts w:ascii="Times New Roman" w:hAnsi="Times New Roman"/>
+                <w:color w:val="000000"/>
                 <w:sz w:val="20"/>
               </w:rPr>
               <w:t>H=9.7515, p=0.0208, epsilon-squared=0.0587</w:t>
@@ -4465,6 +4684,7 @@
             <w:r>
               <w:rPr>
                 <w:rFonts w:ascii="Times New Roman" w:hAnsi="Times New Roman"/>
+                <w:color w:val="000000"/>
                 <w:sz w:val="20"/>
               </w:rPr>
               <w:t>Practice association remains significant; knowledge remains non-significant</w:t>
@@ -4484,6 +4704,7 @@
             <w:r>
               <w:rPr>
                 <w:rFonts w:ascii="Times New Roman" w:hAnsi="Times New Roman"/>
+                <w:color w:val="000000"/>
                 <w:sz w:val="20"/>
               </w:rPr>
               <w:t>Spearman rank correlation (age-knowledge)</w:t>
@@ -4501,6 +4722,7 @@
             <w:r>
               <w:rPr>
                 <w:rFonts w:ascii="Times New Roman" w:hAnsi="Times New Roman"/>
+                <w:color w:val="000000"/>
                 <w:sz w:val="20"/>
               </w:rPr>
               <w:t>rho=0.3585, p&lt;0.001</w:t>
@@ -4518,6 +4740,7 @@
             <w:r>
               <w:rPr>
                 <w:rFonts w:ascii="Times New Roman" w:hAnsi="Times New Roman"/>
+                <w:color w:val="000000"/>
                 <w:sz w:val="20"/>
               </w:rPr>
               <w:t>-</w:t>
@@ -4535,6 +4758,7 @@
             <w:r>
               <w:rPr>
                 <w:rFonts w:ascii="Times New Roman" w:hAnsi="Times New Roman"/>
+                <w:color w:val="000000"/>
                 <w:sz w:val="20"/>
               </w:rPr>
               <w:t>Positive association remains</w:t>
@@ -4554,6 +4778,7 @@
             <w:r>
               <w:rPr>
                 <w:rFonts w:ascii="Times New Roman" w:hAnsi="Times New Roman"/>
+                <w:color w:val="000000"/>
                 <w:sz w:val="20"/>
               </w:rPr>
               <w:t>Spearman rank correlation (knowledge-practice)</w:t>
@@ -4571,6 +4796,7 @@
             <w:r>
               <w:rPr>
                 <w:rFonts w:ascii="Times New Roman" w:hAnsi="Times New Roman"/>
+                <w:color w:val="000000"/>
                 <w:sz w:val="20"/>
               </w:rPr>
               <w:t>rho=0.3738, p&lt;0.001</w:t>
@@ -4588,6 +4814,7 @@
             <w:r>
               <w:rPr>
                 <w:rFonts w:ascii="Times New Roman" w:hAnsi="Times New Roman"/>
+                <w:color w:val="000000"/>
                 <w:sz w:val="20"/>
               </w:rPr>
               <w:t>-</w:t>
@@ -4605,6 +4832,7 @@
             <w:r>
               <w:rPr>
                 <w:rFonts w:ascii="Times New Roman" w:hAnsi="Times New Roman"/>
+                <w:color w:val="000000"/>
                 <w:sz w:val="20"/>
               </w:rPr>
               <w:t>Positive association remains</w:t>
@@ -4624,6 +4852,7 @@
             <w:r>
               <w:rPr>
                 <w:rFonts w:ascii="Times New Roman" w:hAnsi="Times New Roman"/>
+                <w:color w:val="000000"/>
                 <w:sz w:val="20"/>
               </w:rPr>
               <w:t>Spearman rank correlation (income-knowledge / income-practice)</w:t>
@@ -4641,6 +4870,7 @@
             <w:r>
               <w:rPr>
                 <w:rFonts w:ascii="Times New Roman" w:hAnsi="Times New Roman"/>
+                <w:color w:val="000000"/>
                 <w:sz w:val="20"/>
               </w:rPr>
               <w:t>rho=0.1574, p=0.0860</w:t>
@@ -4658,6 +4888,7 @@
             <w:r>
               <w:rPr>
                 <w:rFonts w:ascii="Times New Roman" w:hAnsi="Times New Roman"/>
+                <w:color w:val="000000"/>
                 <w:sz w:val="20"/>
               </w:rPr>
               <w:t>rho=0.0544, p=0.5550</w:t>
@@ -4675,6 +4906,7 @@
             <w:r>
               <w:rPr>
                 <w:rFonts w:ascii="Times New Roman" w:hAnsi="Times New Roman"/>
+                <w:color w:val="000000"/>
                 <w:sz w:val="20"/>
               </w:rPr>
               <w:t>Income association remains non-significant</w:t>
@@ -4686,23 +4918,17 @@
     <w:p/>
     <w:p>
       <w:pPr>
-        <w:jc w:val="both"/>
+        <w:jc w:val="left"/>
       </w:pPr>
       <w:r>
         <w:rPr>
           <w:rFonts w:ascii="Times New Roman" w:hAnsi="Times New Roman"/>
+          <w:color w:val="000000"/>
         </w:rPr>
         <w:t>These checks support the stability of the primary conclusions under plausible analytic perturbations.</w:t>
       </w:r>
     </w:p>
-    <w:p>
-      <w:pPr>
-        <w:jc w:val="center"/>
-      </w:pPr>
-      <w:r>
-        <w:t>______________________________________________________________________</w:t>
-      </w:r>
-    </w:p>
+    <w:p/>
     <w:p>
       <w:pPr>
         <w:pStyle w:val="Heading2"/>
@@ -4766,6 +4992,7 @@
         <w:rPr>
           <w:rFonts w:ascii="Times New Roman" w:hAnsi="Times New Roman"/>
           <w:i/>
+          <w:color w:val="000000"/>
           <w:sz w:val="22"/>
         </w:rPr>
         <w:t>Figure 1. Mean knowledge and practice scores by maternal education level.</w:t>
@@ -4827,6 +5054,7 @@
         <w:rPr>
           <w:rFonts w:ascii="Times New Roman" w:hAnsi="Times New Roman"/>
           <w:i/>
+          <w:color w:val="000000"/>
           <w:sz w:val="22"/>
         </w:rPr>
         <w:t>Figure 2. Knowledge and practice score distributions.</w:t>
@@ -4888,6 +5116,7 @@
         <w:rPr>
           <w:rFonts w:ascii="Times New Roman" w:hAnsi="Times New Roman"/>
           <w:i/>
+          <w:color w:val="000000"/>
           <w:sz w:val="22"/>
         </w:rPr>
         <w:t>Figure 3. Boxplot comparison by maternal education level.</w:t>
@@ -4949,20 +5178,14 @@
         <w:rPr>
           <w:rFonts w:ascii="Times New Roman" w:hAnsi="Times New Roman"/>
           <w:i/>
+          <w:color w:val="000000"/>
           <w:sz w:val="22"/>
         </w:rPr>
         <w:t>Figure 4. Scatter matrix for age, income, family size, per-capita income, knowledge, practice, and total score.</w:t>
       </w:r>
     </w:p>
     <w:p/>
-    <w:p>
-      <w:pPr>
-        <w:jc w:val="center"/>
-      </w:pPr>
-      <w:r>
-        <w:t>______________________________________________________________________</w:t>
-      </w:r>
-    </w:p>
+    <w:p/>
     <w:p>
       <w:pPr>
         <w:pStyle w:val="Heading2"/>
@@ -4981,11 +5204,12 @@
     </w:p>
     <w:p>
       <w:pPr>
-        <w:jc w:val="both"/>
+        <w:jc w:val="left"/>
       </w:pPr>
       <w:r>
         <w:rPr>
           <w:rFonts w:ascii="Times New Roman" w:hAnsi="Times New Roman"/>
+          <w:color w:val="000000"/>
         </w:rPr>
         <w:t>Three findings are central:</w:t>
       </w:r>
@@ -4998,6 +5222,7 @@
       <w:r>
         <w:rPr>
           <w:rFonts w:ascii="Times New Roman" w:hAnsi="Times New Roman"/>
+          <w:color w:val="000000"/>
         </w:rPr>
         <w:t xml:space="preserve">Menstrual hygiene </w:t>
       </w:r>
@@ -5005,12 +5230,14 @@
         <w:rPr>
           <w:rFonts w:ascii="Times New Roman" w:hAnsi="Times New Roman"/>
           <w:b/>
+          <w:color w:val="000000"/>
         </w:rPr>
         <w:t>practice</w:t>
       </w:r>
       <w:r>
         <w:rPr>
           <w:rFonts w:ascii="Times New Roman" w:hAnsi="Times New Roman"/>
+          <w:color w:val="000000"/>
         </w:rPr>
         <w:t xml:space="preserve"> scores differed significantly by maternal education level.</w:t>
       </w:r>
@@ -5023,6 +5250,7 @@
       <w:r>
         <w:rPr>
           <w:rFonts w:ascii="Times New Roman" w:hAnsi="Times New Roman"/>
+          <w:color w:val="000000"/>
         </w:rPr>
         <w:t xml:space="preserve">Menstrual hygiene </w:t>
       </w:r>
@@ -5030,12 +5258,14 @@
         <w:rPr>
           <w:rFonts w:ascii="Times New Roman" w:hAnsi="Times New Roman"/>
           <w:b/>
+          <w:color w:val="000000"/>
         </w:rPr>
         <w:t>knowledge</w:t>
       </w:r>
       <w:r>
         <w:rPr>
           <w:rFonts w:ascii="Times New Roman" w:hAnsi="Times New Roman"/>
+          <w:color w:val="000000"/>
         </w:rPr>
         <w:t xml:space="preserve"> scores did not differ significantly by maternal education in this sample.</w:t>
       </w:r>
@@ -5048,6 +5278,7 @@
       <w:r>
         <w:rPr>
           <w:rFonts w:ascii="Times New Roman" w:hAnsi="Times New Roman"/>
+          <w:color w:val="000000"/>
         </w:rPr>
         <w:t>Older adolescents tended to have higher knowledge scores, and higher knowledge was associated with better reported practice.</w:t>
       </w:r>
@@ -5062,22 +5293,24 @@
     </w:p>
     <w:p>
       <w:pPr>
-        <w:jc w:val="both"/>
+        <w:jc w:val="left"/>
       </w:pPr>
       <w:r>
         <w:rPr>
           <w:rFonts w:ascii="Times New Roman" w:hAnsi="Times New Roman"/>
+          <w:color w:val="000000"/>
         </w:rPr>
         <w:t>The divergence between knowledge and practice findings is important. It suggests maternal education may influence actionable household hygiene behavior (for example, product handling/disposal routines and hygiene reinforcement) even when measured conceptual knowledge does not differ strongly across groups.</w:t>
       </w:r>
     </w:p>
     <w:p>
       <w:pPr>
-        <w:jc w:val="both"/>
+        <w:jc w:val="left"/>
       </w:pPr>
       <w:r>
         <w:rPr>
           <w:rFonts w:ascii="Times New Roman" w:hAnsi="Times New Roman"/>
+          <w:color w:val="000000"/>
         </w:rPr>
         <w:t>The age-knowledge and knowledge-practice associations support a plausible developmental pattern: as girls grow older, menstrual literacy improves, and better literacy aligns with better behavior. However, these are associative patterns and should not be interpreted causally without adjusted modeling.</w:t>
       </w:r>
@@ -5092,11 +5325,12 @@
     </w:p>
     <w:p>
       <w:pPr>
-        <w:jc w:val="both"/>
+        <w:jc w:val="left"/>
       </w:pPr>
       <w:r>
         <w:rPr>
           <w:rFonts w:ascii="Times New Roman" w:hAnsi="Times New Roman"/>
+          <w:color w:val="000000"/>
         </w:rPr>
         <w:t>The direction of findings is broadly compatible with regional literature that links parental education and socioeconomic context to menstrual hygiene management quality, while also showing persistent gaps between awareness and practical implementation. This pattern aligns with evidence from South Asian and other low-resource settings, where social norms and infrastructure constraints can blunt translation of knowledge into behavior.</w:t>
       </w:r>
@@ -5117,6 +5351,7 @@
       <w:r>
         <w:rPr>
           <w:rFonts w:ascii="Times New Roman" w:hAnsi="Times New Roman"/>
+          <w:color w:val="000000"/>
         </w:rPr>
         <w:t>Predefined, reproducible analysis pipeline with timestamped outputs.</w:t>
       </w:r>
@@ -5129,6 +5364,7 @@
       <w:r>
         <w:rPr>
           <w:rFonts w:ascii="Times New Roman" w:hAnsi="Times New Roman"/>
+          <w:color w:val="000000"/>
         </w:rPr>
         <w:t>Explicit assumption checks and non-parametric test selection when warranted.</w:t>
       </w:r>
@@ -5141,6 +5377,7 @@
       <w:r>
         <w:rPr>
           <w:rFonts w:ascii="Times New Roman" w:hAnsi="Times New Roman"/>
+          <w:color w:val="000000"/>
         </w:rPr>
         <w:t>Effect-size reporting alongside p-values.</w:t>
       </w:r>
@@ -5153,6 +5390,7 @@
       <w:r>
         <w:rPr>
           <w:rFonts w:ascii="Times New Roman" w:hAnsi="Times New Roman"/>
+          <w:color w:val="000000"/>
         </w:rPr>
         <w:t>Data quality framework that distinguishes core fields from conditional/skip-logic fields.</w:t>
       </w:r>
@@ -5165,6 +5403,7 @@
       <w:r>
         <w:rPr>
           <w:rFonts w:ascii="Times New Roman" w:hAnsi="Times New Roman"/>
+          <w:color w:val="000000"/>
         </w:rPr>
         <w:t>Internal consistency check for family-size derivation.</w:t>
       </w:r>
@@ -5177,6 +5416,7 @@
       <w:r>
         <w:rPr>
           <w:rFonts w:ascii="Times New Roman" w:hAnsi="Times New Roman"/>
+          <w:color w:val="000000"/>
         </w:rPr>
         <w:t>Added sensitivity analyses (group imbalance and rank-correlation robustness).</w:t>
       </w:r>
@@ -5197,6 +5437,7 @@
       <w:r>
         <w:rPr>
           <w:rFonts w:ascii="Times New Roman" w:hAnsi="Times New Roman"/>
+          <w:color w:val="000000"/>
         </w:rPr>
         <w:t>Cross-sectional design prevents causal inference.</w:t>
       </w:r>
@@ -5209,6 +5450,7 @@
       <w:r>
         <w:rPr>
           <w:rFonts w:ascii="Times New Roman" w:hAnsi="Times New Roman"/>
+          <w:color w:val="000000"/>
         </w:rPr>
         <w:t>Analyses are bivariate and unadjusted; confounding is possible.</w:t>
       </w:r>
@@ -5221,6 +5463,7 @@
       <w:r>
         <w:rPr>
           <w:rFonts w:ascii="Times New Roman" w:hAnsi="Times New Roman"/>
+          <w:color w:val="000000"/>
         </w:rPr>
         <w:t>Maternal education groups are strongly imbalanced (especially level 5, n=1), limiting precision and post-hoc interpretability.</w:t>
       </w:r>
@@ -5233,6 +5476,7 @@
       <w:r>
         <w:rPr>
           <w:rFonts w:ascii="Times New Roman" w:hAnsi="Times New Roman"/>
+          <w:color w:val="000000"/>
         </w:rPr>
         <w:t>Missing questionnaire responses were scored as 0, which may bias scores downward if non-response is not equivalent to incorrect knowledge/practice.</w:t>
       </w:r>
@@ -5245,6 +5489,7 @@
       <w:r>
         <w:rPr>
           <w:rFonts w:ascii="Times New Roman" w:hAnsi="Times New Roman"/>
+          <w:color w:val="000000"/>
         </w:rPr>
         <w:t>Income distribution is highly skewed; Pearson correlations can be outlier-sensitive (addressed partially via Spearman sensitivity checks).</w:t>
       </w:r>
@@ -5257,6 +5502,7 @@
       <w:r>
         <w:rPr>
           <w:rFonts w:ascii="Times New Roman" w:hAnsi="Times New Roman"/>
+          <w:color w:val="000000"/>
         </w:rPr>
         <w:t>Single-setting school sample may limit external generalizability.</w:t>
       </w:r>
@@ -5277,6 +5523,7 @@
       <w:r>
         <w:rPr>
           <w:rFonts w:ascii="Times New Roman" w:hAnsi="Times New Roman"/>
+          <w:color w:val="000000"/>
         </w:rPr>
         <w:t>School and community programs should prioritize behavior-focused menstrual hygiene support, not only awareness sessions.</w:t>
       </w:r>
@@ -5289,6 +5536,7 @@
       <w:r>
         <w:rPr>
           <w:rFonts w:ascii="Times New Roman" w:hAnsi="Times New Roman"/>
+          <w:color w:val="000000"/>
         </w:rPr>
         <w:t>Maternal and caregiver engagement strategies may improve household-level practice reinforcement.</w:t>
       </w:r>
@@ -5301,6 +5549,7 @@
       <w:r>
         <w:rPr>
           <w:rFonts w:ascii="Times New Roman" w:hAnsi="Times New Roman"/>
+          <w:color w:val="000000"/>
         </w:rPr>
         <w:t>Future studies should include multivariable models (for example, adjusted regression) and larger, better-balanced samples across education strata.</w:t>
       </w:r>
@@ -5313,18 +5562,12 @@
       <w:r>
         <w:rPr>
           <w:rFonts w:ascii="Times New Roman" w:hAnsi="Times New Roman"/>
+          <w:color w:val="000000"/>
         </w:rPr>
         <w:t>Pre-specified handling of missing values should be reconsidered (for example, multiple imputation or missing-indicator sensitivity analyses) in confirmatory work.</w:t>
       </w:r>
     </w:p>
-    <w:p>
-      <w:pPr>
-        <w:jc w:val="center"/>
-      </w:pPr>
-      <w:r>
-        <w:t>______________________________________________________________________</w:t>
-      </w:r>
-    </w:p>
+    <w:p/>
     <w:p>
       <w:pPr>
         <w:pStyle w:val="Heading2"/>
@@ -5335,23 +5578,17 @@
     </w:p>
     <w:p>
       <w:pPr>
-        <w:jc w:val="both"/>
+        <w:jc w:val="left"/>
       </w:pPr>
       <w:r>
         <w:rPr>
           <w:rFonts w:ascii="Times New Roman" w:hAnsi="Times New Roman"/>
+          <w:color w:val="000000"/>
         </w:rPr>
         <w:t>Among adolescent girls in this sub-urban Lahore sample, maternal education was significantly associated with menstrual hygiene practice scores but not with knowledge scores. Age and knowledge were positively associated, and knowledge correlated with practice, while income showed no significant relationship with either score in this dataset. Findings are robust across key sensitivity checks but remain associative due to study design and should inform targeted, context-aware menstrual hygiene interventions and future adjusted analyses.</w:t>
       </w:r>
     </w:p>
-    <w:p>
-      <w:pPr>
-        <w:jc w:val="center"/>
-      </w:pPr>
-      <w:r>
-        <w:t>______________________________________________________________________</w:t>
-      </w:r>
-    </w:p>
+    <w:p/>
     <w:p>
       <w:pPr>
         <w:pStyle w:val="Heading2"/>
@@ -5362,22 +5599,24 @@
     </w:p>
     <w:p>
       <w:pPr>
-        <w:jc w:val="both"/>
+        <w:jc w:val="left"/>
       </w:pPr>
       <w:r>
         <w:rPr>
           <w:rFonts w:ascii="Times New Roman" w:hAnsi="Times New Roman"/>
+          <w:color w:val="000000"/>
         </w:rPr>
         <w:t>All results in this manuscript were drawn from the finalized output bundle:</w:t>
       </w:r>
     </w:p>
     <w:p>
       <w:pPr>
-        <w:jc w:val="both"/>
+        <w:jc w:val="left"/>
       </w:pPr>
       <w:r>
         <w:rPr>
           <w:rFonts w:ascii="Consolas" w:hAnsi="Consolas"/>
+          <w:color w:val="000000"/>
           <w:sz w:val="20"/>
         </w:rPr>
         <w:t>output/analysis_20260223_220644/</w:t>
@@ -5385,11 +5624,12 @@
     </w:p>
     <w:p>
       <w:pPr>
-        <w:jc w:val="both"/>
+        <w:jc w:val="left"/>
       </w:pPr>
       <w:r>
         <w:rPr>
           <w:rFonts w:ascii="Times New Roman" w:hAnsi="Times New Roman"/>
+          <w:color w:val="000000"/>
         </w:rPr>
         <w:t>Key source files:</w:t>
       </w:r>
@@ -5402,6 +5642,7 @@
       <w:r>
         <w:rPr>
           <w:rFonts w:ascii="Consolas" w:hAnsi="Consolas"/>
+          <w:color w:val="000000"/>
           <w:sz w:val="20"/>
         </w:rPr>
         <w:t>analysis_report.md</w:t>
@@ -5415,6 +5656,7 @@
       <w:r>
         <w:rPr>
           <w:rFonts w:ascii="Consolas" w:hAnsi="Consolas"/>
+          <w:color w:val="000000"/>
           <w:sz w:val="20"/>
         </w:rPr>
         <w:t>demographic_continuous_stats.csv</w:t>
@@ -5428,6 +5670,7 @@
       <w:r>
         <w:rPr>
           <w:rFonts w:ascii="Consolas" w:hAnsi="Consolas"/>
+          <w:color w:val="000000"/>
           <w:sz w:val="20"/>
         </w:rPr>
         <w:t>demographic_age_freq.csv</w:t>
@@ -5441,6 +5684,7 @@
       <w:r>
         <w:rPr>
           <w:rFonts w:ascii="Consolas" w:hAnsi="Consolas"/>
+          <w:color w:val="000000"/>
           <w:sz w:val="20"/>
         </w:rPr>
         <w:t>demographic_maternal_education_freq.csv</w:t>
@@ -5454,6 +5698,7 @@
       <w:r>
         <w:rPr>
           <w:rFonts w:ascii="Consolas" w:hAnsi="Consolas"/>
+          <w:color w:val="000000"/>
           <w:sz w:val="20"/>
         </w:rPr>
         <w:t>maternal_education_summary.csv</w:t>
@@ -5467,6 +5712,7 @@
       <w:r>
         <w:rPr>
           <w:rFonts w:ascii="Consolas" w:hAnsi="Consolas"/>
+          <w:color w:val="000000"/>
           <w:sz w:val="20"/>
         </w:rPr>
         <w:t>correlation_matrix.csv</w:t>
@@ -5480,6 +5726,7 @@
       <w:r>
         <w:rPr>
           <w:rFonts w:ascii="Consolas" w:hAnsi="Consolas"/>
+          <w:color w:val="000000"/>
           <w:sz w:val="20"/>
         </w:rPr>
         <w:t>correlation_pvalues.csv</w:t>
@@ -5493,6 +5740,7 @@
       <w:r>
         <w:rPr>
           <w:rFonts w:ascii="Consolas" w:hAnsi="Consolas"/>
+          <w:color w:val="000000"/>
           <w:sz w:val="20"/>
         </w:rPr>
         <w:t>data_quality_summary.txt</w:t>
@@ -5506,6 +5754,7 @@
       <w:r>
         <w:rPr>
           <w:rFonts w:ascii="Consolas" w:hAnsi="Consolas"/>
+          <w:color w:val="000000"/>
           <w:sz w:val="20"/>
         </w:rPr>
         <w:t>score_distributions.png</w:t>
@@ -5519,6 +5768,7 @@
       <w:r>
         <w:rPr>
           <w:rFonts w:ascii="Consolas" w:hAnsi="Consolas"/>
+          <w:color w:val="000000"/>
           <w:sz w:val="20"/>
         </w:rPr>
         <w:t>scores_by_maternal_education.png</w:t>
@@ -5532,6 +5782,7 @@
       <w:r>
         <w:rPr>
           <w:rFonts w:ascii="Consolas" w:hAnsi="Consolas"/>
+          <w:color w:val="000000"/>
           <w:sz w:val="20"/>
         </w:rPr>
         <w:t>score_boxplots.png</w:t>
@@ -5545,19 +5796,13 @@
       <w:r>
         <w:rPr>
           <w:rFonts w:ascii="Consolas" w:hAnsi="Consolas"/>
+          <w:color w:val="000000"/>
           <w:sz w:val="20"/>
         </w:rPr>
         <w:t>scatter_matrix.png</w:t>
       </w:r>
     </w:p>
-    <w:p>
-      <w:pPr>
-        <w:jc w:val="center"/>
-      </w:pPr>
-      <w:r>
-        <w:t>______________________________________________________________________</w:t>
-      </w:r>
-    </w:p>
+    <w:p/>
     <w:p>
       <w:pPr>
         <w:pStyle w:val="Heading2"/>
@@ -5576,11 +5821,12 @@
     </w:p>
     <w:p>
       <w:pPr>
-        <w:jc w:val="both"/>
+        <w:jc w:val="left"/>
       </w:pPr>
       <w:r>
         <w:rPr>
           <w:rFonts w:ascii="Times New Roman" w:hAnsi="Times New Roman"/>
+          <w:color w:val="000000"/>
         </w:rPr>
         <w:t>The underlying protocol specifies parental consent, confidentiality, and institutional/school permissions. The current analysis uses de-identified survey data.</w:t>
       </w:r>
@@ -5595,11 +5841,12 @@
     </w:p>
     <w:p>
       <w:pPr>
-        <w:jc w:val="both"/>
+        <w:jc w:val="left"/>
       </w:pPr>
       <w:r>
         <w:rPr>
           <w:rFonts w:ascii="Times New Roman" w:hAnsi="Times New Roman"/>
+          <w:color w:val="000000"/>
         </w:rPr>
         <w:t>No external funding information was provided in the analysis bundle.</w:t>
       </w:r>
@@ -5614,11 +5861,12 @@
     </w:p>
     <w:p>
       <w:pPr>
-        <w:jc w:val="both"/>
+        <w:jc w:val="left"/>
       </w:pPr>
       <w:r>
         <w:rPr>
           <w:rFonts w:ascii="Times New Roman" w:hAnsi="Times New Roman"/>
+          <w:color w:val="000000"/>
         </w:rPr>
         <w:t>No competing interests were declared in the analysis bundle.</w:t>
       </w:r>
@@ -5633,21 +5881,18 @@
     </w:p>
     <w:p>
       <w:pPr>
-        <w:jc w:val="both"/>
+        <w:jc w:val="left"/>
       </w:pPr>
       <w:r>
         <w:rPr>
           <w:rFonts w:ascii="Times New Roman" w:hAnsi="Times New Roman"/>
+          <w:color w:val="000000"/>
         </w:rPr>
         <w:t>Investigator and supervisor roles are as listed on the title page. Statistical processing and report generation were conducted through the documented analysis pipeline.</w:t>
       </w:r>
     </w:p>
     <w:p>
-      <w:pPr>
-        <w:jc w:val="center"/>
-      </w:pPr>
       <w:r>
-        <w:t>______________________________________________________________________</w:t>
         <w:br w:type="page"/>
       </w:r>
     </w:p>
@@ -5667,6 +5912,7 @@
       <w:r>
         <w:rPr>
           <w:rFonts w:ascii="Times New Roman" w:hAnsi="Times New Roman"/>
+          <w:color w:val="000000"/>
         </w:rPr>
         <w:t>World Health Organization. Strengthening the health sector response to adolescent health and development. Geneva; 2011.</w:t>
       </w:r>
@@ -5679,6 +5925,7 @@
       <w:r>
         <w:rPr>
           <w:rFonts w:ascii="Times New Roman" w:hAnsi="Times New Roman"/>
+          <w:color w:val="000000"/>
         </w:rPr>
         <w:t>World Health Organization. WHO statement on menstrual health and rights.</w:t>
       </w:r>
@@ -5691,6 +5938,7 @@
       <w:r>
         <w:rPr>
           <w:rFonts w:ascii="Times New Roman" w:hAnsi="Times New Roman"/>
+          <w:color w:val="000000"/>
         </w:rPr>
         <w:t>UNESCO. Menstrual health and hygiene management: a module for gender empowerment.</w:t>
       </w:r>
@@ -5703,6 +5951,7 @@
       <w:r>
         <w:rPr>
           <w:rFonts w:ascii="Times New Roman" w:hAnsi="Times New Roman"/>
+          <w:color w:val="000000"/>
         </w:rPr>
         <w:t>Kumbeni MT, Otupiri E, Ziba FA. Menstrual hygiene among adolescent girls in junior high schools in rural northern Ghana.</w:t>
       </w:r>
@@ -5715,6 +5964,7 @@
       <w:r>
         <w:rPr>
           <w:rFonts w:ascii="Times New Roman" w:hAnsi="Times New Roman"/>
+          <w:color w:val="000000"/>
         </w:rPr>
         <w:t>Sahiledengle B, Atlaw D, Kumie A, Tekalegn Y, Woldeyohannes D, Agho KE. Menstrual hygiene practice among adolescent girls in Ethiopia: a systematic review and meta-analysis.</w:t>
       </w:r>
@@ -5727,6 +5977,7 @@
       <w:r>
         <w:rPr>
           <w:rFonts w:ascii="Times New Roman" w:hAnsi="Times New Roman"/>
+          <w:color w:val="000000"/>
         </w:rPr>
         <w:t>Belayneh Z, Mekuriaw B. Knowledge and menstrual hygiene practice among adolescent schoolgirls in southern Ethiopia: a cross-sectional study.</w:t>
       </w:r>
@@ -5739,6 +5990,7 @@
       <w:r>
         <w:rPr>
           <w:rFonts w:ascii="Times New Roman" w:hAnsi="Times New Roman"/>
+          <w:color w:val="000000"/>
         </w:rPr>
         <w:t>Bhusal CK. Practice of menstrual hygiene and associated factors among adolescent school girls in Dang District, Nepal.</w:t>
       </w:r>
@@ -5751,6 +6003,7 @@
       <w:r>
         <w:rPr>
           <w:rFonts w:ascii="Times New Roman" w:hAnsi="Times New Roman"/>
+          <w:color w:val="000000"/>
         </w:rPr>
         <w:t>Bhusal CK, Bhattarai S, Kafle R, Shrestha R, Chhetri P, Adhikari K. Level and associated factors of knowledge regarding menstrual hygiene among school-going adolescent girls in Dang District, Nepal.</w:t>
       </w:r>
@@ -5763,6 +6016,7 @@
       <w:r>
         <w:rPr>
           <w:rFonts w:ascii="Times New Roman" w:hAnsi="Times New Roman"/>
+          <w:color w:val="000000"/>
         </w:rPr>
         <w:t>Sonowal P, Talukdar K, Saikia H. Sociodemographic factors and their association with menstrual hygiene practices among adolescent girls in urban slums.</w:t>
       </w:r>
@@ -5775,18 +6029,12 @@
       <w:r>
         <w:rPr>
           <w:rFonts w:ascii="Times New Roman" w:hAnsi="Times New Roman"/>
+          <w:color w:val="000000"/>
         </w:rPr>
         <w:t>Srivastava U, Singh KK. Exploring knowledge and perceptions of school adolescents regarding pubertal changes and reproductive health.</w:t>
       </w:r>
     </w:p>
-    <w:p>
-      <w:pPr>
-        <w:jc w:val="center"/>
-      </w:pPr>
-      <w:r>
-        <w:t>______________________________________________________________________</w:t>
-      </w:r>
-    </w:p>
+    <w:p/>
     <w:p>
       <w:pPr>
         <w:pStyle w:val="Heading2"/>
@@ -5803,6 +6051,7 @@
       <w:r>
         <w:rPr>
           <w:rFonts w:ascii="Times New Roman" w:hAnsi="Times New Roman"/>
+          <w:color w:val="000000"/>
         </w:rPr>
         <w:t>Primary inferential tests were non-parametric due bounded/discrete outcomes, non-normal group behavior, and group imbalance.</w:t>
       </w:r>
@@ -5815,6 +6064,7 @@
       <w:r>
         <w:rPr>
           <w:rFonts w:ascii="Times New Roman" w:hAnsi="Times New Roman"/>
+          <w:color w:val="000000"/>
         </w:rPr>
         <w:t>Effect sizes are small (knowledge epsilon-squared=0.0162; practice epsilon-squared=0.0535), indicating modest practical magnitude despite statistical significance for practice.</w:t>
       </w:r>
@@ -5827,6 +6077,7 @@
       <w:r>
         <w:rPr>
           <w:rFonts w:ascii="Times New Roman" w:hAnsi="Times New Roman"/>
+          <w:color w:val="000000"/>
         </w:rPr>
         <w:t>Post-hoc pairwise inference was not emphasized because of extreme imbalance and sparse highest-education stratum (n=1), which can destabilize pairwise conclusions.</w:t>
       </w:r>
@@ -5839,6 +6090,7 @@
       <w:r>
         <w:rPr>
           <w:rFonts w:ascii="Times New Roman" w:hAnsi="Times New Roman"/>
+          <w:color w:val="000000"/>
         </w:rPr>
         <w:t>Income-related analyses should be interpreted with distribution-aware caution; robust/rank approaches are recommended in confirmatory follow-up studies.</w:t>
       </w:r>
@@ -5864,6 +6116,7 @@
     <w:r>
       <w:rPr>
         <w:rFonts w:ascii="Times New Roman" w:hAnsi="Times New Roman"/>
+        <w:color w:val="000000"/>
         <w:sz w:val="20"/>
       </w:rPr>
       <w:t xml:space="preserve">Page </w:t>
@@ -6239,11 +6492,12 @@
     <w:qFormat/>
     <w:rsid w:val="00FC693F"/>
     <w:pPr>
-      <w:spacing w:line="360" w:lineRule="auto" w:after="120"/>
-      <w:jc w:val="both"/>
+      <w:spacing w:line="360" w:lineRule="auto" w:after="0"/>
+      <w:jc w:val="left"/>
     </w:pPr>
     <w:rPr>
       <w:rFonts w:ascii="Times New Roman" w:hAnsi="Times New Roman" w:eastAsia="Times New Roman"/>
+      <w:color w:val="000000"/>
       <w:sz w:val="24"/>
     </w:rPr>
   </w:style>
@@ -6309,7 +6563,7 @@
       <w:rFonts w:asciiTheme="majorHAnsi" w:eastAsiaTheme="majorEastAsia" w:hAnsiTheme="majorHAnsi" w:cstheme="majorBidi" w:ascii="Times New Roman" w:hAnsi="Times New Roman" w:eastAsia="Times New Roman"/>
       <w:b/>
       <w:bCs/>
-      <w:color w:val="365F91" w:themeColor="accent1" w:themeShade="BF"/>
+      <w:color w:val="000000"/>
       <w:sz w:val="28"/>
       <w:szCs w:val="28"/>
     </w:rPr>
@@ -6333,8 +6587,8 @@
       <w:rFonts w:asciiTheme="majorHAnsi" w:eastAsiaTheme="majorEastAsia" w:hAnsiTheme="majorHAnsi" w:cstheme="majorBidi" w:ascii="Times New Roman" w:hAnsi="Times New Roman" w:eastAsia="Times New Roman"/>
       <w:b/>
       <w:bCs/>
-      <w:color w:val="4F81BD" w:themeColor="accent1"/>
-      <w:sz w:val="26"/>
+      <w:color w:val="000000"/>
+      <w:sz w:val="24"/>
       <w:szCs w:val="26"/>
     </w:rPr>
   </w:style>
@@ -6357,7 +6611,8 @@
       <w:rFonts w:asciiTheme="majorHAnsi" w:eastAsiaTheme="majorEastAsia" w:hAnsiTheme="majorHAnsi" w:cstheme="majorBidi" w:ascii="Times New Roman" w:hAnsi="Times New Roman" w:eastAsia="Times New Roman"/>
       <w:b/>
       <w:bCs/>
-      <w:color w:val="4F81BD" w:themeColor="accent1"/>
+      <w:color w:val="000000"/>
+      <w:sz w:val="24"/>
     </w:rPr>
   </w:style>
   <w:style w:type="paragraph" w:styleId="Heading4">
@@ -6382,7 +6637,8 @@
       <w:bCs/>
       <w:i/>
       <w:iCs/>
-      <w:color w:val="4F81BD" w:themeColor="accent1"/>
+      <w:color w:val="000000"/>
+      <w:sz w:val="24"/>
     </w:rPr>
   </w:style>
   <w:style w:type="paragraph" w:styleId="Heading5">
@@ -6596,7 +6852,7 @@
     </w:pPr>
     <w:rPr>
       <w:rFonts w:asciiTheme="majorHAnsi" w:eastAsiaTheme="majorEastAsia" w:hAnsiTheme="majorHAnsi" w:cstheme="majorBidi" w:ascii="Times New Roman" w:hAnsi="Times New Roman" w:eastAsia="Times New Roman"/>
-      <w:color w:val="17365D" w:themeColor="text2" w:themeShade="BF"/>
+      <w:color w:val="000000"/>
       <w:spacing w:val="5"/>
       <w:kern w:val="28"/>
       <w:sz w:val="32"/>

--- a/RESEARCH_PAPER.docx
+++ b/RESEARCH_PAPER.docx
@@ -587,6 +587,18 @@
           <w:color w:val="000000"/>
         </w:rPr>
         <w:t>Level 5: Higher</w:t>
+      </w:r>
+    </w:p>
+    <w:p>
+      <w:pPr>
+        <w:jc w:val="left"/>
+      </w:pPr>
+      <w:r>
+        <w:rPr>
+          <w:rFonts w:ascii="Times New Roman" w:hAnsi="Times New Roman"/>
+          <w:color w:val="000000"/>
+        </w:rPr>
+        <w:t>These level names follow the analysis pipeline labeling used in the final output artifacts to keep manuscript tables and figures fully traceable to generated files.</w:t>
       </w:r>
     </w:p>
     <w:p>
@@ -6053,7 +6065,7 @@
           <w:rFonts w:ascii="Times New Roman" w:hAnsi="Times New Roman"/>
           <w:color w:val="000000"/>
         </w:rPr>
-        <w:t>Primary inferential tests were non-parametric due bounded/discrete outcomes, non-normal group behavior, and group imbalance.</w:t>
+        <w:t>Primary inferential tests were non-parametric due to bounded/discrete outcomes, non-normal group behavior, and group imbalance.</w:t>
       </w:r>
     </w:p>
     <w:p>

--- a/RESEARCH_PAPER.docx
+++ b/RESEARCH_PAPER.docx
@@ -5926,20 +5926,22 @@
           <w:rFonts w:ascii="Times New Roman" w:hAnsi="Times New Roman"/>
           <w:color w:val="000000"/>
         </w:rPr>
-        <w:t>World Health Organization. Strengthening the health sector response to adolescent health and development. Geneva; 2011.</w:t>
+        <w:t xml:space="preserve">World Health Organization. </w:t>
       </w:r>
-    </w:p>
-    <w:p>
-      <w:pPr>
-        <w:pStyle w:val="ListNumber"/>
-        <w:jc w:val="left"/>
-      </w:pPr>
+      <w:r>
+        <w:rPr>
+          <w:rFonts w:ascii="Times New Roman" w:hAnsi="Times New Roman"/>
+          <w:i/>
+          <w:color w:val="000000"/>
+        </w:rPr>
+        <w:t>Making health services adolescent friendly: developing national quality standards for adolescent-friendly health services.</w:t>
+      </w:r>
       <w:r>
         <w:rPr>
           <w:rFonts w:ascii="Times New Roman" w:hAnsi="Times New Roman"/>
           <w:color w:val="000000"/>
         </w:rPr>
-        <w:t>World Health Organization. WHO statement on menstrual health and rights.</w:t>
+        <w:t xml:space="preserve"> Geneva: WHO; 2012. Available from: https://www.who.int/publications/i/item/9789241503594 (No DOI).</w:t>
       </w:r>
     </w:p>
     <w:p>
@@ -5952,20 +5954,22 @@
           <w:rFonts w:ascii="Times New Roman" w:hAnsi="Times New Roman"/>
           <w:color w:val="000000"/>
         </w:rPr>
-        <w:t>UNESCO. Menstrual health and hygiene management: a module for gender empowerment.</w:t>
+        <w:t xml:space="preserve">World Health Organization. </w:t>
       </w:r>
-    </w:p>
-    <w:p>
-      <w:pPr>
-        <w:pStyle w:val="ListNumber"/>
-        <w:jc w:val="left"/>
-      </w:pPr>
+      <w:r>
+        <w:rPr>
+          <w:rFonts w:ascii="Times New Roman" w:hAnsi="Times New Roman"/>
+          <w:i/>
+          <w:color w:val="000000"/>
+        </w:rPr>
+        <w:t>WHO statement on menstrual health and rights.</w:t>
+      </w:r>
       <w:r>
         <w:rPr>
           <w:rFonts w:ascii="Times New Roman" w:hAnsi="Times New Roman"/>
           <w:color w:val="000000"/>
         </w:rPr>
-        <w:t>Kumbeni MT, Otupiri E, Ziba FA. Menstrual hygiene among adolescent girls in junior high schools in rural northern Ghana.</w:t>
+        <w:t xml:space="preserve"> 22 June 2022. Available from: https://www.who.int/news/item/22-06-2022-who-statement-on-menstrual-health-and-rights (No DOI).</w:t>
       </w:r>
     </w:p>
     <w:p>
@@ -5978,20 +5982,22 @@
           <w:rFonts w:ascii="Times New Roman" w:hAnsi="Times New Roman"/>
           <w:color w:val="000000"/>
         </w:rPr>
-        <w:t>Sahiledengle B, Atlaw D, Kumie A, Tekalegn Y, Woldeyohannes D, Agho KE. Menstrual hygiene practice among adolescent girls in Ethiopia: a systematic review and meta-analysis.</w:t>
+        <w:t xml:space="preserve">UNESCO. </w:t>
       </w:r>
-    </w:p>
-    <w:p>
-      <w:pPr>
-        <w:pStyle w:val="ListNumber"/>
-        <w:jc w:val="left"/>
-      </w:pPr>
+      <w:r>
+        <w:rPr>
+          <w:rFonts w:ascii="Times New Roman" w:hAnsi="Times New Roman"/>
+          <w:i/>
+          <w:color w:val="000000"/>
+        </w:rPr>
+        <w:t>Puberty education and menstrual hygiene management.</w:t>
+      </w:r>
       <w:r>
         <w:rPr>
           <w:rFonts w:ascii="Times New Roman" w:hAnsi="Times New Roman"/>
           <w:color w:val="000000"/>
         </w:rPr>
-        <w:t>Belayneh Z, Mekuriaw B. Knowledge and menstrual hygiene practice among adolescent schoolgirls in southern Ethiopia: a cross-sectional study.</w:t>
+        <w:t xml:space="preserve"> Paris: UNESCO. Available from: https://unesdoc.unesco.org/ark:/48223/pf0000263833 (No DOI).</w:t>
       </w:r>
     </w:p>
     <w:p>
@@ -6004,20 +6010,22 @@
           <w:rFonts w:ascii="Times New Roman" w:hAnsi="Times New Roman"/>
           <w:color w:val="000000"/>
         </w:rPr>
-        <w:t>Bhusal CK. Practice of menstrual hygiene and associated factors among adolescent school girls in Dang District, Nepal.</w:t>
+        <w:t xml:space="preserve">Kumbeni MT, Otupiri E, Ziba FA. Menstrual hygiene among adolescent girls in junior high schools in rural Northern Ghana. </w:t>
       </w:r>
-    </w:p>
-    <w:p>
-      <w:pPr>
-        <w:pStyle w:val="ListNumber"/>
-        <w:jc w:val="left"/>
-      </w:pPr>
+      <w:r>
+        <w:rPr>
+          <w:rFonts w:ascii="Times New Roman" w:hAnsi="Times New Roman"/>
+          <w:i/>
+          <w:color w:val="000000"/>
+        </w:rPr>
+        <w:t>Pan Afr Med J.</w:t>
+      </w:r>
       <w:r>
         <w:rPr>
           <w:rFonts w:ascii="Times New Roman" w:hAnsi="Times New Roman"/>
           <w:color w:val="000000"/>
         </w:rPr>
-        <w:t>Bhusal CK, Bhattarai S, Kafle R, Shrestha R, Chhetri P, Adhikari K. Level and associated factors of knowledge regarding menstrual hygiene among school-going adolescent girls in Dang District, Nepal.</w:t>
+        <w:t xml:space="preserve"> 2020;37:190. doi:10.11604/pamj.2020.37.190.19015</w:t>
       </w:r>
     </w:p>
     <w:p>
@@ -6030,20 +6038,162 @@
           <w:rFonts w:ascii="Times New Roman" w:hAnsi="Times New Roman"/>
           <w:color w:val="000000"/>
         </w:rPr>
-        <w:t>Sonowal P, Talukdar K, Saikia H. Sociodemographic factors and their association with menstrual hygiene practices among adolescent girls in urban slums.</w:t>
+        <w:t xml:space="preserve">Sahiledengle B, Atlaw D, Kumie A, Tekalegn Y, Woldeyohannes D, Agho KE. Menstrual hygiene practice among adolescent girls in Ethiopia: a systematic review and meta-analysis. </w:t>
       </w:r>
-    </w:p>
-    <w:p>
-      <w:pPr>
-        <w:pStyle w:val="ListNumber"/>
-        <w:jc w:val="left"/>
-      </w:pPr>
+      <w:r>
+        <w:rPr>
+          <w:rFonts w:ascii="Times New Roman" w:hAnsi="Times New Roman"/>
+          <w:i/>
+          <w:color w:val="000000"/>
+        </w:rPr>
+        <w:t>PLoS One.</w:t>
+      </w:r>
       <w:r>
         <w:rPr>
           <w:rFonts w:ascii="Times New Roman" w:hAnsi="Times New Roman"/>
           <w:color w:val="000000"/>
         </w:rPr>
-        <w:t>Srivastava U, Singh KK. Exploring knowledge and perceptions of school adolescents regarding pubertal changes and reproductive health.</w:t>
+        <w:t xml:space="preserve"> 2022;17(1):e0262295. doi:10.1371/journal.pone.0262295</w:t>
+      </w:r>
+    </w:p>
+    <w:p>
+      <w:pPr>
+        <w:pStyle w:val="ListNumber"/>
+        <w:jc w:val="left"/>
+      </w:pPr>
+      <w:r>
+        <w:rPr>
+          <w:rFonts w:ascii="Times New Roman" w:hAnsi="Times New Roman"/>
+          <w:color w:val="000000"/>
+        </w:rPr>
+        <w:t xml:space="preserve">Belayneh Z, Mekuriaw B. Knowledge and menstrual hygiene practice among adolescent schoolgirls in southern Ethiopia: a cross-sectional study. </w:t>
+      </w:r>
+      <w:r>
+        <w:rPr>
+          <w:rFonts w:ascii="Times New Roman" w:hAnsi="Times New Roman"/>
+          <w:i/>
+          <w:color w:val="000000"/>
+        </w:rPr>
+        <w:t>BMC Public Health.</w:t>
+      </w:r>
+      <w:r>
+        <w:rPr>
+          <w:rFonts w:ascii="Times New Roman" w:hAnsi="Times New Roman"/>
+          <w:color w:val="000000"/>
+        </w:rPr>
+        <w:t xml:space="preserve"> 2019;19:1595. doi:10.1186/s12889-019-7973-9</w:t>
+      </w:r>
+    </w:p>
+    <w:p>
+      <w:pPr>
+        <w:pStyle w:val="ListNumber"/>
+        <w:jc w:val="left"/>
+      </w:pPr>
+      <w:r>
+        <w:rPr>
+          <w:rFonts w:ascii="Times New Roman" w:hAnsi="Times New Roman"/>
+          <w:color w:val="000000"/>
+        </w:rPr>
+        <w:t xml:space="preserve">Bhusal CK. Practice of menstrual hygiene and associated factors among adolescent school girls in Dang District, Nepal. </w:t>
+      </w:r>
+      <w:r>
+        <w:rPr>
+          <w:rFonts w:ascii="Times New Roman" w:hAnsi="Times New Roman"/>
+          <w:i/>
+          <w:color w:val="000000"/>
+        </w:rPr>
+        <w:t>Adv Prev Med.</w:t>
+      </w:r>
+      <w:r>
+        <w:rPr>
+          <w:rFonts w:ascii="Times New Roman" w:hAnsi="Times New Roman"/>
+          <w:color w:val="000000"/>
+        </w:rPr>
+        <w:t xml:space="preserve"> 2020;2020:1292070. doi:10.1155/2020/1292070</w:t>
+      </w:r>
+    </w:p>
+    <w:p>
+      <w:pPr>
+        <w:pStyle w:val="ListNumber"/>
+        <w:jc w:val="left"/>
+      </w:pPr>
+      <w:r>
+        <w:rPr>
+          <w:rFonts w:ascii="Times New Roman" w:hAnsi="Times New Roman"/>
+          <w:color w:val="000000"/>
+        </w:rPr>
+        <w:t xml:space="preserve">Bhusal CK, Bhattarai S, Kafle R, Shrestha R, Chhetri P, Adhikari K. Level and associated factors of knowledge regarding menstrual hygiene among school-going adolescent girls in Dang District, Nepal. </w:t>
+      </w:r>
+      <w:r>
+        <w:rPr>
+          <w:rFonts w:ascii="Times New Roman" w:hAnsi="Times New Roman"/>
+          <w:i/>
+          <w:color w:val="000000"/>
+        </w:rPr>
+        <w:t>Adv Prev Med.</w:t>
+      </w:r>
+      <w:r>
+        <w:rPr>
+          <w:rFonts w:ascii="Times New Roman" w:hAnsi="Times New Roman"/>
+          <w:color w:val="000000"/>
+        </w:rPr>
+        <w:t xml:space="preserve"> 2020;2020:8872119. doi:10.1155/2020/8872119</w:t>
+      </w:r>
+    </w:p>
+    <w:p>
+      <w:pPr>
+        <w:pStyle w:val="ListNumber"/>
+        <w:jc w:val="left"/>
+      </w:pPr>
+      <w:r>
+        <w:rPr>
+          <w:rFonts w:ascii="Times New Roman" w:hAnsi="Times New Roman"/>
+          <w:color w:val="000000"/>
+        </w:rPr>
+        <w:t xml:space="preserve">Sonowal P, Talukdar K, Saikia H. Sociodemographic factors and their association with menstrual hygiene practices among adolescent girls in urban slums of Dibrugarh town, Assam. </w:t>
+      </w:r>
+      <w:r>
+        <w:rPr>
+          <w:rFonts w:ascii="Times New Roman" w:hAnsi="Times New Roman"/>
+          <w:i/>
+          <w:color w:val="000000"/>
+        </w:rPr>
+        <w:t>J Family Med Prim Care.</w:t>
+      </w:r>
+      <w:r>
+        <w:rPr>
+          <w:rFonts w:ascii="Times New Roman" w:hAnsi="Times New Roman"/>
+          <w:color w:val="000000"/>
+        </w:rPr>
+        <w:t xml:space="preserve"> 2021;10(12):4448-4453. doi:10.4103/jfmpc.jfmpc_703_21</w:t>
+      </w:r>
+    </w:p>
+    <w:p>
+      <w:pPr>
+        <w:pStyle w:val="ListNumber"/>
+        <w:jc w:val="left"/>
+      </w:pPr>
+      <w:r>
+        <w:rPr>
+          <w:rFonts w:ascii="Times New Roman" w:hAnsi="Times New Roman"/>
+          <w:color w:val="000000"/>
+        </w:rPr>
+        <w:t xml:space="preserve">Srivastava U, Singh KK. Exploring knowledge and perceptions of school adolescents regarding pubertal changes and reproductive health. </w:t>
+      </w:r>
+      <w:r>
+        <w:rPr>
+          <w:rFonts w:ascii="Times New Roman" w:hAnsi="Times New Roman"/>
+          <w:i/>
+          <w:color w:val="000000"/>
+        </w:rPr>
+        <w:t>Indian J Youth Adolesc Health.</w:t>
+      </w:r>
+      <w:r>
+        <w:rPr>
+          <w:rFonts w:ascii="Times New Roman" w:hAnsi="Times New Roman"/>
+          <w:color w:val="000000"/>
+        </w:rPr>
+        <w:t xml:space="preserve"> 2017;4(3):1-7. doi:10.24321/2349.2880.201705</w:t>
       </w:r>
     </w:p>
     <w:p/>

--- a/RESEARCH_PAPER.docx
+++ b/RESEARCH_PAPER.docx
@@ -198,7 +198,7 @@
           <w:rFonts w:ascii="Times New Roman" w:hAnsi="Times New Roman"/>
           <w:color w:val="000000"/>
         </w:rPr>
-        <w:t>Adolescence is a critical developmental period in which lifelong health behaviors are established. Menstrual health literacy and hygienic practice are particularly important for adolescent girls because they affect physical comfort, infection risk, school participation, and psychosocial well-being. International guidance from WHO and UNESCO frames menstrual health as both a health and rights issue requiring access to accurate information, hygiene products, safe sanitation, and supportive social environments.</w:t>
+        <w:t>Adolescence is a critical developmental period in which lifelong health behaviors are established. Menstrual health literacy and hygienic practice are particularly important for adolescent girls because they affect physical comfort, infection risk, school participation, and psychosocial well-being. International guidance from WHO and UNESCO frames menstrual health as both a health and rights issue requiring access to accurate information, hygiene products, safe sanitation, and supportive social environments [1-3].</w:t>
       </w:r>
     </w:p>
     <w:p>
@@ -210,7 +210,7 @@
           <w:rFonts w:ascii="Times New Roman" w:hAnsi="Times New Roman"/>
           <w:color w:val="000000"/>
         </w:rPr>
-        <w:t>In many low- and middle-income settings, menstrual hygiene management is constrained by stigma, silence, and limited resources. Girls may enter menarche with incomplete understanding, rely on informal sources of information, and face practical barriers to product use, washing, and disposal. These challenges are amplified in socioeconomically constrained communities where household resources and parental literacy influence adolescent health behavior.</w:t>
+        <w:t>In many low- and middle-income settings, menstrual hygiene management is constrained by stigma, silence, and limited resources. Girls may enter menarche with incomplete understanding, rely on informal sources of information, and face practical barriers to product use, washing, and disposal. These challenges are amplified in socioeconomically constrained communities where household resources and parental literacy influence adolescent health behavior [4-10].</w:t>
       </w:r>
     </w:p>
     <w:p>
@@ -5344,7 +5344,7 @@
           <w:rFonts w:ascii="Times New Roman" w:hAnsi="Times New Roman"/>
           <w:color w:val="000000"/>
         </w:rPr>
-        <w:t>The direction of findings is broadly compatible with regional literature that links parental education and socioeconomic context to menstrual hygiene management quality, while also showing persistent gaps between awareness and practical implementation. This pattern aligns with evidence from South Asian and other low-resource settings, where social norms and infrastructure constraints can blunt translation of knowledge into behavior.</w:t>
+        <w:t>The direction of findings is broadly compatible with regional literature that links parental education and socioeconomic context to menstrual hygiene management quality, while also showing persistent gaps between awareness and practical implementation [4-10]. This pattern aligns with evidence from South Asian and other low-resource settings, where social norms and infrastructure constraints can blunt translation of knowledge into behavior.</w:t>
       </w:r>
     </w:p>
     <w:p>
@@ -5934,14 +5934,14 @@
           <w:i/>
           <w:color w:val="000000"/>
         </w:rPr>
-        <w:t>Making health services adolescent friendly: developing national quality standards for adolescent-friendly health services.</w:t>
+        <w:t>Strengthening the health sector response to adolescent health and development.</w:t>
       </w:r>
       <w:r>
         <w:rPr>
           <w:rFonts w:ascii="Times New Roman" w:hAnsi="Times New Roman"/>
           <w:color w:val="000000"/>
         </w:rPr>
-        <w:t xml:space="preserve"> Geneva: WHO; 2012. Available from: https://www.who.int/publications/i/item/9789241503594 (No DOI).</w:t>
+        <w:t xml:space="preserve"> Geneva: WHO; 2010. Available from: https://apps.who.int/iris/bitstream/handle/10665/340531/WHO-FCH-CAH-10-01-eng.pdf?sequence=1&amp;isAllowed=y (No DOI; accessed 2026-03-19).</w:t>
       </w:r>
     </w:p>
     <w:p>
@@ -5969,7 +5969,7 @@
           <w:rFonts w:ascii="Times New Roman" w:hAnsi="Times New Roman"/>
           <w:color w:val="000000"/>
         </w:rPr>
-        <w:t xml:space="preserve"> 22 June 2022. Available from: https://www.who.int/news/item/22-06-2022-who-statement-on-menstrual-health-and-rights (No DOI).</w:t>
+        <w:t xml:space="preserve"> 22 June 2022. Available from: https://www.who.int/news/item/22-06-2022-who-statement-on-menstrual-health-and-rights (No DOI; accessed 2026-03-19).</w:t>
       </w:r>
     </w:p>
     <w:p>
@@ -5990,14 +5990,14 @@
           <w:i/>
           <w:color w:val="000000"/>
         </w:rPr>
-        <w:t>Puberty education and menstrual hygiene management.</w:t>
+        <w:t>Puberty and menstrual hygiene management.</w:t>
       </w:r>
       <w:r>
         <w:rPr>
           <w:rFonts w:ascii="Times New Roman" w:hAnsi="Times New Roman"/>
           <w:color w:val="000000"/>
         </w:rPr>
-        <w:t xml:space="preserve"> Paris: UNESCO. Available from: https://unesdoc.unesco.org/ark:/48223/pf0000263833 (No DOI).</w:t>
+        <w:t xml:space="preserve"> Available from: https://www.unesco.org/en/health-education/puberty (No DOI; accessed 2026-03-19).</w:t>
       </w:r>
     </w:p>
     <w:p>
@@ -6025,7 +6025,7 @@
           <w:rFonts w:ascii="Times New Roman" w:hAnsi="Times New Roman"/>
           <w:color w:val="000000"/>
         </w:rPr>
-        <w:t xml:space="preserve"> 2020;37:190. doi:10.11604/pamj.2020.37.190.19015</w:t>
+        <w:t xml:space="preserve"> 2020;37:190. https://doi.org/10.11604/pamj.2020.37.190.19015</w:t>
       </w:r>
     </w:p>
     <w:p>
@@ -6053,7 +6053,7 @@
           <w:rFonts w:ascii="Times New Roman" w:hAnsi="Times New Roman"/>
           <w:color w:val="000000"/>
         </w:rPr>
-        <w:t xml:space="preserve"> 2022;17(1):e0262295. doi:10.1371/journal.pone.0262295</w:t>
+        <w:t xml:space="preserve"> 2022;17(1):e0262295. https://doi.org/10.1371/journal.pone.0262295</w:t>
       </w:r>
     </w:p>
     <w:p>
@@ -6081,7 +6081,7 @@
           <w:rFonts w:ascii="Times New Roman" w:hAnsi="Times New Roman"/>
           <w:color w:val="000000"/>
         </w:rPr>
-        <w:t xml:space="preserve"> 2019;19:1595. doi:10.1186/s12889-019-7973-9</w:t>
+        <w:t xml:space="preserve"> 2019;19(1):1595. https://doi.org/10.1186/s12889-019-7973-9</w:t>
       </w:r>
     </w:p>
     <w:p>
@@ -6109,7 +6109,7 @@
           <w:rFonts w:ascii="Times New Roman" w:hAnsi="Times New Roman"/>
           <w:color w:val="000000"/>
         </w:rPr>
-        <w:t xml:space="preserve"> 2020;2020:1292070. doi:10.1155/2020/1292070</w:t>
+        <w:t xml:space="preserve"> 2020;2020:1292070. https://doi.org/10.1155/2020/1292070</w:t>
       </w:r>
     </w:p>
     <w:p>
@@ -6137,7 +6137,7 @@
           <w:rFonts w:ascii="Times New Roman" w:hAnsi="Times New Roman"/>
           <w:color w:val="000000"/>
         </w:rPr>
-        <w:t xml:space="preserve"> 2020;2020:8872119. doi:10.1155/2020/8872119</w:t>
+        <w:t xml:space="preserve"> 2020;2020:8872119. https://doi.org/10.1155/2020/8872119</w:t>
       </w:r>
     </w:p>
     <w:p>
@@ -6165,7 +6165,7 @@
           <w:rFonts w:ascii="Times New Roman" w:hAnsi="Times New Roman"/>
           <w:color w:val="000000"/>
         </w:rPr>
-        <w:t xml:space="preserve"> 2021;10(12):4448-4453. doi:10.4103/jfmpc.jfmpc_703_21</w:t>
+        <w:t xml:space="preserve"> 2021;10(12):4446-4451. https://doi.org/10.4103/jfmpc.jfmpc_703_21</w:t>
       </w:r>
     </w:p>
     <w:p>
@@ -6193,7 +6193,7 @@
           <w:rFonts w:ascii="Times New Roman" w:hAnsi="Times New Roman"/>
           <w:color w:val="000000"/>
         </w:rPr>
-        <w:t xml:space="preserve"> 2017;4(3):1-7. doi:10.24321/2349.2880.201705</w:t>
+        <w:t xml:space="preserve"> 2017;4(1):26-35. https://doi.org/10.24321/2349.2880.201705</w:t>
       </w:r>
     </w:p>
     <w:p/>

--- a/RESEARCH_PAPER.docx
+++ b/RESEARCH_PAPER.docx
@@ -51,21 +51,12 @@
         <w:t xml:space="preserve"> Dr Ayesha Javed, Dr Fatima Sohail</w:t>
       </w:r>
     </w:p>
-    <w:p/>
     <w:p>
       <w:pPr>
         <w:pStyle w:val="Heading2"/>
       </w:pPr>
       <w:r>
         <w:t>Abstract</w:t>
-      </w:r>
-    </w:p>
-    <w:p>
-      <w:pPr>
-        <w:pStyle w:val="Heading3"/>
-      </w:pPr>
-      <w:r>
-        <w:t>Background</w:t>
       </w:r>
     </w:p>
     <w:p>
@@ -77,15 +68,7 @@
           <w:rFonts w:ascii="Times New Roman" w:hAnsi="Times New Roman"/>
           <w:color w:val="000000"/>
         </w:rPr>
-        <w:t>Menstrual hygiene management among adolescent girls remains a public health and education challenge in low-resource settings, where social stigma, limited menstrual health literacy, and constrained access to hygiene resources can worsen outcomes. Maternal education is often considered an important determinant of adolescent health behavior, but local data from sub-urban Pakistan are limited.</w:t>
-      </w:r>
-    </w:p>
-    <w:p>
-      <w:pPr>
-        <w:pStyle w:val="Heading3"/>
-      </w:pPr>
-      <w:r>
-        <w:t>Objective</w:t>
+        <w:t>Menstrual hygiene management remains a major adolescent health challenge in low-resource settings where stigma, inadequate menstrual health literacy, and limited access to safe hygiene materials can compromise health, dignity, and school participation [1-3]. Maternal education is frequently viewed as an important determinant of adolescent health behavior, but local evidence from sub-urban Pakistan is limited. This study examined menstrual hygiene knowledge and practices among adolescent girls and assessed whether these outcomes differed across maternal education categories. The manuscript is based on a finalized school-based survey dataset from a sub-urban area of Lahore, Pakistan. Of 160 raw records loaded from the SPSS source file, 40 records with missing maternal education were excluded according to the predefined analytic pipeline, leaving 120 analyzable participants. Knowledge scores ranged from 0 to 9 and practice scores ranged from 0 to 7, both generated from prespecified questionnaire scoring rules in which missing questionnaire responses were assigned a score of zero. Descriptive statistics, data quality checks, group comparisons, and correlation analyses were performed. Because score distributions were bounded and discrete, and because maternal education groups were imbalanced, Kruskal-Wallis tests were used for the primary group comparisons. Mean age was 14.47 years (range 12-18 years). The mean knowledge score was 5.82/9 (SD 1.08), and the mean practice score was 5.68/7 (SD 0.58). Maternal education was significantly associated with practice scores (Kruskal-Wallis H = 10.1562, p = 0.0379, epsilon-squared = 0.0535), but not with knowledge scores (H = 5.8669, p = 0.2093, epsilon-squared = 0.0162). Age correlated positively with knowledge (r = 0.307, p = 0.0007), and knowledge correlated positively with practice (r = 0.335, p = 0.0002). Overall data quality was 88.82%, while core data quality excluding conditional or skip-logic variables was 99.85%. In this sample, maternal education was more strongly related to menstrual hygiene practice than to menstrual hygiene knowledge. The findings support behavior-focused menstrual hygiene interventions, but they should be interpreted as associative rather than causal because the analysis is cross-sectional and unadjusted.</w:t>
       </w:r>
     </w:p>
     <w:p>
@@ -95,92 +78,19 @@
       <w:r>
         <w:rPr>
           <w:rFonts w:ascii="Times New Roman" w:hAnsi="Times New Roman"/>
+          <w:b/>
           <w:color w:val="000000"/>
         </w:rPr>
-        <w:t>To assess menstrual hygiene knowledge and practices among adolescent girls and determine whether scores differ by maternal education level.</w:t>
+        <w:t>Keywords:</w:t>
       </w:r>
-    </w:p>
-    <w:p>
-      <w:pPr>
-        <w:pStyle w:val="Heading3"/>
-      </w:pPr>
-      <w:r>
-        <w:t>Methods</w:t>
-      </w:r>
-    </w:p>
-    <w:p>
-      <w:pPr>
-        <w:jc w:val="left"/>
-      </w:pPr>
       <w:r>
         <w:rPr>
           <w:rFonts w:ascii="Times New Roman" w:hAnsi="Times New Roman"/>
           <w:color w:val="000000"/>
         </w:rPr>
-        <w:t>This cross-sectional analysis used school-based survey data from a sub-urban area of Lahore, Pakistan. Raw records loaded were 160; 40 empty records (missing maternal education) were excluded per predefined pipeline logic, leaving 120 analyzable participants. Knowledge (0-9) and practice (0-7) scores were computed from questionnaire sections using predefined scoring rules. Missing questionnaire responses were scored as 0. Demographic summaries, group-wise comparisons, and correlation analyses were performed. Normality and variance assumptions were checked (Shapiro-Wilk, Levene), with Kruskal-Wallis selected for group comparisons when assumptions were not met or group sizes were insufficient. Effect size was reported as epsilon-squared for Kruskal-Wallis tests.</w:t>
+        <w:t xml:space="preserve"> menstrual hygiene; adolescent girls; maternal education; Pakistan; school health; cross-sectional study</w:t>
       </w:r>
     </w:p>
-    <w:p>
-      <w:pPr>
-        <w:pStyle w:val="Heading3"/>
-      </w:pPr>
-      <w:r>
-        <w:t>Results</w:t>
-      </w:r>
-    </w:p>
-    <w:p>
-      <w:pPr>
-        <w:jc w:val="left"/>
-      </w:pPr>
-      <w:r>
-        <w:rPr>
-          <w:rFonts w:ascii="Times New Roman" w:hAnsi="Times New Roman"/>
-          <w:color w:val="000000"/>
-        </w:rPr>
-        <w:t>Mean age was 14.47 years (range 12-18). Mean knowledge score was 5.82/9 (SD 1.08), and mean practice score was 5.68/7 (SD 0.58). Maternal education showed a significant association with practice scores (Kruskal-Wallis H=10.1562, p=0.0379, epsilon-squared=0.0535), but not with knowledge scores (H=5.8669, p=0.2093, epsilon-squared=0.0162). Pearson analysis showed positive correlations between age and knowledge (r=0.307, p=0.0007), and between knowledge and practice (r=0.335, p=0.0002). Income was not significantly correlated with knowledge or practice. Overall data quality was 88.82%; core data quality excluding conditional/skip-logic columns was 99.85%.</w:t>
-      </w:r>
-    </w:p>
-    <w:p>
-      <w:pPr>
-        <w:pStyle w:val="Heading3"/>
-      </w:pPr>
-      <w:r>
-        <w:t>Conclusion</w:t>
-      </w:r>
-    </w:p>
-    <w:p>
-      <w:pPr>
-        <w:jc w:val="left"/>
-      </w:pPr>
-      <w:r>
-        <w:rPr>
-          <w:rFonts w:ascii="Times New Roman" w:hAnsi="Times New Roman"/>
-          <w:color w:val="000000"/>
-        </w:rPr>
-        <w:t>In this sample, maternal education was associated with better menstrual hygiene practices but not significantly associated with knowledge scores. Findings support targeting behavior-focused menstrual hygiene interventions, while addressing structural and household-level constraints. Results should be interpreted as associative (not causal) due to the cross-sectional and unadjusted analytic design.</w:t>
-      </w:r>
-    </w:p>
-    <w:p>
-      <w:pPr>
-        <w:pStyle w:val="Heading3"/>
-      </w:pPr>
-      <w:r>
-        <w:t>Keywords</w:t>
-      </w:r>
-    </w:p>
-    <w:p>
-      <w:pPr>
-        <w:jc w:val="left"/>
-      </w:pPr>
-      <w:r>
-        <w:rPr>
-          <w:rFonts w:ascii="Times New Roman" w:hAnsi="Times New Roman"/>
-          <w:color w:val="000000"/>
-        </w:rPr>
-        <w:t>Menstrual hygiene, adolescent girls, maternal education, Pakistan, knowledge score, practice score, Kruskal-Wallis, school health</w:t>
-      </w:r>
-    </w:p>
-    <w:p/>
     <w:p>
       <w:pPr>
         <w:pStyle w:val="Heading2"/>
@@ -198,7 +108,7 @@
           <w:rFonts w:ascii="Times New Roman" w:hAnsi="Times New Roman"/>
           <w:color w:val="000000"/>
         </w:rPr>
-        <w:t>Adolescence is a critical developmental period in which lifelong health behaviors are established. Menstrual health literacy and hygienic practice are particularly important for adolescent girls because they affect physical comfort, infection risk, school participation, and psychosocial well-being. International guidance from WHO and UNESCO frames menstrual health as both a health and rights issue requiring access to accurate information, hygiene products, safe sanitation, and supportive social environments [1-3].</w:t>
+        <w:t>Adolescence is a critical developmental period in which health-related attitudes and behaviors become established and often persist into adulthood. Menstrual health is a central component of adolescent well-being, particularly for girls who must navigate menarche, cycle management, personal hygiene, and social stigma within environments that may not provide adequate information or material support. International guidance from the World Health Organization and UNESCO frames menstrual health as a health, education, rights, and gender-equity issue that depends not only on hygiene materials but also on knowledge, supportive social norms, and safe sanitation environments [1-3].</w:t>
       </w:r>
     </w:p>
     <w:p>
@@ -210,7 +120,7 @@
           <w:rFonts w:ascii="Times New Roman" w:hAnsi="Times New Roman"/>
           <w:color w:val="000000"/>
         </w:rPr>
-        <w:t>In many low- and middle-income settings, menstrual hygiene management is constrained by stigma, silence, and limited resources. Girls may enter menarche with incomplete understanding, rely on informal sources of information, and face practical barriers to product use, washing, and disposal. These challenges are amplified in socioeconomically constrained communities where household resources and parental literacy influence adolescent health behavior [4-10].</w:t>
+        <w:t>In low- and middle-income settings, menstrual hygiene management is often constrained by silence around menstruation, cultural taboos, limited privacy, and restricted access to appropriate absorbents and disposal facilities. Adolescent girls may begin menstruation without prior preparation and may rely on informal or incomplete sources of information. These barriers can impair hygienic practice, contribute to discomfort and embarrassment, and interfere with schooling and social participation. Evidence from Ghana, Ethiopia, Nepal, India, and related settings suggests that menstrual knowledge and practice are shaped by parental education, access to information, and broader socioeconomic conditions [4-10].</w:t>
       </w:r>
     </w:p>
     <w:p>
@@ -222,7 +132,15 @@
           <w:rFonts w:ascii="Times New Roman" w:hAnsi="Times New Roman"/>
           <w:color w:val="000000"/>
         </w:rPr>
-        <w:t>Within Pakistan, these concerns are highly relevant in sub-urban and peri-urban populations, where heterogeneous education and income profiles intersect with persistent menstrual taboos. Maternal education is frequently hypothesized to shape daughters' knowledge and behavior through communication, supervision, and hygiene norms. However, empirical evidence in local contexts remains sparse.</w:t>
+        <w:t>Within Pakistan, the interaction between family environment, maternal education, and menstrual hygiene behavior remains highly relevant, especially in sub-urban communities where educational attainment, household resources, and social norms are heterogeneous. Maternal education may influence daughters' menstrual hygiene through communication, monitoring, modeling of hygienic routines, and facilitation of access to menstrual products. At the same time, greater maternal education may not necessarily translate into large measurable differences in formal menstrual knowledge if girls also receive information from peers, media, or school environments. The present study therefore examined menstrual hygiene knowledge and menstrual hygiene practices among adolescent girls in a sub-urban area of Lahore, Pakistan, with specific attention to differences across maternal education categories.</w:t>
+      </w:r>
+    </w:p>
+    <w:p>
+      <w:pPr>
+        <w:pStyle w:val="Heading2"/>
+      </w:pPr>
+      <w:r>
+        <w:t>2. Rationale and Objectives</w:t>
       </w:r>
     </w:p>
     <w:p>
@@ -234,16 +152,23 @@
           <w:rFonts w:ascii="Times New Roman" w:hAnsi="Times New Roman"/>
           <w:color w:val="000000"/>
         </w:rPr>
-        <w:t>This study therefore evaluates menstrual hygiene knowledge and practices among adolescent schoolgirls and examines whether these outcomes differ across maternal education categories.</w:t>
+        <w:t>This analysis addresses a practical public health question: whether maternal education is linked more strongly to what adolescent girls know about menstruation or to what they actually do during menstruation. Distinguishing between knowledge and practice is important because interventions that improve awareness alone may not be sufficient if behavior is constrained by household context, product access, or sanitation conditions. The study therefore aimed to assess menstrual hygiene knowledge and practice scores among adolescent girls and to determine whether these scores differed by maternal education level. Secondary objectives were to describe the demographic profile of the sample, summarize household economic indicators, and examine correlations among age, income, family size, and menstrual hygiene scores.</w:t>
       </w:r>
     </w:p>
-    <w:p/>
     <w:p>
       <w:pPr>
         <w:pStyle w:val="Heading2"/>
       </w:pPr>
       <w:r>
-        <w:t>2. Rationale</w:t>
+        <w:t>3. Methods</w:t>
+      </w:r>
+    </w:p>
+    <w:p>
+      <w:pPr>
+        <w:pStyle w:val="Heading3"/>
+      </w:pPr>
+      <w:r>
+        <w:t>3.1 Study design, setting, and source protocol</w:t>
       </w:r>
     </w:p>
     <w:p>
@@ -255,16 +180,22 @@
           <w:rFonts w:ascii="Times New Roman" w:hAnsi="Times New Roman"/>
           <w:color w:val="000000"/>
         </w:rPr>
-        <w:t>This analysis addresses an applied public health question with direct implications for school health programming: does maternal education translate into better menstrual hygiene knowledge and/or better menstrual hygiene practices among adolescent girls in a sub-urban Pakistani setting? The answer helps prioritize intervention design. If knowledge alone is not strongly differentiated but practices are, interventions may need to move beyond awareness messaging toward behavior support, practical enabling resources, and household-level engagement.</w:t>
+        <w:t xml:space="preserve">This manuscript reports a structured secondary analysis of the finalized survey dataset contained in the project workspace. According to the source protocol in </w:t>
       </w:r>
-    </w:p>
-    <w:p/>
-    <w:p>
-      <w:pPr>
-        <w:pStyle w:val="Heading2"/>
-      </w:pPr>
       <w:r>
-        <w:t>3. Objectives</w:t>
+        <w:rPr>
+          <w:rFonts w:ascii="Consolas" w:hAnsi="Consolas"/>
+          <w:color w:val="000000"/>
+          <w:sz w:val="20"/>
+        </w:rPr>
+        <w:t>doc.md</w:t>
+      </w:r>
+      <w:r>
+        <w:rPr>
+          <w:rFonts w:ascii="Times New Roman" w:hAnsi="Times New Roman"/>
+          <w:color w:val="000000"/>
+        </w:rPr>
+        <w:t>, the study was planned as a school-based questionnaire study over nine months from March to December 2024 at Reach School on Sau Asal Road, Lahore. The protocol described a structured questionnaire, school-based participant recruitment, interviewer-led administration by the primary investigators, and an expected interview duration of approximately 15 to 20 minutes per participant.</w:t>
       </w:r>
     </w:p>
     <w:p>
@@ -272,110 +203,7 @@
         <w:pStyle w:val="Heading3"/>
       </w:pPr>
       <w:r>
-        <w:t>Primary Objectives</w:t>
-      </w:r>
-    </w:p>
-    <w:p>
-      <w:pPr>
-        <w:pStyle w:val="ListNumber"/>
-        <w:jc w:val="left"/>
-      </w:pPr>
-      <w:r>
-        <w:rPr>
-          <w:rFonts w:ascii="Times New Roman" w:hAnsi="Times New Roman"/>
-          <w:color w:val="000000"/>
-        </w:rPr>
-        <w:t>To assess the level of menstrual hygiene knowledge among adolescent girls.</w:t>
-      </w:r>
-    </w:p>
-    <w:p>
-      <w:pPr>
-        <w:pStyle w:val="ListNumber"/>
-        <w:jc w:val="left"/>
-      </w:pPr>
-      <w:r>
-        <w:rPr>
-          <w:rFonts w:ascii="Times New Roman" w:hAnsi="Times New Roman"/>
-          <w:color w:val="000000"/>
-        </w:rPr>
-        <w:t>To assess menstrual hygiene practices among adolescent girls.</w:t>
-      </w:r>
-    </w:p>
-    <w:p>
-      <w:pPr>
-        <w:pStyle w:val="ListNumber"/>
-        <w:jc w:val="left"/>
-      </w:pPr>
-      <w:r>
-        <w:rPr>
-          <w:rFonts w:ascii="Times New Roman" w:hAnsi="Times New Roman"/>
-          <w:color w:val="000000"/>
-        </w:rPr>
-        <w:t>To determine whether maternal education level is associated with knowledge and practice scores.</w:t>
-      </w:r>
-    </w:p>
-    <w:p>
-      <w:pPr>
-        <w:pStyle w:val="Heading3"/>
-      </w:pPr>
-      <w:r>
-        <w:t>Secondary Objectives</w:t>
-      </w:r>
-    </w:p>
-    <w:p>
-      <w:pPr>
-        <w:pStyle w:val="ListNumber"/>
-        <w:jc w:val="left"/>
-      </w:pPr>
-      <w:r>
-        <w:rPr>
-          <w:rFonts w:ascii="Times New Roman" w:hAnsi="Times New Roman"/>
-          <w:color w:val="000000"/>
-        </w:rPr>
-        <w:t>To summarize core sociodemographic characteristics of the sample.</w:t>
-      </w:r>
-    </w:p>
-    <w:p>
-      <w:pPr>
-        <w:pStyle w:val="ListNumber"/>
-        <w:jc w:val="left"/>
-      </w:pPr>
-      <w:r>
-        <w:rPr>
-          <w:rFonts w:ascii="Times New Roman" w:hAnsi="Times New Roman"/>
-          <w:color w:val="000000"/>
-        </w:rPr>
-        <w:t>To examine correlations among age, household income, family size, per-capita income, and menstrual hygiene scores.</w:t>
-      </w:r>
-    </w:p>
-    <w:p>
-      <w:pPr>
-        <w:pStyle w:val="ListNumber"/>
-        <w:jc w:val="left"/>
-      </w:pPr>
-      <w:r>
-        <w:rPr>
-          <w:rFonts w:ascii="Times New Roman" w:hAnsi="Times New Roman"/>
-          <w:color w:val="000000"/>
-        </w:rPr>
-        <w:t>To evaluate data quality and missingness patterns relevant to interpretation.</w:t>
-      </w:r>
-    </w:p>
-    <w:p/>
-    <w:p>
-      <w:pPr>
-        <w:pStyle w:val="Heading2"/>
-      </w:pPr>
-      <w:r>
-        <w:t>4. Methods</w:t>
-      </w:r>
-    </w:p>
-    <w:p>
-      <w:pPr>
-        <w:pStyle w:val="Heading3"/>
-      </w:pPr>
-      <w:r>
-        <w:t>4.1 Study Design and Context</w:t>
+        <w:t>3.2 Participant selection and analytic sample</w:t>
       </w:r>
     </w:p>
     <w:p>
@@ -387,7 +215,7 @@
           <w:rFonts w:ascii="Times New Roman" w:hAnsi="Times New Roman"/>
           <w:color w:val="000000"/>
         </w:rPr>
-        <w:t>This is a cross-sectional, questionnaire-based analysis using SPSS source data collected from adolescent girls in a school-based setting in sub-urban Lahore, Pakistan.</w:t>
+        <w:t>The source protocol stated that eligible adolescent girls with parental consent would be included and that students without parental consent or unwilling to participate would be excluded. The protocol also described simple random sampling by lottery from a prepared list of eligible female students. The finalized analytic workflow loaded 160 raw records from the SPSS source file. In keeping with the predefined pipeline rule, 40 records with missing maternal education were excluded because they were treated as empty or non-analyzable rows, leaving 120 valid records for analysis.</w:t>
       </w:r>
     </w:p>
     <w:p>
@@ -395,198 +223,7 @@
         <w:pStyle w:val="Heading3"/>
       </w:pPr>
       <w:r>
-        <w:t>4.2 Participants and Analytic Sample</w:t>
-      </w:r>
-    </w:p>
-    <w:p>
-      <w:pPr>
-        <w:pStyle w:val="ListBullet"/>
-        <w:jc w:val="left"/>
-      </w:pPr>
-      <w:r>
-        <w:rPr>
-          <w:rFonts w:ascii="Times New Roman" w:hAnsi="Times New Roman"/>
-          <w:color w:val="000000"/>
-        </w:rPr>
-        <w:t>Raw records loaded: 160</w:t>
-      </w:r>
-    </w:p>
-    <w:p>
-      <w:pPr>
-        <w:pStyle w:val="ListBullet"/>
-        <w:jc w:val="left"/>
-      </w:pPr>
-      <w:r>
-        <w:rPr>
-          <w:rFonts w:ascii="Times New Roman" w:hAnsi="Times New Roman"/>
-          <w:color w:val="000000"/>
-        </w:rPr>
-        <w:t>Records excluded: 40 (missing maternal education; treated as empty/non-analyzable per pipeline rule)</w:t>
-      </w:r>
-    </w:p>
-    <w:p>
-      <w:pPr>
-        <w:pStyle w:val="ListBullet"/>
-        <w:jc w:val="left"/>
-      </w:pPr>
-      <w:r>
-        <w:rPr>
-          <w:rFonts w:ascii="Times New Roman" w:hAnsi="Times New Roman"/>
-          <w:color w:val="000000"/>
-        </w:rPr>
-        <w:t>Final analyzable sample: 120</w:t>
-      </w:r>
-    </w:p>
-    <w:p>
-      <w:pPr>
-        <w:pStyle w:val="Heading3"/>
-      </w:pPr>
-      <w:r>
-        <w:t>4.3 Variables</w:t>
-      </w:r>
-    </w:p>
-    <w:p>
-      <w:pPr>
-        <w:pStyle w:val="Heading4"/>
-      </w:pPr>
-      <w:r>
-        <w:t>Outcomes</w:t>
-      </w:r>
-    </w:p>
-    <w:p>
-      <w:pPr>
-        <w:pStyle w:val="ListBullet"/>
-        <w:jc w:val="left"/>
-      </w:pPr>
-      <w:r>
-        <w:rPr>
-          <w:rFonts w:ascii="Times New Roman" w:hAnsi="Times New Roman"/>
-          <w:b/>
-          <w:color w:val="000000"/>
-        </w:rPr>
-        <w:t>Knowledge score</w:t>
-      </w:r>
-      <w:r>
-        <w:rPr>
-          <w:rFonts w:ascii="Times New Roman" w:hAnsi="Times New Roman"/>
-          <w:color w:val="000000"/>
-        </w:rPr>
-        <w:t>: Continuous integer score, range 0-9.</w:t>
-      </w:r>
-    </w:p>
-    <w:p>
-      <w:pPr>
-        <w:pStyle w:val="ListBullet"/>
-        <w:jc w:val="left"/>
-      </w:pPr>
-      <w:r>
-        <w:rPr>
-          <w:rFonts w:ascii="Times New Roman" w:hAnsi="Times New Roman"/>
-          <w:b/>
-          <w:color w:val="000000"/>
-        </w:rPr>
-        <w:t>Practice score</w:t>
-      </w:r>
-      <w:r>
-        <w:rPr>
-          <w:rFonts w:ascii="Times New Roman" w:hAnsi="Times New Roman"/>
-          <w:color w:val="000000"/>
-        </w:rPr>
-        <w:t>: Continuous integer score, range 0-7.</w:t>
-      </w:r>
-    </w:p>
-    <w:p>
-      <w:pPr>
-        <w:pStyle w:val="Heading4"/>
-      </w:pPr>
-      <w:r>
-        <w:t>Primary Predictor</w:t>
-      </w:r>
-    </w:p>
-    <w:p>
-      <w:pPr>
-        <w:pStyle w:val="ListBullet"/>
-        <w:jc w:val="left"/>
-      </w:pPr>
-      <w:r>
-        <w:rPr>
-          <w:rFonts w:ascii="Times New Roman" w:hAnsi="Times New Roman"/>
-          <w:b/>
-          <w:color w:val="000000"/>
-        </w:rPr>
-        <w:t>Maternal education</w:t>
-      </w:r>
-      <w:r>
-        <w:rPr>
-          <w:rFonts w:ascii="Times New Roman" w:hAnsi="Times New Roman"/>
-          <w:color w:val="000000"/>
-        </w:rPr>
-        <w:t>: Ordinal categorical variable with five analysis levels:</w:t>
-      </w:r>
-    </w:p>
-    <w:p>
-      <w:pPr>
-        <w:pStyle w:val="ListBullet"/>
-        <w:jc w:val="left"/>
-      </w:pPr>
-      <w:r>
-        <w:rPr>
-          <w:rFonts w:ascii="Times New Roman" w:hAnsi="Times New Roman"/>
-          <w:color w:val="000000"/>
-        </w:rPr>
-        <w:t>Level 1: Illiterate/Primary</w:t>
-      </w:r>
-    </w:p>
-    <w:p>
-      <w:pPr>
-        <w:pStyle w:val="ListBullet"/>
-        <w:jc w:val="left"/>
-      </w:pPr>
-      <w:r>
-        <w:rPr>
-          <w:rFonts w:ascii="Times New Roman" w:hAnsi="Times New Roman"/>
-          <w:color w:val="000000"/>
-        </w:rPr>
-        <w:t>Level 2: Middle</w:t>
-      </w:r>
-    </w:p>
-    <w:p>
-      <w:pPr>
-        <w:pStyle w:val="ListBullet"/>
-        <w:jc w:val="left"/>
-      </w:pPr>
-      <w:r>
-        <w:rPr>
-          <w:rFonts w:ascii="Times New Roman" w:hAnsi="Times New Roman"/>
-          <w:color w:val="000000"/>
-        </w:rPr>
-        <w:t>Level 3: Secondary</w:t>
-      </w:r>
-    </w:p>
-    <w:p>
-      <w:pPr>
-        <w:pStyle w:val="ListBullet"/>
-        <w:jc w:val="left"/>
-      </w:pPr>
-      <w:r>
-        <w:rPr>
-          <w:rFonts w:ascii="Times New Roman" w:hAnsi="Times New Roman"/>
-          <w:color w:val="000000"/>
-        </w:rPr>
-        <w:t>Level 4: Intermediate</w:t>
-      </w:r>
-    </w:p>
-    <w:p>
-      <w:pPr>
-        <w:pStyle w:val="ListBullet"/>
-        <w:jc w:val="left"/>
-      </w:pPr>
-      <w:r>
-        <w:rPr>
-          <w:rFonts w:ascii="Times New Roman" w:hAnsi="Times New Roman"/>
-          <w:color w:val="000000"/>
-        </w:rPr>
-        <w:t>Level 5: Higher</w:t>
+        <w:t>3.3 Study variables</w:t>
       </w:r>
     </w:p>
     <w:p>
@@ -598,93 +235,7 @@
           <w:rFonts w:ascii="Times New Roman" w:hAnsi="Times New Roman"/>
           <w:color w:val="000000"/>
         </w:rPr>
-        <w:t>These level names follow the analysis pipeline labeling used in the final output artifacts to keep manuscript tables and figures fully traceable to generated files.</w:t>
-      </w:r>
-    </w:p>
-    <w:p>
-      <w:pPr>
-        <w:pStyle w:val="Heading4"/>
-      </w:pPr>
-      <w:r>
-        <w:t>Additional Covariates/Descriptors</w:t>
-      </w:r>
-    </w:p>
-    <w:p>
-      <w:pPr>
-        <w:pStyle w:val="ListBullet"/>
-        <w:jc w:val="left"/>
-      </w:pPr>
-      <w:r>
-        <w:rPr>
-          <w:rFonts w:ascii="Times New Roman" w:hAnsi="Times New Roman"/>
-          <w:color w:val="000000"/>
-        </w:rPr>
-        <w:t>Age</w:t>
-      </w:r>
-    </w:p>
-    <w:p>
-      <w:pPr>
-        <w:pStyle w:val="ListBullet"/>
-        <w:jc w:val="left"/>
-      </w:pPr>
-      <w:r>
-        <w:rPr>
-          <w:rFonts w:ascii="Times New Roman" w:hAnsi="Times New Roman"/>
-          <w:color w:val="000000"/>
-        </w:rPr>
-        <w:t>Household monthly income</w:t>
-      </w:r>
-    </w:p>
-    <w:p>
-      <w:pPr>
-        <w:pStyle w:val="ListBullet"/>
-        <w:jc w:val="left"/>
-      </w:pPr>
-      <w:r>
-        <w:rPr>
-          <w:rFonts w:ascii="Times New Roman" w:hAnsi="Times New Roman"/>
-          <w:color w:val="000000"/>
-        </w:rPr>
-        <w:t>Family size</w:t>
-      </w:r>
-    </w:p>
-    <w:p>
-      <w:pPr>
-        <w:pStyle w:val="ListBullet"/>
-        <w:jc w:val="left"/>
-      </w:pPr>
-      <w:r>
-        <w:rPr>
-          <w:rFonts w:ascii="Times New Roman" w:hAnsi="Times New Roman"/>
-          <w:color w:val="000000"/>
-        </w:rPr>
-        <w:t>Per-capita income (derived)</w:t>
-      </w:r>
-    </w:p>
-    <w:p>
-      <w:pPr>
-        <w:pStyle w:val="ListBullet"/>
-        <w:jc w:val="left"/>
-      </w:pPr>
-      <w:r>
-        <w:rPr>
-          <w:rFonts w:ascii="Times New Roman" w:hAnsi="Times New Roman"/>
-          <w:color w:val="000000"/>
-        </w:rPr>
-        <w:t>Paternal education and occupation</w:t>
-      </w:r>
-    </w:p>
-    <w:p>
-      <w:pPr>
-        <w:pStyle w:val="ListBullet"/>
-        <w:jc w:val="left"/>
-      </w:pPr>
-      <w:r>
-        <w:rPr>
-          <w:rFonts w:ascii="Times New Roman" w:hAnsi="Times New Roman"/>
-          <w:color w:val="000000"/>
-        </w:rPr>
-        <w:t>Maternal occupation</w:t>
+        <w:t>The two principal outcomes were menstrual hygiene knowledge score and menstrual hygiene practice score. Knowledge score was treated as a bounded discrete score ranging from 0 to 9, and practice score was treated as a bounded discrete score ranging from 0 to 7. The primary explanatory variable was maternal education, coded from the SPSS metadata as 1 = Illiterate, 2 = Primary, 3 = Middle, 4 = Secondary, and 5 = Intermediate and above. Additional descriptive and exploratory variables included age, paternal education, maternal occupation, paternal occupation, monthly household income, family size, and per-capita income.</w:t>
       </w:r>
     </w:p>
     <w:p>
@@ -692,15 +243,7 @@
         <w:pStyle w:val="Heading3"/>
       </w:pPr>
       <w:r>
-        <w:t>4.4 Scoring Rules and Derived Variables</w:t>
-      </w:r>
-    </w:p>
-    <w:p>
-      <w:pPr>
-        <w:pStyle w:val="Heading4"/>
-      </w:pPr>
-      <w:r>
-        <w:t>Knowledge Score (0-9)</w:t>
+        <w:t>3.4 Scoring rules and derived variables</w:t>
       </w:r>
     </w:p>
     <w:p>
@@ -712,15 +255,15 @@
           <w:rFonts w:ascii="Times New Roman" w:hAnsi="Times New Roman"/>
           <w:color w:val="000000"/>
         </w:rPr>
-        <w:t>Derived from Section III questionnaire items using predefined correct-option scoring. Missing responses are assigned 0.</w:t>
+        <w:t>Knowledge score was calculated from the Section III questionnaire items using the predefined scoring rules implemented in the analysis pipeline. Practice score was calculated from the Section IV questionnaire items using a parallel prespecified scoring scheme. Under the implemented analysis rules, missing questionnaire responses were assigned a score of zero. Per-capita income was calculated as monthly household income divided by total family members. When either income or family size was missing, or family size was zero, per-capita income was set to null rather than imputed.</w:t>
       </w:r>
     </w:p>
     <w:p>
       <w:pPr>
-        <w:pStyle w:val="Heading4"/>
+        <w:pStyle w:val="Heading3"/>
       </w:pPr>
       <w:r>
-        <w:t>Practice Score (0-7)</w:t>
+        <w:t>3.5 Data quality procedures</w:t>
       </w:r>
     </w:p>
     <w:p>
@@ -732,15 +275,15 @@
           <w:rFonts w:ascii="Times New Roman" w:hAnsi="Times New Roman"/>
           <w:color w:val="000000"/>
         </w:rPr>
-        <w:t>Derived from Section IV questionnaire items using predefined scoring. Missing responses are assigned 0.</w:t>
+        <w:t>The pipeline generated a dedicated data quality report that quantified missingness, invalid values, and the proportion of affected rows and columns. Because several questionnaire items were conditional follow-up questions, the workflow explicitly distinguished overall data quality from core data quality. This prevented expected skip-pattern missingness from being misclassified as evidence of poor data capture. In addition, a family-size consistency check compared the reported total family size with the sum of male and female family members.</w:t>
       </w:r>
     </w:p>
     <w:p>
       <w:pPr>
-        <w:pStyle w:val="Heading4"/>
+        <w:pStyle w:val="Heading3"/>
       </w:pPr>
       <w:r>
-        <w:t>Per-Capita Income</w:t>
+        <w:t>3.6 Statistical analysis</w:t>
       </w:r>
     </w:p>
     <w:p>
@@ -752,20 +295,7 @@
           <w:rFonts w:ascii="Times New Roman" w:hAnsi="Times New Roman"/>
           <w:color w:val="000000"/>
         </w:rPr>
-        <w:t>Calculated as:</w:t>
-      </w:r>
-    </w:p>
-    <w:p>
-      <w:pPr>
-        <w:jc w:val="left"/>
-      </w:pPr>
-      <w:r>
-        <w:rPr>
-          <w:rFonts w:ascii="Consolas" w:hAnsi="Consolas"/>
-          <w:color w:val="000000"/>
-          <w:sz w:val="20"/>
-        </w:rPr>
-        <w:t>Per-capita income = Monthly income / Total family members</w:t>
+        <w:t>All analyses used a two-sided significance threshold of 0.05. Descriptive statistics were reported as counts and percentages for categorical variables and as mean, median, standard deviation, minimum, maximum, and quartiles for continuous variables. The main inferential question was whether knowledge and practice scores differed across maternal education categories. Before choosing a group comparison test, the pipeline assessed normality within groups using Shapiro-Wilk tests when the group size permitted, assessed variance homogeneity using Levene's test when feasible, and screened for small group sizes that would undermine parametric assumptions. Because the score variables were bounded and discrete and the education groups were markedly imbalanced, Kruskal-Wallis tests were used for the primary comparisons. Epsilon-squared was reported as the effect size for these non-parametric tests.</w:t>
       </w:r>
     </w:p>
     <w:p>
@@ -777,7 +307,7 @@
           <w:rFonts w:ascii="Times New Roman" w:hAnsi="Times New Roman"/>
           <w:color w:val="000000"/>
         </w:rPr>
-        <w:t>If income or family size is missing, or family size is zero, per-capita income is set to null.</w:t>
+        <w:t>Pearson complete-case correlations were used to assess linear relationships among age, income, family size, per-capita income, knowledge score, practice score, and total score. Because income was strongly right-skewed and outlier-prone, rank-based Spearman correlations were also calculated as sensitivity checks for the most important relationships. A second sensitivity analysis repeated the Kruskal-Wallis tests after excluding the highest maternal education category, which contained only one participant.</w:t>
       </w:r>
     </w:p>
     <w:p>
@@ -785,7 +315,7 @@
         <w:pStyle w:val="Heading3"/>
       </w:pPr>
       <w:r>
-        <w:t>4.5 Data Quality Framework</w:t>
+        <w:t>3.7 Ethical considerations</w:t>
       </w:r>
     </w:p>
     <w:p>
@@ -797,59 +327,15 @@
           <w:rFonts w:ascii="Times New Roman" w:hAnsi="Times New Roman"/>
           <w:color w:val="000000"/>
         </w:rPr>
-        <w:t>Data quality outputs included:</w:t>
+        <w:t>The source protocol specified parental consent procedures, confidentiality protections, anonymity of participant information, school permission, and institutional review processes. However, the analysis bundle available for manuscript preparation did not include a reportable ethics approval identifier. Accordingly, this manuscript reports the ethical framework documented in the source protocol without fabricating an approval number that was not available in the archived materials.</w:t>
       </w:r>
     </w:p>
     <w:p>
       <w:pPr>
-        <w:pStyle w:val="ListBullet"/>
-        <w:jc w:val="left"/>
+        <w:pStyle w:val="Heading2"/>
       </w:pPr>
       <w:r>
-        <w:rPr>
-          <w:rFonts w:ascii="Times New Roman" w:hAnsi="Times New Roman"/>
-          <w:color w:val="000000"/>
-        </w:rPr>
-        <w:t>Overall missingness and invalid value counts</w:t>
-      </w:r>
-    </w:p>
-    <w:p>
-      <w:pPr>
-        <w:pStyle w:val="ListBullet"/>
-        <w:jc w:val="left"/>
-      </w:pPr>
-      <w:r>
-        <w:rPr>
-          <w:rFonts w:ascii="Times New Roman" w:hAnsi="Times New Roman"/>
-          <w:color w:val="000000"/>
-        </w:rPr>
-        <w:t>Column-level missingness report</w:t>
-      </w:r>
-    </w:p>
-    <w:p>
-      <w:pPr>
-        <w:pStyle w:val="ListBullet"/>
-        <w:jc w:val="left"/>
-      </w:pPr>
-      <w:r>
-        <w:rPr>
-          <w:rFonts w:ascii="Times New Roman" w:hAnsi="Times New Roman"/>
-          <w:color w:val="000000"/>
-        </w:rPr>
-        <w:t>Conditional/skip-logic column identification to avoid misclassifying expected missingness as poor data quality</w:t>
-      </w:r>
-    </w:p>
-    <w:p>
-      <w:pPr>
-        <w:pStyle w:val="ListBullet"/>
-        <w:jc w:val="left"/>
-      </w:pPr>
-      <w:r>
-        <w:rPr>
-          <w:rFonts w:ascii="Times New Roman" w:hAnsi="Times New Roman"/>
-          <w:color w:val="000000"/>
-        </w:rPr>
-        <w:t>Family-size consistency checks (reported family members vs male + female members)</w:t>
+        <w:t>4. Results</w:t>
       </w:r>
     </w:p>
     <w:p>
@@ -857,7 +343,7 @@
         <w:pStyle w:val="Heading3"/>
       </w:pPr>
       <w:r>
-        <w:t>4.6 Statistical Analysis Plan</w:t>
+        <w:t>4.1 Participant flow</w:t>
       </w:r>
     </w:p>
     <w:p>
@@ -869,299 +355,7 @@
           <w:rFonts w:ascii="Times New Roman" w:hAnsi="Times New Roman"/>
           <w:color w:val="000000"/>
         </w:rPr>
-        <w:t>All analyses used alpha = 0.05 (two-sided).</w:t>
-      </w:r>
-    </w:p>
-    <w:p>
-      <w:pPr>
-        <w:pStyle w:val="Heading4"/>
-      </w:pPr>
-      <w:r>
-        <w:t>Descriptive Analysis</w:t>
-      </w:r>
-    </w:p>
-    <w:p>
-      <w:pPr>
-        <w:pStyle w:val="ListBullet"/>
-        <w:jc w:val="left"/>
-      </w:pPr>
-      <w:r>
-        <w:rPr>
-          <w:rFonts w:ascii="Times New Roman" w:hAnsi="Times New Roman"/>
-          <w:color w:val="000000"/>
-        </w:rPr>
-        <w:t>Categorical variables: counts, percentages, proportions</w:t>
-      </w:r>
-    </w:p>
-    <w:p>
-      <w:pPr>
-        <w:pStyle w:val="ListBullet"/>
-        <w:jc w:val="left"/>
-      </w:pPr>
-      <w:r>
-        <w:rPr>
-          <w:rFonts w:ascii="Times New Roman" w:hAnsi="Times New Roman"/>
-          <w:color w:val="000000"/>
-        </w:rPr>
-        <w:t>Continuous variables: mean, median, standard deviation (SD), min, max, quartiles where relevant</w:t>
-      </w:r>
-    </w:p>
-    <w:p>
-      <w:pPr>
-        <w:pStyle w:val="Heading4"/>
-      </w:pPr>
-      <w:r>
-        <w:t>Group Comparison: Maternal Education vs Scores</w:t>
-      </w:r>
-    </w:p>
-    <w:p>
-      <w:pPr>
-        <w:pStyle w:val="ListBullet"/>
-        <w:jc w:val="left"/>
-      </w:pPr>
-      <w:r>
-        <w:rPr>
-          <w:rFonts w:ascii="Times New Roman" w:hAnsi="Times New Roman"/>
-          <w:color w:val="000000"/>
-        </w:rPr>
-        <w:t>Assumption checks:</w:t>
-      </w:r>
-    </w:p>
-    <w:p>
-      <w:pPr>
-        <w:pStyle w:val="ListBullet"/>
-        <w:jc w:val="left"/>
-      </w:pPr>
-      <w:r>
-        <w:rPr>
-          <w:rFonts w:ascii="Times New Roman" w:hAnsi="Times New Roman"/>
-          <w:color w:val="000000"/>
-        </w:rPr>
-        <w:t>Shapiro-Wilk normality by group (when n &gt;= 3)</w:t>
-      </w:r>
-    </w:p>
-    <w:p>
-      <w:pPr>
-        <w:pStyle w:val="ListBullet"/>
-        <w:jc w:val="left"/>
-      </w:pPr>
-      <w:r>
-        <w:rPr>
-          <w:rFonts w:ascii="Times New Roman" w:hAnsi="Times New Roman"/>
-          <w:color w:val="000000"/>
-        </w:rPr>
-        <w:t>Levene's test for variance homogeneity (when feasible)</w:t>
-      </w:r>
-    </w:p>
-    <w:p>
-      <w:pPr>
-        <w:pStyle w:val="ListBullet"/>
-        <w:jc w:val="left"/>
-      </w:pPr>
-      <w:r>
-        <w:rPr>
-          <w:rFonts w:ascii="Times New Roman" w:hAnsi="Times New Roman"/>
-          <w:color w:val="000000"/>
-        </w:rPr>
-        <w:t>Group-size adequacy screening</w:t>
-      </w:r>
-    </w:p>
-    <w:p>
-      <w:pPr>
-        <w:pStyle w:val="ListBullet"/>
-        <w:jc w:val="left"/>
-      </w:pPr>
-      <w:r>
-        <w:rPr>
-          <w:rFonts w:ascii="Times New Roman" w:hAnsi="Times New Roman"/>
-          <w:color w:val="000000"/>
-        </w:rPr>
-        <w:t>Decision rule:</w:t>
-      </w:r>
-    </w:p>
-    <w:p>
-      <w:pPr>
-        <w:pStyle w:val="ListBullet"/>
-        <w:jc w:val="left"/>
-      </w:pPr>
-      <w:r>
-        <w:rPr>
-          <w:rFonts w:ascii="Times New Roman" w:hAnsi="Times New Roman"/>
-          <w:color w:val="000000"/>
-        </w:rPr>
-        <w:t>ANOVA if assumptions met</w:t>
-      </w:r>
-    </w:p>
-    <w:p>
-      <w:pPr>
-        <w:pStyle w:val="ListBullet"/>
-        <w:jc w:val="left"/>
-      </w:pPr>
-      <w:r>
-        <w:rPr>
-          <w:rFonts w:ascii="Times New Roman" w:hAnsi="Times New Roman"/>
-          <w:color w:val="000000"/>
-        </w:rPr>
-        <w:t>Kruskal-Wallis if assumptions violated or insufficient for parametric testing</w:t>
-      </w:r>
-    </w:p>
-    <w:p>
-      <w:pPr>
-        <w:pStyle w:val="ListBullet"/>
-        <w:jc w:val="left"/>
-      </w:pPr>
-      <w:r>
-        <w:rPr>
-          <w:rFonts w:ascii="Times New Roman" w:hAnsi="Times New Roman"/>
-          <w:color w:val="000000"/>
-        </w:rPr>
-        <w:t>Effect size:</w:t>
-      </w:r>
-    </w:p>
-    <w:p>
-      <w:pPr>
-        <w:pStyle w:val="ListBullet"/>
-        <w:jc w:val="left"/>
-      </w:pPr>
-      <w:r>
-        <w:rPr>
-          <w:rFonts w:ascii="Times New Roman" w:hAnsi="Times New Roman"/>
-          <w:color w:val="000000"/>
-        </w:rPr>
-        <w:t>Epsilon-squared for Kruskal-Wallis</w:t>
-      </w:r>
-    </w:p>
-    <w:p>
-      <w:pPr>
-        <w:pStyle w:val="Heading4"/>
-      </w:pPr>
-      <w:r>
-        <w:t>Correlation Analysis</w:t>
-      </w:r>
-    </w:p>
-    <w:p>
-      <w:pPr>
-        <w:pStyle w:val="ListBullet"/>
-        <w:jc w:val="left"/>
-      </w:pPr>
-      <w:r>
-        <w:rPr>
-          <w:rFonts w:ascii="Times New Roman" w:hAnsi="Times New Roman"/>
-          <w:color w:val="000000"/>
-        </w:rPr>
-        <w:t>Primary method: Pearson correlation with complete-case p-values.</w:t>
-      </w:r>
-    </w:p>
-    <w:p>
-      <w:pPr>
-        <w:pStyle w:val="ListBullet"/>
-        <w:jc w:val="left"/>
-      </w:pPr>
-      <w:r>
-        <w:rPr>
-          <w:rFonts w:ascii="Times New Roman" w:hAnsi="Times New Roman"/>
-          <w:color w:val="000000"/>
-        </w:rPr>
-        <w:t>Reported key associations: age-knowledge, knowledge-practice, income-score relationships.</w:t>
-      </w:r>
-    </w:p>
-    <w:p>
-      <w:pPr>
-        <w:pStyle w:val="Heading3"/>
-      </w:pPr>
-      <w:r>
-        <w:t>4.7 Sensitivity Analyses</w:t>
-      </w:r>
-    </w:p>
-    <w:p>
-      <w:pPr>
-        <w:jc w:val="left"/>
-      </w:pPr>
-      <w:r>
-        <w:rPr>
-          <w:rFonts w:ascii="Times New Roman" w:hAnsi="Times New Roman"/>
-          <w:color w:val="000000"/>
-        </w:rPr>
-        <w:t>To address methodological criticism risks, two sensitivity checks were conducted:</w:t>
-      </w:r>
-    </w:p>
-    <w:p>
-      <w:pPr>
-        <w:pStyle w:val="ListNumber"/>
-        <w:jc w:val="left"/>
-      </w:pPr>
-      <w:r>
-        <w:rPr>
-          <w:rFonts w:ascii="Times New Roman" w:hAnsi="Times New Roman"/>
-          <w:b/>
-          <w:color w:val="000000"/>
-        </w:rPr>
-        <w:t>Group imbalance sensitivity:</w:t>
-      </w:r>
-      <w:r>
-        <w:rPr>
-          <w:rFonts w:ascii="Times New Roman" w:hAnsi="Times New Roman"/>
-          <w:color w:val="000000"/>
-        </w:rPr>
-        <w:t xml:space="preserve"> Kruskal-Wallis repeated after excluding maternal education level 5 (n=1).</w:t>
-      </w:r>
-    </w:p>
-    <w:p>
-      <w:pPr>
-        <w:pStyle w:val="ListNumber"/>
-        <w:jc w:val="left"/>
-      </w:pPr>
-      <w:r>
-        <w:rPr>
-          <w:rFonts w:ascii="Times New Roman" w:hAnsi="Times New Roman"/>
-          <w:b/>
-          <w:color w:val="000000"/>
-        </w:rPr>
-        <w:t>Skew robustness sensitivity:</w:t>
-      </w:r>
-      <w:r>
-        <w:rPr>
-          <w:rFonts w:ascii="Times New Roman" w:hAnsi="Times New Roman"/>
-          <w:color w:val="000000"/>
-        </w:rPr>
-        <w:t xml:space="preserve"> Spearman correlations for key variable pairs given strong income skew and outliers.</w:t>
-      </w:r>
-    </w:p>
-    <w:p>
-      <w:pPr>
-        <w:pStyle w:val="Heading3"/>
-      </w:pPr>
-      <w:r>
-        <w:t>4.8 Ethical Considerations</w:t>
-      </w:r>
-    </w:p>
-    <w:p>
-      <w:pPr>
-        <w:jc w:val="left"/>
-      </w:pPr>
-      <w:r>
-        <w:rPr>
-          <w:rFonts w:ascii="Times New Roman" w:hAnsi="Times New Roman"/>
-          <w:color w:val="000000"/>
-        </w:rPr>
-        <w:t>The source protocol documents parental consent, confidentiality safeguards, and school/institutional permission plans. This manuscript is based on de-identified analytic outputs and does not include personally identifying information.</w:t>
-      </w:r>
-    </w:p>
-    <w:p/>
-    <w:p>
-      <w:pPr>
-        <w:pStyle w:val="Heading2"/>
-      </w:pPr>
-      <w:r>
-        <w:t>5. Results</w:t>
-      </w:r>
-    </w:p>
-    <w:p>
-      <w:pPr>
-        <w:pStyle w:val="Heading3"/>
-      </w:pPr>
-      <w:r>
-        <w:t>5.1 Participant Flow and Analysis Base</w:t>
+        <w:t>The finalized SPSS file yielded 160 raw records. After applying the prespecified exclusion rule for records missing maternal education, 120 records remained in the analytic sample. Table 1 summarizes the participant flow used in the statistical analysis.</w:t>
       </w:r>
     </w:p>
     <w:tbl>
@@ -1338,7 +532,7 @@
         <w:pStyle w:val="Heading3"/>
       </w:pPr>
       <w:r>
-        <w:t>5.2 Demographic and Household Profile</w:t>
+        <w:t>4.2 Demographic and household characteristics</w:t>
       </w:r>
     </w:p>
     <w:p>
@@ -1350,15 +544,7 @@
           <w:rFonts w:ascii="Times New Roman" w:hAnsi="Times New Roman"/>
           <w:color w:val="000000"/>
         </w:rPr>
-        <w:t>The mean age was 14.47 years (SD 1.40; range 12-18). Mean household monthly income was 48,833 (SD 57,440.99), with a high upper tail (max 600,000), indicating substantial right-skewness. Average family size was 6.66 (SD 2.38). Mean per-capita income was 8,648.83 (SD 10,763.62; median 6,428.57).</w:t>
-      </w:r>
-    </w:p>
-    <w:p>
-      <w:pPr>
-        <w:pStyle w:val="Heading4"/>
-      </w:pPr>
-      <w:r>
-        <w:t>Table 1. Demographic Characteristics (n=120)</w:t>
+        <w:t>The average age of the participants was 14.47 years (SD 1.40), and ages ranged from 12 to 18 years. Household income showed wide dispersion, with a mean monthly income of 48,833.33 and a maximum reported value of 600,000, indicating substantial right-skewness. Average family size was 6.66 members, and the mean per-capita income was 8,648.83. Maternal education was concentrated in the lower categories, with 71.7% of participants in the illiterate category and 14.2% in the primary category. Only one participant belonged to the highest category, Intermediate and above. Table 2 provides the full demographic summary.</w:t>
       </w:r>
     </w:p>
     <w:tbl>
@@ -1968,7 +1154,7 @@
                 <w:color w:val="000000"/>
                 <w:sz w:val="20"/>
               </w:rPr>
-              <w:t>Level 1 (Illiterate/Primary)</w:t>
+              <w:t>Illiterate</w:t>
             </w:r>
           </w:p>
         </w:tc>
@@ -2024,7 +1210,7 @@
                 <w:color w:val="000000"/>
                 <w:sz w:val="20"/>
               </w:rPr>
-              <w:t>Level 2 (Middle)</w:t>
+              <w:t>Primary</w:t>
             </w:r>
           </w:p>
         </w:tc>
@@ -2080,7 +1266,7 @@
                 <w:color w:val="000000"/>
                 <w:sz w:val="20"/>
               </w:rPr>
-              <w:t>Level 3 (Secondary)</w:t>
+              <w:t>Middle</w:t>
             </w:r>
           </w:p>
         </w:tc>
@@ -2136,7 +1322,7 @@
                 <w:color w:val="000000"/>
                 <w:sz w:val="20"/>
               </w:rPr>
-              <w:t>Level 4 (Intermediate)</w:t>
+              <w:t>Secondary</w:t>
             </w:r>
           </w:p>
         </w:tc>
@@ -2192,7 +1378,7 @@
                 <w:color w:val="000000"/>
                 <w:sz w:val="20"/>
               </w:rPr>
-              <w:t>Level 5 (Higher)</w:t>
+              <w:t>Intermediate and above</w:t>
             </w:r>
           </w:p>
         </w:tc>
@@ -2670,7 +1856,7 @@
         <w:pStyle w:val="Heading3"/>
       </w:pPr>
       <w:r>
-        <w:t>5.3 Knowledge and Practice Score Distribution</w:t>
+        <w:t>4.3 Knowledge and practice score distributions</w:t>
       </w:r>
     </w:p>
     <w:p>
@@ -2682,15 +1868,7 @@
           <w:rFonts w:ascii="Times New Roman" w:hAnsi="Times New Roman"/>
           <w:color w:val="000000"/>
         </w:rPr>
-        <w:t>Knowledge scores ranged from 3 to 8 (mean 5.82, SD 1.08; median 6). Practice scores ranged from 4 to 7 (mean 5.68, SD 0.58; median 6).</w:t>
-      </w:r>
-    </w:p>
-    <w:p>
-      <w:pPr>
-        <w:pStyle w:val="Heading4"/>
-      </w:pPr>
-      <w:r>
-        <w:t>Table 2. Overall Score Distribution</w:t>
+        <w:t>Knowledge scores ranged from 3 to 8, with a mean of 5.82 and a median of 6.00. Practice scores ranged from 4 to 7, with a mean of 5.68 and a median of 6.00. The score distributions indicated that practice scores were more tightly clustered than knowledge scores. The most common knowledge score was 6 (40.0%), whereas the most common practice score was also 6 but with much greater concentration (71.7%). Table 3 summarizes the overall score distributions.</w:t>
       </w:r>
     </w:p>
     <w:tbl>
@@ -2719,7 +1897,7 @@
                 <w:color w:val="000000"/>
                 <w:sz w:val="20"/>
               </w:rPr>
-              <w:t>Score Domain</w:t>
+              <w:t>Score domain</w:t>
             </w:r>
           </w:p>
         </w:tc>
@@ -2830,7 +2008,7 @@
           <w:rFonts w:ascii="Times New Roman" w:hAnsi="Times New Roman"/>
           <w:color w:val="000000"/>
         </w:rPr>
-        <w:t>Knowledge score frequencies: 3 (2.5%), 4 (10.8%), 5 (19.2%), 6 (40.0%), 7 (25.0%), 8 (2.5%). Practice score frequencies: 4 (5.0%), 5 (22.5%), 6 (71.7%), 7 (0.8%).</w:t>
+        <w:t>Figure 1 displays the overall score distributions graphically.</w:t>
       </w:r>
     </w:p>
     <w:p>
@@ -2838,15 +2016,19 @@
         <w:pStyle w:val="Heading3"/>
       </w:pPr>
       <w:r>
-        <w:t>5.4 Maternal Education and Outcome Scores</w:t>
+        <w:t>4.4 Scores by maternal education</w:t>
       </w:r>
     </w:p>
     <w:p>
       <w:pPr>
-        <w:pStyle w:val="Heading4"/>
+        <w:jc w:val="left"/>
       </w:pPr>
       <w:r>
-        <w:t>Table 3. Scores by Maternal Education Level</w:t>
+        <w:rPr>
+          <w:rFonts w:ascii="Times New Roman" w:hAnsi="Times New Roman"/>
+          <w:color w:val="000000"/>
+        </w:rPr>
+        <w:t>Groupwise descriptive statistics showed modest increases in mean scores with increasing maternal education, although the extreme imbalance of the groups, especially the single participant in the highest education category, limited direct interpretation of the upper end of the distribution. The mean knowledge score ranged from 5.71 in the primary category to 7.00 in the Intermediate and above category, while the mean practice score ranged from 5.59 in the illiterate category to 6.12 in the secondary category. Table 4 presents the score summary by maternal education.</w:t>
       </w:r>
     </w:p>
     <w:tbl>
@@ -2994,7 +2176,7 @@
                 <w:color w:val="000000"/>
                 <w:sz w:val="20"/>
               </w:rPr>
-              <w:t>1 (Illiterate/Primary)</w:t>
+              <w:t>Illiterate</w:t>
             </w:r>
           </w:p>
         </w:tc>
@@ -3105,7 +2287,7 @@
                 <w:color w:val="000000"/>
                 <w:sz w:val="20"/>
               </w:rPr>
-              <w:t>2 (Middle)</w:t>
+              <w:t>Primary</w:t>
             </w:r>
           </w:p>
         </w:tc>
@@ -3216,7 +2398,7 @@
                 <w:color w:val="000000"/>
                 <w:sz w:val="20"/>
               </w:rPr>
-              <w:t>3 (Secondary)</w:t>
+              <w:t>Middle</w:t>
             </w:r>
           </w:p>
         </w:tc>
@@ -3327,7 +2509,7 @@
                 <w:color w:val="000000"/>
                 <w:sz w:val="20"/>
               </w:rPr>
-              <w:t>4 (Intermediate)</w:t>
+              <w:t>Secondary</w:t>
             </w:r>
           </w:p>
         </w:tc>
@@ -3438,7 +2620,7 @@
                 <w:color w:val="000000"/>
                 <w:sz w:val="20"/>
               </w:rPr>
-              <w:t>5 (Higher)</w:t>
+              <w:t>Intermediate and above</w:t>
             </w:r>
           </w:p>
         </w:tc>
@@ -3540,10 +2722,22 @@
     <w:p/>
     <w:p>
       <w:pPr>
-        <w:pStyle w:val="Heading4"/>
+        <w:jc w:val="left"/>
       </w:pPr>
       <w:r>
-        <w:t>Inferential Test Results</w:t>
+        <w:rPr>
+          <w:rFonts w:ascii="Times New Roman" w:hAnsi="Times New Roman"/>
+          <w:color w:val="000000"/>
+        </w:rPr>
+        <w:t>Figures 2 and 3 show these groupwise patterns using bar plots with error bars and box plots, respectively.</w:t>
+      </w:r>
+    </w:p>
+    <w:p>
+      <w:pPr>
+        <w:pStyle w:val="Heading3"/>
+      </w:pPr>
+      <w:r>
+        <w:t>4.5 Inferential analysis for maternal education</w:t>
       </w:r>
     </w:p>
     <w:p>
@@ -3555,15 +2749,7 @@
           <w:rFonts w:ascii="Times New Roman" w:hAnsi="Times New Roman"/>
           <w:color w:val="000000"/>
         </w:rPr>
-        <w:t>Assumption checks indicated non-normal score behavior and insufficiently balanced group sizes for reliable parametric inference. Kruskal-Wallis was therefore used.</w:t>
-      </w:r>
-    </w:p>
-    <w:p>
-      <w:pPr>
-        <w:pStyle w:val="Heading4"/>
-      </w:pPr>
-      <w:r>
-        <w:t>Table 4. Maternal Education Association Tests</w:t>
+        <w:t>Assumption checks indicated that parametric group-comparison methods were not appropriate for the primary analysis. Accordingly, Kruskal-Wallis tests were used for both outcomes. Knowledge score did not differ significantly across maternal education levels (H = 5.8669, p = 0.2093, epsilon-squared = 0.0162), indicating a small effect and no statistically significant between-group difference in this sample. In contrast, practice score differed significantly across maternal education levels (H = 10.1562, p = 0.0379, epsilon-squared = 0.0535), indicating a statistically significant but still modest effect size. These results suggest that maternal education in this dataset is more strongly related to menstrual hygiene behavior than to formal knowledge score. Table 5 summarizes the inferential results.</w:t>
       </w:r>
     </w:p>
     <w:tbl>
@@ -3747,7 +2933,7 @@
                 <w:color w:val="000000"/>
                 <w:sz w:val="20"/>
               </w:rPr>
-              <w:t>H=5.8669</w:t>
+              <w:t>H = 5.8669</w:t>
             </w:r>
           </w:p>
         </w:tc>
@@ -3859,7 +3045,7 @@
                 <w:color w:val="000000"/>
                 <w:sz w:val="20"/>
               </w:rPr>
-              <w:t>H=10.1562</w:t>
+              <w:t>H = 10.1562</w:t>
             </w:r>
           </w:p>
         </w:tc>
@@ -3924,52 +3110,10 @@
     <w:p/>
     <w:p>
       <w:pPr>
-        <w:jc w:val="left"/>
-      </w:pPr>
-      <w:r>
-        <w:rPr>
-          <w:rFonts w:ascii="Times New Roman" w:hAnsi="Times New Roman"/>
-          <w:color w:val="000000"/>
-        </w:rPr>
-        <w:t xml:space="preserve">Interpretation: Maternal education level is associated with differences in </w:t>
-      </w:r>
-      <w:r>
-        <w:rPr>
-          <w:rFonts w:ascii="Times New Roman" w:hAnsi="Times New Roman"/>
-          <w:b/>
-          <w:color w:val="000000"/>
-        </w:rPr>
-        <w:t>practice</w:t>
-      </w:r>
-      <w:r>
-        <w:rPr>
-          <w:rFonts w:ascii="Times New Roman" w:hAnsi="Times New Roman"/>
-          <w:color w:val="000000"/>
-        </w:rPr>
-        <w:t xml:space="preserve"> scores, but not significantly associated with </w:t>
-      </w:r>
-      <w:r>
-        <w:rPr>
-          <w:rFonts w:ascii="Times New Roman" w:hAnsi="Times New Roman"/>
-          <w:b/>
-          <w:color w:val="000000"/>
-        </w:rPr>
-        <w:t>knowledge</w:t>
-      </w:r>
-      <w:r>
-        <w:rPr>
-          <w:rFonts w:ascii="Times New Roman" w:hAnsi="Times New Roman"/>
-          <w:color w:val="000000"/>
-        </w:rPr>
-        <w:t xml:space="preserve"> scores in this dataset.</w:t>
-      </w:r>
-    </w:p>
-    <w:p>
-      <w:pPr>
         <w:pStyle w:val="Heading3"/>
       </w:pPr>
       <w:r>
-        <w:t>5.5 Correlation Analysis</w:t>
+        <w:t>4.6 Correlation analysis</w:t>
       </w:r>
     </w:p>
     <w:p>
@@ -3981,15 +3125,7 @@
           <w:rFonts w:ascii="Times New Roman" w:hAnsi="Times New Roman"/>
           <w:color w:val="000000"/>
         </w:rPr>
-        <w:t>Pearson complete-case correlations identified positive age-knowledge and knowledge-practice relationships.</w:t>
-      </w:r>
-    </w:p>
-    <w:p>
-      <w:pPr>
-        <w:pStyle w:val="Heading4"/>
-      </w:pPr>
-      <w:r>
-        <w:t>Table 5. Key Pearson Correlations</w:t>
+        <w:t>Pearson complete-case analysis showed that older participants tended to have higher knowledge scores (r = 0.307, p = 0.0007). Knowledge and practice scores were also positively correlated (r = 0.335, p = 0.0002), suggesting that better menstrual hygiene knowledge tended to coexist with better reported menstrual hygiene practices. Household income showed no statistically significant relationship with either knowledge or practice score in the Pearson analysis. Because total score is mathematically derived from knowledge and practice scores, correlations involving total score were not emphasized as substantive findings. Table 6 presents the key correlations used in the manuscript.</w:t>
       </w:r>
     </w:p>
     <w:tbl>
@@ -4397,7 +3533,7 @@
           <w:rFonts w:ascii="Times New Roman" w:hAnsi="Times New Roman"/>
           <w:color w:val="000000"/>
         </w:rPr>
-        <w:t>Note: Correlations with total score are mathematically inflated because total score is derived from knowledge + practice.</w:t>
+        <w:t>Figure 4 provides a scatter-matrix view of the continuous-variable relationships.</w:t>
       </w:r>
     </w:p>
     <w:p>
@@ -4405,111 +3541,7 @@
         <w:pStyle w:val="Heading3"/>
       </w:pPr>
       <w:r>
-        <w:t>5.6 Data Quality Findings</w:t>
-      </w:r>
-    </w:p>
-    <w:p>
-      <w:pPr>
-        <w:pStyle w:val="ListBullet"/>
-        <w:jc w:val="left"/>
-      </w:pPr>
-      <w:r>
-        <w:rPr>
-          <w:rFonts w:ascii="Times New Roman" w:hAnsi="Times New Roman"/>
-          <w:color w:val="000000"/>
-        </w:rPr>
-        <w:t>Total rows: 120</w:t>
-      </w:r>
-    </w:p>
-    <w:p>
-      <w:pPr>
-        <w:pStyle w:val="ListBullet"/>
-        <w:jc w:val="left"/>
-      </w:pPr>
-      <w:r>
-        <w:rPr>
-          <w:rFonts w:ascii="Times New Roman" w:hAnsi="Times New Roman"/>
-          <w:color w:val="000000"/>
-        </w:rPr>
-        <w:t>Total columns: 41</w:t>
-      </w:r>
-    </w:p>
-    <w:p>
-      <w:pPr>
-        <w:pStyle w:val="ListBullet"/>
-        <w:jc w:val="left"/>
-      </w:pPr>
-      <w:r>
-        <w:rPr>
-          <w:rFonts w:ascii="Times New Roman" w:hAnsi="Times New Roman"/>
-          <w:color w:val="000000"/>
-        </w:rPr>
-        <w:t>Total cells: 4,920</w:t>
-      </w:r>
-    </w:p>
-    <w:p>
-      <w:pPr>
-        <w:pStyle w:val="ListBullet"/>
-        <w:jc w:val="left"/>
-      </w:pPr>
-      <w:r>
-        <w:rPr>
-          <w:rFonts w:ascii="Times New Roman" w:hAnsi="Times New Roman"/>
-          <w:color w:val="000000"/>
-        </w:rPr>
-        <w:t>Missing values: 550</w:t>
-      </w:r>
-    </w:p>
-    <w:p>
-      <w:pPr>
-        <w:pStyle w:val="ListBullet"/>
-        <w:jc w:val="left"/>
-      </w:pPr>
-      <w:r>
-        <w:rPr>
-          <w:rFonts w:ascii="Times New Roman" w:hAnsi="Times New Roman"/>
-          <w:color w:val="000000"/>
-        </w:rPr>
-        <w:t>Invalid values: 0</w:t>
-      </w:r>
-    </w:p>
-    <w:p>
-      <w:pPr>
-        <w:pStyle w:val="ListBullet"/>
-        <w:jc w:val="left"/>
-      </w:pPr>
-      <w:r>
-        <w:rPr>
-          <w:rFonts w:ascii="Times New Roman" w:hAnsi="Times New Roman"/>
-          <w:color w:val="000000"/>
-        </w:rPr>
-        <w:t>Overall data quality: 88.82%</w:t>
-      </w:r>
-    </w:p>
-    <w:p>
-      <w:pPr>
-        <w:pStyle w:val="ListBullet"/>
-        <w:jc w:val="left"/>
-      </w:pPr>
-      <w:r>
-        <w:rPr>
-          <w:rFonts w:ascii="Times New Roman" w:hAnsi="Times New Roman"/>
-          <w:color w:val="000000"/>
-        </w:rPr>
-        <w:t>Core data quality (excluding conditional/skip-logic columns): 99.85%</w:t>
-      </w:r>
-    </w:p>
-    <w:p>
-      <w:pPr>
-        <w:pStyle w:val="ListBullet"/>
-        <w:jc w:val="left"/>
-      </w:pPr>
-      <w:r>
-        <w:rPr>
-          <w:rFonts w:ascii="Times New Roman" w:hAnsi="Times New Roman"/>
-          <w:color w:val="000000"/>
-        </w:rPr>
-        <w:t>Family-size consistency mismatches: 0</w:t>
+        <w:t>4.7 Data quality and sensitivity analyses</w:t>
       </w:r>
     </w:p>
     <w:p>
@@ -4521,23 +3553,19 @@
           <w:rFonts w:ascii="Times New Roman" w:hAnsi="Times New Roman"/>
           <w:color w:val="000000"/>
         </w:rPr>
-        <w:t>The majority of missingness was concentrated in expected conditional/skip-logic variables (for example, cloth-specific follow-up items and free-text "other" fields).</w:t>
+        <w:t>The data quality report identified 550 missing cells and no invalid values across 4,920 total cells, corresponding to an overall data quality of 88.82%. After excluding conditional and skip-logic variables, the core data quality rose to 99.85%, indicating that most missingness occurred in expected follow-up fields rather than in the core analytic variables. The family-size consistency check identified no mismatches between reported total family size and the sum of male and female family members.</w:t>
       </w:r>
     </w:p>
     <w:p>
       <w:pPr>
-        <w:pStyle w:val="Heading3"/>
+        <w:jc w:val="left"/>
       </w:pPr>
       <w:r>
-        <w:t>5.7 Sensitivity Analyses</w:t>
-      </w:r>
-    </w:p>
-    <w:p>
-      <w:pPr>
-        <w:pStyle w:val="Heading4"/>
-      </w:pPr>
-      <w:r>
-        <w:t>Table 6. Sensitivity Checks for Robustness</w:t>
+        <w:rPr>
+          <w:rFonts w:ascii="Times New Roman" w:hAnsi="Times New Roman"/>
+          <w:color w:val="000000"/>
+        </w:rPr>
+        <w:t>Sensitivity analyses supported the stability of the primary conclusions. When the single participant in the highest maternal education category was excluded, knowledge score remained non-significant (H = 4.3048, p = 0.2304, epsilon-squared = 0.0113), whereas practice score remained significant (H = 9.7515, p = 0.0208, epsilon-squared = 0.0587). Rank-based Spearman correlations also preserved the key direction of association for age versus knowledge (rho = 0.3585, p &lt; 0.001) and knowledge versus practice (rho = 0.3738, p &lt; 0.001), while income remained non-significant. Table 7 summarizes these sensitivity results.</w:t>
       </w:r>
     </w:p>
     <w:tbl>
@@ -4645,7 +3673,7 @@
                 <w:color w:val="000000"/>
                 <w:sz w:val="20"/>
               </w:rPr>
-              <w:t>Excluding maternal education level 5 (n=1)</w:t>
+              <w:t>Excluding maternal education level 5 (n = 1)</w:t>
             </w:r>
           </w:p>
         </w:tc>
@@ -4663,7 +3691,7 @@
                 <w:color w:val="000000"/>
                 <w:sz w:val="20"/>
               </w:rPr>
-              <w:t>H=4.3048, p=0.2304, epsilon-squared=0.0113</w:t>
+              <w:t>H = 4.3048, p = 0.2304, epsilon-squared = 0.0113</w:t>
             </w:r>
           </w:p>
         </w:tc>
@@ -4681,7 +3709,7 @@
                 <w:color w:val="000000"/>
                 <w:sz w:val="20"/>
               </w:rPr>
-              <w:t>H=9.7515, p=0.0208, epsilon-squared=0.0587</w:t>
+              <w:t>H = 9.7515, p = 0.0208, epsilon-squared = 0.0587</w:t>
             </w:r>
           </w:p>
         </w:tc>
@@ -4737,7 +3765,7 @@
                 <w:color w:val="000000"/>
                 <w:sz w:val="20"/>
               </w:rPr>
-              <w:t>rho=0.3585, p&lt;0.001</w:t>
+              <w:t>rho = 0.3585, p &lt; 0.001</w:t>
             </w:r>
           </w:p>
         </w:tc>
@@ -4811,7 +3839,7 @@
                 <w:color w:val="000000"/>
                 <w:sz w:val="20"/>
               </w:rPr>
-              <w:t>rho=0.3738, p&lt;0.001</w:t>
+              <w:t>rho = 0.3738, p &lt; 0.001</w:t>
             </w:r>
           </w:p>
         </w:tc>
@@ -4885,7 +3913,7 @@
                 <w:color w:val="000000"/>
                 <w:sz w:val="20"/>
               </w:rPr>
-              <w:t>rho=0.1574, p=0.0860</w:t>
+              <w:t>rho = 0.1574, p = 0.0860</w:t>
             </w:r>
           </w:p>
         </w:tc>
@@ -4903,7 +3931,7 @@
                 <w:color w:val="000000"/>
                 <w:sz w:val="20"/>
               </w:rPr>
-              <w:t>rho=0.0544, p=0.5550</w:t>
+              <w:t>rho = 0.0544, p = 0.5550</w:t>
             </w:r>
           </w:p>
         </w:tc>
@@ -4930,23 +3958,10 @@
     <w:p/>
     <w:p>
       <w:pPr>
-        <w:jc w:val="left"/>
-      </w:pPr>
-      <w:r>
-        <w:rPr>
-          <w:rFonts w:ascii="Times New Roman" w:hAnsi="Times New Roman"/>
-          <w:color w:val="000000"/>
-        </w:rPr>
-        <w:t>These checks support the stability of the primary conclusions under plausible analytic perturbations.</w:t>
-      </w:r>
-    </w:p>
-    <w:p/>
-    <w:p>
-      <w:pPr>
         <w:pStyle w:val="Heading2"/>
       </w:pPr>
       <w:r>
-        <w:t>6. Figures</w:t>
+        <w:t>5. Figures</w:t>
       </w:r>
     </w:p>
     <w:p>
@@ -4954,69 +3969,7 @@
         <w:pStyle w:val="Heading3"/>
       </w:pPr>
       <w:r>
-        <w:t>Figure 1. Mean knowledge and practice scores by maternal education level</w:t>
-      </w:r>
-    </w:p>
-    <w:p>
-      <w:pPr>
-        <w:jc w:val="center"/>
-      </w:pPr>
-      <w:r>
-        <w:drawing>
-          <wp:inline xmlns:a="http://schemas.openxmlformats.org/drawingml/2006/main" xmlns:pic="http://schemas.openxmlformats.org/drawingml/2006/picture">
-            <wp:extent cx="5669280" cy="3421284"/>
-            <wp:docPr id="1" name="Picture 1"/>
-            <wp:cNvGraphicFramePr>
-              <a:graphicFrameLocks noChangeAspect="1"/>
-            </wp:cNvGraphicFramePr>
-            <a:graphic>
-              <a:graphicData uri="http://schemas.openxmlformats.org/drawingml/2006/picture">
-                <pic:pic>
-                  <pic:nvPicPr>
-                    <pic:cNvPr id="0" name="scores_by_maternal_education.png"/>
-                    <pic:cNvPicPr/>
-                  </pic:nvPicPr>
-                  <pic:blipFill>
-                    <a:blip r:embed="rId10"/>
-                    <a:stretch>
-                      <a:fillRect/>
-                    </a:stretch>
-                  </pic:blipFill>
-                  <pic:spPr>
-                    <a:xfrm>
-                      <a:off x="0" y="0"/>
-                      <a:ext cx="5669280" cy="3421284"/>
-                    </a:xfrm>
-                    <a:prstGeom prst="rect"/>
-                  </pic:spPr>
-                </pic:pic>
-              </a:graphicData>
-            </a:graphic>
-          </wp:inline>
-        </w:drawing>
-      </w:r>
-    </w:p>
-    <w:p>
-      <w:pPr>
-        <w:jc w:val="center"/>
-      </w:pPr>
-      <w:r>
-        <w:rPr>
-          <w:rFonts w:ascii="Times New Roman" w:hAnsi="Times New Roman"/>
-          <w:i/>
-          <w:color w:val="000000"/>
-          <w:sz w:val="22"/>
-        </w:rPr>
-        <w:t>Figure 1. Mean knowledge and practice scores by maternal education level.</w:t>
-      </w:r>
-    </w:p>
-    <w:p/>
-    <w:p>
-      <w:pPr>
-        <w:pStyle w:val="Heading3"/>
-      </w:pPr>
-      <w:r>
-        <w:t>Figure 2. Distribution of knowledge and practice scores</w:t>
+        <w:t>Figure 1. Distribution of knowledge and practice scores</w:t>
       </w:r>
     </w:p>
     <w:p>
@@ -5027,7 +3980,7 @@
         <w:drawing>
           <wp:inline xmlns:a="http://schemas.openxmlformats.org/drawingml/2006/main" xmlns:pic="http://schemas.openxmlformats.org/drawingml/2006/picture">
             <wp:extent cx="5669280" cy="2335063"/>
-            <wp:docPr id="2" name="Picture 2"/>
+            <wp:docPr id="1" name="Picture 1"/>
             <wp:cNvGraphicFramePr>
               <a:graphicFrameLocks noChangeAspect="1"/>
             </wp:cNvGraphicFramePr>
@@ -5035,11 +3988,11 @@
               <a:graphicData uri="http://schemas.openxmlformats.org/drawingml/2006/picture">
                 <pic:pic>
                   <pic:nvPicPr>
-                    <pic:cNvPr id="0" name="score_distributions.png"/>
+                    <pic:cNvPr id="0" name="manuscript_score_distributions.png"/>
                     <pic:cNvPicPr/>
                   </pic:nvPicPr>
                   <pic:blipFill>
-                    <a:blip r:embed="rId11"/>
+                    <a:blip r:embed="rId10"/>
                     <a:stretch>
                       <a:fillRect/>
                     </a:stretch>
@@ -5069,7 +4022,7 @@
           <w:color w:val="000000"/>
           <w:sz w:val="22"/>
         </w:rPr>
-        <w:t>Figure 2. Knowledge and practice score distributions.</w:t>
+        <w:t>Figure 1. Knowledge and practice score distributions.</w:t>
       </w:r>
     </w:p>
     <w:p/>
@@ -5078,7 +4031,7 @@
         <w:pStyle w:val="Heading3"/>
       </w:pPr>
       <w:r>
-        <w:t>Figure 3. Boxplots of knowledge and practice by maternal education level</w:t>
+        <w:t>Figure 2. Mean knowledge and practice scores by maternal education level</w:t>
       </w:r>
     </w:p>
     <w:p>
@@ -5088,7 +4041,69 @@
       <w:r>
         <w:drawing>
           <wp:inline xmlns:a="http://schemas.openxmlformats.org/drawingml/2006/main" xmlns:pic="http://schemas.openxmlformats.org/drawingml/2006/picture">
-            <wp:extent cx="5669280" cy="2406385"/>
+            <wp:extent cx="5669280" cy="3378662"/>
+            <wp:docPr id="2" name="Picture 2"/>
+            <wp:cNvGraphicFramePr>
+              <a:graphicFrameLocks noChangeAspect="1"/>
+            </wp:cNvGraphicFramePr>
+            <a:graphic>
+              <a:graphicData uri="http://schemas.openxmlformats.org/drawingml/2006/picture">
+                <pic:pic>
+                  <pic:nvPicPr>
+                    <pic:cNvPr id="0" name="manuscript_scores_by_maternal_education.png"/>
+                    <pic:cNvPicPr/>
+                  </pic:nvPicPr>
+                  <pic:blipFill>
+                    <a:blip r:embed="rId11"/>
+                    <a:stretch>
+                      <a:fillRect/>
+                    </a:stretch>
+                  </pic:blipFill>
+                  <pic:spPr>
+                    <a:xfrm>
+                      <a:off x="0" y="0"/>
+                      <a:ext cx="5669280" cy="3378662"/>
+                    </a:xfrm>
+                    <a:prstGeom prst="rect"/>
+                  </pic:spPr>
+                </pic:pic>
+              </a:graphicData>
+            </a:graphic>
+          </wp:inline>
+        </w:drawing>
+      </w:r>
+    </w:p>
+    <w:p>
+      <w:pPr>
+        <w:jc w:val="center"/>
+      </w:pPr>
+      <w:r>
+        <w:rPr>
+          <w:rFonts w:ascii="Times New Roman" w:hAnsi="Times New Roman"/>
+          <w:i/>
+          <w:color w:val="000000"/>
+          <w:sz w:val="22"/>
+        </w:rPr>
+        <w:t>Figure 2. Mean knowledge and practice scores by maternal education level.</w:t>
+      </w:r>
+    </w:p>
+    <w:p/>
+    <w:p>
+      <w:pPr>
+        <w:pStyle w:val="Heading3"/>
+      </w:pPr>
+      <w:r>
+        <w:t>Figure 3. Boxplots of knowledge and practice scores by maternal education level</w:t>
+      </w:r>
+    </w:p>
+    <w:p>
+      <w:pPr>
+        <w:jc w:val="center"/>
+      </w:pPr>
+      <w:r>
+        <w:drawing>
+          <wp:inline xmlns:a="http://schemas.openxmlformats.org/drawingml/2006/main" xmlns:pic="http://schemas.openxmlformats.org/drawingml/2006/picture">
+            <wp:extent cx="5669280" cy="2424994"/>
             <wp:docPr id="3" name="Picture 3"/>
             <wp:cNvGraphicFramePr>
               <a:graphicFrameLocks noChangeAspect="1"/>
@@ -5097,7 +4112,7 @@
               <a:graphicData uri="http://schemas.openxmlformats.org/drawingml/2006/picture">
                 <pic:pic>
                   <pic:nvPicPr>
-                    <pic:cNvPr id="0" name="score_boxplots.png"/>
+                    <pic:cNvPr id="0" name="manuscript_score_boxplots.png"/>
                     <pic:cNvPicPr/>
                   </pic:nvPicPr>
                   <pic:blipFill>
@@ -5109,7 +4124,7 @@
                   <pic:spPr>
                     <a:xfrm>
                       <a:off x="0" y="0"/>
-                      <a:ext cx="5669280" cy="2406385"/>
+                      <a:ext cx="5669280" cy="2424994"/>
                     </a:xfrm>
                     <a:prstGeom prst="rect"/>
                   </pic:spPr>
@@ -5159,7 +4174,7 @@
               <a:graphicData uri="http://schemas.openxmlformats.org/drawingml/2006/picture">
                 <pic:pic>
                   <pic:nvPicPr>
-                    <pic:cNvPr id="0" name="scatter_matrix.png"/>
+                    <pic:cNvPr id="0" name="manuscript_scatter_matrix.png"/>
                     <pic:cNvPicPr/>
                   </pic:nvPicPr>
                   <pic:blipFill>
@@ -5197,21 +4212,12 @@
       </w:r>
     </w:p>
     <w:p/>
-    <w:p/>
     <w:p>
       <w:pPr>
         <w:pStyle w:val="Heading2"/>
       </w:pPr>
       <w:r>
-        <w:t>7. Discussion</w:t>
-      </w:r>
-    </w:p>
-    <w:p>
-      <w:pPr>
-        <w:pStyle w:val="Heading3"/>
-      </w:pPr>
-      <w:r>
-        <w:t>7.1 Principal Findings</w:t>
+        <w:t>6. Discussion</w:t>
       </w:r>
     </w:p>
     <w:p>
@@ -5223,84 +4229,7 @@
           <w:rFonts w:ascii="Times New Roman" w:hAnsi="Times New Roman"/>
           <w:color w:val="000000"/>
         </w:rPr>
-        <w:t>Three findings are central:</w:t>
-      </w:r>
-    </w:p>
-    <w:p>
-      <w:pPr>
-        <w:pStyle w:val="ListNumber"/>
-        <w:jc w:val="left"/>
-      </w:pPr>
-      <w:r>
-        <w:rPr>
-          <w:rFonts w:ascii="Times New Roman" w:hAnsi="Times New Roman"/>
-          <w:color w:val="000000"/>
-        </w:rPr>
-        <w:t xml:space="preserve">Menstrual hygiene </w:t>
-      </w:r>
-      <w:r>
-        <w:rPr>
-          <w:rFonts w:ascii="Times New Roman" w:hAnsi="Times New Roman"/>
-          <w:b/>
-          <w:color w:val="000000"/>
-        </w:rPr>
-        <w:t>practice</w:t>
-      </w:r>
-      <w:r>
-        <w:rPr>
-          <w:rFonts w:ascii="Times New Roman" w:hAnsi="Times New Roman"/>
-          <w:color w:val="000000"/>
-        </w:rPr>
-        <w:t xml:space="preserve"> scores differed significantly by maternal education level.</w:t>
-      </w:r>
-    </w:p>
-    <w:p>
-      <w:pPr>
-        <w:pStyle w:val="ListNumber"/>
-        <w:jc w:val="left"/>
-      </w:pPr>
-      <w:r>
-        <w:rPr>
-          <w:rFonts w:ascii="Times New Roman" w:hAnsi="Times New Roman"/>
-          <w:color w:val="000000"/>
-        </w:rPr>
-        <w:t xml:space="preserve">Menstrual hygiene </w:t>
-      </w:r>
-      <w:r>
-        <w:rPr>
-          <w:rFonts w:ascii="Times New Roman" w:hAnsi="Times New Roman"/>
-          <w:b/>
-          <w:color w:val="000000"/>
-        </w:rPr>
-        <w:t>knowledge</w:t>
-      </w:r>
-      <w:r>
-        <w:rPr>
-          <w:rFonts w:ascii="Times New Roman" w:hAnsi="Times New Roman"/>
-          <w:color w:val="000000"/>
-        </w:rPr>
-        <w:t xml:space="preserve"> scores did not differ significantly by maternal education in this sample.</w:t>
-      </w:r>
-    </w:p>
-    <w:p>
-      <w:pPr>
-        <w:pStyle w:val="ListNumber"/>
-        <w:jc w:val="left"/>
-      </w:pPr>
-      <w:r>
-        <w:rPr>
-          <w:rFonts w:ascii="Times New Roman" w:hAnsi="Times New Roman"/>
-          <w:color w:val="000000"/>
-        </w:rPr>
-        <w:t>Older adolescents tended to have higher knowledge scores, and higher knowledge was associated with better reported practice.</w:t>
-      </w:r>
-    </w:p>
-    <w:p>
-      <w:pPr>
-        <w:pStyle w:val="Heading3"/>
-      </w:pPr>
-      <w:r>
-        <w:t>7.2 Interpretation</w:t>
+        <w:t>The principal finding of this study is that maternal education showed a statistically significant association with menstrual hygiene practice score, whereas its association with knowledge score was not statistically significant. This pattern matters because it suggests that maternal education in this setting may be more influential in shaping household and behavioral routines than in producing large measurable differences in questionnaire-based menstrual knowledge. In other words, the pathway from maternal education to better menstrual hygiene may operate through supervision, household norms, product access, or reinforcement of routine behavior rather than through markedly higher formal knowledge scores alone.</w:t>
       </w:r>
     </w:p>
     <w:p>
@@ -5312,7 +4241,7 @@
           <w:rFonts w:ascii="Times New Roman" w:hAnsi="Times New Roman"/>
           <w:color w:val="000000"/>
         </w:rPr>
-        <w:t>The divergence between knowledge and practice findings is important. It suggests maternal education may influence actionable household hygiene behavior (for example, product handling/disposal routines and hygiene reinforcement) even when measured conceptual knowledge does not differ strongly across groups.</w:t>
+        <w:t>The positive correlation between age and knowledge score is also consistent with a developmental explanation. Older adolescent girls have had more time to experience menstruation, receive information from family or peers, and refine their understanding of cycle management. The positive correlation between knowledge and practice further indicates that better understanding is linked to better behavior, although the relationship is not so strong that knowledge can be assumed to translate automatically into practice. This is important in menstrual hygiene research, where structural barriers, stigma, and access limitations often moderate the effects of knowledge.</w:t>
       </w:r>
     </w:p>
     <w:p>
@@ -5324,15 +4253,7 @@
           <w:rFonts w:ascii="Times New Roman" w:hAnsi="Times New Roman"/>
           <w:color w:val="000000"/>
         </w:rPr>
-        <w:t>The age-knowledge and knowledge-practice associations support a plausible developmental pattern: as girls grow older, menstrual literacy improves, and better literacy aligns with better behavior. However, these are associative patterns and should not be interpreted causally without adjusted modeling.</w:t>
-      </w:r>
-    </w:p>
-    <w:p>
-      <w:pPr>
-        <w:pStyle w:val="Heading3"/>
-      </w:pPr>
-      <w:r>
-        <w:t>7.3 Context Within Prior Literature</w:t>
+        <w:t>The results are broadly compatible with prior work from Ghana, Ethiopia, Nepal, and India showing that parental education, social context, and access to enabling resources are all relevant to menstrual hygiene management [4-10]. At the same time, the present findings reinforce the idea that knowledge and practice should not be treated as interchangeable. A girl may know correct hygiene principles but still face difficulty implementing them because of product cost, privacy constraints, limited water access, or social restrictions. Conversely, some hygienic practices may be maintained through routine socialization even when formal menstrual knowledge is incomplete.</w:t>
       </w:r>
     </w:p>
     <w:p>
@@ -5344,248 +4265,7 @@
           <w:rFonts w:ascii="Times New Roman" w:hAnsi="Times New Roman"/>
           <w:color w:val="000000"/>
         </w:rPr>
-        <w:t>The direction of findings is broadly compatible with regional literature that links parental education and socioeconomic context to menstrual hygiene management quality, while also showing persistent gaps between awareness and practical implementation [4-10]. This pattern aligns with evidence from South Asian and other low-resource settings, where social norms and infrastructure constraints can blunt translation of knowledge into behavior.</w:t>
-      </w:r>
-    </w:p>
-    <w:p>
-      <w:pPr>
-        <w:pStyle w:val="Heading3"/>
-      </w:pPr>
-      <w:r>
-        <w:t>7.4 Strengths</w:t>
-      </w:r>
-    </w:p>
-    <w:p>
-      <w:pPr>
-        <w:pStyle w:val="ListBullet"/>
-        <w:jc w:val="left"/>
-      </w:pPr>
-      <w:r>
-        <w:rPr>
-          <w:rFonts w:ascii="Times New Roman" w:hAnsi="Times New Roman"/>
-          <w:color w:val="000000"/>
-        </w:rPr>
-        <w:t>Predefined, reproducible analysis pipeline with timestamped outputs.</w:t>
-      </w:r>
-    </w:p>
-    <w:p>
-      <w:pPr>
-        <w:pStyle w:val="ListBullet"/>
-        <w:jc w:val="left"/>
-      </w:pPr>
-      <w:r>
-        <w:rPr>
-          <w:rFonts w:ascii="Times New Roman" w:hAnsi="Times New Roman"/>
-          <w:color w:val="000000"/>
-        </w:rPr>
-        <w:t>Explicit assumption checks and non-parametric test selection when warranted.</w:t>
-      </w:r>
-    </w:p>
-    <w:p>
-      <w:pPr>
-        <w:pStyle w:val="ListBullet"/>
-        <w:jc w:val="left"/>
-      </w:pPr>
-      <w:r>
-        <w:rPr>
-          <w:rFonts w:ascii="Times New Roman" w:hAnsi="Times New Roman"/>
-          <w:color w:val="000000"/>
-        </w:rPr>
-        <w:t>Effect-size reporting alongside p-values.</w:t>
-      </w:r>
-    </w:p>
-    <w:p>
-      <w:pPr>
-        <w:pStyle w:val="ListBullet"/>
-        <w:jc w:val="left"/>
-      </w:pPr>
-      <w:r>
-        <w:rPr>
-          <w:rFonts w:ascii="Times New Roman" w:hAnsi="Times New Roman"/>
-          <w:color w:val="000000"/>
-        </w:rPr>
-        <w:t>Data quality framework that distinguishes core fields from conditional/skip-logic fields.</w:t>
-      </w:r>
-    </w:p>
-    <w:p>
-      <w:pPr>
-        <w:pStyle w:val="ListBullet"/>
-        <w:jc w:val="left"/>
-      </w:pPr>
-      <w:r>
-        <w:rPr>
-          <w:rFonts w:ascii="Times New Roman" w:hAnsi="Times New Roman"/>
-          <w:color w:val="000000"/>
-        </w:rPr>
-        <w:t>Internal consistency check for family-size derivation.</w:t>
-      </w:r>
-    </w:p>
-    <w:p>
-      <w:pPr>
-        <w:pStyle w:val="ListBullet"/>
-        <w:jc w:val="left"/>
-      </w:pPr>
-      <w:r>
-        <w:rPr>
-          <w:rFonts w:ascii="Times New Roman" w:hAnsi="Times New Roman"/>
-          <w:color w:val="000000"/>
-        </w:rPr>
-        <w:t>Added sensitivity analyses (group imbalance and rank-correlation robustness).</w:t>
-      </w:r>
-    </w:p>
-    <w:p>
-      <w:pPr>
-        <w:pStyle w:val="Heading3"/>
-      </w:pPr>
-      <w:r>
-        <w:t>7.5 Limitations</w:t>
-      </w:r>
-    </w:p>
-    <w:p>
-      <w:pPr>
-        <w:pStyle w:val="ListBullet"/>
-        <w:jc w:val="left"/>
-      </w:pPr>
-      <w:r>
-        <w:rPr>
-          <w:rFonts w:ascii="Times New Roman" w:hAnsi="Times New Roman"/>
-          <w:color w:val="000000"/>
-        </w:rPr>
-        <w:t>Cross-sectional design prevents causal inference.</w:t>
-      </w:r>
-    </w:p>
-    <w:p>
-      <w:pPr>
-        <w:pStyle w:val="ListBullet"/>
-        <w:jc w:val="left"/>
-      </w:pPr>
-      <w:r>
-        <w:rPr>
-          <w:rFonts w:ascii="Times New Roman" w:hAnsi="Times New Roman"/>
-          <w:color w:val="000000"/>
-        </w:rPr>
-        <w:t>Analyses are bivariate and unadjusted; confounding is possible.</w:t>
-      </w:r>
-    </w:p>
-    <w:p>
-      <w:pPr>
-        <w:pStyle w:val="ListBullet"/>
-        <w:jc w:val="left"/>
-      </w:pPr>
-      <w:r>
-        <w:rPr>
-          <w:rFonts w:ascii="Times New Roman" w:hAnsi="Times New Roman"/>
-          <w:color w:val="000000"/>
-        </w:rPr>
-        <w:t>Maternal education groups are strongly imbalanced (especially level 5, n=1), limiting precision and post-hoc interpretability.</w:t>
-      </w:r>
-    </w:p>
-    <w:p>
-      <w:pPr>
-        <w:pStyle w:val="ListBullet"/>
-        <w:jc w:val="left"/>
-      </w:pPr>
-      <w:r>
-        <w:rPr>
-          <w:rFonts w:ascii="Times New Roman" w:hAnsi="Times New Roman"/>
-          <w:color w:val="000000"/>
-        </w:rPr>
-        <w:t>Missing questionnaire responses were scored as 0, which may bias scores downward if non-response is not equivalent to incorrect knowledge/practice.</w:t>
-      </w:r>
-    </w:p>
-    <w:p>
-      <w:pPr>
-        <w:pStyle w:val="ListBullet"/>
-        <w:jc w:val="left"/>
-      </w:pPr>
-      <w:r>
-        <w:rPr>
-          <w:rFonts w:ascii="Times New Roman" w:hAnsi="Times New Roman"/>
-          <w:color w:val="000000"/>
-        </w:rPr>
-        <w:t>Income distribution is highly skewed; Pearson correlations can be outlier-sensitive (addressed partially via Spearman sensitivity checks).</w:t>
-      </w:r>
-    </w:p>
-    <w:p>
-      <w:pPr>
-        <w:pStyle w:val="ListBullet"/>
-        <w:jc w:val="left"/>
-      </w:pPr>
-      <w:r>
-        <w:rPr>
-          <w:rFonts w:ascii="Times New Roman" w:hAnsi="Times New Roman"/>
-          <w:color w:val="000000"/>
-        </w:rPr>
-        <w:t>Single-setting school sample may limit external generalizability.</w:t>
-      </w:r>
-    </w:p>
-    <w:p>
-      <w:pPr>
-        <w:pStyle w:val="Heading3"/>
-      </w:pPr>
-      <w:r>
-        <w:t>7.6 Programmatic and Research Implications</w:t>
-      </w:r>
-    </w:p>
-    <w:p>
-      <w:pPr>
-        <w:pStyle w:val="ListBullet"/>
-        <w:jc w:val="left"/>
-      </w:pPr>
-      <w:r>
-        <w:rPr>
-          <w:rFonts w:ascii="Times New Roman" w:hAnsi="Times New Roman"/>
-          <w:color w:val="000000"/>
-        </w:rPr>
-        <w:t>School and community programs should prioritize behavior-focused menstrual hygiene support, not only awareness sessions.</w:t>
-      </w:r>
-    </w:p>
-    <w:p>
-      <w:pPr>
-        <w:pStyle w:val="ListBullet"/>
-        <w:jc w:val="left"/>
-      </w:pPr>
-      <w:r>
-        <w:rPr>
-          <w:rFonts w:ascii="Times New Roman" w:hAnsi="Times New Roman"/>
-          <w:color w:val="000000"/>
-        </w:rPr>
-        <w:t>Maternal and caregiver engagement strategies may improve household-level practice reinforcement.</w:t>
-      </w:r>
-    </w:p>
-    <w:p>
-      <w:pPr>
-        <w:pStyle w:val="ListBullet"/>
-        <w:jc w:val="left"/>
-      </w:pPr>
-      <w:r>
-        <w:rPr>
-          <w:rFonts w:ascii="Times New Roman" w:hAnsi="Times New Roman"/>
-          <w:color w:val="000000"/>
-        </w:rPr>
-        <w:t>Future studies should include multivariable models (for example, adjusted regression) and larger, better-balanced samples across education strata.</w:t>
-      </w:r>
-    </w:p>
-    <w:p>
-      <w:pPr>
-        <w:pStyle w:val="ListBullet"/>
-        <w:jc w:val="left"/>
-      </w:pPr>
-      <w:r>
-        <w:rPr>
-          <w:rFonts w:ascii="Times New Roman" w:hAnsi="Times New Roman"/>
-          <w:color w:val="000000"/>
-        </w:rPr>
-        <w:t>Pre-specified handling of missing values should be reconsidered (for example, multiple imputation or missing-indicator sensitivity analyses) in confirmatory work.</w:t>
-      </w:r>
-    </w:p>
-    <w:p/>
-    <w:p>
-      <w:pPr>
-        <w:pStyle w:val="Heading2"/>
-      </w:pPr>
-      <w:r>
-        <w:t>8. Conclusion</w:t>
+        <w:t>The study has several strengths. The analysis was performed using a reproducible pipeline with preserved timestamped outputs, explicit data quality reporting, documented assumption checks, and effect-size reporting in addition to p-values. The workflow also included a family-size consistency check and targeted sensitivity analyses that showed the main conclusions were robust to the exclusion of the single-participant highest education stratum and to rank-based correlation methods.</w:t>
       </w:r>
     </w:p>
     <w:p>
@@ -5597,16 +4277,7 @@
           <w:rFonts w:ascii="Times New Roman" w:hAnsi="Times New Roman"/>
           <w:color w:val="000000"/>
         </w:rPr>
-        <w:t>Among adolescent girls in this sub-urban Lahore sample, maternal education was significantly associated with menstrual hygiene practice scores but not with knowledge scores. Age and knowledge were positively associated, and knowledge correlated with practice, while income showed no significant relationship with either score in this dataset. Findings are robust across key sensitivity checks but remain associative due to study design and should inform targeted, context-aware menstrual hygiene interventions and future adjusted analyses.</w:t>
-      </w:r>
-    </w:p>
-    <w:p/>
-    <w:p>
-      <w:pPr>
-        <w:pStyle w:val="Heading2"/>
-      </w:pPr>
-      <w:r>
-        <w:t>9. Reproducibility and Output Traceability</w:t>
+        <w:t>The study also has important limitations. First, the design is cross-sectional, so the findings should be interpreted as associations rather than causal effects. Second, the analysis is unadjusted and bivariate; residual confounding by age, school context, access to menstrual products, or other family-level variables cannot be excluded. Third, maternal education groups are severely imbalanced, especially in the highest category, limiting precision and making fine-grained comparisons unstable. Fourth, the implemented rule of assigning zero to missing questionnaire responses may have biased scores downward if non-response did not represent lack of knowledge or poor practice. Fifth, the income distribution was highly skewed, which is why rank-based sensitivity analyses were important. Finally, the study is based on a single school setting and therefore may not generalize to all adolescents in Lahore or to rural and urban populations elsewhere in Pakistan.</w:t>
       </w:r>
     </w:p>
     <w:p>
@@ -5618,20 +4289,15 @@
           <w:rFonts w:ascii="Times New Roman" w:hAnsi="Times New Roman"/>
           <w:color w:val="000000"/>
         </w:rPr>
-        <w:t>All results in this manuscript were drawn from the finalized output bundle:</w:t>
+        <w:t>Taken together, the findings support interventions that do more than provide factual menstrual health information. Programs in similar settings should likely include behavior-focused support, caregiver engagement, and practical measures that improve product access, privacy, and safe disposal. Future work would be strengthened by larger and more balanced samples, explicitly adjusted multivariable models, and prospective or mixed-methods designs that can clarify how maternal education influences menstrual hygiene behavior in real-world settings.</w:t>
       </w:r>
     </w:p>
     <w:p>
       <w:pPr>
-        <w:jc w:val="left"/>
+        <w:pStyle w:val="Heading2"/>
       </w:pPr>
       <w:r>
-        <w:rPr>
-          <w:rFonts w:ascii="Consolas" w:hAnsi="Consolas"/>
-          <w:color w:val="000000"/>
-          <w:sz w:val="20"/>
-        </w:rPr>
-        <w:t>output/analysis_20260223_220644/</w:t>
+        <w:t>7. Conclusion</w:t>
       </w:r>
     </w:p>
     <w:p>
@@ -5643,184 +4309,15 @@
           <w:rFonts w:ascii="Times New Roman" w:hAnsi="Times New Roman"/>
           <w:color w:val="000000"/>
         </w:rPr>
-        <w:t>Key source files:</w:t>
+        <w:t>In this sub-urban Lahore sample of adolescent girls, maternal education was significantly associated with menstrual hygiene practice but not with menstrual hygiene knowledge. Older age was associated with higher knowledge, and better knowledge was associated with better reported practice. These findings suggest that maternal education may matter most for the enactment of hygienic behavior rather than for formal knowledge alone. Because the study is cross-sectional and analytically unadjusted, the results should be interpreted cautiously as associative evidence. Even so, they provide a practical basis for designing school and household interventions that address both menstrual health literacy and the behavioral conditions required for safe menstrual hygiene management.</w:t>
       </w:r>
     </w:p>
-    <w:p>
-      <w:pPr>
-        <w:pStyle w:val="ListBullet"/>
-        <w:jc w:val="left"/>
-      </w:pPr>
-      <w:r>
-        <w:rPr>
-          <w:rFonts w:ascii="Consolas" w:hAnsi="Consolas"/>
-          <w:color w:val="000000"/>
-          <w:sz w:val="20"/>
-        </w:rPr>
-        <w:t>analysis_report.md</w:t>
-      </w:r>
-    </w:p>
-    <w:p>
-      <w:pPr>
-        <w:pStyle w:val="ListBullet"/>
-        <w:jc w:val="left"/>
-      </w:pPr>
-      <w:r>
-        <w:rPr>
-          <w:rFonts w:ascii="Consolas" w:hAnsi="Consolas"/>
-          <w:color w:val="000000"/>
-          <w:sz w:val="20"/>
-        </w:rPr>
-        <w:t>demographic_continuous_stats.csv</w:t>
-      </w:r>
-    </w:p>
-    <w:p>
-      <w:pPr>
-        <w:pStyle w:val="ListBullet"/>
-        <w:jc w:val="left"/>
-      </w:pPr>
-      <w:r>
-        <w:rPr>
-          <w:rFonts w:ascii="Consolas" w:hAnsi="Consolas"/>
-          <w:color w:val="000000"/>
-          <w:sz w:val="20"/>
-        </w:rPr>
-        <w:t>demographic_age_freq.csv</w:t>
-      </w:r>
-    </w:p>
-    <w:p>
-      <w:pPr>
-        <w:pStyle w:val="ListBullet"/>
-        <w:jc w:val="left"/>
-      </w:pPr>
-      <w:r>
-        <w:rPr>
-          <w:rFonts w:ascii="Consolas" w:hAnsi="Consolas"/>
-          <w:color w:val="000000"/>
-          <w:sz w:val="20"/>
-        </w:rPr>
-        <w:t>demographic_maternal_education_freq.csv</w:t>
-      </w:r>
-    </w:p>
-    <w:p>
-      <w:pPr>
-        <w:pStyle w:val="ListBullet"/>
-        <w:jc w:val="left"/>
-      </w:pPr>
-      <w:r>
-        <w:rPr>
-          <w:rFonts w:ascii="Consolas" w:hAnsi="Consolas"/>
-          <w:color w:val="000000"/>
-          <w:sz w:val="20"/>
-        </w:rPr>
-        <w:t>maternal_education_summary.csv</w:t>
-      </w:r>
-    </w:p>
-    <w:p>
-      <w:pPr>
-        <w:pStyle w:val="ListBullet"/>
-        <w:jc w:val="left"/>
-      </w:pPr>
-      <w:r>
-        <w:rPr>
-          <w:rFonts w:ascii="Consolas" w:hAnsi="Consolas"/>
-          <w:color w:val="000000"/>
-          <w:sz w:val="20"/>
-        </w:rPr>
-        <w:t>correlation_matrix.csv</w:t>
-      </w:r>
-    </w:p>
-    <w:p>
-      <w:pPr>
-        <w:pStyle w:val="ListBullet"/>
-        <w:jc w:val="left"/>
-      </w:pPr>
-      <w:r>
-        <w:rPr>
-          <w:rFonts w:ascii="Consolas" w:hAnsi="Consolas"/>
-          <w:color w:val="000000"/>
-          <w:sz w:val="20"/>
-        </w:rPr>
-        <w:t>correlation_pvalues.csv</w:t>
-      </w:r>
-    </w:p>
-    <w:p>
-      <w:pPr>
-        <w:pStyle w:val="ListBullet"/>
-        <w:jc w:val="left"/>
-      </w:pPr>
-      <w:r>
-        <w:rPr>
-          <w:rFonts w:ascii="Consolas" w:hAnsi="Consolas"/>
-          <w:color w:val="000000"/>
-          <w:sz w:val="20"/>
-        </w:rPr>
-        <w:t>data_quality_summary.txt</w:t>
-      </w:r>
-    </w:p>
-    <w:p>
-      <w:pPr>
-        <w:pStyle w:val="ListBullet"/>
-        <w:jc w:val="left"/>
-      </w:pPr>
-      <w:r>
-        <w:rPr>
-          <w:rFonts w:ascii="Consolas" w:hAnsi="Consolas"/>
-          <w:color w:val="000000"/>
-          <w:sz w:val="20"/>
-        </w:rPr>
-        <w:t>score_distributions.png</w:t>
-      </w:r>
-    </w:p>
-    <w:p>
-      <w:pPr>
-        <w:pStyle w:val="ListBullet"/>
-        <w:jc w:val="left"/>
-      </w:pPr>
-      <w:r>
-        <w:rPr>
-          <w:rFonts w:ascii="Consolas" w:hAnsi="Consolas"/>
-          <w:color w:val="000000"/>
-          <w:sz w:val="20"/>
-        </w:rPr>
-        <w:t>scores_by_maternal_education.png</w:t>
-      </w:r>
-    </w:p>
-    <w:p>
-      <w:pPr>
-        <w:pStyle w:val="ListBullet"/>
-        <w:jc w:val="left"/>
-      </w:pPr>
-      <w:r>
-        <w:rPr>
-          <w:rFonts w:ascii="Consolas" w:hAnsi="Consolas"/>
-          <w:color w:val="000000"/>
-          <w:sz w:val="20"/>
-        </w:rPr>
-        <w:t>score_boxplots.png</w:t>
-      </w:r>
-    </w:p>
-    <w:p>
-      <w:pPr>
-        <w:pStyle w:val="ListBullet"/>
-        <w:jc w:val="left"/>
-      </w:pPr>
-      <w:r>
-        <w:rPr>
-          <w:rFonts w:ascii="Consolas" w:hAnsi="Consolas"/>
-          <w:color w:val="000000"/>
-          <w:sz w:val="20"/>
-        </w:rPr>
-        <w:t>scatter_matrix.png</w:t>
-      </w:r>
-    </w:p>
-    <w:p/>
     <w:p>
       <w:pPr>
         <w:pStyle w:val="Heading2"/>
       </w:pPr>
       <w:r>
-        <w:t>10. Declarations</w:t>
+        <w:t>8. Declarations</w:t>
       </w:r>
     </w:p>
     <w:p>
@@ -5828,7 +4325,7 @@
         <w:pStyle w:val="Heading3"/>
       </w:pPr>
       <w:r>
-        <w:t>Ethics Statement</w:t>
+        <w:t>Ethics statement</w:t>
       </w:r>
     </w:p>
     <w:p>
@@ -5840,7 +4337,7 @@
           <w:rFonts w:ascii="Times New Roman" w:hAnsi="Times New Roman"/>
           <w:color w:val="000000"/>
         </w:rPr>
-        <w:t>The underlying protocol specifies parental consent, confidentiality, and institutional/school permissions. The current analysis uses de-identified survey data.</w:t>
+        <w:t>The source protocol specified parental consent procedures, confidentiality protections, anonymity of participant data, school permission, and institutional review processes. A reportable ethics approval identifier was not available in the archived analysis bundle used for manuscript preparation and should be inserted before journal submission if required by the target journal.</w:t>
       </w:r>
     </w:p>
     <w:p>
@@ -5868,7 +4365,7 @@
         <w:pStyle w:val="Heading3"/>
       </w:pPr>
       <w:r>
-        <w:t>Competing Interests</w:t>
+        <w:t>Competing interests</w:t>
       </w:r>
     </w:p>
     <w:p>
@@ -5880,7 +4377,7 @@
           <w:rFonts w:ascii="Times New Roman" w:hAnsi="Times New Roman"/>
           <w:color w:val="000000"/>
         </w:rPr>
-        <w:t>No competing interests were declared in the analysis bundle.</w:t>
+        <w:t>No competing interests were declared in the available source materials.</w:t>
       </w:r>
     </w:p>
     <w:p>
@@ -5888,7 +4385,7 @@
         <w:pStyle w:val="Heading3"/>
       </w:pPr>
       <w:r>
-        <w:t>Author Contributions</w:t>
+        <w:t>Data and materials availability</w:t>
       </w:r>
     </w:p>
     <w:p>
@@ -5900,12 +4397,42 @@
           <w:rFonts w:ascii="Times New Roman" w:hAnsi="Times New Roman"/>
           <w:color w:val="000000"/>
         </w:rPr>
-        <w:t>Investigator and supervisor roles are as listed on the title page. Statistical processing and report generation were conducted through the documented analysis pipeline.</w:t>
+        <w:t xml:space="preserve">The manuscript was prepared from the final refreshed analysis outputs stored in </w:t>
+      </w:r>
+      <w:r>
+        <w:rPr>
+          <w:rFonts w:ascii="Consolas" w:hAnsi="Consolas"/>
+          <w:color w:val="000000"/>
+          <w:sz w:val="20"/>
+        </w:rPr>
+        <w:t>output/analysis_20260319_173428/</w:t>
+      </w:r>
+      <w:r>
+        <w:rPr>
+          <w:rFonts w:ascii="Times New Roman" w:hAnsi="Times New Roman"/>
+          <w:color w:val="000000"/>
+        </w:rPr>
+        <w:t>. Public repository information was not included in the archived materials and should be added if required by the target journal.</w:t>
       </w:r>
     </w:p>
     <w:p>
+      <w:pPr>
+        <w:pStyle w:val="Heading3"/>
+      </w:pPr>
       <w:r>
-        <w:br w:type="page"/>
+        <w:t>Author contributions</w:t>
+      </w:r>
+    </w:p>
+    <w:p>
+      <w:pPr>
+        <w:jc w:val="left"/>
+      </w:pPr>
+      <w:r>
+        <w:rPr>
+          <w:rFonts w:ascii="Times New Roman" w:hAnsi="Times New Roman"/>
+          <w:color w:val="000000"/>
+        </w:rPr>
+        <w:t>Supervisor and investigator roles are reported on the title page. Statistical processing and manuscript assembly were conducted using the documented local analysis workflow.</w:t>
       </w:r>
     </w:p>
     <w:p>
@@ -5913,7 +4440,7 @@
         <w:pStyle w:val="Heading2"/>
       </w:pPr>
       <w:r>
-        <w:t>11. References</w:t>
+        <w:t>9. References</w:t>
       </w:r>
     </w:p>
     <w:p>
@@ -6196,18 +4723,16 @@
         <w:t xml:space="preserve"> 2017;4(1):26-35. https://doi.org/10.24321/2349.2880.201705</w:t>
       </w:r>
     </w:p>
-    <w:p/>
     <w:p>
       <w:pPr>
         <w:pStyle w:val="Heading2"/>
       </w:pPr>
       <w:r>
-        <w:t>12. Appendix: Supplemental Statistical Notes</w:t>
+        <w:t>10. Appendix: Statistical notes</w:t>
       </w:r>
     </w:p>
     <w:p>
       <w:pPr>
-        <w:pStyle w:val="ListNumber"/>
         <w:jc w:val="left"/>
       </w:pPr>
       <w:r>
@@ -6215,46 +4740,7 @@
           <w:rFonts w:ascii="Times New Roman" w:hAnsi="Times New Roman"/>
           <w:color w:val="000000"/>
         </w:rPr>
-        <w:t>Primary inferential tests were non-parametric due to bounded/discrete outcomes, non-normal group behavior, and group imbalance.</w:t>
-      </w:r>
-    </w:p>
-    <w:p>
-      <w:pPr>
-        <w:pStyle w:val="ListNumber"/>
-        <w:jc w:val="left"/>
-      </w:pPr>
-      <w:r>
-        <w:rPr>
-          <w:rFonts w:ascii="Times New Roman" w:hAnsi="Times New Roman"/>
-          <w:color w:val="000000"/>
-        </w:rPr>
-        <w:t>Effect sizes are small (knowledge epsilon-squared=0.0162; practice epsilon-squared=0.0535), indicating modest practical magnitude despite statistical significance for practice.</w:t>
-      </w:r>
-    </w:p>
-    <w:p>
-      <w:pPr>
-        <w:pStyle w:val="ListNumber"/>
-        <w:jc w:val="left"/>
-      </w:pPr>
-      <w:r>
-        <w:rPr>
-          <w:rFonts w:ascii="Times New Roman" w:hAnsi="Times New Roman"/>
-          <w:color w:val="000000"/>
-        </w:rPr>
-        <w:t>Post-hoc pairwise inference was not emphasized because of extreme imbalance and sparse highest-education stratum (n=1), which can destabilize pairwise conclusions.</w:t>
-      </w:r>
-    </w:p>
-    <w:p>
-      <w:pPr>
-        <w:pStyle w:val="ListNumber"/>
-        <w:jc w:val="left"/>
-      </w:pPr>
-      <w:r>
-        <w:rPr>
-          <w:rFonts w:ascii="Times New Roman" w:hAnsi="Times New Roman"/>
-          <w:color w:val="000000"/>
-        </w:rPr>
-        <w:t>Income-related analyses should be interpreted with distribution-aware caution; robust/rank approaches are recommended in confirmatory follow-up studies.</w:t>
+        <w:t>The primary inferential analyses were non-parametric because the score outcomes were bounded and discrete, the education groups were highly imbalanced, and normality assumptions were not adequately satisfied across groups. The effect sizes were small, with epsilon-squared values of 0.0162 for knowledge score and 0.0535 for practice score, indicating that the statistically significant practice finding should still be interpreted as modest in practical magnitude. Post-hoc pairwise comparisons were not emphasized because the sparsity of the upper education strata, particularly the single participant in the highest category, would have made such comparisons unstable and potentially misleading.</w:t>
       </w:r>
     </w:p>
     <w:sectPr>

--- a/RESEARCH_PAPER.docx
+++ b/RESEARCH_PAPER.docx
@@ -68,7 +68,7 @@
           <w:rFonts w:ascii="Times New Roman" w:hAnsi="Times New Roman"/>
           <w:color w:val="000000"/>
         </w:rPr>
-        <w:t>Menstrual hygiene management remains a major adolescent health challenge in low-resource settings where stigma, inadequate menstrual health literacy, and limited access to safe hygiene materials can compromise health, dignity, and school participation [1-3]. Maternal education is frequently viewed as an important determinant of adolescent health behavior, but local evidence from sub-urban Pakistan is limited. This study examined menstrual hygiene knowledge and practices among adolescent girls and assessed whether these outcomes differed across maternal education categories. The manuscript is based on a finalized school-based survey dataset from a sub-urban area of Lahore, Pakistan. Of 160 raw records loaded from the SPSS source file, 40 records with missing maternal education were excluded according to the predefined analytic pipeline, leaving 120 analyzable participants. Knowledge scores ranged from 0 to 9 and practice scores ranged from 0 to 7, both generated from prespecified questionnaire scoring rules in which missing questionnaire responses were assigned a score of zero. Descriptive statistics, data quality checks, group comparisons, and correlation analyses were performed. Because score distributions were bounded and discrete, and because maternal education groups were imbalanced, Kruskal-Wallis tests were used for the primary group comparisons. Mean age was 14.47 years (range 12-18 years). The mean knowledge score was 5.82/9 (SD 1.08), and the mean practice score was 5.68/7 (SD 0.58). Maternal education was significantly associated with practice scores (Kruskal-Wallis H = 10.1562, p = 0.0379, epsilon-squared = 0.0535), but not with knowledge scores (H = 5.8669, p = 0.2093, epsilon-squared = 0.0162). Age correlated positively with knowledge (r = 0.307, p = 0.0007), and knowledge correlated positively with practice (r = 0.335, p = 0.0002). Overall data quality was 88.82%, while core data quality excluding conditional or skip-logic variables was 99.85%. In this sample, maternal education was more strongly related to menstrual hygiene practice than to menstrual hygiene knowledge. The findings support behavior-focused menstrual hygiene interventions, but they should be interpreted as associative rather than causal because the analysis is cross-sectional and unadjusted.</w:t>
+        <w:t>Menstrual hygiene management remains a major adolescent health challenge in low-resource settings where stigma, inadequate menstrual health literacy, and limited access to safe hygiene materials can compromise health, dignity, and school participation [1-3]. Maternal education is frequently viewed as an important determinant of adolescent health behavior, but local evidence from sub-urban Pakistan is limited. This study examined menstrual hygiene knowledge and practices among adolescent girls and assessed whether these outcomes differed across maternal education categories. The manuscript is based on a finalized school-based survey dataset from a sub-urban area of Lahore, Pakistan. Of 160 raw records loaded from the SPSS source file, 40 fully blank trailing records were removed, leaving 120 analyzable participants. Possible knowledge scores were 0-9 and possible practice scores were 0-7, generated from archived questionnaire scoring rules with one adjudicated correction in which missing questionnaire responses were assigned a score of zero. Descriptive statistics, data quality checks, group comparisons, and correlation analyses were performed. Because score distributions were bounded and discrete, and because maternal education groups were imbalanced, Kruskal-Wallis tests were used for the primary group comparisons. Mean age was 14.47 years (range 12-18 years). The mean knowledge score was 6.65/9 (SD 1.22), and the mean practice score was 5.68/7 (SD 0.58). The practice-score comparison was nominally significant before multiplicity correction (Kruskal-Wallis H = 10.1562, unadjusted p = 0.0379, epsilon-squared = 0.0853; Holm-adjusted p = 0.0758), while the omnibus knowledge comparison was not (H = 8.0427, p = 0.0900, epsilon-squared = 0.0676). Age correlated positively with knowledge (r = 0.314, p = 0.0005), and knowledge correlated positively with practice (r = 0.317, p = 0.0004). The post-processing issue-free cell rate was 88.70% overall and 99.70% after excluding conditional or skip-logic variables; six responses were outside their SPSS value-label domains. The observed practice difference is exploratory because it did not remain below 0.05 after adjustment for the two principal outcomes. The findings support behavior-focused menstrual hygiene interventions, but they should be interpreted as associative rather than causal because the analysis is cross-sectional and unadjusted.</w:t>
       </w:r>
     </w:p>
     <w:p>
@@ -215,7 +215,7 @@
           <w:rFonts w:ascii="Times New Roman" w:hAnsi="Times New Roman"/>
           <w:color w:val="000000"/>
         </w:rPr>
-        <w:t>The source protocol stated that eligible adolescent girls with parental consent would be included and that students without parental consent or unwilling to participate would be excluded. The protocol also described simple random sampling by lottery from a prepared list of eligible female students. The finalized analytic workflow loaded 160 raw records from the SPSS source file. In keeping with the predefined pipeline rule, 40 records with missing maternal education were excluded because they were treated as empty or non-analyzable rows, leaving 120 valid records for analysis.</w:t>
+        <w:t>The source protocol stated that eligible adolescent girls with parental consent would be included and that students without parental consent or unwilling to participate would be excluded. The protocol also described simple random sampling by lottery from a prepared list of eligible female students. The finalized analytic workflow loaded 160 raw records from the SPSS source file. Forty fully blank trailing records were removed, leaving 120 valid participant records for analysis.</w:t>
       </w:r>
     </w:p>
     <w:p>
@@ -255,7 +255,7 @@
           <w:rFonts w:ascii="Times New Roman" w:hAnsi="Times New Roman"/>
           <w:color w:val="000000"/>
         </w:rPr>
-        <w:t>Knowledge score was calculated from the Section III questionnaire items using the predefined scoring rules implemented in the analysis pipeline. Practice score was calculated from the Section IV questionnaire items using a parallel prespecified scoring scheme. Under the implemented analysis rules, missing questionnaire responses were assigned a score of zero. Per-capita income was calculated as monthly household income divided by total family members. When either income or family size was missing, or family size was zero, per-capita income was set to null rather than imputed.</w:t>
+        <w:t>Knowledge score was calculated from the Section III questionnaire items using the archived scoring protocol, with one adjudicated correction. The archived key awarded the menstruation-process point to code 2, although the SPSS metadata defined code 1 as physiological/natural and code 2 as pathological/disease. Because menstruation is physiological rather than pathological, code 1 received the point in the corrected primary analysis. The original coding is retained as a sensitivity analysis and audit record. Practice score was calculated from the Section IV questionnaire items using the archived scoring scheme. Under the implemented rules, missing or out-of-label questionnaire responses were assigned a score of zero. Four archived score items awarded one point to every listed response option: the absorbent and change-frequency items in both the knowledge and practice sections. These items contributed to the total scores but did not discriminate among participants. Per-capita income was calculated as monthly household income divided by total family members. When either income or family size was missing, or family size was zero, per-capita income was set to null rather than imputed.</w:t>
       </w:r>
     </w:p>
     <w:p>
@@ -275,7 +275,7 @@
           <w:rFonts w:ascii="Times New Roman" w:hAnsi="Times New Roman"/>
           <w:color w:val="000000"/>
         </w:rPr>
-        <w:t>The pipeline generated a dedicated data quality report that quantified missingness, invalid values, and the proportion of affected rows and columns. Because several questionnaire items were conditional follow-up questions, the workflow explicitly distinguished overall data quality from core data quality. This prevented expected skip-pattern missingness from being misclassified as evidence of poor data capture. In addition, a family-size consistency check compared the reported total family size with the sum of male and female family members.</w:t>
+        <w:t>The pipeline generated a dedicated data quality report that quantified missingness, out-of-label categorical values, and the proportion of affected rows and columns. Categorical responses were checked against the value domains stored in the SPSS metadata. Because several questionnaire items were conditional follow-up questions, the workflow explicitly distinguished overall data quality from core data quality. This prevented expected skip-pattern missingness from being misclassified as evidence of poor data capture. In addition, a family-size consistency check compared the reported total family size with the sum of male and female family members.</w:t>
       </w:r>
     </w:p>
     <w:p>
@@ -295,7 +295,7 @@
           <w:rFonts w:ascii="Times New Roman" w:hAnsi="Times New Roman"/>
           <w:color w:val="000000"/>
         </w:rPr>
-        <w:t>All analyses used a two-sided significance threshold of 0.05. Descriptive statistics were reported as counts and percentages for categorical variables and as mean, median, standard deviation, minimum, maximum, and quartiles for continuous variables. The main inferential question was whether knowledge and practice scores differed across maternal education categories. Before choosing a group comparison test, the pipeline assessed normality within groups using Shapiro-Wilk tests when the group size permitted, assessed variance homogeneity using Levene's test when feasible, and screened for small group sizes that would undermine parametric assumptions. Because the score variables were bounded and discrete and the education groups were markedly imbalanced, Kruskal-Wallis tests were used for the primary comparisons. Epsilon-squared was reported as the effect size for these non-parametric tests.</w:t>
+        <w:t>All analyses used a two-sided significance threshold of 0.05. Descriptive statistics were reported as counts and percentages for categorical variables and as mean, median, standard deviation, minimum, maximum, and quartiles for continuous variables. The two principal outcomes were knowledge and practice scores. Before choosing a group comparison test, the pipeline assessed normality within groups using Shapiro-Wilk tests when the group size permitted, assessed variance homogeneity using Levene's test when feasible, and screened for small group sizes that would undermine parametric assumptions. Because the score variables were bounded and discrete and the education groups were markedly imbalanced, Kruskal-Wallis tests were used for the primary comparisons. Epsilon-squared was reported as the effect size. Primary p-values are shown unadjusted; a Holm correction for the two outcomes was used to assess familywise robustness.</w:t>
       </w:r>
     </w:p>
     <w:p>
@@ -307,7 +307,7 @@
           <w:rFonts w:ascii="Times New Roman" w:hAnsi="Times New Roman"/>
           <w:color w:val="000000"/>
         </w:rPr>
-        <w:t>Pearson complete-case correlations were used to assess linear relationships among age, income, family size, per-capita income, knowledge score, practice score, and total score. Because income was strongly right-skewed and outlier-prone, rank-based Spearman correlations were also calculated as sensitivity checks for the most important relationships. A second sensitivity analysis repeated the Kruskal-Wallis tests after excluding the highest maternal education category, which contained only one participant.</w:t>
+        <w:t>Pearson complete-case correlations were used to assess linear relationships among age, income, family size, per-capita income, knowledge score, practice score, and total score. These secondary correlations were exploratory and were not adjusted for multiple testing. Because income was strongly right-skewed and outlier-prone, rank-based Spearman correlations were also calculated as sensitivity checks. Additional sensitivity analyses repeated the Kruskal-Wallis tests after excluding the highest maternal education category, examined maternal education as an ordinal rank, checked whether age differed across maternal-education groups, and reproduced the archived scoring key.</w:t>
       </w:r>
     </w:p>
     <w:p>
@@ -327,7 +327,7 @@
           <w:rFonts w:ascii="Times New Roman" w:hAnsi="Times New Roman"/>
           <w:color w:val="000000"/>
         </w:rPr>
-        <w:t>The source protocol specified parental consent procedures, confidentiality protections, anonymity of participant information, school permission, and institutional review processes. However, the analysis bundle available for manuscript preparation did not include a reportable ethics approval identifier. Accordingly, this manuscript reports the ethical framework documented in the source protocol without fabricating an approval number that was not available in the archived materials.</w:t>
+        <w:t>The source protocol planned parental consent, confidentiality, anonymity, school permission, and institutional review. The archived analysis bundle does not establish that these steps were completed: it contains no reportable ethics approval identifier, and the appended consent text concerns bullying rather than menstrual hygiene. The correct study-specific consent form and ethics record must therefore be confirmed before submission. This manuscript does not claim approval or consent that cannot be verified from the archived materials.</w:t>
       </w:r>
     </w:p>
     <w:p>
@@ -355,7 +355,7 @@
           <w:rFonts w:ascii="Times New Roman" w:hAnsi="Times New Roman"/>
           <w:color w:val="000000"/>
         </w:rPr>
-        <w:t>The finalized SPSS file yielded 160 raw records. After applying the prespecified exclusion rule for records missing maternal education, 120 records remained in the analytic sample. Table 1 summarizes the participant flow used in the statistical analysis.</w:t>
+        <w:t>The finalized SPSS file yielded 160 raw records. After removing 40 fully blank trailing records, 120 participant records remained in the analytic sample. Table 1 summarizes the participant flow used in the statistical analysis.</w:t>
       </w:r>
     </w:p>
     <w:tbl>
@@ -462,7 +462,7 @@
                 <w:color w:val="000000"/>
                 <w:sz w:val="20"/>
               </w:rPr>
-              <w:t>Excluded (missing maternal education)</w:t>
+              <w:t>Removed (fully blank trailing records)</w:t>
             </w:r>
           </w:p>
         </w:tc>
@@ -1868,7 +1868,7 @@
           <w:rFonts w:ascii="Times New Roman" w:hAnsi="Times New Roman"/>
           <w:color w:val="000000"/>
         </w:rPr>
-        <w:t>Knowledge scores ranged from 3 to 8, with a mean of 5.82 and a median of 6.00. Practice scores ranged from 4 to 7, with a mean of 5.68 and a median of 6.00. The score distributions indicated that practice scores were more tightly clustered than knowledge scores. The most common knowledge score was 6 (40.0%), whereas the most common practice score was also 6 but with much greater concentration (71.7%). Table 3 summarizes the overall score distributions.</w:t>
+        <w:t>Knowledge scores ranged from 3 to 9, with a mean of 6.65 and a median of 7.00. Practice scores ranged from 4 to 7, with a mean of 5.68 and a median of 6.00. The score distributions indicated that practice scores were more tightly clustered than knowledge scores. The most common knowledge score was 7 (37.5%), whereas the most common practice score was 6 (71.7%). Table 3 summarizes the overall score distributions.</w:t>
       </w:r>
     </w:p>
     <w:tbl>
@@ -1954,7 +1954,7 @@
                 <w:color w:val="000000"/>
                 <w:sz w:val="20"/>
               </w:rPr>
-              <w:t>Mean 5.82, Median 6.00, SD 1.08, Min 3, Max 8</w:t>
+              <w:t>Mean 6.65, Median 7.00, SD 1.22, Min 3, Max 9</w:t>
             </w:r>
           </w:p>
         </w:tc>
@@ -2028,7 +2028,7 @@
           <w:rFonts w:ascii="Times New Roman" w:hAnsi="Times New Roman"/>
           <w:color w:val="000000"/>
         </w:rPr>
-        <w:t>Groupwise descriptive statistics showed modest increases in mean scores with increasing maternal education, although the extreme imbalance of the groups, especially the single participant in the highest education category, limited direct interpretation of the upper end of the distribution. The mean knowledge score ranged from 5.71 in the primary category to 7.00 in the Intermediate and above category, while the mean practice score ranged from 5.59 in the illiterate category to 6.12 in the secondary category. Table 4 presents the score summary by maternal education.</w:t>
+        <w:t>Groupwise descriptive statistics showed modest increases in mean scores with increasing maternal education, although the extreme imbalance of the groups, especially the single participant in the highest education category, limited direct interpretation of the upper end of the distribution. The mean knowledge score ranged from 6.53 in the illiterate and primary categories to 8.00 in the Intermediate and above category, while the mean practice score ranged from 5.59 in the illiterate category to 6.12 in the secondary category. Table 4 presents the score summary by maternal education.</w:t>
       </w:r>
     </w:p>
     <w:tbl>
@@ -2213,7 +2213,7 @@
                 <w:color w:val="000000"/>
                 <w:sz w:val="20"/>
               </w:rPr>
-              <w:t>5.73 +/- 1.16</w:t>
+              <w:t>6.53 +/- 1.27</w:t>
             </w:r>
           </w:p>
         </w:tc>
@@ -2231,7 +2231,7 @@
                 <w:color w:val="000000"/>
                 <w:sz w:val="20"/>
               </w:rPr>
-              <w:t>6.0 (5.0-7.0)</w:t>
+              <w:t>7.0 (6.0-7.0)</w:t>
             </w:r>
           </w:p>
         </w:tc>
@@ -2324,7 +2324,7 @@
                 <w:color w:val="000000"/>
                 <w:sz w:val="20"/>
               </w:rPr>
-              <w:t>5.71 +/- 0.92</w:t>
+              <w:t>6.53 +/- 1.23</w:t>
             </w:r>
           </w:p>
         </w:tc>
@@ -2342,7 +2342,7 @@
                 <w:color w:val="000000"/>
                 <w:sz w:val="20"/>
               </w:rPr>
-              <w:t>6.0 (6.0-6.0)</w:t>
+              <w:t>7.0 (7.0-7.0)</w:t>
             </w:r>
           </w:p>
         </w:tc>
@@ -2435,7 +2435,7 @@
                 <w:color w:val="000000"/>
                 <w:sz w:val="20"/>
               </w:rPr>
-              <w:t>6.38 +/- 0.52</w:t>
+              <w:t>7.38 +/- 0.52</w:t>
             </w:r>
           </w:p>
         </w:tc>
@@ -2453,7 +2453,7 @@
                 <w:color w:val="000000"/>
                 <w:sz w:val="20"/>
               </w:rPr>
-              <w:t>6.0 (6.0-7.0)</w:t>
+              <w:t>7.0 (7.0-8.0)</w:t>
             </w:r>
           </w:p>
         </w:tc>
@@ -2546,7 +2546,7 @@
                 <w:color w:val="000000"/>
                 <w:sz w:val="20"/>
               </w:rPr>
-              <w:t>6.25 +/- 0.71</w:t>
+              <w:t>7.25 +/- 0.71</w:t>
             </w:r>
           </w:p>
         </w:tc>
@@ -2564,7 +2564,7 @@
                 <w:color w:val="000000"/>
                 <w:sz w:val="20"/>
               </w:rPr>
-              <w:t>6.0 (6.0-7.0)</w:t>
+              <w:t>7.0 (7.0-8.0)</w:t>
             </w:r>
           </w:p>
         </w:tc>
@@ -2658,7 +2658,7 @@
                 <w:color w:val="000000"/>
                 <w:sz w:val="20"/>
               </w:rPr>
-              <w:t>7.00</w:t>
+              <w:t>8.00</w:t>
             </w:r>
           </w:p>
         </w:tc>
@@ -2676,7 +2676,7 @@
                 <w:color w:val="000000"/>
                 <w:sz w:val="20"/>
               </w:rPr>
-              <w:t>7.0 (7.0-7.0)</w:t>
+              <w:t>8.0 (8.0-8.0)</w:t>
             </w:r>
           </w:p>
         </w:tc>
@@ -2749,7 +2749,7 @@
           <w:rFonts w:ascii="Times New Roman" w:hAnsi="Times New Roman"/>
           <w:color w:val="000000"/>
         </w:rPr>
-        <w:t>Assumption checks indicated that parametric group-comparison methods were not appropriate for the primary analysis. Accordingly, Kruskal-Wallis tests were used for both outcomes. Knowledge score did not differ significantly across maternal education levels (H = 5.8669, p = 0.2093, epsilon-squared = 0.0162), indicating a small effect and no statistically significant between-group difference in this sample. In contrast, practice score differed significantly across maternal education levels (H = 10.1562, p = 0.0379, epsilon-squared = 0.0535), indicating a statistically significant but still modest effect size. These results suggest that maternal education in this dataset is more strongly related to menstrual hygiene behavior than to formal knowledge score. Table 5 summarizes the inferential results.</w:t>
+        <w:t>Assumption checks indicated that parametric group-comparison methods were not appropriate for the primary analysis. Accordingly, Kruskal-Wallis tests were used for both outcomes. The omnibus knowledge-score comparison was not statistically significant (H = 8.0427, unadjusted p = 0.0900, epsilon-squared = 0.0676). The practice-score comparison was nominally significant before multiplicity correction (H = 10.1562, unadjusted p = 0.0379, epsilon-squared = 0.0853), but its Holm-adjusted p-value was 0.0758. The practice finding should therefore be treated as exploratory rather than as familywise-error-robust evidence. A significant result for one outcome and a non-significant result for another does not itself prove that the two associations differ. Table 5 summarizes the inferential results.</w:t>
       </w:r>
     </w:p>
     <w:tbl>
@@ -2933,7 +2933,7 @@
                 <w:color w:val="000000"/>
                 <w:sz w:val="20"/>
               </w:rPr>
-              <w:t>H = 5.8669</w:t>
+              <w:t>H = 8.0427</w:t>
             </w:r>
           </w:p>
         </w:tc>
@@ -2952,7 +2952,7 @@
                 <w:color w:val="000000"/>
                 <w:sz w:val="20"/>
               </w:rPr>
-              <w:t>0.2093</w:t>
+              <w:t>0.0900</w:t>
             </w:r>
           </w:p>
         </w:tc>
@@ -2971,7 +2971,7 @@
                 <w:color w:val="000000"/>
                 <w:sz w:val="20"/>
               </w:rPr>
-              <w:t>0.0162</w:t>
+              <w:t>0.0676</w:t>
             </w:r>
           </w:p>
         </w:tc>
@@ -2989,7 +2989,7 @@
                 <w:color w:val="000000"/>
                 <w:sz w:val="20"/>
               </w:rPr>
-              <w:t>Not statistically significant</w:t>
+              <w:t>Omnibus comparison not statistically significant</w:t>
             </w:r>
           </w:p>
         </w:tc>
@@ -3083,7 +3083,7 @@
                 <w:color w:val="000000"/>
                 <w:sz w:val="20"/>
               </w:rPr>
-              <w:t>0.0535</w:t>
+              <w:t>0.0853</w:t>
             </w:r>
           </w:p>
         </w:tc>
@@ -3101,7 +3101,7 @@
                 <w:color w:val="000000"/>
                 <w:sz w:val="20"/>
               </w:rPr>
-              <w:t>Statistically significant</w:t>
+              <w:t>Nominal p &lt; 0.05; Holm-adjusted p = 0.0758</w:t>
             </w:r>
           </w:p>
         </w:tc>
@@ -3125,7 +3125,7 @@
           <w:rFonts w:ascii="Times New Roman" w:hAnsi="Times New Roman"/>
           <w:color w:val="000000"/>
         </w:rPr>
-        <w:t>Pearson complete-case analysis showed that older participants tended to have higher knowledge scores (r = 0.307, p = 0.0007). Knowledge and practice scores were also positively correlated (r = 0.335, p = 0.0002), suggesting that better menstrual hygiene knowledge tended to coexist with better reported menstrual hygiene practices. Household income showed no statistically significant relationship with either knowledge or practice score in the Pearson analysis. Because total score is mathematically derived from knowledge and practice scores, correlations involving total score were not emphasized as substantive findings. Table 6 presents the key correlations used in the manuscript.</w:t>
+        <w:t>Pearson complete-case analysis showed positive correlations between age and knowledge (r = 0.314, p = 0.0005), age and practice (r = 0.267, p = 0.0032), and knowledge and practice (r = 0.317, p = 0.0004). Family size was negatively correlated with knowledge (r = -0.201, p = 0.0279). Household income and per-capita income were not significantly correlated with either score in the Pearson analysis. These secondary results are exploratory because several correlations were examined without multiplicity correction. Correlations involving total score were not interpreted because total score is mathematically derived from knowledge and practice scores. Table 6 presents the score-related correlations.</w:t>
       </w:r>
     </w:p>
     <w:tbl>
@@ -3252,7 +3252,7 @@
                 <w:color w:val="000000"/>
                 <w:sz w:val="20"/>
               </w:rPr>
-              <w:t>0.307</w:t>
+              <w:t>0.314</w:t>
             </w:r>
           </w:p>
         </w:tc>
@@ -3271,7 +3271,7 @@
                 <w:color w:val="000000"/>
                 <w:sz w:val="20"/>
               </w:rPr>
-              <w:t>0.0007</w:t>
+              <w:t>0.0005</w:t>
             </w:r>
           </w:p>
         </w:tc>
@@ -3328,7 +3328,7 @@
                 <w:color w:val="000000"/>
                 <w:sz w:val="20"/>
               </w:rPr>
-              <w:t>0.335</w:t>
+              <w:t>0.317</w:t>
             </w:r>
           </w:p>
         </w:tc>
@@ -3347,7 +3347,7 @@
                 <w:color w:val="000000"/>
                 <w:sz w:val="20"/>
               </w:rPr>
-              <w:t>0.0002</w:t>
+              <w:t>0.0004</w:t>
             </w:r>
           </w:p>
         </w:tc>
@@ -3366,6 +3366,234 @@
                 <w:sz w:val="20"/>
               </w:rPr>
               <w:t>Weak-to-moderate positive association</w:t>
+            </w:r>
+          </w:p>
+        </w:tc>
+      </w:tr>
+      <w:tr>
+        <w:tc>
+          <w:tcPr>
+            <w:tcW w:type="dxa" w:w="2340"/>
+          </w:tcPr>
+          <w:p>
+            <w:pPr>
+              <w:spacing w:after="60"/>
+            </w:pPr>
+            <w:r>
+              <w:rPr>
+                <w:rFonts w:ascii="Times New Roman" w:hAnsi="Times New Roman"/>
+                <w:color w:val="000000"/>
+                <w:sz w:val="20"/>
+              </w:rPr>
+              <w:t>Age vs Practice score</w:t>
+            </w:r>
+          </w:p>
+        </w:tc>
+        <w:tc>
+          <w:tcPr>
+            <w:tcW w:type="dxa" w:w="2340"/>
+          </w:tcPr>
+          <w:p>
+            <w:pPr>
+              <w:spacing w:after="60"/>
+              <w:jc w:val="right"/>
+            </w:pPr>
+            <w:r>
+              <w:rPr>
+                <w:rFonts w:ascii="Times New Roman" w:hAnsi="Times New Roman"/>
+                <w:color w:val="000000"/>
+                <w:sz w:val="20"/>
+              </w:rPr>
+              <w:t>0.267</w:t>
+            </w:r>
+          </w:p>
+        </w:tc>
+        <w:tc>
+          <w:tcPr>
+            <w:tcW w:type="dxa" w:w="2340"/>
+          </w:tcPr>
+          <w:p>
+            <w:pPr>
+              <w:spacing w:after="60"/>
+              <w:jc w:val="right"/>
+            </w:pPr>
+            <w:r>
+              <w:rPr>
+                <w:rFonts w:ascii="Times New Roman" w:hAnsi="Times New Roman"/>
+                <w:color w:val="000000"/>
+                <w:sz w:val="20"/>
+              </w:rPr>
+              <w:t>0.0032</w:t>
+            </w:r>
+          </w:p>
+        </w:tc>
+        <w:tc>
+          <w:tcPr>
+            <w:tcW w:type="dxa" w:w="2340"/>
+          </w:tcPr>
+          <w:p>
+            <w:pPr>
+              <w:spacing w:after="60"/>
+            </w:pPr>
+            <w:r>
+              <w:rPr>
+                <w:rFonts w:ascii="Times New Roman" w:hAnsi="Times New Roman"/>
+                <w:color w:val="000000"/>
+                <w:sz w:val="20"/>
+              </w:rPr>
+              <w:t>Weak positive association</w:t>
+            </w:r>
+          </w:p>
+        </w:tc>
+      </w:tr>
+      <w:tr>
+        <w:tc>
+          <w:tcPr>
+            <w:tcW w:type="dxa" w:w="2340"/>
+          </w:tcPr>
+          <w:p>
+            <w:pPr>
+              <w:spacing w:after="60"/>
+            </w:pPr>
+            <w:r>
+              <w:rPr>
+                <w:rFonts w:ascii="Times New Roman" w:hAnsi="Times New Roman"/>
+                <w:color w:val="000000"/>
+                <w:sz w:val="20"/>
+              </w:rPr>
+              <w:t>Family size vs Knowledge score</w:t>
+            </w:r>
+          </w:p>
+        </w:tc>
+        <w:tc>
+          <w:tcPr>
+            <w:tcW w:type="dxa" w:w="2340"/>
+          </w:tcPr>
+          <w:p>
+            <w:pPr>
+              <w:spacing w:after="60"/>
+              <w:jc w:val="right"/>
+            </w:pPr>
+            <w:r>
+              <w:rPr>
+                <w:rFonts w:ascii="Times New Roman" w:hAnsi="Times New Roman"/>
+                <w:color w:val="000000"/>
+                <w:sz w:val="20"/>
+              </w:rPr>
+              <w:t>-0.201</w:t>
+            </w:r>
+          </w:p>
+        </w:tc>
+        <w:tc>
+          <w:tcPr>
+            <w:tcW w:type="dxa" w:w="2340"/>
+          </w:tcPr>
+          <w:p>
+            <w:pPr>
+              <w:spacing w:after="60"/>
+              <w:jc w:val="right"/>
+            </w:pPr>
+            <w:r>
+              <w:rPr>
+                <w:rFonts w:ascii="Times New Roman" w:hAnsi="Times New Roman"/>
+                <w:color w:val="000000"/>
+                <w:sz w:val="20"/>
+              </w:rPr>
+              <w:t>0.0279</w:t>
+            </w:r>
+          </w:p>
+        </w:tc>
+        <w:tc>
+          <w:tcPr>
+            <w:tcW w:type="dxa" w:w="2340"/>
+          </w:tcPr>
+          <w:p>
+            <w:pPr>
+              <w:spacing w:after="60"/>
+            </w:pPr>
+            <w:r>
+              <w:rPr>
+                <w:rFonts w:ascii="Times New Roman" w:hAnsi="Times New Roman"/>
+                <w:color w:val="000000"/>
+                <w:sz w:val="20"/>
+              </w:rPr>
+              <w:t>Weak negative association</w:t>
+            </w:r>
+          </w:p>
+        </w:tc>
+      </w:tr>
+      <w:tr>
+        <w:tc>
+          <w:tcPr>
+            <w:tcW w:type="dxa" w:w="2340"/>
+          </w:tcPr>
+          <w:p>
+            <w:pPr>
+              <w:spacing w:after="60"/>
+            </w:pPr>
+            <w:r>
+              <w:rPr>
+                <w:rFonts w:ascii="Times New Roman" w:hAnsi="Times New Roman"/>
+                <w:color w:val="000000"/>
+                <w:sz w:val="20"/>
+              </w:rPr>
+              <w:t>Family size vs Practice score</w:t>
+            </w:r>
+          </w:p>
+        </w:tc>
+        <w:tc>
+          <w:tcPr>
+            <w:tcW w:type="dxa" w:w="2340"/>
+          </w:tcPr>
+          <w:p>
+            <w:pPr>
+              <w:spacing w:after="60"/>
+              <w:jc w:val="right"/>
+            </w:pPr>
+            <w:r>
+              <w:rPr>
+                <w:rFonts w:ascii="Times New Roman" w:hAnsi="Times New Roman"/>
+                <w:color w:val="000000"/>
+                <w:sz w:val="20"/>
+              </w:rPr>
+              <w:t>-0.165</w:t>
+            </w:r>
+          </w:p>
+        </w:tc>
+        <w:tc>
+          <w:tcPr>
+            <w:tcW w:type="dxa" w:w="2340"/>
+          </w:tcPr>
+          <w:p>
+            <w:pPr>
+              <w:spacing w:after="60"/>
+              <w:jc w:val="right"/>
+            </w:pPr>
+            <w:r>
+              <w:rPr>
+                <w:rFonts w:ascii="Times New Roman" w:hAnsi="Times New Roman"/>
+                <w:color w:val="000000"/>
+                <w:sz w:val="20"/>
+              </w:rPr>
+              <w:t>0.0725</w:t>
+            </w:r>
+          </w:p>
+        </w:tc>
+        <w:tc>
+          <w:tcPr>
+            <w:tcW w:type="dxa" w:w="2340"/>
+          </w:tcPr>
+          <w:p>
+            <w:pPr>
+              <w:spacing w:after="60"/>
+            </w:pPr>
+            <w:r>
+              <w:rPr>
+                <w:rFonts w:ascii="Times New Roman" w:hAnsi="Times New Roman"/>
+                <w:color w:val="000000"/>
+                <w:sz w:val="20"/>
+              </w:rPr>
+              <w:t>Not significant</w:t>
             </w:r>
           </w:p>
         </w:tc>
@@ -3404,7 +3632,7 @@
                 <w:color w:val="000000"/>
                 <w:sz w:val="20"/>
               </w:rPr>
-              <w:t>-0.014</w:t>
+              <w:t>-0.042</w:t>
             </w:r>
           </w:p>
         </w:tc>
@@ -3423,7 +3651,7 @@
                 <w:color w:val="000000"/>
                 <w:sz w:val="20"/>
               </w:rPr>
-              <w:t>0.8830</w:t>
+              <w:t>0.6501</w:t>
             </w:r>
           </w:p>
         </w:tc>
@@ -3522,6 +3750,158 @@
           </w:p>
         </w:tc>
       </w:tr>
+      <w:tr>
+        <w:tc>
+          <w:tcPr>
+            <w:tcW w:type="dxa" w:w="2340"/>
+          </w:tcPr>
+          <w:p>
+            <w:pPr>
+              <w:spacing w:after="60"/>
+            </w:pPr>
+            <w:r>
+              <w:rPr>
+                <w:rFonts w:ascii="Times New Roman" w:hAnsi="Times New Roman"/>
+                <w:color w:val="000000"/>
+                <w:sz w:val="20"/>
+              </w:rPr>
+              <w:t>Per-capita income vs Knowledge score</w:t>
+            </w:r>
+          </w:p>
+        </w:tc>
+        <w:tc>
+          <w:tcPr>
+            <w:tcW w:type="dxa" w:w="2340"/>
+          </w:tcPr>
+          <w:p>
+            <w:pPr>
+              <w:spacing w:after="60"/>
+              <w:jc w:val="right"/>
+            </w:pPr>
+            <w:r>
+              <w:rPr>
+                <w:rFonts w:ascii="Times New Roman" w:hAnsi="Times New Roman"/>
+                <w:color w:val="000000"/>
+                <w:sz w:val="20"/>
+              </w:rPr>
+              <w:t>0.040</w:t>
+            </w:r>
+          </w:p>
+        </w:tc>
+        <w:tc>
+          <w:tcPr>
+            <w:tcW w:type="dxa" w:w="2340"/>
+          </w:tcPr>
+          <w:p>
+            <w:pPr>
+              <w:spacing w:after="60"/>
+              <w:jc w:val="right"/>
+            </w:pPr>
+            <w:r>
+              <w:rPr>
+                <w:rFonts w:ascii="Times New Roman" w:hAnsi="Times New Roman"/>
+                <w:color w:val="000000"/>
+                <w:sz w:val="20"/>
+              </w:rPr>
+              <w:t>0.6637</w:t>
+            </w:r>
+          </w:p>
+        </w:tc>
+        <w:tc>
+          <w:tcPr>
+            <w:tcW w:type="dxa" w:w="2340"/>
+          </w:tcPr>
+          <w:p>
+            <w:pPr>
+              <w:spacing w:after="60"/>
+            </w:pPr>
+            <w:r>
+              <w:rPr>
+                <w:rFonts w:ascii="Times New Roman" w:hAnsi="Times New Roman"/>
+                <w:color w:val="000000"/>
+                <w:sz w:val="20"/>
+              </w:rPr>
+              <w:t>Not significant</w:t>
+            </w:r>
+          </w:p>
+        </w:tc>
+      </w:tr>
+      <w:tr>
+        <w:tc>
+          <w:tcPr>
+            <w:tcW w:type="dxa" w:w="2340"/>
+          </w:tcPr>
+          <w:p>
+            <w:pPr>
+              <w:spacing w:after="60"/>
+            </w:pPr>
+            <w:r>
+              <w:rPr>
+                <w:rFonts w:ascii="Times New Roman" w:hAnsi="Times New Roman"/>
+                <w:color w:val="000000"/>
+                <w:sz w:val="20"/>
+              </w:rPr>
+              <w:t>Per-capita income vs Practice score</w:t>
+            </w:r>
+          </w:p>
+        </w:tc>
+        <w:tc>
+          <w:tcPr>
+            <w:tcW w:type="dxa" w:w="2340"/>
+          </w:tcPr>
+          <w:p>
+            <w:pPr>
+              <w:spacing w:after="60"/>
+              <w:jc w:val="right"/>
+            </w:pPr>
+            <w:r>
+              <w:rPr>
+                <w:rFonts w:ascii="Times New Roman" w:hAnsi="Times New Roman"/>
+                <w:color w:val="000000"/>
+                <w:sz w:val="20"/>
+              </w:rPr>
+              <w:t>-0.077</w:t>
+            </w:r>
+          </w:p>
+        </w:tc>
+        <w:tc>
+          <w:tcPr>
+            <w:tcW w:type="dxa" w:w="2340"/>
+          </w:tcPr>
+          <w:p>
+            <w:pPr>
+              <w:spacing w:after="60"/>
+              <w:jc w:val="right"/>
+            </w:pPr>
+            <w:r>
+              <w:rPr>
+                <w:rFonts w:ascii="Times New Roman" w:hAnsi="Times New Roman"/>
+                <w:color w:val="000000"/>
+                <w:sz w:val="20"/>
+              </w:rPr>
+              <w:t>0.4040</w:t>
+            </w:r>
+          </w:p>
+        </w:tc>
+        <w:tc>
+          <w:tcPr>
+            <w:tcW w:type="dxa" w:w="2340"/>
+          </w:tcPr>
+          <w:p>
+            <w:pPr>
+              <w:spacing w:after="60"/>
+            </w:pPr>
+            <w:r>
+              <w:rPr>
+                <w:rFonts w:ascii="Times New Roman" w:hAnsi="Times New Roman"/>
+                <w:color w:val="000000"/>
+                <w:sz w:val="20"/>
+              </w:rPr>
+              <w:t>Not significant</w:t>
+            </w:r>
+          </w:p>
+        </w:tc>
+      </w:tr>
     </w:tbl>
     <w:p/>
     <w:p>
@@ -3553,7 +3933,7 @@
           <w:rFonts w:ascii="Times New Roman" w:hAnsi="Times New Roman"/>
           <w:color w:val="000000"/>
         </w:rPr>
-        <w:t>The data quality report identified 550 missing cells and no invalid values across 4,920 total cells, corresponding to an overall data quality of 88.82%. After excluding conditional and skip-logic variables, the core data quality rose to 99.85%, indicating that most missingness occurred in expected follow-up fields rather than in the core analytic variables. The family-size consistency check identified no mismatches between reported total family size and the sum of male and female family members.</w:t>
+        <w:t>The post-processing data-quality check identified 550 missing cells and six out-of-label categorical responses across 4,920 cells in the 41-column transformed dataset, giving 88.70% overall issue-free cell rate. This denominator includes optional free-text fields and five derived fields. The invalid values comprised three maternal-occupation codes of 3, two menstruation-process codes of 5, and one handwashing code of 3. After excluding conditional and skip-logic variables, core issue-free cell rate was 99.70%. The family-size consistency check identified no mismatches between reported total family size and the sum of male and female family members.</w:t>
       </w:r>
     </w:p>
     <w:p>
@@ -3565,7 +3945,7 @@
           <w:rFonts w:ascii="Times New Roman" w:hAnsi="Times New Roman"/>
           <w:color w:val="000000"/>
         </w:rPr>
-        <w:t>Sensitivity analyses supported the stability of the primary conclusions. When the single participant in the highest maternal education category was excluded, knowledge score remained non-significant (H = 4.3048, p = 0.2304, epsilon-squared = 0.0113), whereas practice score remained significant (H = 9.7515, p = 0.0208, epsilon-squared = 0.0587). Rank-based Spearman correlations also preserved the key direction of association for age versus knowledge (rho = 0.3585, p &lt; 0.001) and knowledge versus practice (rho = 0.3738, p &lt; 0.001), while income remained non-significant. Table 7 summarizes these sensitivity results.</w:t>
+        <w:t>When the single participant in the highest maternal education category was excluded, the knowledge comparison remained non-significant (H = 6.3719, p = 0.0949, epsilon-squared = 0.0540), whereas the unadjusted practice comparison remained below 0.05 (H = 9.7515, p = 0.0208, epsilon-squared = 0.0826). Restricting the practice analysis to the 115 participants with complete responses on all seven practice items produced H = 8.6488 and p = 0.0705, so the nominal primary practice result was sensitive to the archived missing-as-zero rule. Treating education as ordinal produced positive rank correlations with knowledge (rho = 0.2023, p = 0.0267) and practice (rho = 0.2684, p = 0.0030), but these exploratory trend tests were not multiplicity-adjusted. Age differed across maternal-education groups (H = 10.6913, p = 0.0303), so confounding by age remains plausible. Spearman correlations also preserved positive associations for age versus knowledge (rho = 0.3710, p &lt; 0.001) and knowledge versus practice (rho = 0.3650, p &lt; 0.001). Unlike the Pearson result, Spearman analysis found a weak positive association between income and knowledge (rho = 0.2160, p = 0.0178); income and practice remained non-significant. Applying the archived pathological-response key instead of the adjudicated physiological-response key produced a mean knowledge score of 5.82 and a non-significant omnibus comparison (H = 5.8669, p = 0.2093, epsilon-squared = 0.0493). Table 7 summarizes these sensitivity results.</w:t>
       </w:r>
     </w:p>
     <w:tbl>
@@ -3691,7 +4071,7 @@
                 <w:color w:val="000000"/>
                 <w:sz w:val="20"/>
               </w:rPr>
-              <w:t>H = 4.3048, p = 0.2304, epsilon-squared = 0.0113</w:t>
+              <w:t>H = 6.3719, p = 0.0949, epsilon-squared = 0.0540</w:t>
             </w:r>
           </w:p>
         </w:tc>
@@ -3709,7 +4089,7 @@
                 <w:color w:val="000000"/>
                 <w:sz w:val="20"/>
               </w:rPr>
-              <w:t>H = 9.7515, p = 0.0208, epsilon-squared = 0.0587</w:t>
+              <w:t>H = 9.7515, p = 0.0208, epsilon-squared = 0.0826</w:t>
             </w:r>
           </w:p>
         </w:tc>
@@ -3727,7 +4107,303 @@
                 <w:color w:val="000000"/>
                 <w:sz w:val="20"/>
               </w:rPr>
-              <w:t>Practice association remains significant; knowledge remains non-significant</w:t>
+              <w:t>Unadjusted practice p remains below 0.05; knowledge remains non-significant</w:t>
+            </w:r>
+          </w:p>
+        </w:tc>
+      </w:tr>
+      <w:tr>
+        <w:tc>
+          <w:tcPr>
+            <w:tcW w:type="dxa" w:w="2340"/>
+          </w:tcPr>
+          <w:p>
+            <w:pPr>
+              <w:spacing w:after="60"/>
+            </w:pPr>
+            <w:r>
+              <w:rPr>
+                <w:rFonts w:ascii="Times New Roman" w:hAnsi="Times New Roman"/>
+                <w:color w:val="000000"/>
+                <w:sz w:val="20"/>
+              </w:rPr>
+              <w:t>Complete practice responses only</w:t>
+            </w:r>
+          </w:p>
+        </w:tc>
+        <w:tc>
+          <w:tcPr>
+            <w:tcW w:type="dxa" w:w="2340"/>
+          </w:tcPr>
+          <w:p>
+            <w:pPr>
+              <w:spacing w:after="60"/>
+            </w:pPr>
+            <w:r>
+              <w:rPr>
+                <w:rFonts w:ascii="Times New Roman" w:hAnsi="Times New Roman"/>
+                <w:color w:val="000000"/>
+                <w:sz w:val="20"/>
+              </w:rPr>
+              <w:t>Unchanged</w:t>
+            </w:r>
+          </w:p>
+        </w:tc>
+        <w:tc>
+          <w:tcPr>
+            <w:tcW w:type="dxa" w:w="2340"/>
+          </w:tcPr>
+          <w:p>
+            <w:pPr>
+              <w:spacing w:after="60"/>
+            </w:pPr>
+            <w:r>
+              <w:rPr>
+                <w:rFonts w:ascii="Times New Roman" w:hAnsi="Times New Roman"/>
+                <w:color w:val="000000"/>
+                <w:sz w:val="20"/>
+              </w:rPr>
+              <w:t>H = 8.6488, p = 0.0705, epsilon-squared = 0.0759; n = 115</w:t>
+            </w:r>
+          </w:p>
+        </w:tc>
+        <w:tc>
+          <w:tcPr>
+            <w:tcW w:type="dxa" w:w="2340"/>
+          </w:tcPr>
+          <w:p>
+            <w:pPr>
+              <w:spacing w:after="60"/>
+            </w:pPr>
+            <w:r>
+              <w:rPr>
+                <w:rFonts w:ascii="Times New Roman" w:hAnsi="Times New Roman"/>
+                <w:color w:val="000000"/>
+                <w:sz w:val="20"/>
+              </w:rPr>
+              <w:t>Practice result is sensitive to missing-response handling</w:t>
+            </w:r>
+          </w:p>
+        </w:tc>
+      </w:tr>
+      <w:tr>
+        <w:tc>
+          <w:tcPr>
+            <w:tcW w:type="dxa" w:w="2340"/>
+          </w:tcPr>
+          <w:p>
+            <w:pPr>
+              <w:spacing w:after="60"/>
+            </w:pPr>
+            <w:r>
+              <w:rPr>
+                <w:rFonts w:ascii="Times New Roman" w:hAnsi="Times New Roman"/>
+                <w:color w:val="000000"/>
+                <w:sz w:val="20"/>
+              </w:rPr>
+              <w:t>Maternal education treated as ordinal</w:t>
+            </w:r>
+          </w:p>
+        </w:tc>
+        <w:tc>
+          <w:tcPr>
+            <w:tcW w:type="dxa" w:w="2340"/>
+          </w:tcPr>
+          <w:p>
+            <w:pPr>
+              <w:spacing w:after="60"/>
+            </w:pPr>
+            <w:r>
+              <w:rPr>
+                <w:rFonts w:ascii="Times New Roman" w:hAnsi="Times New Roman"/>
+                <w:color w:val="000000"/>
+                <w:sz w:val="20"/>
+              </w:rPr>
+              <w:t>rho = 0.2023, p = 0.0267</w:t>
+            </w:r>
+          </w:p>
+        </w:tc>
+        <w:tc>
+          <w:tcPr>
+            <w:tcW w:type="dxa" w:w="2340"/>
+          </w:tcPr>
+          <w:p>
+            <w:pPr>
+              <w:spacing w:after="60"/>
+            </w:pPr>
+            <w:r>
+              <w:rPr>
+                <w:rFonts w:ascii="Times New Roman" w:hAnsi="Times New Roman"/>
+                <w:color w:val="000000"/>
+                <w:sz w:val="20"/>
+              </w:rPr>
+              <w:t>rho = 0.2684, p = 0.0030</w:t>
+            </w:r>
+          </w:p>
+        </w:tc>
+        <w:tc>
+          <w:tcPr>
+            <w:tcW w:type="dxa" w:w="2340"/>
+          </w:tcPr>
+          <w:p>
+            <w:pPr>
+              <w:spacing w:after="60"/>
+            </w:pPr>
+            <w:r>
+              <w:rPr>
+                <w:rFonts w:ascii="Times New Roman" w:hAnsi="Times New Roman"/>
+                <w:color w:val="000000"/>
+                <w:sz w:val="20"/>
+              </w:rPr>
+              <w:t>Exploratory monotonic trends; unadjusted for multiplicity</w:t>
+            </w:r>
+          </w:p>
+        </w:tc>
+      </w:tr>
+      <w:tr>
+        <w:tc>
+          <w:tcPr>
+            <w:tcW w:type="dxa" w:w="2340"/>
+          </w:tcPr>
+          <w:p>
+            <w:pPr>
+              <w:spacing w:after="60"/>
+            </w:pPr>
+            <w:r>
+              <w:rPr>
+                <w:rFonts w:ascii="Times New Roman" w:hAnsi="Times New Roman"/>
+                <w:color w:val="000000"/>
+                <w:sz w:val="20"/>
+              </w:rPr>
+              <w:t>Age across maternal-education groups</w:t>
+            </w:r>
+          </w:p>
+        </w:tc>
+        <w:tc>
+          <w:tcPr>
+            <w:tcW w:type="dxa" w:w="2340"/>
+          </w:tcPr>
+          <w:p>
+            <w:pPr>
+              <w:spacing w:after="60"/>
+            </w:pPr>
+            <w:r>
+              <w:rPr>
+                <w:rFonts w:ascii="Times New Roman" w:hAnsi="Times New Roman"/>
+                <w:color w:val="000000"/>
+                <w:sz w:val="20"/>
+              </w:rPr>
+              <w:t>H = 10.6913, p = 0.0303</w:t>
+            </w:r>
+          </w:p>
+        </w:tc>
+        <w:tc>
+          <w:tcPr>
+            <w:tcW w:type="dxa" w:w="2340"/>
+          </w:tcPr>
+          <w:p>
+            <w:pPr>
+              <w:spacing w:after="60"/>
+            </w:pPr>
+            <w:r>
+              <w:rPr>
+                <w:rFonts w:ascii="Times New Roman" w:hAnsi="Times New Roman"/>
+                <w:color w:val="000000"/>
+                <w:sz w:val="20"/>
+              </w:rPr>
+              <w:t>-</w:t>
+            </w:r>
+          </w:p>
+        </w:tc>
+        <w:tc>
+          <w:tcPr>
+            <w:tcW w:type="dxa" w:w="2340"/>
+          </w:tcPr>
+          <w:p>
+            <w:pPr>
+              <w:spacing w:after="60"/>
+            </w:pPr>
+            <w:r>
+              <w:rPr>
+                <w:rFonts w:ascii="Times New Roman" w:hAnsi="Times New Roman"/>
+                <w:color w:val="000000"/>
+                <w:sz w:val="20"/>
+              </w:rPr>
+              <w:t>Age is a plausible confounder</w:t>
+            </w:r>
+          </w:p>
+        </w:tc>
+      </w:tr>
+      <w:tr>
+        <w:tc>
+          <w:tcPr>
+            <w:tcW w:type="dxa" w:w="2340"/>
+          </w:tcPr>
+          <w:p>
+            <w:pPr>
+              <w:spacing w:after="60"/>
+            </w:pPr>
+            <w:r>
+              <w:rPr>
+                <w:rFonts w:ascii="Times New Roman" w:hAnsi="Times New Roman"/>
+                <w:color w:val="000000"/>
+                <w:sz w:val="20"/>
+              </w:rPr>
+              <w:t>Archived pathological-response scoring key</w:t>
+            </w:r>
+          </w:p>
+        </w:tc>
+        <w:tc>
+          <w:tcPr>
+            <w:tcW w:type="dxa" w:w="2340"/>
+          </w:tcPr>
+          <w:p>
+            <w:pPr>
+              <w:spacing w:after="60"/>
+            </w:pPr>
+            <w:r>
+              <w:rPr>
+                <w:rFonts w:ascii="Times New Roman" w:hAnsi="Times New Roman"/>
+                <w:color w:val="000000"/>
+                <w:sz w:val="20"/>
+              </w:rPr>
+              <w:t>Mean 5.82; H = 5.8669, p = 0.2093, epsilon-squared = 0.0493</w:t>
+            </w:r>
+          </w:p>
+        </w:tc>
+        <w:tc>
+          <w:tcPr>
+            <w:tcW w:type="dxa" w:w="2340"/>
+          </w:tcPr>
+          <w:p>
+            <w:pPr>
+              <w:spacing w:after="60"/>
+            </w:pPr>
+            <w:r>
+              <w:rPr>
+                <w:rFonts w:ascii="Times New Roman" w:hAnsi="Times New Roman"/>
+                <w:color w:val="000000"/>
+                <w:sz w:val="20"/>
+              </w:rPr>
+              <w:t>Unchanged</w:t>
+            </w:r>
+          </w:p>
+        </w:tc>
+        <w:tc>
+          <w:tcPr>
+            <w:tcW w:type="dxa" w:w="2340"/>
+          </w:tcPr>
+          <w:p>
+            <w:pPr>
+              <w:spacing w:after="60"/>
+            </w:pPr>
+            <w:r>
+              <w:rPr>
+                <w:rFonts w:ascii="Times New Roman" w:hAnsi="Times New Roman"/>
+                <w:color w:val="000000"/>
+                <w:sz w:val="20"/>
+              </w:rPr>
+              <w:t>Main significance classification is unchanged</w:t>
             </w:r>
           </w:p>
         </w:tc>
@@ -3765,7 +4441,7 @@
                 <w:color w:val="000000"/>
                 <w:sz w:val="20"/>
               </w:rPr>
-              <w:t>rho = 0.3585, p &lt; 0.001</w:t>
+              <w:t>rho = 0.3710, p &lt; 0.001</w:t>
             </w:r>
           </w:p>
         </w:tc>
@@ -3839,7 +4515,7 @@
                 <w:color w:val="000000"/>
                 <w:sz w:val="20"/>
               </w:rPr>
-              <w:t>rho = 0.3738, p &lt; 0.001</w:t>
+              <w:t>rho = 0.3650, p &lt; 0.001</w:t>
             </w:r>
           </w:p>
         </w:tc>
@@ -3913,7 +4589,7 @@
                 <w:color w:val="000000"/>
                 <w:sz w:val="20"/>
               </w:rPr>
-              <w:t>rho = 0.1574, p = 0.0860</w:t>
+              <w:t>rho = 0.2160, p = 0.0178</w:t>
             </w:r>
           </w:p>
         </w:tc>
@@ -3949,7 +4625,7 @@
                 <w:color w:val="000000"/>
                 <w:sz w:val="20"/>
               </w:rPr>
-              <w:t>Income association remains non-significant</w:t>
+              <w:t>Weak income-knowledge association appears only in the rank-based analysis</w:t>
             </w:r>
           </w:p>
         </w:tc>
@@ -4229,7 +4905,7 @@
           <w:rFonts w:ascii="Times New Roman" w:hAnsi="Times New Roman"/>
           <w:color w:val="000000"/>
         </w:rPr>
-        <w:t>The principal finding of this study is that maternal education showed a statistically significant association with menstrual hygiene practice score, whereas its association with knowledge score was not statistically significant. This pattern matters because it suggests that maternal education in this setting may be more influential in shaping household and behavioral routines than in producing large measurable differences in questionnaire-based menstrual knowledge. In other words, the pathway from maternal education to better menstrual hygiene may operate through supervision, household norms, product access, or reinforcement of routine behavior rather than through markedly higher formal knowledge scores alone.</w:t>
+        <w:t>The primary analysis found a nominal unadjusted difference in practice scores across maternal-education groups, while the omnibus knowledge comparison was not statistically significant. The practice result did not remain below 0.05 after Holm correction for the two principal outcomes, and no formal test compared the strength of the knowledge and practice associations. The result is therefore exploratory. Household routines, product access, supervision, and age are possible explanations, but the present unadjusted analysis cannot distinguish among them.</w:t>
       </w:r>
     </w:p>
     <w:p>
@@ -4246,6 +4922,14 @@
     </w:p>
     <w:p>
       <w:pPr>
+        <w:pStyle w:val="Heading3"/>
+      </w:pPr>
+      <w:r>
+        <w:t>6.1 Comparative review methods</w:t>
+      </w:r>
+    </w:p>
+    <w:p>
+      <w:pPr>
         <w:jc w:val="left"/>
       </w:pPr>
       <w:r>
@@ -4253,7 +4937,795 @@
           <w:rFonts w:ascii="Times New Roman" w:hAnsi="Times New Roman"/>
           <w:color w:val="000000"/>
         </w:rPr>
-        <w:t>The results are broadly compatible with prior work from Ghana, Ethiopia, Nepal, and India showing that parental education, social context, and access to enabling resources are all relevant to menstrual hygiene management [4-10]. At the same time, the present findings reinforce the idea that knowledge and practice should not be treated as interchangeable. A girl may know correct hygiene principles but still face difficulty implementing them because of product cost, privacy constraints, limited water access, or social restrictions. Conversely, some hygienic practices may be maintained through routine socialization even when formal menstrual knowledge is incomplete.</w:t>
+        <w:t>To place the findings in context, a structured comparative review searched PubMed and OpenAlex for primary studies of adolescent menstrual-hygiene knowledge, practice, maternal or parental education, and enabling resources. Pakistan studies were prioritized, followed by other South Asian studies and one contextual Ethiopian study with directly comparable adjusted maternal-education models. DOI identity was checked through Crossref and the DOI Handle service. The final comparison included 12 primary studies: five from Pakistan, six from other South Asian settings, and one from Ethiopia. Eleven were reviewed from complete full text; one Nepal study was limited to its publisher abstract because the article PDF was unavailable. Because instruments, thresholds, populations, and definitions of “good” knowledge or practice differed, no pooled estimate or direct ranking of nominal percentages was attempted.</w:t>
+      </w:r>
+    </w:p>
+    <w:p>
+      <w:pPr>
+        <w:pStyle w:val="Heading3"/>
+      </w:pPr>
+      <w:r>
+        <w:t>6.2 Comparison with published studies</w:t>
+      </w:r>
+    </w:p>
+    <w:tbl>
+      <w:tblPr>
+        <w:tblStyle w:val="TableGrid"/>
+        <w:tblW w:type="auto" w:w="0"/>
+        <w:tblLook w:firstColumn="1" w:firstRow="1" w:lastColumn="0" w:lastRow="0" w:noHBand="0" w:noVBand="1" w:val="04A0"/>
+      </w:tblPr>
+      <w:tblGrid>
+        <w:gridCol w:w="3120"/>
+        <w:gridCol w:w="3120"/>
+        <w:gridCol w:w="3120"/>
+      </w:tblGrid>
+      <w:tr>
+        <w:tc>
+          <w:tcPr>
+            <w:tcW w:type="dxa" w:w="3120"/>
+          </w:tcPr>
+          <w:p>
+            <w:pPr>
+              <w:spacing w:after="60"/>
+            </w:pPr>
+            <w:r>
+              <w:rPr>
+                <w:rFonts w:ascii="Times New Roman" w:hAnsi="Times New Roman"/>
+                <w:b/>
+                <w:color w:val="000000"/>
+                <w:sz w:val="20"/>
+              </w:rPr>
+              <w:t>Study</w:t>
+            </w:r>
+          </w:p>
+        </w:tc>
+        <w:tc>
+          <w:tcPr>
+            <w:tcW w:type="dxa" w:w="3120"/>
+          </w:tcPr>
+          <w:p>
+            <w:pPr>
+              <w:spacing w:after="60"/>
+            </w:pPr>
+            <w:r>
+              <w:rPr>
+                <w:rFonts w:ascii="Times New Roman" w:hAnsi="Times New Roman"/>
+                <w:b/>
+                <w:color w:val="000000"/>
+                <w:sz w:val="20"/>
+              </w:rPr>
+              <w:t>Main comparable finding</w:t>
+            </w:r>
+          </w:p>
+        </w:tc>
+        <w:tc>
+          <w:tcPr>
+            <w:tcW w:type="dxa" w:w="3120"/>
+          </w:tcPr>
+          <w:p>
+            <w:pPr>
+              <w:spacing w:after="60"/>
+            </w:pPr>
+            <w:r>
+              <w:rPr>
+                <w:rFonts w:ascii="Times New Roman" w:hAnsi="Times New Roman"/>
+                <w:b/>
+                <w:color w:val="000000"/>
+                <w:sz w:val="20"/>
+              </w:rPr>
+              <w:t>Relationship to the present study</w:t>
+            </w:r>
+          </w:p>
+        </w:tc>
+      </w:tr>
+      <w:tr>
+        <w:tc>
+          <w:tcPr>
+            <w:tcW w:type="dxa" w:w="3120"/>
+          </w:tcPr>
+          <w:p>
+            <w:pPr>
+              <w:spacing w:after="60"/>
+            </w:pPr>
+            <w:r>
+              <w:rPr>
+                <w:rFonts w:ascii="Times New Roman" w:hAnsi="Times New Roman"/>
+                <w:color w:val="000000"/>
+                <w:sz w:val="20"/>
+              </w:rPr>
+              <w:t>Wasan et al., rural Sindh [11]</w:t>
+            </w:r>
+          </w:p>
+        </w:tc>
+        <w:tc>
+          <w:tcPr>
+            <w:tcW w:type="dxa" w:w="3120"/>
+          </w:tcPr>
+          <w:p>
+            <w:pPr>
+              <w:spacing w:after="60"/>
+            </w:pPr>
+            <w:r>
+              <w:rPr>
+                <w:rFonts w:ascii="Times New Roman" w:hAnsi="Times New Roman"/>
+                <w:color w:val="000000"/>
+                <w:sz w:val="20"/>
+              </w:rPr>
+              <w:t>Only 25% of 25,305 participants used materials classified as appropriate; no participant education versus higher secondary/university predicted inappropriate material use (OR 3.90, 95% CI 3.36-4.52).</w:t>
+            </w:r>
+          </w:p>
+        </w:tc>
+        <w:tc>
+          <w:tcPr>
+            <w:tcW w:type="dxa" w:w="3120"/>
+          </w:tcPr>
+          <w:p>
+            <w:pPr>
+              <w:spacing w:after="60"/>
+            </w:pPr>
+            <w:r>
+              <w:rPr>
+                <w:rFonts w:ascii="Times New Roman" w:hAnsi="Times New Roman"/>
+                <w:color w:val="000000"/>
+                <w:sz w:val="20"/>
+              </w:rPr>
+              <w:t>Supports an education-practice pathway and a strong role for material access, but measured the participant's education rather than maternal education.</w:t>
+            </w:r>
+          </w:p>
+        </w:tc>
+      </w:tr>
+      <w:tr>
+        <w:tc>
+          <w:tcPr>
+            <w:tcW w:type="dxa" w:w="3120"/>
+          </w:tcPr>
+          <w:p>
+            <w:pPr>
+              <w:spacing w:after="60"/>
+            </w:pPr>
+            <w:r>
+              <w:rPr>
+                <w:rFonts w:ascii="Times New Roman" w:hAnsi="Times New Roman"/>
+                <w:color w:val="000000"/>
+                <w:sz w:val="20"/>
+              </w:rPr>
+              <w:t>Aziz et al., Khairpur, Sindh [12]</w:t>
+            </w:r>
+          </w:p>
+        </w:tc>
+        <w:tc>
+          <w:tcPr>
+            <w:tcW w:type="dxa" w:w="3120"/>
+          </w:tcPr>
+          <w:p>
+            <w:pPr>
+              <w:spacing w:after="60"/>
+            </w:pPr>
+            <w:r>
+              <w:rPr>
+                <w:rFonts w:ascii="Times New Roman" w:hAnsi="Times New Roman"/>
+                <w:color w:val="000000"/>
+                <w:sz w:val="20"/>
+              </w:rPr>
+              <w:t>Satisfactory knowledge was 69.8% in the urban school and 38.4% in the rural school; good practice was 71.1% and 11.9%, respectively. Mothers were the main information source in both groups.</w:t>
+            </w:r>
+          </w:p>
+        </w:tc>
+        <w:tc>
+          <w:tcPr>
+            <w:tcW w:type="dxa" w:w="3120"/>
+          </w:tcPr>
+          <w:p>
+            <w:pPr>
+              <w:spacing w:after="60"/>
+            </w:pPr>
+            <w:r>
+              <w:rPr>
+                <w:rFonts w:ascii="Times New Roman" w:hAnsi="Times New Roman"/>
+                <w:color w:val="000000"/>
+                <w:sz w:val="20"/>
+              </w:rPr>
+              <w:t>Demonstrates major contextual variation within Pakistan but did not test maternal education against outcomes.</w:t>
+            </w:r>
+          </w:p>
+        </w:tc>
+      </w:tr>
+      <w:tr>
+        <w:tc>
+          <w:tcPr>
+            <w:tcW w:type="dxa" w:w="3120"/>
+          </w:tcPr>
+          <w:p>
+            <w:pPr>
+              <w:spacing w:after="60"/>
+            </w:pPr>
+            <w:r>
+              <w:rPr>
+                <w:rFonts w:ascii="Times New Roman" w:hAnsi="Times New Roman"/>
+                <w:color w:val="000000"/>
+                <w:sz w:val="20"/>
+              </w:rPr>
+              <w:t>Shah et al., Ghizer, Pakistan [13]</w:t>
+            </w:r>
+          </w:p>
+        </w:tc>
+        <w:tc>
+          <w:tcPr>
+            <w:tcW w:type="dxa" w:w="3120"/>
+          </w:tcPr>
+          <w:p>
+            <w:pPr>
+              <w:spacing w:after="60"/>
+            </w:pPr>
+            <w:r>
+              <w:rPr>
+                <w:rFonts w:ascii="Times New Roman" w:hAnsi="Times New Roman"/>
+                <w:color w:val="000000"/>
+                <w:sz w:val="20"/>
+              </w:rPr>
+              <w:t>Among 300 girls, 51.7% lacked awareness at menarche, 47.7% used reusable cloth/towels, and 30.7% used disposable pads; 65.3% of mothers had no education.</w:t>
+            </w:r>
+          </w:p>
+        </w:tc>
+        <w:tc>
+          <w:tcPr>
+            <w:tcW w:type="dxa" w:w="3120"/>
+          </w:tcPr>
+          <w:p>
+            <w:pPr>
+              <w:spacing w:after="60"/>
+            </w:pPr>
+            <w:r>
+              <w:rPr>
+                <w:rFonts w:ascii="Times New Roman" w:hAnsi="Times New Roman"/>
+                <w:color w:val="000000"/>
+                <w:sz w:val="20"/>
+              </w:rPr>
+              <w:t>Supports a maternal information pathway, but maternal education was discussed rather than statistically tested.</w:t>
+            </w:r>
+          </w:p>
+        </w:tc>
+      </w:tr>
+      <w:tr>
+        <w:tc>
+          <w:tcPr>
+            <w:tcW w:type="dxa" w:w="3120"/>
+          </w:tcPr>
+          <w:p>
+            <w:pPr>
+              <w:spacing w:after="60"/>
+            </w:pPr>
+            <w:r>
+              <w:rPr>
+                <w:rFonts w:ascii="Times New Roman" w:hAnsi="Times New Roman"/>
+                <w:color w:val="000000"/>
+                <w:sz w:val="20"/>
+              </w:rPr>
+              <w:t>Michael et al., Quetta, Pakistan [14]</w:t>
+            </w:r>
+          </w:p>
+        </w:tc>
+        <w:tc>
+          <w:tcPr>
+            <w:tcW w:type="dxa" w:w="3120"/>
+          </w:tcPr>
+          <w:p>
+            <w:pPr>
+              <w:spacing w:after="60"/>
+            </w:pPr>
+            <w:r>
+              <w:rPr>
+                <w:rFonts w:ascii="Times New Roman" w:hAnsi="Times New Roman"/>
+                <w:color w:val="000000"/>
+                <w:sz w:val="20"/>
+              </w:rPr>
+              <w:t>Mothers were the main information source for 67%; 77.7% had received no school menstrual-education session; 68.7% used commercial pads.</w:t>
+            </w:r>
+          </w:p>
+        </w:tc>
+        <w:tc>
+          <w:tcPr>
+            <w:tcW w:type="dxa" w:w="3120"/>
+          </w:tcPr>
+          <w:p>
+            <w:pPr>
+              <w:spacing w:after="60"/>
+            </w:pPr>
+            <w:r>
+              <w:rPr>
+                <w:rFonts w:ascii="Times New Roman" w:hAnsi="Times New Roman"/>
+                <w:color w:val="000000"/>
+                <w:sz w:val="20"/>
+              </w:rPr>
+              <w:t>Reinforces reliance on maternal information while showing that knowledge and product use can diverge.</w:t>
+            </w:r>
+          </w:p>
+        </w:tc>
+      </w:tr>
+      <w:tr>
+        <w:tc>
+          <w:tcPr>
+            <w:tcW w:type="dxa" w:w="3120"/>
+          </w:tcPr>
+          <w:p>
+            <w:pPr>
+              <w:spacing w:after="60"/>
+            </w:pPr>
+            <w:r>
+              <w:rPr>
+                <w:rFonts w:ascii="Times New Roman" w:hAnsi="Times New Roman"/>
+                <w:color w:val="000000"/>
+                <w:sz w:val="20"/>
+              </w:rPr>
+              <w:t>Afzaal et al., rural Lahore [15]</w:t>
+            </w:r>
+          </w:p>
+        </w:tc>
+        <w:tc>
+          <w:tcPr>
+            <w:tcW w:type="dxa" w:w="3120"/>
+          </w:tcPr>
+          <w:p>
+            <w:pPr>
+              <w:spacing w:after="60"/>
+            </w:pPr>
+            <w:r>
+              <w:rPr>
+                <w:rFonts w:ascii="Times New Roman" w:hAnsi="Times New Roman"/>
+                <w:color w:val="000000"/>
+                <w:sz w:val="20"/>
+              </w:rPr>
+              <w:t>Knowledge and practice were positively correlated (r = 0.649, p &lt; 0.001).</w:t>
+            </w:r>
+          </w:p>
+        </w:tc>
+        <w:tc>
+          <w:tcPr>
+            <w:tcW w:type="dxa" w:w="3120"/>
+          </w:tcPr>
+          <w:p>
+            <w:pPr>
+              <w:spacing w:after="60"/>
+            </w:pPr>
+            <w:r>
+              <w:rPr>
+                <w:rFonts w:ascii="Times New Roman" w:hAnsi="Times New Roman"/>
+                <w:color w:val="000000"/>
+                <w:sz w:val="20"/>
+              </w:rPr>
+              <w:t>The closest geographic comparator agrees with the present positive knowledge-practice correlation, but did not report a maternal-education association.</w:t>
+            </w:r>
+          </w:p>
+        </w:tc>
+      </w:tr>
+      <w:tr>
+        <w:tc>
+          <w:tcPr>
+            <w:tcW w:type="dxa" w:w="3120"/>
+          </w:tcPr>
+          <w:p>
+            <w:pPr>
+              <w:spacing w:after="60"/>
+            </w:pPr>
+            <w:r>
+              <w:rPr>
+                <w:rFonts w:ascii="Times New Roman" w:hAnsi="Times New Roman"/>
+                <w:color w:val="000000"/>
+                <w:sz w:val="20"/>
+              </w:rPr>
+              <w:t>Dasgupta and Sarkar, rural India [16]</w:t>
+            </w:r>
+          </w:p>
+        </w:tc>
+        <w:tc>
+          <w:tcPr>
+            <w:tcW w:type="dxa" w:w="3120"/>
+          </w:tcPr>
+          <w:p>
+            <w:pPr>
+              <w:spacing w:after="60"/>
+            </w:pPr>
+            <w:r>
+              <w:rPr>
+                <w:rFonts w:ascii="Times New Roman" w:hAnsi="Times New Roman"/>
+                <w:color w:val="000000"/>
+                <w:sz w:val="20"/>
+              </w:rPr>
+              <w:t>Although 48.75% knew sanitary pads were appropriate, only 11.25% used them.</w:t>
+            </w:r>
+          </w:p>
+        </w:tc>
+        <w:tc>
+          <w:tcPr>
+            <w:tcW w:type="dxa" w:w="3120"/>
+          </w:tcPr>
+          <w:p>
+            <w:pPr>
+              <w:spacing w:after="60"/>
+            </w:pPr>
+            <w:r>
+              <w:rPr>
+                <w:rFonts w:ascii="Times New Roman" w:hAnsi="Times New Roman"/>
+                <w:color w:val="000000"/>
+                <w:sz w:val="20"/>
+              </w:rPr>
+              <w:t>Shows that knowledge does not ensure practice.</w:t>
+            </w:r>
+          </w:p>
+        </w:tc>
+      </w:tr>
+      <w:tr>
+        <w:tc>
+          <w:tcPr>
+            <w:tcW w:type="dxa" w:w="3120"/>
+          </w:tcPr>
+          <w:p>
+            <w:pPr>
+              <w:spacing w:after="60"/>
+            </w:pPr>
+            <w:r>
+              <w:rPr>
+                <w:rFonts w:ascii="Times New Roman" w:hAnsi="Times New Roman"/>
+                <w:color w:val="000000"/>
+                <w:sz w:val="20"/>
+              </w:rPr>
+              <w:t>Kansal et al., rural India [17]</w:t>
+            </w:r>
+          </w:p>
+        </w:tc>
+        <w:tc>
+          <w:tcPr>
+            <w:tcW w:type="dxa" w:w="3120"/>
+          </w:tcPr>
+          <w:p>
+            <w:pPr>
+              <w:spacing w:after="60"/>
+            </w:pPr>
+            <w:r>
+              <w:rPr>
+                <w:rFonts w:ascii="Times New Roman" w:hAnsi="Times New Roman"/>
+                <w:color w:val="000000"/>
+                <w:sz w:val="20"/>
+              </w:rPr>
+              <w:t>Girls with literate mothers used pads more often than girls with illiterate mothers (62% vs 13%); the association was significant.</w:t>
+            </w:r>
+          </w:p>
+        </w:tc>
+        <w:tc>
+          <w:tcPr>
+            <w:tcW w:type="dxa" w:w="3120"/>
+          </w:tcPr>
+          <w:p>
+            <w:pPr>
+              <w:spacing w:after="60"/>
+            </w:pPr>
+            <w:r>
+              <w:rPr>
+                <w:rFonts w:ascii="Times New Roman" w:hAnsi="Times New Roman"/>
+                <w:color w:val="000000"/>
+                <w:sz w:val="20"/>
+              </w:rPr>
+              <w:t>Directly agrees with the direction of the present maternal-education/practice finding, although hygiene definitions differed.</w:t>
+            </w:r>
+          </w:p>
+        </w:tc>
+      </w:tr>
+      <w:tr>
+        <w:tc>
+          <w:tcPr>
+            <w:tcW w:type="dxa" w:w="3120"/>
+          </w:tcPr>
+          <w:p>
+            <w:pPr>
+              <w:spacing w:after="60"/>
+            </w:pPr>
+            <w:r>
+              <w:rPr>
+                <w:rFonts w:ascii="Times New Roman" w:hAnsi="Times New Roman"/>
+                <w:color w:val="000000"/>
+                <w:sz w:val="20"/>
+              </w:rPr>
+              <w:t>Yadav et al., Nepal [18]</w:t>
+            </w:r>
+          </w:p>
+        </w:tc>
+        <w:tc>
+          <w:tcPr>
+            <w:tcW w:type="dxa" w:w="3120"/>
+          </w:tcPr>
+          <w:p>
+            <w:pPr>
+              <w:spacing w:after="60"/>
+            </w:pPr>
+            <w:r>
+              <w:rPr>
+                <w:rFonts w:ascii="Times New Roman" w:hAnsi="Times New Roman"/>
+                <w:color w:val="000000"/>
+                <w:sz w:val="20"/>
+              </w:rPr>
+              <w:t>Most respondents had fair or good knowledge, but only 40% of girls met the study's good-practice definition.</w:t>
+            </w:r>
+          </w:p>
+        </w:tc>
+        <w:tc>
+          <w:tcPr>
+            <w:tcW w:type="dxa" w:w="3120"/>
+          </w:tcPr>
+          <w:p>
+            <w:pPr>
+              <w:spacing w:after="60"/>
+            </w:pPr>
+            <w:r>
+              <w:rPr>
+                <w:rFonts w:ascii="Times New Roman" w:hAnsi="Times New Roman"/>
+                <w:color w:val="000000"/>
+                <w:sz w:val="20"/>
+              </w:rPr>
+              <w:t>Supports separate assessment of knowledge and practice.</w:t>
+            </w:r>
+          </w:p>
+        </w:tc>
+      </w:tr>
+      <w:tr>
+        <w:tc>
+          <w:tcPr>
+            <w:tcW w:type="dxa" w:w="3120"/>
+          </w:tcPr>
+          <w:p>
+            <w:pPr>
+              <w:spacing w:after="60"/>
+            </w:pPr>
+            <w:r>
+              <w:rPr>
+                <w:rFonts w:ascii="Times New Roman" w:hAnsi="Times New Roman"/>
+                <w:color w:val="000000"/>
+                <w:sz w:val="20"/>
+              </w:rPr>
+              <w:t>Bhusal, Nepal [7]</w:t>
+            </w:r>
+          </w:p>
+        </w:tc>
+        <w:tc>
+          <w:tcPr>
+            <w:tcW w:type="dxa" w:w="3120"/>
+          </w:tcPr>
+          <w:p>
+            <w:pPr>
+              <w:spacing w:after="60"/>
+            </w:pPr>
+            <w:r>
+              <w:rPr>
+                <w:rFonts w:ascii="Times New Roman" w:hAnsi="Times New Roman"/>
+                <w:color w:val="000000"/>
+                <w:sz w:val="20"/>
+              </w:rPr>
+              <w:t>Literate mothers were associated with lower adjusted odds of good practice (AOR 0.52, 95% CI 0.30-0.88), while literate fathers had higher odds.</w:t>
+            </w:r>
+          </w:p>
+        </w:tc>
+        <w:tc>
+          <w:tcPr>
+            <w:tcW w:type="dxa" w:w="3120"/>
+          </w:tcPr>
+          <w:p>
+            <w:pPr>
+              <w:spacing w:after="60"/>
+            </w:pPr>
+            <w:r>
+              <w:rPr>
+                <w:rFonts w:ascii="Times New Roman" w:hAnsi="Times New Roman"/>
+                <w:color w:val="000000"/>
+                <w:sz w:val="20"/>
+              </w:rPr>
+              <w:t>Contradicts the expected direction and shows that maternal education is not a universal stand-alone proxy for a supportive menstrual environment.</w:t>
+            </w:r>
+          </w:p>
+        </w:tc>
+      </w:tr>
+      <w:tr>
+        <w:tc>
+          <w:tcPr>
+            <w:tcW w:type="dxa" w:w="3120"/>
+          </w:tcPr>
+          <w:p>
+            <w:pPr>
+              <w:spacing w:after="60"/>
+            </w:pPr>
+            <w:r>
+              <w:rPr>
+                <w:rFonts w:ascii="Times New Roman" w:hAnsi="Times New Roman"/>
+                <w:color w:val="000000"/>
+                <w:sz w:val="20"/>
+              </w:rPr>
+              <w:t>Haque et al., Bangladesh [19]</w:t>
+            </w:r>
+          </w:p>
+        </w:tc>
+        <w:tc>
+          <w:tcPr>
+            <w:tcW w:type="dxa" w:w="3120"/>
+          </w:tcPr>
+          <w:p>
+            <w:pPr>
+              <w:spacing w:after="60"/>
+            </w:pPr>
+            <w:r>
+              <w:rPr>
+                <w:rFonts w:ascii="Times New Roman" w:hAnsi="Times New Roman"/>
+                <w:color w:val="000000"/>
+                <w:sz w:val="20"/>
+              </w:rPr>
+              <w:t>After an uncontrolled six-month school intervention, high knowledge increased from 51.0% to 82.4% and good practice from 28.8% to 88.9%.</w:t>
+            </w:r>
+          </w:p>
+        </w:tc>
+        <w:tc>
+          <w:tcPr>
+            <w:tcW w:type="dxa" w:w="3120"/>
+          </w:tcPr>
+          <w:p>
+            <w:pPr>
+              <w:spacing w:after="60"/>
+            </w:pPr>
+            <w:r>
+              <w:rPr>
+                <w:rFonts w:ascii="Times New Roman" w:hAnsi="Times New Roman"/>
+                <w:color w:val="000000"/>
+                <w:sz w:val="20"/>
+              </w:rPr>
+              <w:t>Supports intervention feasibility, but the design cannot establish that education alone caused or sustained the changes.</w:t>
+            </w:r>
+          </w:p>
+        </w:tc>
+      </w:tr>
+      <w:tr>
+        <w:tc>
+          <w:tcPr>
+            <w:tcW w:type="dxa" w:w="3120"/>
+          </w:tcPr>
+          <w:p>
+            <w:pPr>
+              <w:spacing w:after="60"/>
+            </w:pPr>
+            <w:r>
+              <w:rPr>
+                <w:rFonts w:ascii="Times New Roman" w:hAnsi="Times New Roman"/>
+                <w:color w:val="000000"/>
+                <w:sz w:val="20"/>
+              </w:rPr>
+              <w:t>Alam et al., Bangladesh [20]</w:t>
+            </w:r>
+          </w:p>
+        </w:tc>
+        <w:tc>
+          <w:tcPr>
+            <w:tcW w:type="dxa" w:w="3120"/>
+          </w:tcPr>
+          <w:p>
+            <w:pPr>
+              <w:spacing w:after="60"/>
+            </w:pPr>
+            <w:r>
+              <w:rPr>
+                <w:rFonts w:ascii="Times New Roman" w:hAnsi="Times New Roman"/>
+                <w:color w:val="000000"/>
+                <w:sz w:val="20"/>
+              </w:rPr>
+              <w:t>Accessible girls' toilets were associated with less menstrual-related absence (adjusted prevalence difference -5.4 percentage points, 95% CI -10 to -1.6); restrictions were associated with more absence.</w:t>
+            </w:r>
+          </w:p>
+        </w:tc>
+        <w:tc>
+          <w:tcPr>
+            <w:tcW w:type="dxa" w:w="3120"/>
+          </w:tcPr>
+          <w:p>
+            <w:pPr>
+              <w:spacing w:after="60"/>
+            </w:pPr>
+            <w:r>
+              <w:rPr>
+                <w:rFonts w:ascii="Times New Roman" w:hAnsi="Times New Roman"/>
+                <w:color w:val="000000"/>
+                <w:sz w:val="20"/>
+              </w:rPr>
+              <w:t>Shows that facilities and social rules can shape behavior independently of knowledge or maternal schooling.</w:t>
+            </w:r>
+          </w:p>
+        </w:tc>
+      </w:tr>
+      <w:tr>
+        <w:tc>
+          <w:tcPr>
+            <w:tcW w:type="dxa" w:w="3120"/>
+          </w:tcPr>
+          <w:p>
+            <w:pPr>
+              <w:spacing w:after="60"/>
+            </w:pPr>
+            <w:r>
+              <w:rPr>
+                <w:rFonts w:ascii="Times New Roman" w:hAnsi="Times New Roman"/>
+                <w:color w:val="000000"/>
+                <w:sz w:val="20"/>
+              </w:rPr>
+              <w:t>Upashe et al., Ethiopia [21]</w:t>
+            </w:r>
+          </w:p>
+        </w:tc>
+        <w:tc>
+          <w:tcPr>
+            <w:tcW w:type="dxa" w:w="3120"/>
+          </w:tcPr>
+          <w:p>
+            <w:pPr>
+              <w:spacing w:after="60"/>
+            </w:pPr>
+            <w:r>
+              <w:rPr>
+                <w:rFonts w:ascii="Times New Roman" w:hAnsi="Times New Roman"/>
+                <w:color w:val="000000"/>
+                <w:sz w:val="20"/>
+              </w:rPr>
+              <w:t>Maternal secondary-or-higher education predicted good knowledge (AOR 1.51, 95% CI 1.02-2.22) and good practice (AOR 2.03, 95% CI 1.38-2.97).</w:t>
+            </w:r>
+          </w:p>
+        </w:tc>
+        <w:tc>
+          <w:tcPr>
+            <w:tcW w:type="dxa" w:w="3120"/>
+          </w:tcPr>
+          <w:p>
+            <w:pPr>
+              <w:spacing w:after="60"/>
+            </w:pPr>
+            <w:r>
+              <w:rPr>
+                <w:rFonts w:ascii="Times New Roman" w:hAnsi="Times New Roman"/>
+                <w:color w:val="000000"/>
+                <w:sz w:val="20"/>
+              </w:rPr>
+              <w:t>Agrees with the present practice association but differs by also finding a knowledge association.</w:t>
+            </w:r>
+          </w:p>
+        </w:tc>
+      </w:tr>
+    </w:tbl>
+    <w:p/>
+    <w:p>
+      <w:pPr>
+        <w:jc w:val="left"/>
+      </w:pPr>
+      <w:r>
+        <w:rPr>
+          <w:rFonts w:ascii="Times New Roman" w:hAnsi="Times New Roman"/>
+          <w:color w:val="000000"/>
+        </w:rPr>
+        <w:t>The present practice result is therefore consistent with Kansal et al. and Upashe et al., but the inverse adjusted result from Bhusal shows that the direction is not uniform [7,17,21]. The lack of a significant knowledge association in the present study also differs from Upashe et al. [21]. Differences in outcome definitions, age ranges, maternal-education coding, confounder adjustment, and study context prevent direct numerical comparison. In particular, the present analysis used continuous bounded scores and unadjusted group comparisons, whereas several comparators used study-specific binary thresholds and multivariable logistic regression.</w:t>
+      </w:r>
+    </w:p>
+    <w:p>
+      <w:pPr>
+        <w:jc w:val="left"/>
+      </w:pPr>
+      <w:r>
+        <w:rPr>
+          <w:rFonts w:ascii="Times New Roman" w:hAnsi="Times New Roman"/>
+          <w:color w:val="000000"/>
+        </w:rPr>
+        <w:t>Pakistani studies consistently identify mothers as an important source of menstrual information [12-14], but most do not estimate whether maternal education independently predicts knowledge or practice. The present study adds a direct local comparison while avoiding the unsupported inference that frequent maternal communication necessarily means accurate information. Its positive knowledge-practice correlation is supported by the rural Lahore study [15], while results from Nepal and India show that adequate knowledge can coexist with weaker practice [16,18].</w:t>
+      </w:r>
+    </w:p>
+    <w:p>
+      <w:pPr>
+        <w:jc w:val="left"/>
+      </w:pPr>
+      <w:r>
+        <w:rPr>
+          <w:rFonts w:ascii="Times New Roman" w:hAnsi="Times New Roman"/>
+          <w:color w:val="000000"/>
+        </w:rPr>
+        <w:t>The external evidence also clarifies why knowledge and practice should not be treated as interchangeable. Product cost, household resources, privacy, sanitation, school facilities, and restrictions can enable or prevent hygienic behavior [11,20]. Some practices may also be maintained through routine socialization despite incomplete formal knowledge. The observed maternal-education association may therefore operate through several pathways, including communication, purchasing power, supervision, and household norms, rather than education alone.</w:t>
       </w:r>
     </w:p>
     <w:p>
@@ -4277,7 +5749,7 @@
           <w:rFonts w:ascii="Times New Roman" w:hAnsi="Times New Roman"/>
           <w:color w:val="000000"/>
         </w:rPr>
-        <w:t>The study also has important limitations. First, the design is cross-sectional, so the findings should be interpreted as associations rather than causal effects. Second, the analysis is unadjusted and bivariate; residual confounding by age, school context, access to menstrual products, or other family-level variables cannot be excluded. Third, maternal education groups are severely imbalanced, especially in the highest category, limiting precision and making fine-grained comparisons unstable. Fourth, the implemented rule of assigning zero to missing questionnaire responses may have biased scores downward if non-response did not represent lack of knowledge or poor practice. Fifth, the income distribution was highly skewed, which is why rank-based sensitivity analyses were important. Finally, the study is based on a single school setting and therefore may not generalize to all adolescents in Lahore or to rural and urban populations elsewhere in Pakistan.</w:t>
+        <w:t>The study also has important limitations. First, the design is cross-sectional, so the findings should be interpreted as associations rather than causal effects. Second, the analysis is unadjusted and bivariate; age differed across maternal-education groups and remains a plausible confounder, while school context, product access, and other family-level factors were not controlled. Third, the nominal practice finding did not survive Holm correction for the two principal outcomes. Fourth, maternal education groups are severely imbalanced, especially in the highest category, limiting precision and making fine-grained comparisons unstable; the omnibus result also does not identify which groups differ. Fifth, the implemented rule of assigning zero to missing or invalid questionnaire responses may have biased scores downward when non-response did not represent lack of knowledge or poor practice. Sixth, four score items were nondiscriminating because every listed response option received one point, which limits construct validity and inflates the apparent proportion of the maximum score. Seventh, one knowledge item required post hoc adjudication because the archived scoring key contradicted the biological meaning of the labeled responses. Eighth, six responses were outside their SPSS value-label domains. Ninth, secondary correlations and ordinal trends were exploratory and unadjusted for multiple testing. Finally, the single-school sample may not generalize to other adolescents in Lahore or elsewhere in Pakistan.</w:t>
       </w:r>
     </w:p>
     <w:p>
@@ -4309,7 +5781,7 @@
           <w:rFonts w:ascii="Times New Roman" w:hAnsi="Times New Roman"/>
           <w:color w:val="000000"/>
         </w:rPr>
-        <w:t>In this sub-urban Lahore sample of adolescent girls, maternal education was significantly associated with menstrual hygiene practice but not with menstrual hygiene knowledge. Older age was associated with higher knowledge, and better knowledge was associated with better reported practice. These findings suggest that maternal education may matter most for the enactment of hygienic behavior rather than for formal knowledge alone. Because the study is cross-sectional and analytically unadjusted, the results should be interpreted cautiously as associative evidence. Even so, they provide a practical basis for designing school and household interventions that address both menstrual health literacy and the behavioral conditions required for safe menstrual hygiene management.</w:t>
+        <w:t>In this sub-urban Lahore sample, practice scores differed across maternal-education groups at the unadjusted 0.05 level, while the omnibus knowledge comparison did not. The practice result was not robust to Holm correction for the two principal outcomes, and age may confound the observed group differences. Older age, knowledge, and practice were positively correlated in exploratory analyses. These cross-sectional findings are hypothesis-generating rather than causal evidence. Larger studies with validated scoring, balanced education groups, documented ethics procedures, and adjusted models are needed before drawing firm conclusions about the independent role of maternal education.</w:t>
       </w:r>
     </w:p>
     <w:p>
@@ -4337,7 +5809,7 @@
           <w:rFonts w:ascii="Times New Roman" w:hAnsi="Times New Roman"/>
           <w:color w:val="000000"/>
         </w:rPr>
-        <w:t>The source protocol specified parental consent procedures, confidentiality protections, anonymity of participant data, school permission, and institutional review processes. A reportable ethics approval identifier was not available in the archived analysis bundle used for manuscript preparation and should be inserted before journal submission if required by the target journal.</w:t>
+        <w:t>The source protocol planned parental consent, confidentiality, anonymity, school permission, and institutional review. The archived materials contain no reportable ethics approval identifier or valid menstrual-hygiene-specific consent form; the appended consent text concerns bullying. Ethics approval and consent cannot be confirmed from the available record and must be resolved before submission.</w:t>
       </w:r>
     </w:p>
     <w:p>
@@ -4397,7 +5869,7 @@
           <w:rFonts w:ascii="Times New Roman" w:hAnsi="Times New Roman"/>
           <w:color w:val="000000"/>
         </w:rPr>
-        <w:t xml:space="preserve">The manuscript was prepared from the final refreshed analysis outputs stored in </w:t>
+        <w:t xml:space="preserve">The manuscript was prepared from the corrected analysis outputs stored in </w:t>
       </w:r>
       <w:r>
         <w:rPr>
@@ -4405,7 +5877,7 @@
           <w:color w:val="000000"/>
           <w:sz w:val="20"/>
         </w:rPr>
-        <w:t>output/analysis_20260319_173428/</w:t>
+        <w:t>output/analysis_20260712_224950/</w:t>
       </w:r>
       <w:r>
         <w:rPr>
@@ -4725,6 +6197,314 @@
     </w:p>
     <w:p>
       <w:pPr>
+        <w:pStyle w:val="ListNumber"/>
+        <w:jc w:val="left"/>
+      </w:pPr>
+      <w:r>
+        <w:rPr>
+          <w:rFonts w:ascii="Times New Roman" w:hAnsi="Times New Roman"/>
+          <w:color w:val="000000"/>
+        </w:rPr>
+        <w:t xml:space="preserve">Wasan Y, Baxter J-AB, Rizvi A, Shaheen F, Junejo Q, Abro MA, et al. Practices and predictors of menstrual hygiene management material use among adolescent and young women in rural Pakistan: a cross-sectional assessment. </w:t>
+      </w:r>
+      <w:r>
+        <w:rPr>
+          <w:rFonts w:ascii="Times New Roman" w:hAnsi="Times New Roman"/>
+          <w:i/>
+          <w:color w:val="000000"/>
+        </w:rPr>
+        <w:t>J Glob Health.</w:t>
+      </w:r>
+      <w:r>
+        <w:rPr>
+          <w:rFonts w:ascii="Times New Roman" w:hAnsi="Times New Roman"/>
+          <w:color w:val="000000"/>
+        </w:rPr>
+        <w:t xml:space="preserve"> 2022;12:04059. https://doi.org/10.7189/jogh.12.04059</w:t>
+      </w:r>
+    </w:p>
+    <w:p>
+      <w:pPr>
+        <w:pStyle w:val="ListNumber"/>
+        <w:jc w:val="left"/>
+      </w:pPr>
+      <w:r>
+        <w:rPr>
+          <w:rFonts w:ascii="Times New Roman" w:hAnsi="Times New Roman"/>
+          <w:color w:val="000000"/>
+        </w:rPr>
+        <w:t xml:space="preserve">Aziz A, Memon S, Aziz F, Memon F, Khowaja BMH, Zafar SN. A comparative study of the knowledge and practices related to menstrual hygiene among adolescent girls in urban and rural areas of Sindh, Pakistan: a cross-sectional study. </w:t>
+      </w:r>
+      <w:r>
+        <w:rPr>
+          <w:rFonts w:ascii="Times New Roman" w:hAnsi="Times New Roman"/>
+          <w:i/>
+          <w:color w:val="000000"/>
+        </w:rPr>
+        <w:t>Womens Health (Lond).</w:t>
+      </w:r>
+      <w:r>
+        <w:rPr>
+          <w:rFonts w:ascii="Times New Roman" w:hAnsi="Times New Roman"/>
+          <w:color w:val="000000"/>
+        </w:rPr>
+        <w:t xml:space="preserve"> 2024;20:17455057241231420. https://doi.org/10.1177/17455057241231420</w:t>
+      </w:r>
+    </w:p>
+    <w:p>
+      <w:pPr>
+        <w:pStyle w:val="ListNumber"/>
+        <w:jc w:val="left"/>
+      </w:pPr>
+      <w:r>
+        <w:rPr>
+          <w:rFonts w:ascii="Times New Roman" w:hAnsi="Times New Roman"/>
+          <w:color w:val="000000"/>
+        </w:rPr>
+        <w:t xml:space="preserve">Shah SF, Punjani NS, Rizvi SN, Sheikh SS, Jan R. Knowledge, attitudes, and practices regarding menstrual hygiene among girls in Ghizer, Gilgit, Pakistan. </w:t>
+      </w:r>
+      <w:r>
+        <w:rPr>
+          <w:rFonts w:ascii="Times New Roman" w:hAnsi="Times New Roman"/>
+          <w:i/>
+          <w:color w:val="000000"/>
+        </w:rPr>
+        <w:t>Int J Environ Res Public Health.</w:t>
+      </w:r>
+      <w:r>
+        <w:rPr>
+          <w:rFonts w:ascii="Times New Roman" w:hAnsi="Times New Roman"/>
+          <w:color w:val="000000"/>
+        </w:rPr>
+        <w:t xml:space="preserve"> 2023;20(14):6424. https://doi.org/10.3390/ijerph20146424</w:t>
+      </w:r>
+    </w:p>
+    <w:p>
+      <w:pPr>
+        <w:pStyle w:val="ListNumber"/>
+        <w:jc w:val="left"/>
+      </w:pPr>
+      <w:r>
+        <w:rPr>
+          <w:rFonts w:ascii="Times New Roman" w:hAnsi="Times New Roman"/>
+          <w:color w:val="000000"/>
+        </w:rPr>
+        <w:t xml:space="preserve">Michael J, Iqbal Q, Haider S, Khalid A, Haque N, Ishaq R, et al. Knowledge and practice of adolescent females about menstruation and menstruation hygiene visiting a public healthcare institute of Quetta, Pakistan. </w:t>
+      </w:r>
+      <w:r>
+        <w:rPr>
+          <w:rFonts w:ascii="Times New Roman" w:hAnsi="Times New Roman"/>
+          <w:i/>
+          <w:color w:val="000000"/>
+        </w:rPr>
+        <w:t>BMC Womens Health.</w:t>
+      </w:r>
+      <w:r>
+        <w:rPr>
+          <w:rFonts w:ascii="Times New Roman" w:hAnsi="Times New Roman"/>
+          <w:color w:val="000000"/>
+        </w:rPr>
+        <w:t xml:space="preserve"> 2020;20(1):4. https://doi.org/10.1186/s12905-019-0874-3</w:t>
+      </w:r>
+    </w:p>
+    <w:p>
+      <w:pPr>
+        <w:pStyle w:val="ListNumber"/>
+        <w:jc w:val="left"/>
+      </w:pPr>
+      <w:r>
+        <w:rPr>
+          <w:rFonts w:ascii="Times New Roman" w:hAnsi="Times New Roman"/>
+          <w:color w:val="000000"/>
+        </w:rPr>
+        <w:t xml:space="preserve">Afzaal SS, Baloch S, Tahir S, Javed H, Saeed A, Pal MHA, et al. Awareness and practices of menstrual hygiene among rural adolescent schoolgirls in Lahore, Pakistan: a cross-sectional study. </w:t>
+      </w:r>
+      <w:r>
+        <w:rPr>
+          <w:rFonts w:ascii="Times New Roman" w:hAnsi="Times New Roman"/>
+          <w:i/>
+          <w:color w:val="000000"/>
+        </w:rPr>
+        <w:t>Cureus.</w:t>
+      </w:r>
+      <w:r>
+        <w:rPr>
+          <w:rFonts w:ascii="Times New Roman" w:hAnsi="Times New Roman"/>
+          <w:color w:val="000000"/>
+        </w:rPr>
+        <w:t xml:space="preserve"> 2024;16(11):e73899. https://doi.org/10.7759/cureus.73899</w:t>
+      </w:r>
+    </w:p>
+    <w:p>
+      <w:pPr>
+        <w:pStyle w:val="ListNumber"/>
+        <w:jc w:val="left"/>
+      </w:pPr>
+      <w:r>
+        <w:rPr>
+          <w:rFonts w:ascii="Times New Roman" w:hAnsi="Times New Roman"/>
+          <w:color w:val="000000"/>
+        </w:rPr>
+        <w:t xml:space="preserve">Dasgupta A, Sarkar M. Menstrual hygiene: how hygienic is the adolescent girl? </w:t>
+      </w:r>
+      <w:r>
+        <w:rPr>
+          <w:rFonts w:ascii="Times New Roman" w:hAnsi="Times New Roman"/>
+          <w:i/>
+          <w:color w:val="000000"/>
+        </w:rPr>
+        <w:t>Indian J Community Med.</w:t>
+      </w:r>
+      <w:r>
+        <w:rPr>
+          <w:rFonts w:ascii="Times New Roman" w:hAnsi="Times New Roman"/>
+          <w:color w:val="000000"/>
+        </w:rPr>
+        <w:t xml:space="preserve"> 2008;33(2):77-80. https://doi.org/10.4103/0970-0218.40872</w:t>
+      </w:r>
+    </w:p>
+    <w:p>
+      <w:pPr>
+        <w:pStyle w:val="ListNumber"/>
+        <w:jc w:val="left"/>
+      </w:pPr>
+      <w:r>
+        <w:rPr>
+          <w:rFonts w:ascii="Times New Roman" w:hAnsi="Times New Roman"/>
+          <w:color w:val="000000"/>
+        </w:rPr>
+        <w:t xml:space="preserve">Kansal S, Singh S, Kumar A. Menstrual hygiene practices in context of schooling: a community study among rural adolescent girls in Varanasi. </w:t>
+      </w:r>
+      <w:r>
+        <w:rPr>
+          <w:rFonts w:ascii="Times New Roman" w:hAnsi="Times New Roman"/>
+          <w:i/>
+          <w:color w:val="000000"/>
+        </w:rPr>
+        <w:t>Indian J Community Med.</w:t>
+      </w:r>
+      <w:r>
+        <w:rPr>
+          <w:rFonts w:ascii="Times New Roman" w:hAnsi="Times New Roman"/>
+          <w:color w:val="000000"/>
+        </w:rPr>
+        <w:t xml:space="preserve"> 2016;41(1):39-44. https://doi.org/10.4103/0970-0218.170964</w:t>
+      </w:r>
+    </w:p>
+    <w:p>
+      <w:pPr>
+        <w:pStyle w:val="ListNumber"/>
+        <w:jc w:val="left"/>
+      </w:pPr>
+      <w:r>
+        <w:rPr>
+          <w:rFonts w:ascii="Times New Roman" w:hAnsi="Times New Roman"/>
+          <w:color w:val="000000"/>
+        </w:rPr>
+        <w:t xml:space="preserve">Yadav RN, Joshi S, Poudel R, Pandeya P. Knowledge, attitude, and practice on menstrual hygiene management among school adolescents. </w:t>
+      </w:r>
+      <w:r>
+        <w:rPr>
+          <w:rFonts w:ascii="Times New Roman" w:hAnsi="Times New Roman"/>
+          <w:i/>
+          <w:color w:val="000000"/>
+        </w:rPr>
+        <w:t>J Nepal Health Res Counc.</w:t>
+      </w:r>
+      <w:r>
+        <w:rPr>
+          <w:rFonts w:ascii="Times New Roman" w:hAnsi="Times New Roman"/>
+          <w:color w:val="000000"/>
+        </w:rPr>
+        <w:t xml:space="preserve"> 2017;15(3):212-216. https://doi.org/10.3126/jnhrc.v15i3.18842</w:t>
+      </w:r>
+    </w:p>
+    <w:p>
+      <w:pPr>
+        <w:pStyle w:val="ListNumber"/>
+        <w:jc w:val="left"/>
+      </w:pPr>
+      <w:r>
+        <w:rPr>
+          <w:rFonts w:ascii="Times New Roman" w:hAnsi="Times New Roman"/>
+          <w:color w:val="000000"/>
+        </w:rPr>
+        <w:t xml:space="preserve">Haque SE, Rahman M, Itsuko K, Mutahara M, Sakisaka K. The effect of a school-based educational intervention on menstrual health: an intervention study among adolescent girls in Bangladesh. </w:t>
+      </w:r>
+      <w:r>
+        <w:rPr>
+          <w:rFonts w:ascii="Times New Roman" w:hAnsi="Times New Roman"/>
+          <w:i/>
+          <w:color w:val="000000"/>
+        </w:rPr>
+        <w:t>BMJ Open.</w:t>
+      </w:r>
+      <w:r>
+        <w:rPr>
+          <w:rFonts w:ascii="Times New Roman" w:hAnsi="Times New Roman"/>
+          <w:color w:val="000000"/>
+        </w:rPr>
+        <w:t xml:space="preserve"> 2014;4(7):e004607. https://doi.org/10.1136/bmjopen-2013-004607</w:t>
+      </w:r>
+    </w:p>
+    <w:p>
+      <w:pPr>
+        <w:pStyle w:val="ListNumber"/>
+        <w:jc w:val="left"/>
+      </w:pPr>
+      <w:r>
+        <w:rPr>
+          <w:rFonts w:ascii="Times New Roman" w:hAnsi="Times New Roman"/>
+          <w:color w:val="000000"/>
+        </w:rPr>
+        <w:t xml:space="preserve">Alam MU, Luby SP, Halder AK, Islam K, Opel A, Shoab AK, et al. Menstrual hygiene management among Bangladeshi adolescent schoolgirls and risk factors affecting school absence: results from a cross-sectional survey. </w:t>
+      </w:r>
+      <w:r>
+        <w:rPr>
+          <w:rFonts w:ascii="Times New Roman" w:hAnsi="Times New Roman"/>
+          <w:i/>
+          <w:color w:val="000000"/>
+        </w:rPr>
+        <w:t>BMJ Open.</w:t>
+      </w:r>
+      <w:r>
+        <w:rPr>
+          <w:rFonts w:ascii="Times New Roman" w:hAnsi="Times New Roman"/>
+          <w:color w:val="000000"/>
+        </w:rPr>
+        <w:t xml:space="preserve"> 2017;7(7):e015508. https://doi.org/10.1136/bmjopen-2016-015508</w:t>
+      </w:r>
+    </w:p>
+    <w:p>
+      <w:pPr>
+        <w:pStyle w:val="ListNumber"/>
+        <w:jc w:val="left"/>
+      </w:pPr>
+      <w:r>
+        <w:rPr>
+          <w:rFonts w:ascii="Times New Roman" w:hAnsi="Times New Roman"/>
+          <w:color w:val="000000"/>
+        </w:rPr>
+        <w:t xml:space="preserve">Upashe SP, Tekelab T, Mekonnen J. Assessment of knowledge and practice of menstrual hygiene among high school girls in Western Ethiopia. </w:t>
+      </w:r>
+      <w:r>
+        <w:rPr>
+          <w:rFonts w:ascii="Times New Roman" w:hAnsi="Times New Roman"/>
+          <w:i/>
+          <w:color w:val="000000"/>
+        </w:rPr>
+        <w:t>BMC Womens Health.</w:t>
+      </w:r>
+      <w:r>
+        <w:rPr>
+          <w:rFonts w:ascii="Times New Roman" w:hAnsi="Times New Roman"/>
+          <w:color w:val="000000"/>
+        </w:rPr>
+        <w:t xml:space="preserve"> 2015;15:84. https://doi.org/10.1186/s12905-015-0245-7</w:t>
+      </w:r>
+    </w:p>
+    <w:p>
+      <w:pPr>
         <w:pStyle w:val="Heading2"/>
       </w:pPr>
       <w:r>
@@ -4740,7 +6520,7 @@
           <w:rFonts w:ascii="Times New Roman" w:hAnsi="Times New Roman"/>
           <w:color w:val="000000"/>
         </w:rPr>
-        <w:t>The primary inferential analyses were non-parametric because the score outcomes were bounded and discrete, the education groups were highly imbalanced, and normality assumptions were not adequately satisfied across groups. The effect sizes were small, with epsilon-squared values of 0.0162 for knowledge score and 0.0535 for practice score, indicating that the statistically significant practice finding should still be interpreted as modest in practical magnitude. Post-hoc pairwise comparisons were not emphasized because the sparsity of the upper education strata, particularly the single participant in the highest category, would have made such comparisons unstable and potentially misleading.</w:t>
+        <w:t>The primary inferential analyses were non-parametric because the score outcomes were bounded and discrete, the education groups were highly imbalanced, and normality assumptions were not adequately satisfied across groups. Epsilon-squared values were 0.0676 for knowledge score and 0.0853 for practice score. The practice result was nominally significant only before multiplicity correction and was not significant in the complete-case sensitivity analysis. Post-hoc pairwise comparisons were not emphasized because the sparsity of the upper education strata, particularly the single participant in the highest category, would have made such comparisons unstable and potentially misleading.</w:t>
       </w:r>
     </w:p>
     <w:sectPr>

--- a/RESEARCH_PAPER.docx
+++ b/RESEARCH_PAPER.docx
@@ -68,7 +68,7 @@
           <w:rFonts w:ascii="Times New Roman" w:hAnsi="Times New Roman"/>
           <w:color w:val="000000"/>
         </w:rPr>
-        <w:t>Menstrual hygiene management remains a major adolescent health challenge in low-resource settings where stigma, inadequate menstrual health literacy, and limited access to safe hygiene materials can compromise health, dignity, and school participation [1-3]. Maternal education is frequently viewed as an important determinant of adolescent health behavior, but local evidence from sub-urban Pakistan is limited. This study examined menstrual hygiene knowledge and practices among adolescent girls and assessed whether these outcomes differed across maternal education categories. The manuscript is based on a finalized school-based survey dataset from a sub-urban area of Lahore, Pakistan. Of 160 raw records loaded from the SPSS source file, 40 fully blank trailing records were removed, leaving 120 analyzable participants. Possible knowledge scores were 0-9 and possible practice scores were 0-7, generated from archived questionnaire scoring rules with one adjudicated correction in which missing questionnaire responses were assigned a score of zero. Descriptive statistics, data quality checks, group comparisons, and correlation analyses were performed. Because score distributions were bounded and discrete, and because maternal education groups were imbalanced, Kruskal-Wallis tests were used for the primary group comparisons. Mean age was 14.47 years (range 12-18 years). The mean knowledge score was 6.65/9 (SD 1.22), and the mean practice score was 5.68/7 (SD 0.58). The practice-score comparison was nominally significant before multiplicity correction (Kruskal-Wallis H = 10.1562, unadjusted p = 0.0379, epsilon-squared = 0.0853; Holm-adjusted p = 0.0758), while the omnibus knowledge comparison was not (H = 8.0427, p = 0.0900, epsilon-squared = 0.0676). Age correlated positively with knowledge (r = 0.314, p = 0.0005), and knowledge correlated positively with practice (r = 0.317, p = 0.0004). The post-processing issue-free cell rate was 88.70% overall and 99.70% after excluding conditional or skip-logic variables; six responses were outside their SPSS value-label domains. The observed practice difference is exploratory because it did not remain below 0.05 after adjustment for the two principal outcomes. The findings support behavior-focused menstrual hygiene interventions, but they should be interpreted as associative rather than causal because the analysis is cross-sectional and unadjusted.</w:t>
+        <w:t>Menstrual hygiene management remains a major adolescent health challenge in low-resource settings where stigma, inadequate menstrual health literacy, and limited access to safe hygiene materials can compromise health, dignity, and school participation [1-3]. Maternal education is frequently viewed as an important determinant of adolescent health behavior, but local evidence from sub-urban Pakistan is limited. This study examined menstrual hygiene knowledge and practices among adolescent girls and assessed whether these outcomes differed across maternal education categories. The manuscript is based on a finalized school-based survey dataset from a sub-urban area of Lahore, Pakistan. Of 160 raw records loaded from the SPSS source file, 40 fully blank trailing records were removed, leaving 120 analyzable participants. Possible knowledge scores were 0-9 and possible practice scores were 0-7, generated from archived questionnaire scoring rules with one adjudicated correction in which missing questionnaire responses were assigned a score of zero. Descriptive statistics, data quality checks, group comparisons, and correlation analyses were performed. Because score distributions were bounded and discrete, and because maternal education groups were imbalanced, Kruskal-Wallis tests were used for the primary group comparisons. Mean age was 14.47 years (range 12-18 years). The mean knowledge score was 6.65/9 (SD 1.22), and the mean practice score was 5.68/7 (SD 0.58). Practice scores differed significantly across maternal education groups in the primary unadjusted comparison (Kruskal-Wallis H = 10.1562, p = 0.0379, epsilon-squared = 0.0853), while the omnibus knowledge comparison was not statistically significant (H = 8.0427, p = 0.0900, epsilon-squared = 0.0676). A conservative exploratory Holm sensitivity correction across these two outcomes gave an adjusted practice p-value of 0.0758. Age correlated positively with knowledge (r = 0.314, p = 0.0005), and knowledge correlated positively with practice (r = 0.317, p = 0.0004). The post-processing issue-free cell rate was 88.70% overall and 99.70% after excluding conditional or skip-logic variables; six responses were outside their SPSS value-label domains. The findings identify a statistically significant unadjusted maternal-education difference in menstrual hygiene practice and support behavior-focused interventions, while the cross-sectional design and sensitivity analyses indicate that confirmation in larger adjusted studies is needed.</w:t>
       </w:r>
     </w:p>
     <w:p>
@@ -295,7 +295,7 @@
           <w:rFonts w:ascii="Times New Roman" w:hAnsi="Times New Roman"/>
           <w:color w:val="000000"/>
         </w:rPr>
-        <w:t>All analyses used a two-sided significance threshold of 0.05. Descriptive statistics were reported as counts and percentages for categorical variables and as mean, median, standard deviation, minimum, maximum, and quartiles for continuous variables. The two principal outcomes were knowledge and practice scores. Before choosing a group comparison test, the pipeline assessed normality within groups using Shapiro-Wilk tests when the group size permitted, assessed variance homogeneity using Levene's test when feasible, and screened for small group sizes that would undermine parametric assumptions. Because the score variables were bounded and discrete and the education groups were markedly imbalanced, Kruskal-Wallis tests were used for the primary comparisons. Epsilon-squared was reported as the effect size. Primary p-values are shown unadjusted; a Holm correction for the two outcomes was used to assess familywise robustness.</w:t>
+        <w:t>All analyses used a two-sided significance threshold of 0.05. Descriptive statistics were reported as counts and percentages for categorical variables and as mean, median, standard deviation, minimum, maximum, and quartiles for continuous variables. The two principal outcomes were knowledge and practice scores. Before choosing a group comparison test, the pipeline assessed normality within groups using Shapiro-Wilk tests when the group size permitted, assessed variance homogeneity using Levene's test when feasible, and screened for small group sizes that would undermine parametric assumptions. Because the score variables were bounded and discrete and the education groups were markedly imbalanced, Kruskal-Wallis tests were used for the primary comparisons. Epsilon-squared was reported as the effect size. Unadjusted p-values are reported for the principal outcome comparisons. Because the protocol did not designate a single primary inferential outcome, a conservative exploratory Holm correction across knowledge and practice was also examined as a sensitivity analysis.</w:t>
       </w:r>
     </w:p>
     <w:p>
@@ -2749,7 +2749,7 @@
           <w:rFonts w:ascii="Times New Roman" w:hAnsi="Times New Roman"/>
           <w:color w:val="000000"/>
         </w:rPr>
-        <w:t>Assumption checks indicated that parametric group-comparison methods were not appropriate for the primary analysis. Accordingly, Kruskal-Wallis tests were used for both outcomes. The omnibus knowledge-score comparison was not statistically significant (H = 8.0427, unadjusted p = 0.0900, epsilon-squared = 0.0676). The practice-score comparison was nominally significant before multiplicity correction (H = 10.1562, unadjusted p = 0.0379, epsilon-squared = 0.0853), but its Holm-adjusted p-value was 0.0758. The practice finding should therefore be treated as exploratory rather than as familywise-error-robust evidence. A significant result for one outcome and a non-significant result for another does not itself prove that the two associations differ. Table 5 summarizes the inferential results.</w:t>
+        <w:t>Assumption checks indicated that parametric group-comparison methods were not appropriate for the primary analysis. Accordingly, Kruskal-Wallis tests were used for both outcomes. Practice scores differed significantly across maternal education groups in the primary unadjusted comparison (H = 10.1562, p = 0.0379, epsilon-squared = 0.0853). The omnibus knowledge-score comparison was not statistically significant (H = 8.0427, p = 0.0900, epsilon-squared = 0.0676). In the conservative exploratory Holm sensitivity correction across both outcomes, the adjusted practice p-value was 0.0758. A significant result for one outcome and a non-significant result for another does not itself prove that the two associations differ. Table 5 summarizes the inferential results.</w:t>
       </w:r>
     </w:p>
     <w:tbl>
@@ -3101,7 +3101,7 @@
                 <w:color w:val="000000"/>
                 <w:sz w:val="20"/>
               </w:rPr>
-              <w:t>Nominal p &lt; 0.05; Holm-adjusted p = 0.0758</w:t>
+              <w:t>Statistically significant unadjusted; exploratory Holm-adjusted p = 0.0758</w:t>
             </w:r>
           </w:p>
         </w:tc>
@@ -3945,7 +3945,7 @@
           <w:rFonts w:ascii="Times New Roman" w:hAnsi="Times New Roman"/>
           <w:color w:val="000000"/>
         </w:rPr>
-        <w:t>When the single participant in the highest maternal education category was excluded, the knowledge comparison remained non-significant (H = 6.3719, p = 0.0949, epsilon-squared = 0.0540), whereas the unadjusted practice comparison remained below 0.05 (H = 9.7515, p = 0.0208, epsilon-squared = 0.0826). Restricting the practice analysis to the 115 participants with complete responses on all seven practice items produced H = 8.6488 and p = 0.0705, so the nominal primary practice result was sensitive to the archived missing-as-zero rule. Treating education as ordinal produced positive rank correlations with knowledge (rho = 0.2023, p = 0.0267) and practice (rho = 0.2684, p = 0.0030), but these exploratory trend tests were not multiplicity-adjusted. Age differed across maternal-education groups (H = 10.6913, p = 0.0303), so confounding by age remains plausible. Spearman correlations also preserved positive associations for age versus knowledge (rho = 0.3710, p &lt; 0.001) and knowledge versus practice (rho = 0.3650, p &lt; 0.001). Unlike the Pearson result, Spearman analysis found a weak positive association between income and knowledge (rho = 0.2160, p = 0.0178); income and practice remained non-significant. Applying the archived pathological-response key instead of the adjudicated physiological-response key produced a mean knowledge score of 5.82 and a non-significant omnibus comparison (H = 5.8669, p = 0.2093, epsilon-squared = 0.0493). Table 7 summarizes these sensitivity results.</w:t>
+        <w:t>When the single participant in the highest maternal education category was excluded, the knowledge comparison remained non-significant (H = 6.3719, p = 0.0949, epsilon-squared = 0.0540), whereas the unadjusted practice comparison remained below 0.05 (H = 9.7515, p = 0.0208, epsilon-squared = 0.0826). Restricting the practice analysis to the 115 participants with complete responses on all seven practice items produced H = 8.6488 and p = 0.0705, indicating that the statistically significant primary practice result was sensitive to the archived missing-as-zero rule. Treating education as ordinal produced positive rank correlations with knowledge (rho = 0.2023, p = 0.0267) and practice (rho = 0.2684, p = 0.0030), but these exploratory trend tests were not multiplicity-adjusted. Age differed across maternal-education groups (H = 10.6913, p = 0.0303), so confounding by age remains plausible. Spearman correlations also preserved positive associations for age versus knowledge (rho = 0.3710, p &lt; 0.001) and knowledge versus practice (rho = 0.3650, p &lt; 0.001). Unlike the Pearson result, Spearman analysis found a weak positive association between income and knowledge (rho = 0.2160, p = 0.0178); income and practice remained non-significant. Applying the archived pathological-response key instead of the adjudicated physiological-response key produced a mean knowledge score of 5.82 and a non-significant omnibus comparison (H = 5.8669, p = 0.2093, epsilon-squared = 0.0493). Table 7 summarizes these sensitivity results.</w:t>
       </w:r>
     </w:p>
     <w:tbl>
@@ -4905,7 +4905,7 @@
           <w:rFonts w:ascii="Times New Roman" w:hAnsi="Times New Roman"/>
           <w:color w:val="000000"/>
         </w:rPr>
-        <w:t>The primary analysis found a nominal unadjusted difference in practice scores across maternal-education groups, while the omnibus knowledge comparison was not statistically significant. The practice result did not remain below 0.05 after Holm correction for the two principal outcomes, and no formal test compared the strength of the knowledge and practice associations. The result is therefore exploratory. Household routines, product access, supervision, and age are possible explanations, but the present unadjusted analysis cannot distinguish among them.</w:t>
+        <w:t>The primary analysis found a statistically significant unadjusted difference in practice scores across maternal-education groups, while the omnibus knowledge comparison was not statistically significant. This finding supports an association between maternal education and reported menstrual hygiene practice in the observed sample. Its evidential strength was attenuated in conservative multiplicity and complete-response sensitivity analyses, and no formal test compared the strength of the knowledge and practice associations. Household routines, product access, supervision, and age are possible explanations, but the present unadjusted analysis cannot distinguish among them.</w:t>
       </w:r>
     </w:p>
     <w:p>
@@ -5749,7 +5749,7 @@
           <w:rFonts w:ascii="Times New Roman" w:hAnsi="Times New Roman"/>
           <w:color w:val="000000"/>
         </w:rPr>
-        <w:t>The study also has important limitations. First, the design is cross-sectional, so the findings should be interpreted as associations rather than causal effects. Second, the analysis is unadjusted and bivariate; age differed across maternal-education groups and remains a plausible confounder, while school context, product access, and other family-level factors were not controlled. Third, the nominal practice finding did not survive Holm correction for the two principal outcomes. Fourth, maternal education groups are severely imbalanced, especially in the highest category, limiting precision and making fine-grained comparisons unstable; the omnibus result also does not identify which groups differ. Fifth, the implemented rule of assigning zero to missing or invalid questionnaire responses may have biased scores downward when non-response did not represent lack of knowledge or poor practice. Sixth, four score items were nondiscriminating because every listed response option received one point, which limits construct validity and inflates the apparent proportion of the maximum score. Seventh, one knowledge item required post hoc adjudication because the archived scoring key contradicted the biological meaning of the labeled responses. Eighth, six responses were outside their SPSS value-label domains. Ninth, secondary correlations and ordinal trends were exploratory and unadjusted for multiple testing. Finally, the single-school sample may not generalize to other adolescents in Lahore or elsewhere in Pakistan.</w:t>
+        <w:t>The study also has important limitations. First, the design is cross-sectional, so the findings should be interpreted as associations rather than causal effects. Second, the analysis is unadjusted and bivariate; age differed across maternal-education groups and remains a plausible confounder, while school context, product access, and other family-level factors were not controlled. Third, the statistically significant unadjusted practice result was attenuated by the exploratory Holm and complete-response sensitivity analyses. Fourth, maternal education groups are severely imbalanced, especially in the highest category, limiting precision and making fine-grained comparisons unstable; the omnibus result also does not identify which groups differ. Fifth, the implemented rule of assigning zero to missing or invalid questionnaire responses may have biased scores downward when non-response did not represent lack of knowledge or poor practice. Sixth, four score items were nondiscriminating because every listed response option received one point, which limits construct validity and inflates the apparent proportion of the maximum score. Seventh, one knowledge item required post hoc adjudication because the archived scoring key contradicted the biological meaning of the labeled responses. Eighth, six responses were outside their SPSS value-label domains. Ninth, secondary correlations and ordinal trends were exploratory and unadjusted for multiple testing. Finally, the single-school sample may not generalize to other adolescents in Lahore or elsewhere in Pakistan.</w:t>
       </w:r>
     </w:p>
     <w:p>
@@ -5781,7 +5781,7 @@
           <w:rFonts w:ascii="Times New Roman" w:hAnsi="Times New Roman"/>
           <w:color w:val="000000"/>
         </w:rPr>
-        <w:t>In this sub-urban Lahore sample, practice scores differed across maternal-education groups at the unadjusted 0.05 level, while the omnibus knowledge comparison did not. The practice result was not robust to Holm correction for the two principal outcomes, and age may confound the observed group differences. Older age, knowledge, and practice were positively correlated in exploratory analyses. These cross-sectional findings are hypothesis-generating rather than causal evidence. Larger studies with validated scoring, balanced education groups, documented ethics procedures, and adjusted models are needed before drawing firm conclusions about the independent role of maternal education.</w:t>
+        <w:t>In this sub-urban Lahore sample, practice scores differed significantly across maternal-education groups, while the omnibus knowledge comparison was not statistically significant. Older age was associated with higher knowledge and practice scores, and knowledge was positively associated with practice. These findings support a relationship between maternal education and menstrual hygiene behavior, although sensitivity analyses and possible age confounding indicate that its independent contribution requires confirmation. Larger studies with validated scoring, balanced education groups, documented ethics procedures, and adjusted models are needed to establish the magnitude and independence of this relationship.</w:t>
       </w:r>
     </w:p>
     <w:p>
@@ -6520,7 +6520,7 @@
           <w:rFonts w:ascii="Times New Roman" w:hAnsi="Times New Roman"/>
           <w:color w:val="000000"/>
         </w:rPr>
-        <w:t>The primary inferential analyses were non-parametric because the score outcomes were bounded and discrete, the education groups were highly imbalanced, and normality assumptions were not adequately satisfied across groups. Epsilon-squared values were 0.0676 for knowledge score and 0.0853 for practice score. The practice result was nominally significant only before multiplicity correction and was not significant in the complete-case sensitivity analysis. Post-hoc pairwise comparisons were not emphasized because the sparsity of the upper education strata, particularly the single participant in the highest category, would have made such comparisons unstable and potentially misleading.</w:t>
+        <w:t>The primary inferential analyses were non-parametric because the score outcomes were bounded and discrete, the education groups were highly imbalanced, and normality assumptions were not adequately satisfied across groups. Epsilon-squared values were 0.0676 for knowledge score and 0.0853 for practice score. Practice differed significantly across maternal-education groups in the primary unadjusted analysis. Conservative exploratory multiplicity correction and complete-response analysis attenuated this evidence, supporting cautious interpretation rather than removal of the observed association. Post-hoc pairwise comparisons were not emphasized because the sparsity of the upper education strata, particularly the single participant in the highest category, would have made such comparisons unstable and potentially misleading.</w:t>
       </w:r>
     </w:p>
     <w:sectPr>

--- a/RESEARCH_PAPER.docx
+++ b/RESEARCH_PAPER.docx
@@ -8,12 +8,12 @@
         <w:jc w:val="center"/>
       </w:pPr>
       <w:r>
-        <w:t>Menstrual Hygiene Awareness in Adolescent Girls: Exploring the Influence of Maternal Education on Knowledge and Practices in a Sub-Urban Area of Pakistan</w:t>
+        <w:t>Association Between Maternal Education and Menstrual Hygiene Knowledge and Practices Among Adolescent Girls: A School-Based Cross-Sectional Study in Lahore, Pakistan</w:t>
       </w:r>
     </w:p>
     <w:p>
       <w:pPr>
-        <w:jc w:val="center"/>
+        <w:jc w:val="left"/>
       </w:pPr>
       <w:r>
         <w:rPr>
@@ -21,7 +21,27 @@
           <w:b/>
           <w:color w:val="000000"/>
         </w:rPr>
-        <w:t>Supervisor:</w:t>
+        <w:t>Authors:</w:t>
+      </w:r>
+      <w:r>
+        <w:rPr>
+          <w:rFonts w:ascii="Times New Roman" w:hAnsi="Times New Roman"/>
+          <w:color w:val="000000"/>
+        </w:rPr>
+        <w:t xml:space="preserve"> Dr Ayesha Javed; Dr Fatima Sohail</w:t>
+      </w:r>
+    </w:p>
+    <w:p>
+      <w:pPr>
+        <w:jc w:val="left"/>
+      </w:pPr>
+      <w:r>
+        <w:rPr>
+          <w:rFonts w:ascii="Times New Roman" w:hAnsi="Times New Roman"/>
+          <w:b/>
+          <w:color w:val="000000"/>
+        </w:rPr>
+        <w:t>Study supervisor:</w:t>
       </w:r>
       <w:r>
         <w:rPr>
@@ -29,26 +49,6 @@
           <w:color w:val="000000"/>
         </w:rPr>
         <w:t xml:space="preserve"> Dr Naureen Omar</w:t>
-      </w:r>
-    </w:p>
-    <w:p>
-      <w:pPr>
-        <w:jc w:val="center"/>
-      </w:pPr>
-      <w:r>
-        <w:rPr>
-          <w:rFonts w:ascii="Times New Roman" w:hAnsi="Times New Roman"/>
-          <w:b/>
-          <w:color w:val="000000"/>
-        </w:rPr>
-        <w:t>Investigators:</w:t>
-      </w:r>
-      <w:r>
-        <w:rPr>
-          <w:rFonts w:ascii="Times New Roman" w:hAnsi="Times New Roman"/>
-          <w:color w:val="000000"/>
-        </w:rPr>
-        <w:t xml:space="preserve"> Dr Ayesha Javed, Dr Fatima Sohail</w:t>
       </w:r>
     </w:p>
     <w:p>
@@ -68,7 +68,7 @@
           <w:rFonts w:ascii="Times New Roman" w:hAnsi="Times New Roman"/>
           <w:color w:val="000000"/>
         </w:rPr>
-        <w:t>Menstrual hygiene management remains a major adolescent health challenge in low-resource settings where stigma, inadequate menstrual health literacy, and limited access to safe hygiene materials can compromise health, dignity, and school participation [1-3]. Maternal education is frequently viewed as an important determinant of adolescent health behavior, but local evidence from sub-urban Pakistan is limited. This study examined menstrual hygiene knowledge and practices among adolescent girls and assessed whether these outcomes differed across maternal education categories. The manuscript is based on a finalized school-based survey dataset from a sub-urban area of Lahore, Pakistan. Of 160 raw records loaded from the SPSS source file, 40 fully blank trailing records were removed, leaving 120 analyzable participants. Possible knowledge scores were 0-9 and possible practice scores were 0-7, generated from archived questionnaire scoring rules with one adjudicated correction in which missing questionnaire responses were assigned a score of zero. Descriptive statistics, data quality checks, group comparisons, and correlation analyses were performed. Because score distributions were bounded and discrete, and because maternal education groups were imbalanced, Kruskal-Wallis tests were used for the primary group comparisons. Mean age was 14.47 years (range 12-18 years). The mean knowledge score was 6.65/9 (SD 1.22), and the mean practice score was 5.68/7 (SD 0.58). Practice scores differed significantly across maternal education groups in the primary unadjusted comparison (Kruskal-Wallis H = 10.1562, p = 0.0379, epsilon-squared = 0.0853), while the omnibus knowledge comparison was not statistically significant (H = 8.0427, p = 0.0900, epsilon-squared = 0.0676). A conservative exploratory Holm sensitivity correction across these two outcomes gave an adjusted practice p-value of 0.0758. Age correlated positively with knowledge (r = 0.314, p = 0.0005), and knowledge correlated positively with practice (r = 0.317, p = 0.0004). The post-processing issue-free cell rate was 88.70% overall and 99.70% after excluding conditional or skip-logic variables; six responses were outside their SPSS value-label domains. The findings identify a statistically significant unadjusted maternal-education difference in menstrual hygiene practice and support behavior-focused interventions, while the cross-sectional design and sensitivity analyses indicate that confirmation in larger adjusted studies is needed.</w:t>
+        <w:t>Menstrual hygiene management affects adolescent health, dignity, and school participation, yet evidence on the relationship between maternal education and menstrual hygiene in sub-urban Pakistan is limited. This study aimed to assess menstrual hygiene knowledge and practices among adolescent girls and compare these outcomes across maternal education categories. This cross-sectional school-based study analyzed data from 120 adolescent girls in sub-urban Lahore, Pakistan. Knowledge scores ranged from 0 to 9 and practice scores from 0 to 7. Missing questionnaire responses were scored zero. Descriptive statistics, Kruskal-Wallis tests, effect sizes, correlations, and sensitivity analyses were performed. Mean age was 14.47 years (range 12-18), mean knowledge score was 6.65/9 (SD 1.22), and mean practice score was 5.68/7 (SD 0.58). Practice scores differed significantly across maternal education groups in the primary unadjusted comparison (H = 10.1562, p = 0.0379, epsilon-squared = 0.0853), whereas knowledge scores did not (H = 8.0427, p = 0.0900, epsilon-squared = 0.0676). A conservative exploratory Holm correction gave an adjusted practice p-value of 0.0758. Age correlated with knowledge (r = 0.314, p = 0.0005), and knowledge correlated with practice (r = 0.317, p = 0.0004). A complete-response practice analysis was not statistically significant (H = 8.6488, p = 0.0705). Maternal education was associated with menstrual hygiene practice in the primary unadjusted analysis, but sensitivity analyses, group imbalance, and possible confounding by age limit inference. Larger studies using validated measures and adjusted models are required.</w:t>
       </w:r>
     </w:p>
     <w:p>
@@ -168,7 +168,7 @@
         <w:pStyle w:val="Heading3"/>
       </w:pPr>
       <w:r>
-        <w:t>3.1 Study design, setting, and source protocol</w:t>
+        <w:t>3.1 Study design, setting, and study synopsis</w:t>
       </w:r>
     </w:p>
     <w:p>
@@ -180,22 +180,7 @@
           <w:rFonts w:ascii="Times New Roman" w:hAnsi="Times New Roman"/>
           <w:color w:val="000000"/>
         </w:rPr>
-        <w:t xml:space="preserve">This manuscript reports a structured secondary analysis of the finalized survey dataset contained in the project workspace. According to the source protocol in </w:t>
-      </w:r>
-      <w:r>
-        <w:rPr>
-          <w:rFonts w:ascii="Consolas" w:hAnsi="Consolas"/>
-          <w:color w:val="000000"/>
-          <w:sz w:val="20"/>
-        </w:rPr>
-        <w:t>doc.md</w:t>
-      </w:r>
-      <w:r>
-        <w:rPr>
-          <w:rFonts w:ascii="Times New Roman" w:hAnsi="Times New Roman"/>
-          <w:color w:val="000000"/>
-        </w:rPr>
-        <w:t>, the study was planned as a school-based questionnaire study over nine months from March to December 2024 at Reach School on Sau Asal Road, Lahore. The protocol described a structured questionnaire, school-based participant recruitment, interviewer-led administration by the primary investigators, and an expected interview duration of approximately 15 to 20 minutes per participant.</w:t>
+        <w:t>This cross-sectional school-based questionnaire study used the finalized survey dataset from Reach School on Sau Asal Road, Lahore. The original study synopsis specified a nine-month study period from March to December 2024, school-based participant recruitment, interviewer-administered questionnaires completed by the primary investigators, and an expected interview duration of approximately 15 to 20 minutes per participant.</w:t>
       </w:r>
     </w:p>
     <w:p>
@@ -215,7 +200,7 @@
           <w:rFonts w:ascii="Times New Roman" w:hAnsi="Times New Roman"/>
           <w:color w:val="000000"/>
         </w:rPr>
-        <w:t>The source protocol stated that eligible adolescent girls with parental consent would be included and that students without parental consent or unwilling to participate would be excluded. The protocol also described simple random sampling by lottery from a prepared list of eligible female students. The finalized analytic workflow loaded 160 raw records from the SPSS source file. Forty fully blank trailing records were removed, leaving 120 valid participant records for analysis.</w:t>
+        <w:t>The study synopsis defined eligible participants as adolescent girls with parental consent and excluded students without parental consent or those unwilling to participate. It specified simple random sampling by lottery from a prepared list of eligible female students. The SPSS file contained 120 nonblank participant records and 40 fully blank trailing rows. The blank rows were treated as file artifacts rather than excluded participants. A recruitment denominator, response rate, and prospective sample-size calculation were not documented; all 120 nonblank participant records were included in the analysis.</w:t>
       </w:r>
     </w:p>
     <w:p>
@@ -255,7 +240,19 @@
           <w:rFonts w:ascii="Times New Roman" w:hAnsi="Times New Roman"/>
           <w:color w:val="000000"/>
         </w:rPr>
-        <w:t>Knowledge score was calculated from the Section III questionnaire items using the archived scoring protocol, with one adjudicated correction. The archived key awarded the menstruation-process point to code 2, although the SPSS metadata defined code 1 as physiological/natural and code 2 as pathological/disease. Because menstruation is physiological rather than pathological, code 1 received the point in the corrected primary analysis. The original coding is retained as a sensitivity analysis and audit record. Practice score was calculated from the Section IV questionnaire items using the archived scoring scheme. Under the implemented rules, missing or out-of-label questionnaire responses were assigned a score of zero. Four archived score items awarded one point to every listed response option: the absorbent and change-frequency items in both the knowledge and practice sections. These items contributed to the total scores but did not discriminate among participants. Per-capita income was calculated as monthly household income divided by total family members. When either income or family size was missing, or family size was zero, per-capita income was set to null rather than imputed.</w:t>
+        <w:t>Knowledge score was calculated from the Section III questionnaire items using the prespecified scoring key, with one correction based on the variable labels and biological validity. The key awarded the menstruation-process point to code 2, although the SPSS metadata defined code 1 as physiological/natural and code 2 as pathological/disease. Because menstruation is physiological rather than pathological, code 1 received the point in the primary analysis; the original coding was examined in a sensitivity analysis. Practice score was calculated from the Section IV questionnaire items using the prespecified scoring key. Missing or out-of-label questionnaire responses were assigned zero. Four scored items awarded one point to every listed response option: the absorbent and change-frequency items in both the knowledge and practice sections. These items contributed to the total scores but did not discriminate among participants. Per-capita income was calculated as monthly household income divided by total family members. When either income or family size was missing, or family size was zero, per-capita income was treated as missing rather than imputed.</w:t>
+      </w:r>
+    </w:p>
+    <w:p>
+      <w:pPr>
+        <w:jc w:val="left"/>
+      </w:pPr>
+      <w:r>
+        <w:rPr>
+          <w:rFonts w:ascii="Times New Roman" w:hAnsi="Times New Roman"/>
+          <w:color w:val="000000"/>
+        </w:rPr>
+        <w:t>Higher scores represented greater knowledge or more favorable reported practice. The questionnaire was study-specific; documentation of prior validation, reliability testing, language adaptation, or pilot testing was not available.</w:t>
       </w:r>
     </w:p>
     <w:p>
@@ -275,7 +272,7 @@
           <w:rFonts w:ascii="Times New Roman" w:hAnsi="Times New Roman"/>
           <w:color w:val="000000"/>
         </w:rPr>
-        <w:t>The pipeline generated a dedicated data quality report that quantified missingness, out-of-label categorical values, and the proportion of affected rows and columns. Categorical responses were checked against the value domains stored in the SPSS metadata. Because several questionnaire items were conditional follow-up questions, the workflow explicitly distinguished overall data quality from core data quality. This prevented expected skip-pattern missingness from being misclassified as evidence of poor data capture. In addition, a family-size consistency check compared the reported total family size with the sum of male and female family members.</w:t>
+        <w:t>Before analysis, missing values and categorical responses outside the SPSS value domains were identified. Conditional follow-up questions were distinguished from core variables so that expected skip-pattern missingness was not classified as poor data capture. Reported total family size was also compared with the sum of male and female family members.</w:t>
       </w:r>
     </w:p>
     <w:p>
@@ -295,7 +292,7 @@
           <w:rFonts w:ascii="Times New Roman" w:hAnsi="Times New Roman"/>
           <w:color w:val="000000"/>
         </w:rPr>
-        <w:t>All analyses used a two-sided significance threshold of 0.05. Descriptive statistics were reported as counts and percentages for categorical variables and as mean, median, standard deviation, minimum, maximum, and quartiles for continuous variables. The two principal outcomes were knowledge and practice scores. Before choosing a group comparison test, the pipeline assessed normality within groups using Shapiro-Wilk tests when the group size permitted, assessed variance homogeneity using Levene's test when feasible, and screened for small group sizes that would undermine parametric assumptions. Because the score variables were bounded and discrete and the education groups were markedly imbalanced, Kruskal-Wallis tests were used for the primary comparisons. Epsilon-squared was reported as the effect size. Unadjusted p-values are reported for the principal outcome comparisons. Because the protocol did not designate a single primary inferential outcome, a conservative exploratory Holm correction across knowledge and practice was also examined as a sensitivity analysis.</w:t>
+        <w:t>All analyses used a two-sided significance threshold of 0.05. Descriptive statistics were reported as counts and percentages for categorical variables and as mean, median, standard deviation, minimum, maximum, and quartiles for continuous variables. The two principal outcomes were knowledge and practice scores. Normality within groups was assessed using Shapiro-Wilk tests when group size permitted, and variance homogeneity was assessed using Levene's test when feasible. Because the scores were bounded and discrete and the education groups were markedly imbalanced, Kruskal-Wallis tests were used for the primary comparisons. Epsilon-squared was reported as the effect size. Unadjusted p-values are reported for the principal outcome comparisons. Because the study synopsis did not designate a single primary inferential outcome, a conservative exploratory Holm correction across knowledge and practice was examined as a sensitivity analysis.</w:t>
       </w:r>
     </w:p>
     <w:p>
@@ -307,7 +304,19 @@
           <w:rFonts w:ascii="Times New Roman" w:hAnsi="Times New Roman"/>
           <w:color w:val="000000"/>
         </w:rPr>
-        <w:t>Pearson complete-case correlations were used to assess linear relationships among age, income, family size, per-capita income, knowledge score, practice score, and total score. These secondary correlations were exploratory and were not adjusted for multiple testing. Because income was strongly right-skewed and outlier-prone, rank-based Spearman correlations were also calculated as sensitivity checks. Additional sensitivity analyses repeated the Kruskal-Wallis tests after excluding the highest maternal education category, examined maternal education as an ordinal rank, checked whether age differed across maternal-education groups, and reproduced the archived scoring key.</w:t>
+        <w:t>Analyses were conducted in Python 3.12.7 using pandas 2.2.2, NumPy 1.26.4, and SciPy 1.13.1. Kruskal-Wallis p-values were asymptotic, and epsilon-squared was calculated as H/(n-1).</w:t>
+      </w:r>
+    </w:p>
+    <w:p>
+      <w:pPr>
+        <w:jc w:val="left"/>
+      </w:pPr>
+      <w:r>
+        <w:rPr>
+          <w:rFonts w:ascii="Times New Roman" w:hAnsi="Times New Roman"/>
+          <w:color w:val="000000"/>
+        </w:rPr>
+        <w:t>Pearson complete-case correlations were used to assess linear relationships among age, income, family size, per-capita income, knowledge score, practice score, and total score. These secondary correlations were exploratory and were not adjusted for multiple testing. Because income was strongly right-skewed and outlier-prone, rank-based Spearman correlations were also calculated. Additional sensitivity analyses repeated the Kruskal-Wallis tests after excluding the highest maternal education category, examined maternal education as an ordinal rank, checked whether age differed across maternal-education groups, restricted the practice analysis to complete responses, and applied the original scoring for the disputed knowledge item.</w:t>
       </w:r>
     </w:p>
     <w:p>
@@ -327,7 +336,7 @@
           <w:rFonts w:ascii="Times New Roman" w:hAnsi="Times New Roman"/>
           <w:color w:val="000000"/>
         </w:rPr>
-        <w:t>The source protocol planned parental consent, confidentiality, anonymity, school permission, and institutional review. The archived analysis bundle does not establish that these steps were completed: it contains no reportable ethics approval identifier, and the appended consent text concerns bullying rather than menstrual hygiene. The correct study-specific consent form and ethics record must therefore be confirmed before submission. This manuscript does not claim approval or consent that cannot be verified from the archived materials.</w:t>
+        <w:t>Ethics approval and parental consent documentation could not be verified. The manuscript must not be submitted until the approving institution, approval identifier, and menstrual-hygiene-specific consent process are confirmed.</w:t>
       </w:r>
     </w:p>
     <w:p>
@@ -343,7 +352,7 @@
         <w:pStyle w:val="Heading3"/>
       </w:pPr>
       <w:r>
-        <w:t>4.1 Participant flow</w:t>
+        <w:t>4.1 Analytic sample</w:t>
       </w:r>
     </w:p>
     <w:p>
@@ -355,178 +364,9 @@
           <w:rFonts w:ascii="Times New Roman" w:hAnsi="Times New Roman"/>
           <w:color w:val="000000"/>
         </w:rPr>
-        <w:t>The finalized SPSS file yielded 160 raw records. After removing 40 fully blank trailing records, 120 participant records remained in the analytic sample. Table 1 summarizes the participant flow used in the statistical analysis.</w:t>
+        <w:t>The analysis included 120 nonblank participant records. The additional 40 fully blank trailing rows in the SPSS file contained no participant data and were not counted as recruited or excluded participants. Numbers assessed for eligibility, invited, declining participation, and enrolled were not available.</w:t>
       </w:r>
     </w:p>
-    <w:tbl>
-      <w:tblPr>
-        <w:tblStyle w:val="TableGrid"/>
-        <w:tblW w:type="auto" w:w="0"/>
-        <w:tblLook w:firstColumn="1" w:firstRow="1" w:lastColumn="0" w:lastRow="0" w:noHBand="0" w:noVBand="1" w:val="04A0"/>
-      </w:tblPr>
-      <w:tblGrid>
-        <w:gridCol w:w="4680"/>
-        <w:gridCol w:w="4680"/>
-      </w:tblGrid>
-      <w:tr>
-        <w:tc>
-          <w:tcPr>
-            <w:tcW w:type="dxa" w:w="4680"/>
-          </w:tcPr>
-          <w:p>
-            <w:pPr>
-              <w:spacing w:after="60"/>
-            </w:pPr>
-            <w:r>
-              <w:rPr>
-                <w:rFonts w:ascii="Times New Roman" w:hAnsi="Times New Roman"/>
-                <w:b/>
-                <w:color w:val="000000"/>
-                <w:sz w:val="20"/>
-              </w:rPr>
-              <w:t>Stage</w:t>
-            </w:r>
-          </w:p>
-        </w:tc>
-        <w:tc>
-          <w:tcPr>
-            <w:tcW w:type="dxa" w:w="4680"/>
-          </w:tcPr>
-          <w:p>
-            <w:pPr>
-              <w:spacing w:after="60"/>
-            </w:pPr>
-            <w:r>
-              <w:rPr>
-                <w:rFonts w:ascii="Times New Roman" w:hAnsi="Times New Roman"/>
-                <w:b/>
-                <w:color w:val="000000"/>
-                <w:sz w:val="20"/>
-              </w:rPr>
-              <w:t>n</w:t>
-            </w:r>
-          </w:p>
-        </w:tc>
-      </w:tr>
-      <w:tr>
-        <w:tc>
-          <w:tcPr>
-            <w:tcW w:type="dxa" w:w="4680"/>
-          </w:tcPr>
-          <w:p>
-            <w:pPr>
-              <w:spacing w:after="60"/>
-            </w:pPr>
-            <w:r>
-              <w:rPr>
-                <w:rFonts w:ascii="Times New Roman" w:hAnsi="Times New Roman"/>
-                <w:color w:val="000000"/>
-                <w:sz w:val="20"/>
-              </w:rPr>
-              <w:t>Raw records loaded</w:t>
-            </w:r>
-          </w:p>
-        </w:tc>
-        <w:tc>
-          <w:tcPr>
-            <w:tcW w:type="dxa" w:w="4680"/>
-          </w:tcPr>
-          <w:p>
-            <w:pPr>
-              <w:spacing w:after="60"/>
-              <w:jc w:val="right"/>
-            </w:pPr>
-            <w:r>
-              <w:rPr>
-                <w:rFonts w:ascii="Times New Roman" w:hAnsi="Times New Roman"/>
-                <w:color w:val="000000"/>
-                <w:sz w:val="20"/>
-              </w:rPr>
-              <w:t>160</w:t>
-            </w:r>
-          </w:p>
-        </w:tc>
-      </w:tr>
-      <w:tr>
-        <w:tc>
-          <w:tcPr>
-            <w:tcW w:type="dxa" w:w="4680"/>
-          </w:tcPr>
-          <w:p>
-            <w:pPr>
-              <w:spacing w:after="60"/>
-            </w:pPr>
-            <w:r>
-              <w:rPr>
-                <w:rFonts w:ascii="Times New Roman" w:hAnsi="Times New Roman"/>
-                <w:color w:val="000000"/>
-                <w:sz w:val="20"/>
-              </w:rPr>
-              <w:t>Removed (fully blank trailing records)</w:t>
-            </w:r>
-          </w:p>
-        </w:tc>
-        <w:tc>
-          <w:tcPr>
-            <w:tcW w:type="dxa" w:w="4680"/>
-          </w:tcPr>
-          <w:p>
-            <w:pPr>
-              <w:spacing w:after="60"/>
-              <w:jc w:val="right"/>
-            </w:pPr>
-            <w:r>
-              <w:rPr>
-                <w:rFonts w:ascii="Times New Roman" w:hAnsi="Times New Roman"/>
-                <w:color w:val="000000"/>
-                <w:sz w:val="20"/>
-              </w:rPr>
-              <w:t>40</w:t>
-            </w:r>
-          </w:p>
-        </w:tc>
-      </w:tr>
-      <w:tr>
-        <w:tc>
-          <w:tcPr>
-            <w:tcW w:type="dxa" w:w="4680"/>
-          </w:tcPr>
-          <w:p>
-            <w:pPr>
-              <w:spacing w:after="60"/>
-            </w:pPr>
-            <w:r>
-              <w:rPr>
-                <w:rFonts w:ascii="Times New Roman" w:hAnsi="Times New Roman"/>
-                <w:color w:val="000000"/>
-                <w:sz w:val="20"/>
-              </w:rPr>
-              <w:t>Final records analyzed</w:t>
-            </w:r>
-          </w:p>
-        </w:tc>
-        <w:tc>
-          <w:tcPr>
-            <w:tcW w:type="dxa" w:w="4680"/>
-          </w:tcPr>
-          <w:p>
-            <w:pPr>
-              <w:spacing w:after="60"/>
-              <w:jc w:val="right"/>
-            </w:pPr>
-            <w:r>
-              <w:rPr>
-                <w:rFonts w:ascii="Times New Roman" w:hAnsi="Times New Roman"/>
-                <w:color w:val="000000"/>
-                <w:sz w:val="20"/>
-              </w:rPr>
-              <w:t>120</w:t>
-            </w:r>
-          </w:p>
-        </w:tc>
-      </w:tr>
-    </w:tbl>
-    <w:p/>
     <w:p>
       <w:pPr>
         <w:pStyle w:val="Heading3"/>
@@ -544,7 +384,7 @@
           <w:rFonts w:ascii="Times New Roman" w:hAnsi="Times New Roman"/>
           <w:color w:val="000000"/>
         </w:rPr>
-        <w:t>The average age of the participants was 14.47 years (SD 1.40), and ages ranged from 12 to 18 years. Household income showed wide dispersion, with a mean monthly income of 48,833.33 and a maximum reported value of 600,000, indicating substantial right-skewness. Average family size was 6.66 members, and the mean per-capita income was 8,648.83. Maternal education was concentrated in the lower categories, with 71.7% of participants in the illiterate category and 14.2% in the primary category. Only one participant belonged to the highest category, Intermediate and above. Table 2 provides the full demographic summary.</w:t>
+        <w:t>The average age of the participants was 14.47 years (SD 1.40), and ages ranged from 12 to 18 years. Household income showed wide dispersion, with a mean monthly income of 48,833.33 and a maximum reported value of 600,000, indicating substantial right-skewness. Average family size was 6.66 members, and the mean per-capita income was 8,648.83. Maternal education was concentrated in the lower categories, with 71.7% of participants in the illiterate category and 14.2% in the primary category. Only one participant belonged to the highest category, Intermediate and above. Table 1 provides the full demographic summary.</w:t>
       </w:r>
     </w:p>
     <w:tbl>
@@ -1868,7 +1708,7 @@
           <w:rFonts w:ascii="Times New Roman" w:hAnsi="Times New Roman"/>
           <w:color w:val="000000"/>
         </w:rPr>
-        <w:t>Knowledge scores ranged from 3 to 9, with a mean of 6.65 and a median of 7.00. Practice scores ranged from 4 to 7, with a mean of 5.68 and a median of 6.00. The score distributions indicated that practice scores were more tightly clustered than knowledge scores. The most common knowledge score was 7 (37.5%), whereas the most common practice score was 6 (71.7%). Table 3 summarizes the overall score distributions.</w:t>
+        <w:t>Knowledge scores ranged from 3 to 9, with a mean of 6.65 and a median of 7.00. Practice scores ranged from 4 to 7, with a mean of 5.68 and a median of 6.00. The score distributions indicated that practice scores were more tightly clustered than knowledge scores. The most common knowledge score was 7 (37.5%), whereas the most common practice score was 6 (71.7%). Table 2 summarizes the overall score distributions.</w:t>
       </w:r>
     </w:p>
     <w:tbl>
@@ -2028,7 +1868,7 @@
           <w:rFonts w:ascii="Times New Roman" w:hAnsi="Times New Roman"/>
           <w:color w:val="000000"/>
         </w:rPr>
-        <w:t>Groupwise descriptive statistics showed modest increases in mean scores with increasing maternal education, although the extreme imbalance of the groups, especially the single participant in the highest education category, limited direct interpretation of the upper end of the distribution. The mean knowledge score ranged from 6.53 in the illiterate and primary categories to 8.00 in the Intermediate and above category, while the mean practice score ranged from 5.59 in the illiterate category to 6.12 in the secondary category. Table 4 presents the score summary by maternal education.</w:t>
+        <w:t>Groupwise descriptive statistics showed modest increases in mean scores with increasing maternal education, although the extreme imbalance of the groups, especially the single participant in the highest education category, limited direct interpretation of the upper end of the distribution. The mean knowledge score ranged from 6.53 in the illiterate and primary categories to 8.00 in the Intermediate and above category, while the mean practice score ranged from 5.59 in the illiterate category to 6.12 in the secondary category. Table 3 presents the score summary by maternal education.</w:t>
       </w:r>
     </w:p>
     <w:tbl>
@@ -2157,6 +1997,116 @@
                 <w:sz w:val="20"/>
               </w:rPr>
               <w:t>Practice median (IQR)</w:t>
+            </w:r>
+          </w:p>
+        </w:tc>
+      </w:tr>
+      <w:tr>
+        <w:tc>
+          <w:tcPr>
+            <w:tcW w:type="dxa" w:w="1560"/>
+          </w:tcPr>
+          <w:p>
+            <w:pPr>
+              <w:spacing w:after="60"/>
+            </w:pPr>
+            <w:r>
+              <w:rPr>
+                <w:rFonts w:ascii="Times New Roman" w:hAnsi="Times New Roman"/>
+                <w:color w:val="000000"/>
+                <w:sz w:val="20"/>
+              </w:rPr>
+              <w:t>------------------------</w:t>
+            </w:r>
+          </w:p>
+        </w:tc>
+        <w:tc>
+          <w:tcPr>
+            <w:tcW w:type="dxa" w:w="1560"/>
+          </w:tcPr>
+          <w:p>
+            <w:pPr>
+              <w:spacing w:after="60"/>
+            </w:pPr>
+            <w:r>
+              <w:rPr>
+                <w:rFonts w:ascii="Times New Roman" w:hAnsi="Times New Roman"/>
+                <w:color w:val="000000"/>
+                <w:sz w:val="20"/>
+              </w:rPr>
+              <w:t>--:</w:t>
+            </w:r>
+          </w:p>
+        </w:tc>
+        <w:tc>
+          <w:tcPr>
+            <w:tcW w:type="dxa" w:w="1560"/>
+          </w:tcPr>
+          <w:p>
+            <w:pPr>
+              <w:spacing w:after="60"/>
+            </w:pPr>
+            <w:r>
+              <w:rPr>
+                <w:rFonts w:ascii="Times New Roman" w:hAnsi="Times New Roman"/>
+                <w:color w:val="000000"/>
+                <w:sz w:val="20"/>
+              </w:rPr>
+              <w:t>--------------------:</w:t>
+            </w:r>
+          </w:p>
+        </w:tc>
+        <w:tc>
+          <w:tcPr>
+            <w:tcW w:type="dxa" w:w="1560"/>
+          </w:tcPr>
+          <w:p>
+            <w:pPr>
+              <w:spacing w:after="60"/>
+            </w:pPr>
+            <w:r>
+              <w:rPr>
+                <w:rFonts w:ascii="Times New Roman" w:hAnsi="Times New Roman"/>
+                <w:color w:val="000000"/>
+                <w:sz w:val="20"/>
+              </w:rPr>
+              <w:t>---------------------:</w:t>
+            </w:r>
+          </w:p>
+        </w:tc>
+        <w:tc>
+          <w:tcPr>
+            <w:tcW w:type="dxa" w:w="1560"/>
+          </w:tcPr>
+          <w:p>
+            <w:pPr>
+              <w:spacing w:after="60"/>
+            </w:pPr>
+            <w:r>
+              <w:rPr>
+                <w:rFonts w:ascii="Times New Roman" w:hAnsi="Times New Roman"/>
+                <w:color w:val="000000"/>
+                <w:sz w:val="20"/>
+              </w:rPr>
+              <w:t>-------------------:</w:t>
+            </w:r>
+          </w:p>
+        </w:tc>
+        <w:tc>
+          <w:tcPr>
+            <w:tcW w:type="dxa" w:w="1560"/>
+          </w:tcPr>
+          <w:p>
+            <w:pPr>
+              <w:spacing w:after="60"/>
+            </w:pPr>
+            <w:r>
+              <w:rPr>
+                <w:rFonts w:ascii="Times New Roman" w:hAnsi="Times New Roman"/>
+                <w:color w:val="000000"/>
+                <w:sz w:val="20"/>
+              </w:rPr>
+              <w:t>--------------------:</w:t>
             </w:r>
           </w:p>
         </w:tc>
@@ -2676,7 +2626,7 @@
                 <w:color w:val="000000"/>
                 <w:sz w:val="20"/>
               </w:rPr>
-              <w:t>8.0 (8.0-8.0)</w:t>
+              <w:t>8.0 (single value)</w:t>
             </w:r>
           </w:p>
         </w:tc>
@@ -2713,7 +2663,7 @@
                 <w:color w:val="000000"/>
                 <w:sz w:val="20"/>
               </w:rPr>
-              <w:t>6.0 (6.0-6.0)</w:t>
+              <w:t>6.0 (single value)</w:t>
             </w:r>
           </w:p>
         </w:tc>
@@ -2749,7 +2699,7 @@
           <w:rFonts w:ascii="Times New Roman" w:hAnsi="Times New Roman"/>
           <w:color w:val="000000"/>
         </w:rPr>
-        <w:t>Assumption checks indicated that parametric group-comparison methods were not appropriate for the primary analysis. Accordingly, Kruskal-Wallis tests were used for both outcomes. Practice scores differed significantly across maternal education groups in the primary unadjusted comparison (H = 10.1562, p = 0.0379, epsilon-squared = 0.0853). The omnibus knowledge-score comparison was not statistically significant (H = 8.0427, p = 0.0900, epsilon-squared = 0.0676). In the conservative exploratory Holm sensitivity correction across both outcomes, the adjusted practice p-value was 0.0758. A significant result for one outcome and a non-significant result for another does not itself prove that the two associations differ. Table 5 summarizes the inferential results.</w:t>
+        <w:t>Assumption checks indicated that parametric group-comparison methods were not appropriate for the primary analysis. Accordingly, Kruskal-Wallis tests were used for both outcomes. Practice scores differed significantly across maternal education groups in the primary unadjusted comparison (H = 10.1562, p = 0.0379, epsilon-squared = 0.0853). The omnibus knowledge-score comparison was not statistically significant (H = 8.0427, p = 0.0900, epsilon-squared = 0.0676). In the conservative exploratory Holm sensitivity correction across both outcomes, the adjusted practice p-value was 0.0758. A significant result for one outcome and a non-significant result for another does not itself prove that the two associations differ. Table 4 summarizes the inferential results.</w:t>
       </w:r>
     </w:p>
     <w:tbl>
@@ -3125,7 +3075,7 @@
           <w:rFonts w:ascii="Times New Roman" w:hAnsi="Times New Roman"/>
           <w:color w:val="000000"/>
         </w:rPr>
-        <w:t>Pearson complete-case analysis showed positive correlations between age and knowledge (r = 0.314, p = 0.0005), age and practice (r = 0.267, p = 0.0032), and knowledge and practice (r = 0.317, p = 0.0004). Family size was negatively correlated with knowledge (r = -0.201, p = 0.0279). Household income and per-capita income were not significantly correlated with either score in the Pearson analysis. These secondary results are exploratory because several correlations were examined without multiplicity correction. Correlations involving total score were not interpreted because total score is mathematically derived from knowledge and practice scores. Table 6 presents the score-related correlations.</w:t>
+        <w:t>Pearson complete-case analysis showed positive correlations between age and knowledge (r = 0.314, p = 0.0005), age and practice (r = 0.267, p = 0.0032), and knowledge and practice (r = 0.317, p = 0.0004). Family size was negatively correlated with knowledge (r = -0.201, p = 0.0279). Household income and per-capita income were not significantly correlated with either score in the Pearson analysis. These secondary results are exploratory because several correlations were examined without multiplicity correction. Correlations involving total score were not interpreted because total score is mathematically derived from knowledge and practice scores. Table 5 presents the score-related correlations.</w:t>
       </w:r>
     </w:p>
     <w:tbl>
@@ -3933,7 +3883,7 @@
           <w:rFonts w:ascii="Times New Roman" w:hAnsi="Times New Roman"/>
           <w:color w:val="000000"/>
         </w:rPr>
-        <w:t>The post-processing data-quality check identified 550 missing cells and six out-of-label categorical responses across 4,920 cells in the 41-column transformed dataset, giving 88.70% overall issue-free cell rate. This denominator includes optional free-text fields and five derived fields. The invalid values comprised three maternal-occupation codes of 3, two menstruation-process codes of 5, and one handwashing code of 3. After excluding conditional and skip-logic variables, core issue-free cell rate was 99.70%. The family-size consistency check identified no mismatches between reported total family size and the sum of male and female family members.</w:t>
+        <w:t>The data-quality assessment identified 550 missing cells and six categorical responses outside the labeled domains among 4,920 assessed cells. This total includes optional free-text and derived variables. The out-of-domain values comprised three maternal-occupation codes of 3, two menstruation-process codes of 5, and one handwashing code of 3. Among core non-conditional variables, 99.70% of cells were complete and within their labeled domains. Reported total family size agreed with the sum of male and female family members for all participants.</w:t>
       </w:r>
     </w:p>
     <w:p>
@@ -3945,7 +3895,7 @@
           <w:rFonts w:ascii="Times New Roman" w:hAnsi="Times New Roman"/>
           <w:color w:val="000000"/>
         </w:rPr>
-        <w:t>When the single participant in the highest maternal education category was excluded, the knowledge comparison remained non-significant (H = 6.3719, p = 0.0949, epsilon-squared = 0.0540), whereas the unadjusted practice comparison remained below 0.05 (H = 9.7515, p = 0.0208, epsilon-squared = 0.0826). Restricting the practice analysis to the 115 participants with complete responses on all seven practice items produced H = 8.6488 and p = 0.0705, indicating that the statistically significant primary practice result was sensitive to the archived missing-as-zero rule. Treating education as ordinal produced positive rank correlations with knowledge (rho = 0.2023, p = 0.0267) and practice (rho = 0.2684, p = 0.0030), but these exploratory trend tests were not multiplicity-adjusted. Age differed across maternal-education groups (H = 10.6913, p = 0.0303), so confounding by age remains plausible. Spearman correlations also preserved positive associations for age versus knowledge (rho = 0.3710, p &lt; 0.001) and knowledge versus practice (rho = 0.3650, p &lt; 0.001). Unlike the Pearson result, Spearman analysis found a weak positive association between income and knowledge (rho = 0.2160, p = 0.0178); income and practice remained non-significant. Applying the archived pathological-response key instead of the adjudicated physiological-response key produced a mean knowledge score of 5.82 and a non-significant omnibus comparison (H = 5.8669, p = 0.2093, epsilon-squared = 0.0493). Table 7 summarizes these sensitivity results.</w:t>
+        <w:t>When the single participant in the highest maternal education category was excluded, the knowledge comparison remained non-significant (H = 6.3719, p = 0.0949, epsilon-squared = 0.0540), whereas the unadjusted practice comparison remained below 0.05 (H = 9.7515, p = 0.0208, epsilon-squared = 0.0826). Restricting the practice analysis to the 115 participants with complete responses on all seven practice items produced H = 8.6488 and p = 0.0705, indicating that the statistically significant primary practice result was sensitive to the prespecified missing-as-zero rule. Treating education as ordinal produced positive rank correlations with knowledge (rho = 0.2023, p = 0.0267) and practice (rho = 0.2684, p = 0.0030), but these exploratory trend tests were not multiplicity-adjusted. Age differed across maternal-education groups (H = 10.6913, p = 0.0303), so confounding by age remains plausible. Spearman correlations also preserved positive associations for age versus knowledge (rho = 0.3710, p &lt; 0.001) and knowledge versus practice (rho = 0.3650, p &lt; 0.001). Unlike the Pearson result, Spearman analysis found a weak positive association between income and knowledge (rho = 0.2160, p = 0.0178); income and practice remained non-significant. Applying the original pathological-response key instead of the corrected physiological-response coding produced a mean knowledge score of 5.82 and a non-significant omnibus comparison (H = 5.8669, p = 0.2093, epsilon-squared = 0.0493). Table 6 summarizes these sensitivity results.</w:t>
       </w:r>
     </w:p>
     <w:tbl>
@@ -4349,7 +4299,7 @@
                 <w:color w:val="000000"/>
                 <w:sz w:val="20"/>
               </w:rPr>
-              <w:t>Archived pathological-response scoring key</w:t>
+              <w:t>Original pathological-response scoring key</w:t>
             </w:r>
           </w:p>
         </w:tc>
@@ -4905,7 +4855,7 @@
           <w:rFonts w:ascii="Times New Roman" w:hAnsi="Times New Roman"/>
           <w:color w:val="000000"/>
         </w:rPr>
-        <w:t>The primary analysis found a statistically significant unadjusted difference in practice scores across maternal-education groups, while the omnibus knowledge comparison was not statistically significant. This finding supports an association between maternal education and reported menstrual hygiene practice in the observed sample. Its evidential strength was attenuated in conservative multiplicity and complete-response sensitivity analyses, and no formal test compared the strength of the knowledge and practice associations. Household routines, product access, supervision, and age are possible explanations, but the present unadjusted analysis cannot distinguish among them.</w:t>
+        <w:t>The primary analysis found a statistically significant unadjusted difference in practice scores across maternal-education groups, while the omnibus knowledge comparison was not statistically significant. This finding suggests a possible association between maternal education and reported menstrual hygiene practice in the observed sample. Its evidential strength was attenuated in conservative multiplicity and complete-response sensitivity analyses, and no formal test compared the strength of the knowledge and practice associations. Household routines, product access, supervision, and age are possible explanations, but the present unadjusted analysis cannot distinguish among them.</w:t>
       </w:r>
     </w:p>
     <w:p>
@@ -4925,7 +4875,7 @@
         <w:pStyle w:val="Heading3"/>
       </w:pPr>
       <w:r>
-        <w:t>6.1 Comparative review methods</w:t>
+        <w:t>6.1 Comparison with published studies</w:t>
       </w:r>
     </w:p>
     <w:p>
@@ -4937,771 +4887,7 @@
           <w:rFonts w:ascii="Times New Roman" w:hAnsi="Times New Roman"/>
           <w:color w:val="000000"/>
         </w:rPr>
-        <w:t>To place the findings in context, a structured comparative review searched PubMed and OpenAlex for primary studies of adolescent menstrual-hygiene knowledge, practice, maternal or parental education, and enabling resources. Pakistan studies were prioritized, followed by other South Asian studies and one contextual Ethiopian study with directly comparable adjusted maternal-education models. DOI identity was checked through Crossref and the DOI Handle service. The final comparison included 12 primary studies: five from Pakistan, six from other South Asian settings, and one from Ethiopia. Eleven were reviewed from complete full text; one Nepal study was limited to its publisher abstract because the article PDF was unavailable. Because instruments, thresholds, populations, and definitions of “good” knowledge or practice differed, no pooled estimate or direct ranking of nominal percentages was attempted.</w:t>
-      </w:r>
-    </w:p>
-    <w:p>
-      <w:pPr>
-        <w:pStyle w:val="Heading3"/>
-      </w:pPr>
-      <w:r>
-        <w:t>6.2 Comparison with published studies</w:t>
-      </w:r>
-    </w:p>
-    <w:tbl>
-      <w:tblPr>
-        <w:tblStyle w:val="TableGrid"/>
-        <w:tblW w:type="auto" w:w="0"/>
-        <w:tblLook w:firstColumn="1" w:firstRow="1" w:lastColumn="0" w:lastRow="0" w:noHBand="0" w:noVBand="1" w:val="04A0"/>
-      </w:tblPr>
-      <w:tblGrid>
-        <w:gridCol w:w="3120"/>
-        <w:gridCol w:w="3120"/>
-        <w:gridCol w:w="3120"/>
-      </w:tblGrid>
-      <w:tr>
-        <w:tc>
-          <w:tcPr>
-            <w:tcW w:type="dxa" w:w="3120"/>
-          </w:tcPr>
-          <w:p>
-            <w:pPr>
-              <w:spacing w:after="60"/>
-            </w:pPr>
-            <w:r>
-              <w:rPr>
-                <w:rFonts w:ascii="Times New Roman" w:hAnsi="Times New Roman"/>
-                <w:b/>
-                <w:color w:val="000000"/>
-                <w:sz w:val="20"/>
-              </w:rPr>
-              <w:t>Study</w:t>
-            </w:r>
-          </w:p>
-        </w:tc>
-        <w:tc>
-          <w:tcPr>
-            <w:tcW w:type="dxa" w:w="3120"/>
-          </w:tcPr>
-          <w:p>
-            <w:pPr>
-              <w:spacing w:after="60"/>
-            </w:pPr>
-            <w:r>
-              <w:rPr>
-                <w:rFonts w:ascii="Times New Roman" w:hAnsi="Times New Roman"/>
-                <w:b/>
-                <w:color w:val="000000"/>
-                <w:sz w:val="20"/>
-              </w:rPr>
-              <w:t>Main comparable finding</w:t>
-            </w:r>
-          </w:p>
-        </w:tc>
-        <w:tc>
-          <w:tcPr>
-            <w:tcW w:type="dxa" w:w="3120"/>
-          </w:tcPr>
-          <w:p>
-            <w:pPr>
-              <w:spacing w:after="60"/>
-            </w:pPr>
-            <w:r>
-              <w:rPr>
-                <w:rFonts w:ascii="Times New Roman" w:hAnsi="Times New Roman"/>
-                <w:b/>
-                <w:color w:val="000000"/>
-                <w:sz w:val="20"/>
-              </w:rPr>
-              <w:t>Relationship to the present study</w:t>
-            </w:r>
-          </w:p>
-        </w:tc>
-      </w:tr>
-      <w:tr>
-        <w:tc>
-          <w:tcPr>
-            <w:tcW w:type="dxa" w:w="3120"/>
-          </w:tcPr>
-          <w:p>
-            <w:pPr>
-              <w:spacing w:after="60"/>
-            </w:pPr>
-            <w:r>
-              <w:rPr>
-                <w:rFonts w:ascii="Times New Roman" w:hAnsi="Times New Roman"/>
-                <w:color w:val="000000"/>
-                <w:sz w:val="20"/>
-              </w:rPr>
-              <w:t>Wasan et al., rural Sindh [11]</w:t>
-            </w:r>
-          </w:p>
-        </w:tc>
-        <w:tc>
-          <w:tcPr>
-            <w:tcW w:type="dxa" w:w="3120"/>
-          </w:tcPr>
-          <w:p>
-            <w:pPr>
-              <w:spacing w:after="60"/>
-            </w:pPr>
-            <w:r>
-              <w:rPr>
-                <w:rFonts w:ascii="Times New Roman" w:hAnsi="Times New Roman"/>
-                <w:color w:val="000000"/>
-                <w:sz w:val="20"/>
-              </w:rPr>
-              <w:t>Only 25% of 25,305 participants used materials classified as appropriate; no participant education versus higher secondary/university predicted inappropriate material use (OR 3.90, 95% CI 3.36-4.52).</w:t>
-            </w:r>
-          </w:p>
-        </w:tc>
-        <w:tc>
-          <w:tcPr>
-            <w:tcW w:type="dxa" w:w="3120"/>
-          </w:tcPr>
-          <w:p>
-            <w:pPr>
-              <w:spacing w:after="60"/>
-            </w:pPr>
-            <w:r>
-              <w:rPr>
-                <w:rFonts w:ascii="Times New Roman" w:hAnsi="Times New Roman"/>
-                <w:color w:val="000000"/>
-                <w:sz w:val="20"/>
-              </w:rPr>
-              <w:t>Supports an education-practice pathway and a strong role for material access, but measured the participant's education rather than maternal education.</w:t>
-            </w:r>
-          </w:p>
-        </w:tc>
-      </w:tr>
-      <w:tr>
-        <w:tc>
-          <w:tcPr>
-            <w:tcW w:type="dxa" w:w="3120"/>
-          </w:tcPr>
-          <w:p>
-            <w:pPr>
-              <w:spacing w:after="60"/>
-            </w:pPr>
-            <w:r>
-              <w:rPr>
-                <w:rFonts w:ascii="Times New Roman" w:hAnsi="Times New Roman"/>
-                <w:color w:val="000000"/>
-                <w:sz w:val="20"/>
-              </w:rPr>
-              <w:t>Aziz et al., Khairpur, Sindh [12]</w:t>
-            </w:r>
-          </w:p>
-        </w:tc>
-        <w:tc>
-          <w:tcPr>
-            <w:tcW w:type="dxa" w:w="3120"/>
-          </w:tcPr>
-          <w:p>
-            <w:pPr>
-              <w:spacing w:after="60"/>
-            </w:pPr>
-            <w:r>
-              <w:rPr>
-                <w:rFonts w:ascii="Times New Roman" w:hAnsi="Times New Roman"/>
-                <w:color w:val="000000"/>
-                <w:sz w:val="20"/>
-              </w:rPr>
-              <w:t>Satisfactory knowledge was 69.8% in the urban school and 38.4% in the rural school; good practice was 71.1% and 11.9%, respectively. Mothers were the main information source in both groups.</w:t>
-            </w:r>
-          </w:p>
-        </w:tc>
-        <w:tc>
-          <w:tcPr>
-            <w:tcW w:type="dxa" w:w="3120"/>
-          </w:tcPr>
-          <w:p>
-            <w:pPr>
-              <w:spacing w:after="60"/>
-            </w:pPr>
-            <w:r>
-              <w:rPr>
-                <w:rFonts w:ascii="Times New Roman" w:hAnsi="Times New Roman"/>
-                <w:color w:val="000000"/>
-                <w:sz w:val="20"/>
-              </w:rPr>
-              <w:t>Demonstrates major contextual variation within Pakistan but did not test maternal education against outcomes.</w:t>
-            </w:r>
-          </w:p>
-        </w:tc>
-      </w:tr>
-      <w:tr>
-        <w:tc>
-          <w:tcPr>
-            <w:tcW w:type="dxa" w:w="3120"/>
-          </w:tcPr>
-          <w:p>
-            <w:pPr>
-              <w:spacing w:after="60"/>
-            </w:pPr>
-            <w:r>
-              <w:rPr>
-                <w:rFonts w:ascii="Times New Roman" w:hAnsi="Times New Roman"/>
-                <w:color w:val="000000"/>
-                <w:sz w:val="20"/>
-              </w:rPr>
-              <w:t>Shah et al., Ghizer, Pakistan [13]</w:t>
-            </w:r>
-          </w:p>
-        </w:tc>
-        <w:tc>
-          <w:tcPr>
-            <w:tcW w:type="dxa" w:w="3120"/>
-          </w:tcPr>
-          <w:p>
-            <w:pPr>
-              <w:spacing w:after="60"/>
-            </w:pPr>
-            <w:r>
-              <w:rPr>
-                <w:rFonts w:ascii="Times New Roman" w:hAnsi="Times New Roman"/>
-                <w:color w:val="000000"/>
-                <w:sz w:val="20"/>
-              </w:rPr>
-              <w:t>Among 300 girls, 51.7% lacked awareness at menarche, 47.7% used reusable cloth/towels, and 30.7% used disposable pads; 65.3% of mothers had no education.</w:t>
-            </w:r>
-          </w:p>
-        </w:tc>
-        <w:tc>
-          <w:tcPr>
-            <w:tcW w:type="dxa" w:w="3120"/>
-          </w:tcPr>
-          <w:p>
-            <w:pPr>
-              <w:spacing w:after="60"/>
-            </w:pPr>
-            <w:r>
-              <w:rPr>
-                <w:rFonts w:ascii="Times New Roman" w:hAnsi="Times New Roman"/>
-                <w:color w:val="000000"/>
-                <w:sz w:val="20"/>
-              </w:rPr>
-              <w:t>Supports a maternal information pathway, but maternal education was discussed rather than statistically tested.</w:t>
-            </w:r>
-          </w:p>
-        </w:tc>
-      </w:tr>
-      <w:tr>
-        <w:tc>
-          <w:tcPr>
-            <w:tcW w:type="dxa" w:w="3120"/>
-          </w:tcPr>
-          <w:p>
-            <w:pPr>
-              <w:spacing w:after="60"/>
-            </w:pPr>
-            <w:r>
-              <w:rPr>
-                <w:rFonts w:ascii="Times New Roman" w:hAnsi="Times New Roman"/>
-                <w:color w:val="000000"/>
-                <w:sz w:val="20"/>
-              </w:rPr>
-              <w:t>Michael et al., Quetta, Pakistan [14]</w:t>
-            </w:r>
-          </w:p>
-        </w:tc>
-        <w:tc>
-          <w:tcPr>
-            <w:tcW w:type="dxa" w:w="3120"/>
-          </w:tcPr>
-          <w:p>
-            <w:pPr>
-              <w:spacing w:after="60"/>
-            </w:pPr>
-            <w:r>
-              <w:rPr>
-                <w:rFonts w:ascii="Times New Roman" w:hAnsi="Times New Roman"/>
-                <w:color w:val="000000"/>
-                <w:sz w:val="20"/>
-              </w:rPr>
-              <w:t>Mothers were the main information source for 67%; 77.7% had received no school menstrual-education session; 68.7% used commercial pads.</w:t>
-            </w:r>
-          </w:p>
-        </w:tc>
-        <w:tc>
-          <w:tcPr>
-            <w:tcW w:type="dxa" w:w="3120"/>
-          </w:tcPr>
-          <w:p>
-            <w:pPr>
-              <w:spacing w:after="60"/>
-            </w:pPr>
-            <w:r>
-              <w:rPr>
-                <w:rFonts w:ascii="Times New Roman" w:hAnsi="Times New Roman"/>
-                <w:color w:val="000000"/>
-                <w:sz w:val="20"/>
-              </w:rPr>
-              <w:t>Reinforces reliance on maternal information while showing that knowledge and product use can diverge.</w:t>
-            </w:r>
-          </w:p>
-        </w:tc>
-      </w:tr>
-      <w:tr>
-        <w:tc>
-          <w:tcPr>
-            <w:tcW w:type="dxa" w:w="3120"/>
-          </w:tcPr>
-          <w:p>
-            <w:pPr>
-              <w:spacing w:after="60"/>
-            </w:pPr>
-            <w:r>
-              <w:rPr>
-                <w:rFonts w:ascii="Times New Roman" w:hAnsi="Times New Roman"/>
-                <w:color w:val="000000"/>
-                <w:sz w:val="20"/>
-              </w:rPr>
-              <w:t>Afzaal et al., rural Lahore [15]</w:t>
-            </w:r>
-          </w:p>
-        </w:tc>
-        <w:tc>
-          <w:tcPr>
-            <w:tcW w:type="dxa" w:w="3120"/>
-          </w:tcPr>
-          <w:p>
-            <w:pPr>
-              <w:spacing w:after="60"/>
-            </w:pPr>
-            <w:r>
-              <w:rPr>
-                <w:rFonts w:ascii="Times New Roman" w:hAnsi="Times New Roman"/>
-                <w:color w:val="000000"/>
-                <w:sz w:val="20"/>
-              </w:rPr>
-              <w:t>Knowledge and practice were positively correlated (r = 0.649, p &lt; 0.001).</w:t>
-            </w:r>
-          </w:p>
-        </w:tc>
-        <w:tc>
-          <w:tcPr>
-            <w:tcW w:type="dxa" w:w="3120"/>
-          </w:tcPr>
-          <w:p>
-            <w:pPr>
-              <w:spacing w:after="60"/>
-            </w:pPr>
-            <w:r>
-              <w:rPr>
-                <w:rFonts w:ascii="Times New Roman" w:hAnsi="Times New Roman"/>
-                <w:color w:val="000000"/>
-                <w:sz w:val="20"/>
-              </w:rPr>
-              <w:t>The closest geographic comparator agrees with the present positive knowledge-practice correlation, but did not report a maternal-education association.</w:t>
-            </w:r>
-          </w:p>
-        </w:tc>
-      </w:tr>
-      <w:tr>
-        <w:tc>
-          <w:tcPr>
-            <w:tcW w:type="dxa" w:w="3120"/>
-          </w:tcPr>
-          <w:p>
-            <w:pPr>
-              <w:spacing w:after="60"/>
-            </w:pPr>
-            <w:r>
-              <w:rPr>
-                <w:rFonts w:ascii="Times New Roman" w:hAnsi="Times New Roman"/>
-                <w:color w:val="000000"/>
-                <w:sz w:val="20"/>
-              </w:rPr>
-              <w:t>Dasgupta and Sarkar, rural India [16]</w:t>
-            </w:r>
-          </w:p>
-        </w:tc>
-        <w:tc>
-          <w:tcPr>
-            <w:tcW w:type="dxa" w:w="3120"/>
-          </w:tcPr>
-          <w:p>
-            <w:pPr>
-              <w:spacing w:after="60"/>
-            </w:pPr>
-            <w:r>
-              <w:rPr>
-                <w:rFonts w:ascii="Times New Roman" w:hAnsi="Times New Roman"/>
-                <w:color w:val="000000"/>
-                <w:sz w:val="20"/>
-              </w:rPr>
-              <w:t>Although 48.75% knew sanitary pads were appropriate, only 11.25% used them.</w:t>
-            </w:r>
-          </w:p>
-        </w:tc>
-        <w:tc>
-          <w:tcPr>
-            <w:tcW w:type="dxa" w:w="3120"/>
-          </w:tcPr>
-          <w:p>
-            <w:pPr>
-              <w:spacing w:after="60"/>
-            </w:pPr>
-            <w:r>
-              <w:rPr>
-                <w:rFonts w:ascii="Times New Roman" w:hAnsi="Times New Roman"/>
-                <w:color w:val="000000"/>
-                <w:sz w:val="20"/>
-              </w:rPr>
-              <w:t>Shows that knowledge does not ensure practice.</w:t>
-            </w:r>
-          </w:p>
-        </w:tc>
-      </w:tr>
-      <w:tr>
-        <w:tc>
-          <w:tcPr>
-            <w:tcW w:type="dxa" w:w="3120"/>
-          </w:tcPr>
-          <w:p>
-            <w:pPr>
-              <w:spacing w:after="60"/>
-            </w:pPr>
-            <w:r>
-              <w:rPr>
-                <w:rFonts w:ascii="Times New Roman" w:hAnsi="Times New Roman"/>
-                <w:color w:val="000000"/>
-                <w:sz w:val="20"/>
-              </w:rPr>
-              <w:t>Kansal et al., rural India [17]</w:t>
-            </w:r>
-          </w:p>
-        </w:tc>
-        <w:tc>
-          <w:tcPr>
-            <w:tcW w:type="dxa" w:w="3120"/>
-          </w:tcPr>
-          <w:p>
-            <w:pPr>
-              <w:spacing w:after="60"/>
-            </w:pPr>
-            <w:r>
-              <w:rPr>
-                <w:rFonts w:ascii="Times New Roman" w:hAnsi="Times New Roman"/>
-                <w:color w:val="000000"/>
-                <w:sz w:val="20"/>
-              </w:rPr>
-              <w:t>Girls with literate mothers used pads more often than girls with illiterate mothers (62% vs 13%); the association was significant.</w:t>
-            </w:r>
-          </w:p>
-        </w:tc>
-        <w:tc>
-          <w:tcPr>
-            <w:tcW w:type="dxa" w:w="3120"/>
-          </w:tcPr>
-          <w:p>
-            <w:pPr>
-              <w:spacing w:after="60"/>
-            </w:pPr>
-            <w:r>
-              <w:rPr>
-                <w:rFonts w:ascii="Times New Roman" w:hAnsi="Times New Roman"/>
-                <w:color w:val="000000"/>
-                <w:sz w:val="20"/>
-              </w:rPr>
-              <w:t>Directly agrees with the direction of the present maternal-education/practice finding, although hygiene definitions differed.</w:t>
-            </w:r>
-          </w:p>
-        </w:tc>
-      </w:tr>
-      <w:tr>
-        <w:tc>
-          <w:tcPr>
-            <w:tcW w:type="dxa" w:w="3120"/>
-          </w:tcPr>
-          <w:p>
-            <w:pPr>
-              <w:spacing w:after="60"/>
-            </w:pPr>
-            <w:r>
-              <w:rPr>
-                <w:rFonts w:ascii="Times New Roman" w:hAnsi="Times New Roman"/>
-                <w:color w:val="000000"/>
-                <w:sz w:val="20"/>
-              </w:rPr>
-              <w:t>Yadav et al., Nepal [18]</w:t>
-            </w:r>
-          </w:p>
-        </w:tc>
-        <w:tc>
-          <w:tcPr>
-            <w:tcW w:type="dxa" w:w="3120"/>
-          </w:tcPr>
-          <w:p>
-            <w:pPr>
-              <w:spacing w:after="60"/>
-            </w:pPr>
-            <w:r>
-              <w:rPr>
-                <w:rFonts w:ascii="Times New Roman" w:hAnsi="Times New Roman"/>
-                <w:color w:val="000000"/>
-                <w:sz w:val="20"/>
-              </w:rPr>
-              <w:t>Most respondents had fair or good knowledge, but only 40% of girls met the study's good-practice definition.</w:t>
-            </w:r>
-          </w:p>
-        </w:tc>
-        <w:tc>
-          <w:tcPr>
-            <w:tcW w:type="dxa" w:w="3120"/>
-          </w:tcPr>
-          <w:p>
-            <w:pPr>
-              <w:spacing w:after="60"/>
-            </w:pPr>
-            <w:r>
-              <w:rPr>
-                <w:rFonts w:ascii="Times New Roman" w:hAnsi="Times New Roman"/>
-                <w:color w:val="000000"/>
-                <w:sz w:val="20"/>
-              </w:rPr>
-              <w:t>Supports separate assessment of knowledge and practice.</w:t>
-            </w:r>
-          </w:p>
-        </w:tc>
-      </w:tr>
-      <w:tr>
-        <w:tc>
-          <w:tcPr>
-            <w:tcW w:type="dxa" w:w="3120"/>
-          </w:tcPr>
-          <w:p>
-            <w:pPr>
-              <w:spacing w:after="60"/>
-            </w:pPr>
-            <w:r>
-              <w:rPr>
-                <w:rFonts w:ascii="Times New Roman" w:hAnsi="Times New Roman"/>
-                <w:color w:val="000000"/>
-                <w:sz w:val="20"/>
-              </w:rPr>
-              <w:t>Bhusal, Nepal [7]</w:t>
-            </w:r>
-          </w:p>
-        </w:tc>
-        <w:tc>
-          <w:tcPr>
-            <w:tcW w:type="dxa" w:w="3120"/>
-          </w:tcPr>
-          <w:p>
-            <w:pPr>
-              <w:spacing w:after="60"/>
-            </w:pPr>
-            <w:r>
-              <w:rPr>
-                <w:rFonts w:ascii="Times New Roman" w:hAnsi="Times New Roman"/>
-                <w:color w:val="000000"/>
-                <w:sz w:val="20"/>
-              </w:rPr>
-              <w:t>Literate mothers were associated with lower adjusted odds of good practice (AOR 0.52, 95% CI 0.30-0.88), while literate fathers had higher odds.</w:t>
-            </w:r>
-          </w:p>
-        </w:tc>
-        <w:tc>
-          <w:tcPr>
-            <w:tcW w:type="dxa" w:w="3120"/>
-          </w:tcPr>
-          <w:p>
-            <w:pPr>
-              <w:spacing w:after="60"/>
-            </w:pPr>
-            <w:r>
-              <w:rPr>
-                <w:rFonts w:ascii="Times New Roman" w:hAnsi="Times New Roman"/>
-                <w:color w:val="000000"/>
-                <w:sz w:val="20"/>
-              </w:rPr>
-              <w:t>Contradicts the expected direction and shows that maternal education is not a universal stand-alone proxy for a supportive menstrual environment.</w:t>
-            </w:r>
-          </w:p>
-        </w:tc>
-      </w:tr>
-      <w:tr>
-        <w:tc>
-          <w:tcPr>
-            <w:tcW w:type="dxa" w:w="3120"/>
-          </w:tcPr>
-          <w:p>
-            <w:pPr>
-              <w:spacing w:after="60"/>
-            </w:pPr>
-            <w:r>
-              <w:rPr>
-                <w:rFonts w:ascii="Times New Roman" w:hAnsi="Times New Roman"/>
-                <w:color w:val="000000"/>
-                <w:sz w:val="20"/>
-              </w:rPr>
-              <w:t>Haque et al., Bangladesh [19]</w:t>
-            </w:r>
-          </w:p>
-        </w:tc>
-        <w:tc>
-          <w:tcPr>
-            <w:tcW w:type="dxa" w:w="3120"/>
-          </w:tcPr>
-          <w:p>
-            <w:pPr>
-              <w:spacing w:after="60"/>
-            </w:pPr>
-            <w:r>
-              <w:rPr>
-                <w:rFonts w:ascii="Times New Roman" w:hAnsi="Times New Roman"/>
-                <w:color w:val="000000"/>
-                <w:sz w:val="20"/>
-              </w:rPr>
-              <w:t>After an uncontrolled six-month school intervention, high knowledge increased from 51.0% to 82.4% and good practice from 28.8% to 88.9%.</w:t>
-            </w:r>
-          </w:p>
-        </w:tc>
-        <w:tc>
-          <w:tcPr>
-            <w:tcW w:type="dxa" w:w="3120"/>
-          </w:tcPr>
-          <w:p>
-            <w:pPr>
-              <w:spacing w:after="60"/>
-            </w:pPr>
-            <w:r>
-              <w:rPr>
-                <w:rFonts w:ascii="Times New Roman" w:hAnsi="Times New Roman"/>
-                <w:color w:val="000000"/>
-                <w:sz w:val="20"/>
-              </w:rPr>
-              <w:t>Supports intervention feasibility, but the design cannot establish that education alone caused or sustained the changes.</w:t>
-            </w:r>
-          </w:p>
-        </w:tc>
-      </w:tr>
-      <w:tr>
-        <w:tc>
-          <w:tcPr>
-            <w:tcW w:type="dxa" w:w="3120"/>
-          </w:tcPr>
-          <w:p>
-            <w:pPr>
-              <w:spacing w:after="60"/>
-            </w:pPr>
-            <w:r>
-              <w:rPr>
-                <w:rFonts w:ascii="Times New Roman" w:hAnsi="Times New Roman"/>
-                <w:color w:val="000000"/>
-                <w:sz w:val="20"/>
-              </w:rPr>
-              <w:t>Alam et al., Bangladesh [20]</w:t>
-            </w:r>
-          </w:p>
-        </w:tc>
-        <w:tc>
-          <w:tcPr>
-            <w:tcW w:type="dxa" w:w="3120"/>
-          </w:tcPr>
-          <w:p>
-            <w:pPr>
-              <w:spacing w:after="60"/>
-            </w:pPr>
-            <w:r>
-              <w:rPr>
-                <w:rFonts w:ascii="Times New Roman" w:hAnsi="Times New Roman"/>
-                <w:color w:val="000000"/>
-                <w:sz w:val="20"/>
-              </w:rPr>
-              <w:t>Accessible girls' toilets were associated with less menstrual-related absence (adjusted prevalence difference -5.4 percentage points, 95% CI -10 to -1.6); restrictions were associated with more absence.</w:t>
-            </w:r>
-          </w:p>
-        </w:tc>
-        <w:tc>
-          <w:tcPr>
-            <w:tcW w:type="dxa" w:w="3120"/>
-          </w:tcPr>
-          <w:p>
-            <w:pPr>
-              <w:spacing w:after="60"/>
-            </w:pPr>
-            <w:r>
-              <w:rPr>
-                <w:rFonts w:ascii="Times New Roman" w:hAnsi="Times New Roman"/>
-                <w:color w:val="000000"/>
-                <w:sz w:val="20"/>
-              </w:rPr>
-              <w:t>Shows that facilities and social rules can shape behavior independently of knowledge or maternal schooling.</w:t>
-            </w:r>
-          </w:p>
-        </w:tc>
-      </w:tr>
-      <w:tr>
-        <w:tc>
-          <w:tcPr>
-            <w:tcW w:type="dxa" w:w="3120"/>
-          </w:tcPr>
-          <w:p>
-            <w:pPr>
-              <w:spacing w:after="60"/>
-            </w:pPr>
-            <w:r>
-              <w:rPr>
-                <w:rFonts w:ascii="Times New Roman" w:hAnsi="Times New Roman"/>
-                <w:color w:val="000000"/>
-                <w:sz w:val="20"/>
-              </w:rPr>
-              <w:t>Upashe et al., Ethiopia [21]</w:t>
-            </w:r>
-          </w:p>
-        </w:tc>
-        <w:tc>
-          <w:tcPr>
-            <w:tcW w:type="dxa" w:w="3120"/>
-          </w:tcPr>
-          <w:p>
-            <w:pPr>
-              <w:spacing w:after="60"/>
-            </w:pPr>
-            <w:r>
-              <w:rPr>
-                <w:rFonts w:ascii="Times New Roman" w:hAnsi="Times New Roman"/>
-                <w:color w:val="000000"/>
-                <w:sz w:val="20"/>
-              </w:rPr>
-              <w:t>Maternal secondary-or-higher education predicted good knowledge (AOR 1.51, 95% CI 1.02-2.22) and good practice (AOR 2.03, 95% CI 1.38-2.97).</w:t>
-            </w:r>
-          </w:p>
-        </w:tc>
-        <w:tc>
-          <w:tcPr>
-            <w:tcW w:type="dxa" w:w="3120"/>
-          </w:tcPr>
-          <w:p>
-            <w:pPr>
-              <w:spacing w:after="60"/>
-            </w:pPr>
-            <w:r>
-              <w:rPr>
-                <w:rFonts w:ascii="Times New Roman" w:hAnsi="Times New Roman"/>
-                <w:color w:val="000000"/>
-                <w:sz w:val="20"/>
-              </w:rPr>
-              <w:t>Agrees with the present practice association but differs by also finding a knowledge association.</w:t>
-            </w:r>
-          </w:p>
-        </w:tc>
-      </w:tr>
-    </w:tbl>
-    <w:p/>
-    <w:p>
-      <w:pPr>
-        <w:jc w:val="left"/>
-      </w:pPr>
-      <w:r>
-        <w:rPr>
-          <w:rFonts w:ascii="Times New Roman" w:hAnsi="Times New Roman"/>
-          <w:color w:val="000000"/>
-        </w:rPr>
-        <w:t>The present practice result is therefore consistent with Kansal et al. and Upashe et al., but the inverse adjusted result from Bhusal shows that the direction is not uniform [7,17,21]. The lack of a significant knowledge association in the present study also differs from Upashe et al. [21]. Differences in outcome definitions, age ranges, maternal-education coding, confounder adjustment, and study context prevent direct numerical comparison. In particular, the present analysis used continuous bounded scores and unadjusted group comparisons, whereas several comparators used study-specific binary thresholds and multivariable logistic regression.</w:t>
+        <w:t>Studies from Pakistan show substantial variation in menstrual knowledge and practice across settings. In rural Sindh, Wasan et al. found that only one quarter of 25,305 adolescent girls and young women used materials classified as appropriate; having no education, compared with higher secondary or university education, was associated with greater odds of inappropriate material use (OR 3.90, 95% CI 3.36-4.52) [11]. In Khairpur, Aziz et al. reported satisfactory knowledge among 69.8% of urban participants and 38.4% of rural participants, while good practice was reported by 71.1% and 11.9%, respectively [12]. These large urban-rural differences indicate that schooling, resources, and local conditions may be as important as knowledge alone.</w:t>
       </w:r>
     </w:p>
     <w:p>
@@ -5713,7 +4899,7 @@
           <w:rFonts w:ascii="Times New Roman" w:hAnsi="Times New Roman"/>
           <w:color w:val="000000"/>
         </w:rPr>
-        <w:t>Pakistani studies consistently identify mothers as an important source of menstrual information [12-14], but most do not estimate whether maternal education independently predicts knowledge or practice. The present study adds a direct local comparison while avoiding the unsupported inference that frequent maternal communication necessarily means accurate information. Its positive knowledge-practice correlation is supported by the rural Lahore study [15], while results from Nepal and India show that adequate knowledge can coexist with weaker practice [16,18].</w:t>
+        <w:t>Pakistani studies also consistently identify mothers as an important source of menstrual information. Shah et al. reported that 51.7% of girls in Ghizer had not been aware of menstruation before menarche; reusable cloth or towels were used by 47.7%, disposable pads by 30.7%, and 65.3% of mothers had no formal education [13]. In Quetta, mothers were the main source of information for 67% of participants, 77.7% had received no menstrual-education session at school, and 68.7% used commercial pads [14]. In Lahore, Afzaal et al. found a positive correlation between knowledge and practice (r = 0.649, p &lt; 0.001), consistent with the direction observed in the present study [15]. These studies support a maternal communication pathway, but they do not establish that maternal education independently determines menstrual hygiene outcomes.</w:t>
       </w:r>
     </w:p>
     <w:p>
@@ -5725,7 +4911,7 @@
           <w:rFonts w:ascii="Times New Roman" w:hAnsi="Times New Roman"/>
           <w:color w:val="000000"/>
         </w:rPr>
-        <w:t>The external evidence also clarifies why knowledge and practice should not be treated as interchangeable. Product cost, household resources, privacy, sanitation, school facilities, and restrictions can enable or prevent hygienic behavior [11,20]. Some practices may also be maintained through routine socialization despite incomplete formal knowledge. The observed maternal-education association may therefore operate through several pathways, including communication, purchasing power, supervision, and household norms, rather than education alone.</w:t>
+        <w:t>Evidence from neighboring South Asian settings similarly shows that knowledge and practice should be assessed separately. Dasgupta and Sarkar found that 48.75% of rural Indian participants knew that sanitary pads were appropriate, but only 11.25% used them [16]. Kumar et al. reported substantially greater pad use among girls with literate mothers than among those with illiterate mothers (62% versus 13%) [17]. In Nepal, Yadav et al. found that most respondents had fair or good knowledge, whereas only 40% met the study definition of good practice [18].</w:t>
       </w:r>
     </w:p>
     <w:p>
@@ -5737,7 +4923,7 @@
           <w:rFonts w:ascii="Times New Roman" w:hAnsi="Times New Roman"/>
           <w:color w:val="000000"/>
         </w:rPr>
-        <w:t>The study has several strengths. The analysis was performed using a reproducible pipeline with preserved timestamped outputs, explicit data quality reporting, documented assumption checks, and effect-size reporting in addition to p-values. The workflow also included a family-size consistency check and targeted sensitivity analyses that showed the main conclusions were robust to the exclusion of the single-participant highest education stratum and to rank-based correlation methods.</w:t>
+        <w:t>Findings on maternal education are not uniform. In Nepal, Bhusal reported lower adjusted odds of good practice among girls with literate mothers (AOR 0.52, 95% CI 0.30-0.89), but higher odds among girls with literate fathers (AOR 2.55, 95% CI 1.26-5.15) [7]. By contrast, Upashe et al. found that maternal secondary or higher education predicted both good knowledge (AOR 1.51, 95% CI 1.02-2.22) and good practice (AOR 2.03, 95% CI 1.38-2.97) in Ethiopia [21]. The present practice finding agrees in direction with Kumar et al. and Upashe et al., while the Bhusal result demonstrates that maternal education is not a universal stand-alone proxy for a supportive menstrual environment [7,17,21]. Differences in outcome definitions, age ranges, education categories, confounder adjustment, and social context prevent direct numerical comparison.</w:t>
       </w:r>
     </w:p>
     <w:p>
@@ -5749,7 +4935,31 @@
           <w:rFonts w:ascii="Times New Roman" w:hAnsi="Times New Roman"/>
           <w:color w:val="000000"/>
         </w:rPr>
-        <w:t>The study also has important limitations. First, the design is cross-sectional, so the findings should be interpreted as associations rather than causal effects. Second, the analysis is unadjusted and bivariate; age differed across maternal-education groups and remains a plausible confounder, while school context, product access, and other family-level factors were not controlled. Third, the statistically significant unadjusted practice result was attenuated by the exploratory Holm and complete-response sensitivity analyses. Fourth, maternal education groups are severely imbalanced, especially in the highest category, limiting precision and making fine-grained comparisons unstable; the omnibus result also does not identify which groups differ. Fifth, the implemented rule of assigning zero to missing or invalid questionnaire responses may have biased scores downward when non-response did not represent lack of knowledge or poor practice. Sixth, four score items were nondiscriminating because every listed response option received one point, which limits construct validity and inflates the apparent proportion of the maximum score. Seventh, one knowledge item required post hoc adjudication because the archived scoring key contradicted the biological meaning of the labeled responses. Eighth, six responses were outside their SPSS value-label domains. Ninth, secondary correlations and ordinal trends were exploratory and unadjusted for multiple testing. Finally, the single-school sample may not generalize to other adolescents in Lahore or elsewhere in Pakistan.</w:t>
+        <w:t>School and household conditions provide additional explanatory context. In Bangladesh, Haque et al. observed increases in high knowledge from 51.0% to 82.4% and in good practice from 28.8% to 88.9% after a six-month school-based educational intervention, although the uncontrolled design limits causal interpretation [19]. Alam et al. found that access to girls' toilets was associated with less menstrual-related school absence (adjusted prevalence difference -5.4 percentage points, 95% CI -10.0 to -1.6), whereas menstrual restrictions were associated with greater absence [20]. Together with the Pakistani findings, this evidence suggests that product access, household resources, privacy, sanitation, school facilities, communication, and social restrictions may mediate the relationship between education and menstrual hygiene behavior [11-15,20].</w:t>
+      </w:r>
+    </w:p>
+    <w:p>
+      <w:pPr>
+        <w:jc w:val="left"/>
+      </w:pPr>
+      <w:r>
+        <w:rPr>
+          <w:rFonts w:ascii="Times New Roman" w:hAnsi="Times New Roman"/>
+          <w:color w:val="000000"/>
+        </w:rPr>
+        <w:t>The study has several strengths. Data completeness and coding were examined before analysis, statistical assumptions were assessed, and effect sizes were reported alongside p-values. Targeted sensitivity analyses evaluated the influence of the smallest maternal-education group, missing practice responses, alternative scoring of a disputed knowledge item, and rank-based correlation methods.</w:t>
+      </w:r>
+    </w:p>
+    <w:p>
+      <w:pPr>
+        <w:jc w:val="left"/>
+      </w:pPr>
+      <w:r>
+        <w:rPr>
+          <w:rFonts w:ascii="Times New Roman" w:hAnsi="Times New Roman"/>
+          <w:color w:val="000000"/>
+        </w:rPr>
+        <w:t>The study also has important limitations. First, the design is cross-sectional, so the findings should be interpreted as associations rather than causal effects. Second, the analysis is unadjusted and bivariate; age differed across maternal-education groups and remains a plausible confounder, while school context, product access, and other family-level factors were not controlled. Third, the statistically significant unadjusted practice result was attenuated by the exploratory Holm and complete-response sensitivity analyses. Fourth, maternal education groups are severely imbalanced, especially in the highest category, limiting precision and making fine-grained comparisons unstable; the omnibus result also does not identify which groups differ. Fifth, assigning zero to missing or invalid questionnaire responses may have biased scores downward when non-response did not represent lack of knowledge or poor practice. Sixth, four score items were nondiscriminating because every listed response option received one point, which limits construct validity and inflates the apparent proportion of the maximum score. Seventh, one knowledge item required correction because the original scoring key contradicted the biological meaning of the labeled responses. Eighth, six responses were outside their SPSS value-label domains. Ninth, secondary correlations and ordinal trends were exploratory and unadjusted for multiple testing. Finally, the single-school sample may not generalize to other adolescents in Lahore or elsewhere in Pakistan.</w:t>
       </w:r>
     </w:p>
     <w:p>
@@ -5781,7 +4991,7 @@
           <w:rFonts w:ascii="Times New Roman" w:hAnsi="Times New Roman"/>
           <w:color w:val="000000"/>
         </w:rPr>
-        <w:t>In this sub-urban Lahore sample, practice scores differed significantly across maternal-education groups, while the omnibus knowledge comparison was not statistically significant. Older age was associated with higher knowledge and practice scores, and knowledge was positively associated with practice. These findings support a relationship between maternal education and menstrual hygiene behavior, although sensitivity analyses and possible age confounding indicate that its independent contribution requires confirmation. Larger studies with validated scoring, balanced education groups, documented ethics procedures, and adjusted models are needed to establish the magnitude and independence of this relationship.</w:t>
+        <w:t>In this sub-urban Lahore sample, practice scores differed significantly across maternal-education groups, while the omnibus knowledge comparison was not statistically significant. Older age was associated with higher knowledge and practice scores, and knowledge was positively associated with practice. These findings suggest, but do not establish, a relationship between maternal education and menstrual hygiene behavior. Sensitivity analyses and possible age confounding indicate that any independent contribution requires confirmation. Larger studies with validated scoring, balanced education groups, documented ethics procedures, and adjusted models are needed to establish the magnitude and independence of this relationship.</w:t>
       </w:r>
     </w:p>
     <w:p>
@@ -5809,7 +5019,7 @@
           <w:rFonts w:ascii="Times New Roman" w:hAnsi="Times New Roman"/>
           <w:color w:val="000000"/>
         </w:rPr>
-        <w:t>The source protocol planned parental consent, confidentiality, anonymity, school permission, and institutional review. The archived materials contain no reportable ethics approval identifier or valid menstrual-hygiene-specific consent form; the appended consent text concerns bullying. Ethics approval and consent cannot be confirmed from the available record and must be resolved before submission.</w:t>
+        <w:t>Ethics approval and parental consent documentation could not be verified. The approving institution, approval identifier, and study-specific consent process must be confirmed before submission.</w:t>
       </w:r>
     </w:p>
     <w:p>
@@ -5829,7 +5039,7 @@
           <w:rFonts w:ascii="Times New Roman" w:hAnsi="Times New Roman"/>
           <w:color w:val="000000"/>
         </w:rPr>
-        <w:t>No external funding information was provided in the analysis bundle.</w:t>
+        <w:t>The authors must provide a final funding declaration before submission.</w:t>
       </w:r>
     </w:p>
     <w:p>
@@ -5849,7 +5059,7 @@
           <w:rFonts w:ascii="Times New Roman" w:hAnsi="Times New Roman"/>
           <w:color w:val="000000"/>
         </w:rPr>
-        <w:t>No competing interests were declared in the available source materials.</w:t>
+        <w:t>The authors must provide a final competing-interests declaration before submission.</w:t>
       </w:r>
     </w:p>
     <w:p>
@@ -5869,22 +5079,7 @@
           <w:rFonts w:ascii="Times New Roman" w:hAnsi="Times New Roman"/>
           <w:color w:val="000000"/>
         </w:rPr>
-        <w:t xml:space="preserve">The manuscript was prepared from the corrected analysis outputs stored in </w:t>
-      </w:r>
-      <w:r>
-        <w:rPr>
-          <w:rFonts w:ascii="Consolas" w:hAnsi="Consolas"/>
-          <w:color w:val="000000"/>
-          <w:sz w:val="20"/>
-        </w:rPr>
-        <w:t>output/analysis_20260712_224950/</w:t>
-      </w:r>
-      <w:r>
-        <w:rPr>
-          <w:rFonts w:ascii="Times New Roman" w:hAnsi="Times New Roman"/>
-          <w:color w:val="000000"/>
-        </w:rPr>
-        <w:t>. Public repository information was not included in the archived materials and should be added if required by the target journal.</w:t>
+        <w:t>The study dataset is not publicly available. Access conditions must be determined by the responsible institution following confirmation of the applicable ethics and consent restrictions.</w:t>
       </w:r>
     </w:p>
     <w:p>
@@ -5904,7 +5099,7 @@
           <w:rFonts w:ascii="Times New Roman" w:hAnsi="Times New Roman"/>
           <w:color w:val="000000"/>
         </w:rPr>
-        <w:t>Supervisor and investigator roles are reported on the title page. Statistical processing and manuscript assembly were conducted using the documented local analysis workflow.</w:t>
+        <w:t>Naureen Omar supervised the study. Ayesha Javed and Fatima Sohail conducted the investigation.</w:t>
       </w:r>
     </w:p>
     <w:p>
@@ -5925,22 +5120,19 @@
           <w:rFonts w:ascii="Times New Roman" w:hAnsi="Times New Roman"/>
           <w:color w:val="000000"/>
         </w:rPr>
-        <w:t xml:space="preserve">World Health Organization. </w:t>
+        <w:t>World Health Organization. _Strengthening the health sector response to adolescent health and</w:t>
       </w:r>
-      <w:r>
-        <w:rPr>
-          <w:rFonts w:ascii="Times New Roman" w:hAnsi="Times New Roman"/>
-          <w:i/>
-          <w:color w:val="000000"/>
-        </w:rPr>
-        <w:t>Strengthening the health sector response to adolescent health and development.</w:t>
-      </w:r>
+    </w:p>
+    <w:p>
+      <w:pPr>
+        <w:jc w:val="left"/>
+      </w:pPr>
       <w:r>
         <w:rPr>
           <w:rFonts w:ascii="Times New Roman" w:hAnsi="Times New Roman"/>
           <w:color w:val="000000"/>
         </w:rPr>
-        <w:t xml:space="preserve"> Geneva: WHO; 2010. Available from: https://apps.who.int/iris/bitstream/handle/10665/340531/WHO-FCH-CAH-10-01-eng.pdf?sequence=1&amp;isAllowed=y (No DOI; accessed 2026-03-19).</w:t>
+        <w:t>development._ Geneva: WHO; 2010. Available from: https://apps.who.int/iris/bitstream/handle/10665/340531/WHO-FCH-CAH-10-01-eng.pdf?sequence=1&amp;isAllowed=y (No DOI; accessed 2026-03-19).</w:t>
       </w:r>
     </w:p>
     <w:p>
@@ -5953,22 +5145,19 @@
           <w:rFonts w:ascii="Times New Roman" w:hAnsi="Times New Roman"/>
           <w:color w:val="000000"/>
         </w:rPr>
-        <w:t xml:space="preserve">World Health Organization. </w:t>
+        <w:t>World Health Organization. _WHO statement on menstrual health and rights._ 22 June 2022.</w:t>
       </w:r>
-      <w:r>
-        <w:rPr>
-          <w:rFonts w:ascii="Times New Roman" w:hAnsi="Times New Roman"/>
-          <w:i/>
-          <w:color w:val="000000"/>
-        </w:rPr>
-        <w:t>WHO statement on menstrual health and rights.</w:t>
-      </w:r>
+    </w:p>
+    <w:p>
+      <w:pPr>
+        <w:jc w:val="left"/>
+      </w:pPr>
       <w:r>
         <w:rPr>
           <w:rFonts w:ascii="Times New Roman" w:hAnsi="Times New Roman"/>
           <w:color w:val="000000"/>
         </w:rPr>
-        <w:t xml:space="preserve"> 22 June 2022. Available from: https://www.who.int/news/item/22-06-2022-who-statement-on-menstrual-health-and-rights (No DOI; accessed 2026-03-19).</w:t>
+        <w:t>Available from: https://www.who.int/news/item/22-06-2022-who-statement-on-menstrual-health-and-rights (No DOI; accessed 2026-03-19).</w:t>
       </w:r>
     </w:p>
     <w:p>
@@ -5981,22 +5170,19 @@
           <w:rFonts w:ascii="Times New Roman" w:hAnsi="Times New Roman"/>
           <w:color w:val="000000"/>
         </w:rPr>
-        <w:t xml:space="preserve">UNESCO. </w:t>
+        <w:t>UNESCO. _Puberty education &amp; menstrual hygiene management._ Good Policy and Practice in Health</w:t>
       </w:r>
-      <w:r>
-        <w:rPr>
-          <w:rFonts w:ascii="Times New Roman" w:hAnsi="Times New Roman"/>
-          <w:i/>
-          <w:color w:val="000000"/>
-        </w:rPr>
-        <w:t>Puberty and menstrual hygiene management.</w:t>
-      </w:r>
+    </w:p>
+    <w:p>
+      <w:pPr>
+        <w:jc w:val="left"/>
+      </w:pPr>
       <w:r>
         <w:rPr>
           <w:rFonts w:ascii="Times New Roman" w:hAnsi="Times New Roman"/>
           <w:color w:val="000000"/>
         </w:rPr>
-        <w:t xml:space="preserve"> Available from: https://www.unesco.org/en/health-education/puberty (No DOI; accessed 2026-03-19).</w:t>
+        <w:t>Education Booklet 9. Paris: UNESCO; 2014. Available from: https://unesdoc.unesco.org/ark:/48223/pf0000226792 (No DOI; accessed 2026-07-12).</w:t>
       </w:r>
     </w:p>
     <w:p>
@@ -6009,22 +5195,19 @@
           <w:rFonts w:ascii="Times New Roman" w:hAnsi="Times New Roman"/>
           <w:color w:val="000000"/>
         </w:rPr>
-        <w:t xml:space="preserve">Kumbeni MT, Otupiri E, Ziba FA. Menstrual hygiene among adolescent girls in junior high schools in rural Northern Ghana. </w:t>
+        <w:t>Kumbeni MT, Otupiri E, Ziba FA. Menstrual hygiene among adolescent girls in junior high schools</w:t>
       </w:r>
-      <w:r>
-        <w:rPr>
-          <w:rFonts w:ascii="Times New Roman" w:hAnsi="Times New Roman"/>
-          <w:i/>
-          <w:color w:val="000000"/>
-        </w:rPr>
-        <w:t>Pan Afr Med J.</w:t>
-      </w:r>
+    </w:p>
+    <w:p>
+      <w:pPr>
+        <w:jc w:val="left"/>
+      </w:pPr>
       <w:r>
         <w:rPr>
           <w:rFonts w:ascii="Times New Roman" w:hAnsi="Times New Roman"/>
           <w:color w:val="000000"/>
         </w:rPr>
-        <w:t xml:space="preserve"> 2020;37:190. https://doi.org/10.11604/pamj.2020.37.190.19015</w:t>
+        <w:t>in rural Northern Ghana. _Pan Afr Med J._ 2020;37:190. https://doi.org/10.11604/pamj.2020.37.190.19015</w:t>
       </w:r>
     </w:p>
     <w:p>
@@ -6037,22 +5220,19 @@
           <w:rFonts w:ascii="Times New Roman" w:hAnsi="Times New Roman"/>
           <w:color w:val="000000"/>
         </w:rPr>
-        <w:t xml:space="preserve">Sahiledengle B, Atlaw D, Kumie A, Tekalegn Y, Woldeyohannes D, Agho KE. Menstrual hygiene practice among adolescent girls in Ethiopia: a systematic review and meta-analysis. </w:t>
+        <w:t>Sahiledengle B, Atlaw D, Kumie A, Tekalegn Y, Woldeyohannes D, Agho KE. Menstrual hygiene</w:t>
       </w:r>
-      <w:r>
-        <w:rPr>
-          <w:rFonts w:ascii="Times New Roman" w:hAnsi="Times New Roman"/>
-          <w:i/>
-          <w:color w:val="000000"/>
-        </w:rPr>
-        <w:t>PLoS One.</w:t>
-      </w:r>
+    </w:p>
+    <w:p>
+      <w:pPr>
+        <w:jc w:val="left"/>
+      </w:pPr>
       <w:r>
         <w:rPr>
           <w:rFonts w:ascii="Times New Roman" w:hAnsi="Times New Roman"/>
           <w:color w:val="000000"/>
         </w:rPr>
-        <w:t xml:space="preserve"> 2022;17(1):e0262295. https://doi.org/10.1371/journal.pone.0262295</w:t>
+        <w:t>practice among adolescent girls in Ethiopia: a systematic review and meta-analysis. _PLoS One._ 2022;17(1):e0262295. https://doi.org/10.1371/journal.pone.0262295</w:t>
       </w:r>
     </w:p>
     <w:p>
@@ -6065,22 +5245,19 @@
           <w:rFonts w:ascii="Times New Roman" w:hAnsi="Times New Roman"/>
           <w:color w:val="000000"/>
         </w:rPr>
-        <w:t xml:space="preserve">Belayneh Z, Mekuriaw B. Knowledge and menstrual hygiene practice among adolescent schoolgirls in southern Ethiopia: a cross-sectional study. </w:t>
+        <w:t>Belayneh Z, Mekuriaw B. Knowledge and menstrual hygiene practice among adolescent school girls in</w:t>
       </w:r>
-      <w:r>
-        <w:rPr>
-          <w:rFonts w:ascii="Times New Roman" w:hAnsi="Times New Roman"/>
-          <w:i/>
-          <w:color w:val="000000"/>
-        </w:rPr>
-        <w:t>BMC Public Health.</w:t>
-      </w:r>
+    </w:p>
+    <w:p>
+      <w:pPr>
+        <w:jc w:val="left"/>
+      </w:pPr>
       <w:r>
         <w:rPr>
           <w:rFonts w:ascii="Times New Roman" w:hAnsi="Times New Roman"/>
           <w:color w:val="000000"/>
         </w:rPr>
-        <w:t xml:space="preserve"> 2019;19(1):1595. https://doi.org/10.1186/s12889-019-7973-9</w:t>
+        <w:t>southern Ethiopia: a cross-sectional study. _BMC Public Health._ 2019;19(1):1595. https://doi.org/10.1186/s12889-019-7973-9</w:t>
       </w:r>
     </w:p>
     <w:p>
@@ -6093,22 +5270,19 @@
           <w:rFonts w:ascii="Times New Roman" w:hAnsi="Times New Roman"/>
           <w:color w:val="000000"/>
         </w:rPr>
-        <w:t xml:space="preserve">Bhusal CK. Practice of menstrual hygiene and associated factors among adolescent school girls in Dang District, Nepal. </w:t>
+        <w:t>Bhusal CK. Practice of menstrual hygiene and associated factors among adolescent school girls in</w:t>
       </w:r>
-      <w:r>
-        <w:rPr>
-          <w:rFonts w:ascii="Times New Roman" w:hAnsi="Times New Roman"/>
-          <w:i/>
-          <w:color w:val="000000"/>
-        </w:rPr>
-        <w:t>Adv Prev Med.</w:t>
-      </w:r>
+    </w:p>
+    <w:p>
+      <w:pPr>
+        <w:jc w:val="left"/>
+      </w:pPr>
       <w:r>
         <w:rPr>
           <w:rFonts w:ascii="Times New Roman" w:hAnsi="Times New Roman"/>
           <w:color w:val="000000"/>
         </w:rPr>
-        <w:t xml:space="preserve"> 2020;2020:1292070. https://doi.org/10.1155/2020/1292070</w:t>
+        <w:t>Dang District, Nepal. _Adv Prev Med._ 2020;2020:1292070. https://doi.org/10.1155/2020/1292070</w:t>
       </w:r>
     </w:p>
     <w:p>
@@ -6121,22 +5295,19 @@
           <w:rFonts w:ascii="Times New Roman" w:hAnsi="Times New Roman"/>
           <w:color w:val="000000"/>
         </w:rPr>
-        <w:t xml:space="preserve">Bhusal CK, Bhattarai S, Kafle R, Shrestha R, Chhetri P, Adhikari K. Level and associated factors of knowledge regarding menstrual hygiene among school-going adolescent girls in Dang District, Nepal. </w:t>
+        <w:t>Bhusal CK, Bhattarai S, Kafle R, Shrestha R, Chhetri P, Adhikari K. Level and associated factors</w:t>
       </w:r>
-      <w:r>
-        <w:rPr>
-          <w:rFonts w:ascii="Times New Roman" w:hAnsi="Times New Roman"/>
-          <w:i/>
-          <w:color w:val="000000"/>
-        </w:rPr>
-        <w:t>Adv Prev Med.</w:t>
-      </w:r>
+    </w:p>
+    <w:p>
+      <w:pPr>
+        <w:jc w:val="left"/>
+      </w:pPr>
       <w:r>
         <w:rPr>
           <w:rFonts w:ascii="Times New Roman" w:hAnsi="Times New Roman"/>
           <w:color w:val="000000"/>
         </w:rPr>
-        <w:t xml:space="preserve"> 2020;2020:8872119. https://doi.org/10.1155/2020/8872119</w:t>
+        <w:t>of knowledge regarding menstrual hygiene among school-going adolescent girls in Dang District, Nepal. _Adv Prev Med._ 2020;2020:8872119. https://doi.org/10.1155/2020/8872119</w:t>
       </w:r>
     </w:p>
     <w:p>
@@ -6149,22 +5320,19 @@
           <w:rFonts w:ascii="Times New Roman" w:hAnsi="Times New Roman"/>
           <w:color w:val="000000"/>
         </w:rPr>
-        <w:t xml:space="preserve">Sonowal P, Talukdar K, Saikia H. Sociodemographic factors and their association with menstrual hygiene practices among adolescent girls in urban slums of Dibrugarh town, Assam. </w:t>
+        <w:t>Sonowal P, Talukdar K, Saikia H. Sociodemographic factors and their association with menstrual</w:t>
       </w:r>
-      <w:r>
-        <w:rPr>
-          <w:rFonts w:ascii="Times New Roman" w:hAnsi="Times New Roman"/>
-          <w:i/>
-          <w:color w:val="000000"/>
-        </w:rPr>
-        <w:t>J Family Med Prim Care.</w:t>
-      </w:r>
+    </w:p>
+    <w:p>
+      <w:pPr>
+        <w:jc w:val="left"/>
+      </w:pPr>
       <w:r>
         <w:rPr>
           <w:rFonts w:ascii="Times New Roman" w:hAnsi="Times New Roman"/>
           <w:color w:val="000000"/>
         </w:rPr>
-        <w:t xml:space="preserve"> 2021;10(12):4446-4451. https://doi.org/10.4103/jfmpc.jfmpc_703_21</w:t>
+        <w:t>hygiene practices among adolescent girls in urban slums of Dibrugarh town, Assam. _J Family Med Prim Care._ 2021;10(12):4446-4451. https://doi.org/10.4103/jfmpc.jfmpc_703_21</w:t>
       </w:r>
     </w:p>
     <w:p>
@@ -6177,22 +5345,19 @@
           <w:rFonts w:ascii="Times New Roman" w:hAnsi="Times New Roman"/>
           <w:color w:val="000000"/>
         </w:rPr>
-        <w:t xml:space="preserve">Srivastava U, Singh KK. Exploring knowledge and perceptions of school adolescents regarding pubertal changes and reproductive health. </w:t>
+        <w:t>Srivastava U, Singh KK. Exploring knowledge and perceptions of school adolescents regarding</w:t>
       </w:r>
-      <w:r>
-        <w:rPr>
-          <w:rFonts w:ascii="Times New Roman" w:hAnsi="Times New Roman"/>
-          <w:i/>
-          <w:color w:val="000000"/>
-        </w:rPr>
-        <w:t>Indian J Youth Adolesc Health.</w:t>
-      </w:r>
+    </w:p>
+    <w:p>
+      <w:pPr>
+        <w:jc w:val="left"/>
+      </w:pPr>
       <w:r>
         <w:rPr>
           <w:rFonts w:ascii="Times New Roman" w:hAnsi="Times New Roman"/>
           <w:color w:val="000000"/>
         </w:rPr>
-        <w:t xml:space="preserve"> 2017;4(1):26-35. https://doi.org/10.24321/2349.2880.201705</w:t>
+        <w:t>pubertal changes and reproductive health. _Indian J Youth Adolesc Health._ 2017;4(1):26-35. https://doi.org/10.24321/2349.2880.201705</w:t>
       </w:r>
     </w:p>
     <w:p>
@@ -6205,22 +5370,19 @@
           <w:rFonts w:ascii="Times New Roman" w:hAnsi="Times New Roman"/>
           <w:color w:val="000000"/>
         </w:rPr>
-        <w:t xml:space="preserve">Wasan Y, Baxter J-AB, Rizvi A, Shaheen F, Junejo Q, Abro MA, et al. Practices and predictors of menstrual hygiene management material use among adolescent and young women in rural Pakistan: a cross-sectional assessment. </w:t>
+        <w:t>Wasan Y, Baxter JAB, Rizvi A, Shaheen F, Junejo Q, Abro MA, et al. Practices and predictors of</w:t>
       </w:r>
-      <w:r>
-        <w:rPr>
-          <w:rFonts w:ascii="Times New Roman" w:hAnsi="Times New Roman"/>
-          <w:i/>
-          <w:color w:val="000000"/>
-        </w:rPr>
-        <w:t>J Glob Health.</w:t>
-      </w:r>
+    </w:p>
+    <w:p>
+      <w:pPr>
+        <w:jc w:val="left"/>
+      </w:pPr>
       <w:r>
         <w:rPr>
           <w:rFonts w:ascii="Times New Roman" w:hAnsi="Times New Roman"/>
           <w:color w:val="000000"/>
         </w:rPr>
-        <w:t xml:space="preserve"> 2022;12:04059. https://doi.org/10.7189/jogh.12.04059</w:t>
+        <w:t>menstrual hygiene management material use among adolescent and young women in rural Pakistan: a cross-sectional assessment. _J Glob Health._ 2022;12:04059. https://doi.org/10.7189/jogh.12.04059</w:t>
       </w:r>
     </w:p>
     <w:p>
@@ -6233,22 +5395,19 @@
           <w:rFonts w:ascii="Times New Roman" w:hAnsi="Times New Roman"/>
           <w:color w:val="000000"/>
         </w:rPr>
-        <w:t xml:space="preserve">Aziz A, Memon S, Aziz F, Memon F, Khowaja BMH, Zafar SN. A comparative study of the knowledge and practices related to menstrual hygiene among adolescent girls in urban and rural areas of Sindh, Pakistan: a cross-sectional study. </w:t>
+        <w:t>Aziz A, Memon S, Aziz F, Memon F, Khowaja BMH, Zafar SN. A comparative study of the knowledge</w:t>
       </w:r>
-      <w:r>
-        <w:rPr>
-          <w:rFonts w:ascii="Times New Roman" w:hAnsi="Times New Roman"/>
-          <w:i/>
-          <w:color w:val="000000"/>
-        </w:rPr>
-        <w:t>Womens Health (Lond).</w:t>
-      </w:r>
+    </w:p>
+    <w:p>
+      <w:pPr>
+        <w:jc w:val="left"/>
+      </w:pPr>
       <w:r>
         <w:rPr>
           <w:rFonts w:ascii="Times New Roman" w:hAnsi="Times New Roman"/>
           <w:color w:val="000000"/>
         </w:rPr>
-        <w:t xml:space="preserve"> 2024;20:17455057241231420. https://doi.org/10.1177/17455057241231420</w:t>
+        <w:t>and practices related to menstrual hygiene among adolescent girls in urban and rural areas of Sindh, Pakistan: a cross-sectional study. _Womens Health (Lond)._ 2024;20:17455057241231420. https://doi.org/10.1177/17455057241231420</w:t>
       </w:r>
     </w:p>
     <w:p>
@@ -6261,22 +5420,19 @@
           <w:rFonts w:ascii="Times New Roman" w:hAnsi="Times New Roman"/>
           <w:color w:val="000000"/>
         </w:rPr>
-        <w:t xml:space="preserve">Shah SF, Punjani NS, Rizvi SN, Sheikh SS, Jan R. Knowledge, attitudes, and practices regarding menstrual hygiene among girls in Ghizer, Gilgit, Pakistan. </w:t>
+        <w:t>Shah SF, Punjani NS, Rizvi SN, Sheikh SS, Jan R. Knowledge, attitudes, and practices regarding</w:t>
       </w:r>
-      <w:r>
-        <w:rPr>
-          <w:rFonts w:ascii="Times New Roman" w:hAnsi="Times New Roman"/>
-          <w:i/>
-          <w:color w:val="000000"/>
-        </w:rPr>
-        <w:t>Int J Environ Res Public Health.</w:t>
-      </w:r>
+    </w:p>
+    <w:p>
+      <w:pPr>
+        <w:jc w:val="left"/>
+      </w:pPr>
       <w:r>
         <w:rPr>
           <w:rFonts w:ascii="Times New Roman" w:hAnsi="Times New Roman"/>
           <w:color w:val="000000"/>
         </w:rPr>
-        <w:t xml:space="preserve"> 2023;20(14):6424. https://doi.org/10.3390/ijerph20146424</w:t>
+        <w:t>menstrual hygiene among girls in Ghizer, Gilgit, Pakistan. _Int J Environ Res Public Health._ 2023;20(14):6424. https://doi.org/10.3390/ijerph20146424</w:t>
       </w:r>
     </w:p>
     <w:p>
@@ -6289,22 +5445,19 @@
           <w:rFonts w:ascii="Times New Roman" w:hAnsi="Times New Roman"/>
           <w:color w:val="000000"/>
         </w:rPr>
-        <w:t xml:space="preserve">Michael J, Iqbal Q, Haider S, Khalid A, Haque N, Ishaq R, et al. Knowledge and practice of adolescent females about menstruation and menstruation hygiene visiting a public healthcare institute of Quetta, Pakistan. </w:t>
+        <w:t>Michael J, Iqbal Q, Haider S, Khalid A, Haque N, Ishaq R, et al. Knowledge and practice of</w:t>
       </w:r>
-      <w:r>
-        <w:rPr>
-          <w:rFonts w:ascii="Times New Roman" w:hAnsi="Times New Roman"/>
-          <w:i/>
-          <w:color w:val="000000"/>
-        </w:rPr>
-        <w:t>BMC Womens Health.</w:t>
-      </w:r>
+    </w:p>
+    <w:p>
+      <w:pPr>
+        <w:jc w:val="left"/>
+      </w:pPr>
       <w:r>
         <w:rPr>
           <w:rFonts w:ascii="Times New Roman" w:hAnsi="Times New Roman"/>
           <w:color w:val="000000"/>
         </w:rPr>
-        <w:t xml:space="preserve"> 2020;20(1):4. https://doi.org/10.1186/s12905-019-0874-3</w:t>
+        <w:t>adolescent females about menstruation and menstruation hygiene visiting a public healthcare institute of Quetta, Pakistan. _BMC Womens Health._ 2020;20(1):4. https://doi.org/10.1186/s12905-019-0874-3</w:t>
       </w:r>
     </w:p>
     <w:p>
@@ -6317,22 +5470,19 @@
           <w:rFonts w:ascii="Times New Roman" w:hAnsi="Times New Roman"/>
           <w:color w:val="000000"/>
         </w:rPr>
-        <w:t xml:space="preserve">Afzaal SS, Baloch S, Tahir S, Javed H, Saeed A, Pal MHA, et al. Awareness and practices of menstrual hygiene among rural adolescent schoolgirls in Lahore, Pakistan: a cross-sectional study. </w:t>
+        <w:t>Afzaal SS, Baloch S, Tahir S, Javed H, Saeed A, Pal MHA, et al. Awareness and practices of</w:t>
       </w:r>
-      <w:r>
-        <w:rPr>
-          <w:rFonts w:ascii="Times New Roman" w:hAnsi="Times New Roman"/>
-          <w:i/>
-          <w:color w:val="000000"/>
-        </w:rPr>
-        <w:t>Cureus.</w:t>
-      </w:r>
+    </w:p>
+    <w:p>
+      <w:pPr>
+        <w:jc w:val="left"/>
+      </w:pPr>
       <w:r>
         <w:rPr>
           <w:rFonts w:ascii="Times New Roman" w:hAnsi="Times New Roman"/>
           <w:color w:val="000000"/>
         </w:rPr>
-        <w:t xml:space="preserve"> 2024;16(11):e73899. https://doi.org/10.7759/cureus.73899</w:t>
+        <w:t>menstrual hygiene among rural adolescent schoolgirls in Lahore, Pakistan: a cross-sectional study. _Cureus._ 2024;16(11):e73899. https://doi.org/10.7759/cureus.73899</w:t>
       </w:r>
     </w:p>
     <w:p>
@@ -6345,22 +5495,19 @@
           <w:rFonts w:ascii="Times New Roman" w:hAnsi="Times New Roman"/>
           <w:color w:val="000000"/>
         </w:rPr>
-        <w:t xml:space="preserve">Dasgupta A, Sarkar M. Menstrual hygiene: how hygienic is the adolescent girl? </w:t>
+        <w:t>Dasgupta A, Sarkar M. Menstrual hygiene: how hygienic is the adolescent girl? _Indian J</w:t>
       </w:r>
-      <w:r>
-        <w:rPr>
-          <w:rFonts w:ascii="Times New Roman" w:hAnsi="Times New Roman"/>
-          <w:i/>
-          <w:color w:val="000000"/>
-        </w:rPr>
-        <w:t>Indian J Community Med.</w:t>
-      </w:r>
+    </w:p>
+    <w:p>
+      <w:pPr>
+        <w:jc w:val="left"/>
+      </w:pPr>
       <w:r>
         <w:rPr>
           <w:rFonts w:ascii="Times New Roman" w:hAnsi="Times New Roman"/>
           <w:color w:val="000000"/>
         </w:rPr>
-        <w:t xml:space="preserve"> 2008;33(2):77-80. https://doi.org/10.4103/0970-0218.40872</w:t>
+        <w:t>Community Med._ 2008;33(2):77-80. https://doi.org/10.4103/0970-0218.40872</w:t>
       </w:r>
     </w:p>
     <w:p>
@@ -6373,22 +5520,19 @@
           <w:rFonts w:ascii="Times New Roman" w:hAnsi="Times New Roman"/>
           <w:color w:val="000000"/>
         </w:rPr>
-        <w:t xml:space="preserve">Kansal S, Singh S, Kumar A. Menstrual hygiene practices in context of schooling: a community study among rural adolescent girls in Varanasi. </w:t>
+        <w:t>Kumar A, Kansal S, Singh S. Menstrual hygiene practices in context of schooling: a community</w:t>
       </w:r>
-      <w:r>
-        <w:rPr>
-          <w:rFonts w:ascii="Times New Roman" w:hAnsi="Times New Roman"/>
-          <w:i/>
-          <w:color w:val="000000"/>
-        </w:rPr>
-        <w:t>Indian J Community Med.</w:t>
-      </w:r>
+    </w:p>
+    <w:p>
+      <w:pPr>
+        <w:jc w:val="left"/>
+      </w:pPr>
       <w:r>
         <w:rPr>
           <w:rFonts w:ascii="Times New Roman" w:hAnsi="Times New Roman"/>
           <w:color w:val="000000"/>
         </w:rPr>
-        <w:t xml:space="preserve"> 2016;41(1):39-44. https://doi.org/10.4103/0970-0218.170964</w:t>
+        <w:t>study among rural adolescent girls in Varanasi. _Indian J Community Med._ 2016;41(1):39-44. https://doi.org/10.4103/0970-0218.170964</w:t>
       </w:r>
     </w:p>
     <w:p>
@@ -6401,22 +5545,19 @@
           <w:rFonts w:ascii="Times New Roman" w:hAnsi="Times New Roman"/>
           <w:color w:val="000000"/>
         </w:rPr>
-        <w:t xml:space="preserve">Yadav RN, Joshi S, Poudel R, Pandeya P. Knowledge, attitude, and practice on menstrual hygiene management among school adolescents. </w:t>
+        <w:t>Yadav RN, Joshi S, Poudel R, Pandeya P. Knowledge, attitude, and practice on menstrual hygiene</w:t>
       </w:r>
-      <w:r>
-        <w:rPr>
-          <w:rFonts w:ascii="Times New Roman" w:hAnsi="Times New Roman"/>
-          <w:i/>
-          <w:color w:val="000000"/>
-        </w:rPr>
-        <w:t>J Nepal Health Res Counc.</w:t>
-      </w:r>
+    </w:p>
+    <w:p>
+      <w:pPr>
+        <w:jc w:val="left"/>
+      </w:pPr>
       <w:r>
         <w:rPr>
           <w:rFonts w:ascii="Times New Roman" w:hAnsi="Times New Roman"/>
           <w:color w:val="000000"/>
         </w:rPr>
-        <w:t xml:space="preserve"> 2017;15(3):212-216. https://doi.org/10.3126/jnhrc.v15i3.18842</w:t>
+        <w:t>management among school adolescents. _J Nepal Health Res Counc._ 2018;15(3):212-216. https://doi.org/10.3126/jnhrc.v15i3.18842</w:t>
       </w:r>
     </w:p>
     <w:p>
@@ -6429,22 +5570,19 @@
           <w:rFonts w:ascii="Times New Roman" w:hAnsi="Times New Roman"/>
           <w:color w:val="000000"/>
         </w:rPr>
-        <w:t xml:space="preserve">Haque SE, Rahman M, Itsuko K, Mutahara M, Sakisaka K. The effect of a school-based educational intervention on menstrual health: an intervention study among adolescent girls in Bangladesh. </w:t>
+        <w:t>Haque SE, Rahman M, Kawashima I, Mutahara M, Sakisaka K. The effect of a school-based</w:t>
       </w:r>
-      <w:r>
-        <w:rPr>
-          <w:rFonts w:ascii="Times New Roman" w:hAnsi="Times New Roman"/>
-          <w:i/>
-          <w:color w:val="000000"/>
-        </w:rPr>
-        <w:t>BMJ Open.</w:t>
-      </w:r>
+    </w:p>
+    <w:p>
+      <w:pPr>
+        <w:jc w:val="left"/>
+      </w:pPr>
       <w:r>
         <w:rPr>
           <w:rFonts w:ascii="Times New Roman" w:hAnsi="Times New Roman"/>
           <w:color w:val="000000"/>
         </w:rPr>
-        <w:t xml:space="preserve"> 2014;4(7):e004607. https://doi.org/10.1136/bmjopen-2013-004607</w:t>
+        <w:t>educational intervention on menstrual health: an intervention study among adolescent girls in Bangladesh. _BMJ Open._ 2014;4(7):e004607. https://doi.org/10.1136/bmjopen-2013-004607</w:t>
       </w:r>
     </w:p>
     <w:p>
@@ -6457,22 +5595,19 @@
           <w:rFonts w:ascii="Times New Roman" w:hAnsi="Times New Roman"/>
           <w:color w:val="000000"/>
         </w:rPr>
-        <w:t xml:space="preserve">Alam MU, Luby SP, Halder AK, Islam K, Opel A, Shoab AK, et al. Menstrual hygiene management among Bangladeshi adolescent schoolgirls and risk factors affecting school absence: results from a cross-sectional survey. </w:t>
+        <w:t>Alam MU, Luby SP, Halder AK, Islam K, Opel A, Shoab AK, et al. Menstrual hygiene management</w:t>
       </w:r>
-      <w:r>
-        <w:rPr>
-          <w:rFonts w:ascii="Times New Roman" w:hAnsi="Times New Roman"/>
-          <w:i/>
-          <w:color w:val="000000"/>
-        </w:rPr>
-        <w:t>BMJ Open.</w:t>
-      </w:r>
+    </w:p>
+    <w:p>
+      <w:pPr>
+        <w:jc w:val="left"/>
+      </w:pPr>
       <w:r>
         <w:rPr>
           <w:rFonts w:ascii="Times New Roman" w:hAnsi="Times New Roman"/>
           <w:color w:val="000000"/>
         </w:rPr>
-        <w:t xml:space="preserve"> 2017;7(7):e015508. https://doi.org/10.1136/bmjopen-2016-015508</w:t>
+        <w:t>among Bangladeshi adolescent schoolgirls and risk factors affecting school absence: results from a cross-sectional survey. _BMJ Open._ 2017;7(7):e015508. https://doi.org/10.1136/bmjopen-2016-015508</w:t>
       </w:r>
     </w:p>
     <w:p>
@@ -6485,30 +5620,7 @@
           <w:rFonts w:ascii="Times New Roman" w:hAnsi="Times New Roman"/>
           <w:color w:val="000000"/>
         </w:rPr>
-        <w:t xml:space="preserve">Upashe SP, Tekelab T, Mekonnen J. Assessment of knowledge and practice of menstrual hygiene among high school girls in Western Ethiopia. </w:t>
-      </w:r>
-      <w:r>
-        <w:rPr>
-          <w:rFonts w:ascii="Times New Roman" w:hAnsi="Times New Roman"/>
-          <w:i/>
-          <w:color w:val="000000"/>
-        </w:rPr>
-        <w:t>BMC Womens Health.</w:t>
-      </w:r>
-      <w:r>
-        <w:rPr>
-          <w:rFonts w:ascii="Times New Roman" w:hAnsi="Times New Roman"/>
-          <w:color w:val="000000"/>
-        </w:rPr>
-        <w:t xml:space="preserve"> 2015;15:84. https://doi.org/10.1186/s12905-015-0245-7</w:t>
-      </w:r>
-    </w:p>
-    <w:p>
-      <w:pPr>
-        <w:pStyle w:val="Heading2"/>
-      </w:pPr>
-      <w:r>
-        <w:t>10. Appendix: Statistical notes</w:t>
+        <w:t>Upashe SP, Tekelab T, Mekonnen J. Assessment of knowledge and practice of menstrual hygiene</w:t>
       </w:r>
     </w:p>
     <w:p>
@@ -6520,7 +5632,7 @@
           <w:rFonts w:ascii="Times New Roman" w:hAnsi="Times New Roman"/>
           <w:color w:val="000000"/>
         </w:rPr>
-        <w:t>The primary inferential analyses were non-parametric because the score outcomes were bounded and discrete, the education groups were highly imbalanced, and normality assumptions were not adequately satisfied across groups. Epsilon-squared values were 0.0676 for knowledge score and 0.0853 for practice score. Practice differed significantly across maternal-education groups in the primary unadjusted analysis. Conservative exploratory multiplicity correction and complete-response analysis attenuated this evidence, supporting cautious interpretation rather than removal of the observed association. Post-hoc pairwise comparisons were not emphasized because the sparsity of the upper education strata, particularly the single participant in the highest category, would have made such comparisons unstable and potentially misleading.</w:t>
+        <w:t>among high school girls in Western Ethiopia. _BMC Womens Health._ 2015;15:84. https://doi.org/10.1186/s12905-015-0245-7</w:t>
       </w:r>
     </w:p>
     <w:sectPr>
